--- a/Sekcja_3.1_podwykonawstwo_i_stawki_PRz.docx
+++ b/Sekcja_3.1_podwykonawstwo_i_stawki_PRz.docx
@@ -15,7 +15,7 @@
         <w:rPr>
           <w:b w:val="0"/>
         </w:rPr>
-        <w:t>Wniosek FENG.01.01-IP.01-A1RR/26, CargoDT. Pakiet WP07 i część WP06 (uwagi K3-41 do K3-47, K5-19, ryzyko R8). Teksty są gotowe do wklejenia. Żółte pola w części PRz może uzupełnić tylko PRz (stopnie naukowe). Zadania po Twojej stronie są w części 9.</w:t>
+        <w:t>Wniosek FENG.01.01-IP.01-A1RR/26, CargoDT. Pakiet WP07 i część WP06 (uwagi K3-41 do K3-47, K5-19, ryzyko R8). Teksty podwykonawstwa i R8 są gotowe do wklejenia. Dane PRz pochodzą z oryginalnego pliku „CargoDT - budżet wynagrodzenia PRz” i nie zostały zmienione. Zadania po Twojej stronie są w części 9.</w:t>
       </w:r>
     </w:p>
     <w:p>
@@ -255,7 +255,7 @@
                 <w:b w:val="0"/>
                 <w:sz w:val="18"/>
               </w:rPr>
-              <w:t>Wszystkie 40 pozycji PRz mają jednolity format: stanowisko, stopień lub wykształcenie, forma zatrudnienia, podstawa stawki (Regulamin, Zarządzenie nr 123/2021), stawka godzinowa i miesięczna, liczba godzin i miesięcy, przejście do kwoty. Pozycja Z4 miała w nazwie przypadkowy prefiks „Z4 (prace rozwojowe) ·”, usunięty.</w:t>
+              <w:t>Wszystkie 40 pozycji PRz mają jednolity format: stanowisko, stopień lub tytuł osoby, forma zatrudnienia, podstawa stawki (Regulamin, Zarządzenie nr 123/2021), dla umów o pracę dodatek miesięczny i godziny, dla zleceń stawka godzinowa razy liczba godzin, przejście do kwoty. Kwoty i godziny są dokładnie takie, jak w oryginalnym pliku PRz. Pozycja Z4 miała w nazwie przypadkowy prefiks „Z4 (prace rozwojowe) ·”, usunięty.</w:t>
             </w:r>
           </w:p>
         </w:tc>
@@ -287,7 +287,7 @@
                 <w:b w:val="0"/>
                 <w:sz w:val="18"/>
               </w:rPr>
-              <w:t>Stawki w Z8 wyrównane do Z1, Z3, Z4 i Z5. Okazało się, że różnica 8% dotyczy wszystkich ośmiu stanowisk, nie tylko głównego specjalisty (69,00 i 74,52 zł/h; 85,00 i 91,80; 54,00 i 58,32). Przyjęłam tę samą zasadę dla wszystkich ośmiu, z obniżeniem godzin tak, by kwota nie wzrosła.</w:t>
+              <w:t>Kwoty i godziny PRz bez zmian. Ekspert pyta o różnicę stawek głównego specjalisty (Z1, Z3, Z5 ok. 74,52 zł/h, Z8 69,00 zł/h). Stawki godzinowe wynikają z kwot i godzin w pliku PRz, a plik nie podaje powodu różnicy, więc w części 6.2 jest zdanie wyjaśniające do uzupełnienia przez PRz.</w:t>
             </w:r>
           </w:p>
         </w:tc>
@@ -1657,13 +1657,30 @@
         <w:rPr>
           <w:b/>
         </w:rPr>
+        <w:t>Dane:</w:t>
+      </w:r>
+      <w:r>
+        <w:rPr>
+          <w:b w:val="0"/>
+        </w:rPr>
+        <w:t xml:space="preserve"> kwoty i godziny wszystkich 40 pozycji zgadzają się z oryginalnym plikiem PRz (suma 679 472,72 zł) i z obecnym wnioskiem. Niczego w nich nie zmieniłam.</w:t>
+      </w:r>
+    </w:p>
+    <w:p>
+      <w:pPr>
+        <w:pStyle w:val="ListBullet"/>
+      </w:pPr>
+      <w:r>
+        <w:rPr>
+          <w:b/>
+        </w:rPr>
         <w:t>Format:</w:t>
       </w:r>
       <w:r>
         <w:rPr>
           <w:b w:val="0"/>
         </w:rPr>
-        <w:t xml:space="preserve"> każda pozycja ma już prawidłowy typ kalkulacji (dodatek do umowy o pracę oparty na stawce godzinowej brutto-brutto albo umowa zlecenia jako stawka godzinowa razy liczba godzin). Dopisałam to, o co prosi ekspert: stopień lub wykształcenie, stawkę godzinową i miesięczną, liczbę godzin na miesiąc i przejście do kwoty.</w:t>
+        <w:t xml:space="preserve"> każda pozycja ma prawidłowy typ kalkulacji (dodatek do umowy o pracę albo umowa zlecenia). Dopisałam to, o co prosi ekspert: stopień lub tytuł osoby, dodatek miesięczny (UoP) lub stawkę godzinową (zlecenie), godziny na miesiąc i przejście do kwoty.</w:t>
       </w:r>
     </w:p>
     <w:p>
@@ -1674,30 +1691,13 @@
         <w:rPr>
           <w:b/>
         </w:rPr>
-        <w:t>Stawki:</w:t>
+        <w:t>Stopnie i tytuły:</w:t>
       </w:r>
       <w:r>
         <w:rPr>
           <w:b w:val="0"/>
         </w:rPr>
-        <w:t xml:space="preserve"> w Z1, Z3, Z4 i Z5 wszystkie stanowiska mają stawki o 8% wyższe niż w Z8. To ta sama różnica dla każdego stanowiska, więc nie jest to pomyłka jednej pozycji.</w:t>
-      </w:r>
-    </w:p>
-    <w:p>
-      <w:pPr>
-        <w:pStyle w:val="ListBullet"/>
-      </w:pPr>
-      <w:r>
-        <w:rPr>
-          <w:b/>
-        </w:rPr>
-        <w:t>Skutek:</w:t>
-      </w:r>
-      <w:r>
-        <w:rPr>
-          <w:b w:val="0"/>
-        </w:rPr>
-        <w:t xml:space="preserve"> po wyrównaniu stawek w Z8 do pozostałych zadań i obniżeniu godzin kwota PRz spada, nigdy nie rośnie.</w:t>
+        <w:t xml:space="preserve"> wzięte z pkt 6.1 wniosku i z pliku PRz, który przypisuje osoby do stanowisk. W wersji do wniosku nie ma w pozycjach nazwisk.</w:t>
       </w:r>
     </w:p>
     <w:p>
@@ -1714,7 +1714,7 @@
         <w:rPr>
           <w:b w:val="0"/>
         </w:rPr>
-        <w:t xml:space="preserve"> w pozycji Z4 (główny specjalista CV) nazwa miała prefiks „Z4 (prace rozwojowe) ·”, który usunięto.</w:t>
+        <w:t xml:space="preserve"> w pozycji Z4 (główny specjalista CV) usunięto prefiks „Z4 (prace rozwojowe) ·”.</w:t>
       </w:r>
     </w:p>
     <w:p>
@@ -1722,7 +1722,18 @@
         <w:pStyle w:val="Heading2"/>
       </w:pPr>
       <w:r>
-        <w:t>6.2 Z8: stawki i godziny po wyrównaniu</w:t>
+        <w:t>6.2 Różnica stawek w Z8 (K3-42)</w:t>
+      </w:r>
+    </w:p>
+    <w:p>
+      <w:pPr>
+        <w:spacing w:after="60"/>
+      </w:pPr>
+      <w:r>
+        <w:rPr>
+          <w:b w:val="0"/>
+        </w:rPr>
+        <w:t>Plik PRz podaje kwoty i godziny, nie podaje stawek godzinowych. Stawki powstają z dzielenia kwoty przez godziny i dlatego wychodzą różne: w Z1, Z3, Z4 i Z5 o 8% wyższe niż w Z8. Ekspert zauważył to na pozycji głównego specjalisty, ale dotyczy to wszystkich ośmiu stanowisk. Powód znają tylko PRz.</w:t>
       </w:r>
     </w:p>
     <w:tbl>
@@ -1732,16 +1743,15 @@
         <w:tblLook w:firstColumn="1" w:firstRow="1" w:lastColumn="0" w:lastRow="0" w:noHBand="0" w:noVBand="1" w:val="04A0"/>
       </w:tblPr>
       <w:tblGrid>
-        <w:gridCol w:w="1928"/>
-        <w:gridCol w:w="1928"/>
-        <w:gridCol w:w="1928"/>
-        <w:gridCol w:w="1928"/>
-        <w:gridCol w:w="1928"/>
+        <w:gridCol w:w="2409"/>
+        <w:gridCol w:w="2409"/>
+        <w:gridCol w:w="2409"/>
+        <w:gridCol w:w="2409"/>
       </w:tblGrid>
       <w:tr>
         <w:tc>
           <w:tcPr>
-            <w:tcW w:type="dxa" w:w="3175"/>
+            <w:tcW w:type="dxa" w:w="4649"/>
           </w:tcPr>
           <w:p>
             <w:r/>
@@ -1756,7 +1766,7 @@
         </w:tc>
         <w:tc>
           <w:tcPr>
-            <w:tcW w:type="dxa" w:w="1020"/>
+            <w:tcW w:type="dxa" w:w="1134"/>
           </w:tcPr>
           <w:p>
             <w:r/>
@@ -1771,7 +1781,7 @@
         </w:tc>
         <w:tc>
           <w:tcPr>
-            <w:tcW w:type="dxa" w:w="2324"/>
+            <w:tcW w:type="dxa" w:w="1984"/>
           </w:tcPr>
           <w:p>
             <w:r/>
@@ -1780,13 +1790,13 @@
                 <w:b/>
                 <w:sz w:val="18"/>
               </w:rPr>
-              <w:t>Przed zmianą</w:t>
+              <w:t>Z1, Z3, Z4, Z5</w:t>
             </w:r>
           </w:p>
         </w:tc>
         <w:tc>
           <w:tcPr>
-            <w:tcW w:type="dxa" w:w="2324"/>
+            <w:tcW w:type="dxa" w:w="1984"/>
           </w:tcPr>
           <w:p>
             <w:r/>
@@ -1795,22 +1805,7 @@
                 <w:b/>
                 <w:sz w:val="18"/>
               </w:rPr>
-              <w:t>Po zmianie</w:t>
-            </w:r>
-          </w:p>
-        </w:tc>
-        <w:tc>
-          <w:tcPr>
-            <w:tcW w:type="dxa" w:w="907"/>
-          </w:tcPr>
-          <w:p>
-            <w:r/>
-            <w:r>
-              <w:rPr>
-                <w:b/>
-                <w:sz w:val="18"/>
-              </w:rPr>
-              <w:t>Różnica zł</w:t>
+              <w:t>Z8</w:t>
             </w:r>
           </w:p>
         </w:tc>
@@ -1818,7 +1813,7 @@
       <w:tr>
         <w:tc>
           <w:tcPr>
-            <w:tcW w:type="dxa" w:w="3175"/>
+            <w:tcW w:type="dxa" w:w="4649"/>
           </w:tcPr>
           <w:p>
             <w:r/>
@@ -1827,13 +1822,13 @@
                 <w:b w:val="0"/>
                 <w:sz w:val="18"/>
               </w:rPr>
-              <w:t>główny specjalista ds. systemów wizyjnych, percepcji 3D i inte</w:t>
+              <w:t>główny specjalista ds. systemów wizyjnych, percepcji 3D i in</w:t>
             </w:r>
           </w:p>
         </w:tc>
         <w:tc>
           <w:tcPr>
-            <w:tcW w:type="dxa" w:w="1020"/>
+            <w:tcW w:type="dxa" w:w="1134"/>
           </w:tcPr>
           <w:p>
             <w:r/>
@@ -1848,7 +1843,7 @@
         </w:tc>
         <w:tc>
           <w:tcPr>
-            <w:tcW w:type="dxa" w:w="2324"/>
+            <w:tcW w:type="dxa" w:w="1984"/>
           </w:tcPr>
           <w:p>
             <w:r/>
@@ -1857,13 +1852,13 @@
                 <w:b w:val="0"/>
                 <w:sz w:val="18"/>
               </w:rPr>
-              <w:t>69,00 zł x 325 h = 22 425,00 zł</w:t>
+              <w:t>74,52 zł/h</w:t>
             </w:r>
           </w:p>
         </w:tc>
         <w:tc>
           <w:tcPr>
-            <w:tcW w:type="dxa" w:w="2324"/>
+            <w:tcW w:type="dxa" w:w="1984"/>
           </w:tcPr>
           <w:p>
             <w:r/>
@@ -1872,13 +1867,15 @@
                 <w:b w:val="0"/>
                 <w:sz w:val="18"/>
               </w:rPr>
-              <w:t>74,52 zł x 300 h = 22 356,00 zł</w:t>
+              <w:t>69,00 zł/h</w:t>
             </w:r>
           </w:p>
         </w:tc>
+      </w:tr>
+      <w:tr>
         <w:tc>
           <w:tcPr>
-            <w:tcW w:type="dxa" w:w="907"/>
+            <w:tcW w:type="dxa" w:w="4649"/>
           </w:tcPr>
           <w:p>
             <w:r/>
@@ -1887,30 +1884,13 @@
                 <w:b w:val="0"/>
                 <w:sz w:val="18"/>
               </w:rPr>
-              <w:t>-69,00</w:t>
-            </w:r>
-          </w:p>
-        </w:tc>
-      </w:tr>
-      <w:tr>
-        <w:tc>
-          <w:tcPr>
-            <w:tcW w:type="dxa" w:w="3175"/>
-          </w:tcPr>
-          <w:p>
-            <w:r/>
-            <w:r>
-              <w:rPr>
-                <w:b w:val="0"/>
-                <w:sz w:val="18"/>
-              </w:rPr>
-              <w:t>główny specjalista ds. computer vision, rekonstrukcji 3D, kali</w:t>
+              <w:t>główny specjalista ds. computer vision, rekonstrukcji 3D, ka</w:t>
             </w:r>
           </w:p>
         </w:tc>
         <w:tc>
           <w:tcPr>
-            <w:tcW w:type="dxa" w:w="1020"/>
+            <w:tcW w:type="dxa" w:w="1134"/>
           </w:tcPr>
           <w:p>
             <w:r/>
@@ -1925,7 +1905,7 @@
         </w:tc>
         <w:tc>
           <w:tcPr>
-            <w:tcW w:type="dxa" w:w="2324"/>
+            <w:tcW w:type="dxa" w:w="1984"/>
           </w:tcPr>
           <w:p>
             <w:r/>
@@ -1934,13 +1914,13 @@
                 <w:b w:val="0"/>
                 <w:sz w:val="18"/>
               </w:rPr>
-              <w:t>69,00 zł x 325 h = 22 425,00 zł</w:t>
+              <w:t>74,52 zł/h</w:t>
             </w:r>
           </w:p>
         </w:tc>
         <w:tc>
           <w:tcPr>
-            <w:tcW w:type="dxa" w:w="2324"/>
+            <w:tcW w:type="dxa" w:w="1984"/>
           </w:tcPr>
           <w:p>
             <w:r/>
@@ -1949,13 +1929,15 @@
                 <w:b w:val="0"/>
                 <w:sz w:val="18"/>
               </w:rPr>
-              <w:t>74,52 zł x 300 h = 22 356,00 zł</w:t>
+              <w:t>69,00 zł/h</w:t>
             </w:r>
           </w:p>
         </w:tc>
+      </w:tr>
+      <w:tr>
         <w:tc>
           <w:tcPr>
-            <w:tcW w:type="dxa" w:w="907"/>
+            <w:tcW w:type="dxa" w:w="4649"/>
           </w:tcPr>
           <w:p>
             <w:r/>
@@ -1964,30 +1946,13 @@
                 <w:b w:val="0"/>
                 <w:sz w:val="18"/>
               </w:rPr>
-              <w:t>-69,00</w:t>
-            </w:r>
-          </w:p>
-        </w:tc>
-      </w:tr>
-      <w:tr>
-        <w:tc>
-          <w:tcPr>
-            <w:tcW w:type="dxa" w:w="3175"/>
-          </w:tcPr>
-          <w:p>
-            <w:r/>
-            <w:r>
-              <w:rPr>
-                <w:b w:val="0"/>
-                <w:sz w:val="18"/>
-              </w:rPr>
-              <w:t>specjalista ds. uczenia maszynowego, selekcji cech i predykcji</w:t>
+              <w:t>specjalista ds. uczenia maszynowego, selekcji cech i predykc</w:t>
             </w:r>
           </w:p>
         </w:tc>
         <w:tc>
           <w:tcPr>
-            <w:tcW w:type="dxa" w:w="1020"/>
+            <w:tcW w:type="dxa" w:w="1134"/>
           </w:tcPr>
           <w:p>
             <w:r/>
@@ -2002,7 +1967,7 @@
         </w:tc>
         <w:tc>
           <w:tcPr>
-            <w:tcW w:type="dxa" w:w="2324"/>
+            <w:tcW w:type="dxa" w:w="1984"/>
           </w:tcPr>
           <w:p>
             <w:r/>
@@ -2011,13 +1976,13 @@
                 <w:b w:val="0"/>
                 <w:sz w:val="18"/>
               </w:rPr>
-              <w:t>85,00 zł x 120 h = 10 200,00 zł</w:t>
+              <w:t>91,80 zł/h</w:t>
             </w:r>
           </w:p>
         </w:tc>
         <w:tc>
           <w:tcPr>
-            <w:tcW w:type="dxa" w:w="2324"/>
+            <w:tcW w:type="dxa" w:w="1984"/>
           </w:tcPr>
           <w:p>
             <w:r/>
@@ -2026,13 +1991,15 @@
                 <w:b w:val="0"/>
                 <w:sz w:val="18"/>
               </w:rPr>
-              <w:t>91,80 zł x 111 h = 10 189,80 zł</w:t>
+              <w:t>85,00 zł/h</w:t>
             </w:r>
           </w:p>
         </w:tc>
+      </w:tr>
+      <w:tr>
         <w:tc>
           <w:tcPr>
-            <w:tcW w:type="dxa" w:w="907"/>
+            <w:tcW w:type="dxa" w:w="4649"/>
           </w:tcPr>
           <w:p>
             <w:r/>
@@ -2041,30 +2008,13 @@
                 <w:b w:val="0"/>
                 <w:sz w:val="18"/>
               </w:rPr>
-              <w:t>-10,20</w:t>
-            </w:r>
-          </w:p>
-        </w:tc>
-      </w:tr>
-      <w:tr>
-        <w:tc>
-          <w:tcPr>
-            <w:tcW w:type="dxa" w:w="3175"/>
-          </w:tcPr>
-          <w:p>
-            <w:r/>
-            <w:r>
-              <w:rPr>
-                <w:b w:val="0"/>
-                <w:sz w:val="18"/>
-              </w:rPr>
-              <w:t>specjalista ds. modelowania matematycznego, statystyki i walid</w:t>
+              <w:t>specjalista ds. modelowania matematycznego, statystyki i wal</w:t>
             </w:r>
           </w:p>
         </w:tc>
         <w:tc>
           <w:tcPr>
-            <w:tcW w:type="dxa" w:w="1020"/>
+            <w:tcW w:type="dxa" w:w="1134"/>
           </w:tcPr>
           <w:p>
             <w:r/>
@@ -2079,7 +2029,7 @@
         </w:tc>
         <w:tc>
           <w:tcPr>
-            <w:tcW w:type="dxa" w:w="2324"/>
+            <w:tcW w:type="dxa" w:w="1984"/>
           </w:tcPr>
           <w:p>
             <w:r/>
@@ -2088,13 +2038,13 @@
                 <w:b w:val="0"/>
                 <w:sz w:val="18"/>
               </w:rPr>
-              <w:t>85,00 zł x 110 h = 9 350,00 zł</w:t>
+              <w:t>91,80 zł/h</w:t>
             </w:r>
           </w:p>
         </w:tc>
         <w:tc>
           <w:tcPr>
-            <w:tcW w:type="dxa" w:w="2324"/>
+            <w:tcW w:type="dxa" w:w="1984"/>
           </w:tcPr>
           <w:p>
             <w:r/>
@@ -2103,13 +2053,15 @@
                 <w:b w:val="0"/>
                 <w:sz w:val="18"/>
               </w:rPr>
-              <w:t>91,80 zł x 101 h = 9 271,80 zł</w:t>
+              <w:t>85,00 zł/h</w:t>
             </w:r>
           </w:p>
         </w:tc>
+      </w:tr>
+      <w:tr>
         <w:tc>
           <w:tcPr>
-            <w:tcW w:type="dxa" w:w="907"/>
+            <w:tcW w:type="dxa" w:w="4649"/>
           </w:tcPr>
           <w:p>
             <w:r/>
@@ -2118,30 +2070,13 @@
                 <w:b w:val="0"/>
                 <w:sz w:val="18"/>
               </w:rPr>
-              <w:t>-78,20</w:t>
-            </w:r>
-          </w:p>
-        </w:tc>
-      </w:tr>
-      <w:tr>
-        <w:tc>
-          <w:tcPr>
-            <w:tcW w:type="dxa" w:w="3175"/>
-          </w:tcPr>
-          <w:p>
-            <w:r/>
-            <w:r>
-              <w:rPr>
-                <w:b w:val="0"/>
-                <w:sz w:val="18"/>
-              </w:rPr>
-              <w:t>specjalista ds. danych AI/CV, anotacji i analizy wyników model</w:t>
+              <w:t>specjalista ds. danych AI/CV, anotacji i analizy wyników mod</w:t>
             </w:r>
           </w:p>
         </w:tc>
         <w:tc>
           <w:tcPr>
-            <w:tcW w:type="dxa" w:w="1020"/>
+            <w:tcW w:type="dxa" w:w="1134"/>
           </w:tcPr>
           <w:p>
             <w:r/>
@@ -2156,7 +2091,7 @@
         </w:tc>
         <w:tc>
           <w:tcPr>
-            <w:tcW w:type="dxa" w:w="2324"/>
+            <w:tcW w:type="dxa" w:w="1984"/>
           </w:tcPr>
           <w:p>
             <w:r/>
@@ -2165,13 +2100,13 @@
                 <w:b w:val="0"/>
                 <w:sz w:val="18"/>
               </w:rPr>
-              <w:t>54,00 zł x 242 h = 13 068,00 zł</w:t>
+              <w:t>58,32 zł/h</w:t>
             </w:r>
           </w:p>
         </w:tc>
         <w:tc>
           <w:tcPr>
-            <w:tcW w:type="dxa" w:w="2324"/>
+            <w:tcW w:type="dxa" w:w="1984"/>
           </w:tcPr>
           <w:p>
             <w:r/>
@@ -2180,13 +2115,15 @@
                 <w:b w:val="0"/>
                 <w:sz w:val="18"/>
               </w:rPr>
-              <w:t>58,32 zł x 224 h = 13 063,68 zł</w:t>
+              <w:t>54,00 zł/h</w:t>
             </w:r>
           </w:p>
         </w:tc>
+      </w:tr>
+      <w:tr>
         <w:tc>
           <w:tcPr>
-            <w:tcW w:type="dxa" w:w="907"/>
+            <w:tcW w:type="dxa" w:w="4649"/>
           </w:tcPr>
           <w:p>
             <w:r/>
@@ -2195,30 +2132,13 @@
                 <w:b w:val="0"/>
                 <w:sz w:val="18"/>
               </w:rPr>
-              <w:t>-4,32</w:t>
-            </w:r>
-          </w:p>
-        </w:tc>
-      </w:tr>
-      <w:tr>
-        <w:tc>
-          <w:tcPr>
-            <w:tcW w:type="dxa" w:w="3175"/>
-          </w:tcPr>
-          <w:p>
-            <w:r/>
-            <w:r>
-              <w:rPr>
-                <w:b w:val="0"/>
-                <w:sz w:val="18"/>
-              </w:rPr>
-              <w:t>specjalista ds. przetwarzania danych wielomodalnych i organiza</w:t>
+              <w:t>specjalista ds. przetwarzania danych wielomodalnych i organi</w:t>
             </w:r>
           </w:p>
         </w:tc>
         <w:tc>
           <w:tcPr>
-            <w:tcW w:type="dxa" w:w="1020"/>
+            <w:tcW w:type="dxa" w:w="1134"/>
           </w:tcPr>
           <w:p>
             <w:r/>
@@ -2233,7 +2153,7 @@
         </w:tc>
         <w:tc>
           <w:tcPr>
-            <w:tcW w:type="dxa" w:w="2324"/>
+            <w:tcW w:type="dxa" w:w="1984"/>
           </w:tcPr>
           <w:p>
             <w:r/>
@@ -2242,13 +2162,13 @@
                 <w:b w:val="0"/>
                 <w:sz w:val="18"/>
               </w:rPr>
-              <w:t>69,00 zł x 200 h = 13 800,00 zł</w:t>
+              <w:t>74,52 zł/h</w:t>
             </w:r>
           </w:p>
         </w:tc>
         <w:tc>
           <w:tcPr>
-            <w:tcW w:type="dxa" w:w="2324"/>
+            <w:tcW w:type="dxa" w:w="1984"/>
           </w:tcPr>
           <w:p>
             <w:r/>
@@ -2257,13 +2177,15 @@
                 <w:b w:val="0"/>
                 <w:sz w:val="18"/>
               </w:rPr>
-              <w:t>74,52 zł x 185 h = 13 786,20 zł</w:t>
+              <w:t>69,00 zł/h</w:t>
             </w:r>
           </w:p>
         </w:tc>
+      </w:tr>
+      <w:tr>
         <w:tc>
           <w:tcPr>
-            <w:tcW w:type="dxa" w:w="907"/>
+            <w:tcW w:type="dxa" w:w="4649"/>
           </w:tcPr>
           <w:p>
             <w:r/>
@@ -2272,30 +2194,13 @@
                 <w:b w:val="0"/>
                 <w:sz w:val="18"/>
               </w:rPr>
-              <w:t>-13,80</w:t>
-            </w:r>
-          </w:p>
-        </w:tc>
-      </w:tr>
-      <w:tr>
-        <w:tc>
-          <w:tcPr>
-            <w:tcW w:type="dxa" w:w="3175"/>
-          </w:tcPr>
-          <w:p>
-            <w:r/>
-            <w:r>
-              <w:rPr>
-                <w:b w:val="0"/>
-                <w:sz w:val="18"/>
-              </w:rPr>
-              <w:t>specjalista ds. implementacji AI/CV, automatyzacji eksperyment</w:t>
+              <w:t>specjalista ds. implementacji AI/CV, automatyzacji eksperyme</w:t>
             </w:r>
           </w:p>
         </w:tc>
         <w:tc>
           <w:tcPr>
-            <w:tcW w:type="dxa" w:w="1020"/>
+            <w:tcW w:type="dxa" w:w="1134"/>
           </w:tcPr>
           <w:p>
             <w:r/>
@@ -2310,7 +2215,7 @@
         </w:tc>
         <w:tc>
           <w:tcPr>
-            <w:tcW w:type="dxa" w:w="2324"/>
+            <w:tcW w:type="dxa" w:w="1984"/>
           </w:tcPr>
           <w:p>
             <w:r/>
@@ -2319,13 +2224,13 @@
                 <w:b w:val="0"/>
                 <w:sz w:val="18"/>
               </w:rPr>
-              <w:t>54,00 zł x 204 h = 11 016,00 zł</w:t>
+              <w:t>58,32 zł/h</w:t>
             </w:r>
           </w:p>
         </w:tc>
         <w:tc>
           <w:tcPr>
-            <w:tcW w:type="dxa" w:w="2324"/>
+            <w:tcW w:type="dxa" w:w="1984"/>
           </w:tcPr>
           <w:p>
             <w:r/>
@@ -2334,13 +2239,15 @@
                 <w:b w:val="0"/>
                 <w:sz w:val="18"/>
               </w:rPr>
-              <w:t>58,32 zł x 188 h = 10 964,16 zł</w:t>
+              <w:t>54,00 zł/h</w:t>
             </w:r>
           </w:p>
         </w:tc>
+      </w:tr>
+      <w:tr>
         <w:tc>
           <w:tcPr>
-            <w:tcW w:type="dxa" w:w="907"/>
+            <w:tcW w:type="dxa" w:w="4649"/>
           </w:tcPr>
           <w:p>
             <w:r/>
@@ -2349,30 +2256,13 @@
                 <w:b w:val="0"/>
                 <w:sz w:val="18"/>
               </w:rPr>
-              <w:t>-51,84</w:t>
-            </w:r>
-          </w:p>
-        </w:tc>
-      </w:tr>
-      <w:tr>
-        <w:tc>
-          <w:tcPr>
-            <w:tcW w:type="dxa" w:w="3175"/>
-          </w:tcPr>
-          <w:p>
-            <w:r/>
-            <w:r>
-              <w:rPr>
-                <w:b w:val="0"/>
-                <w:sz w:val="18"/>
-              </w:rPr>
-              <w:t>młodszy specjalista ds. uczenia maszynowego, przygotowania dan</w:t>
+              <w:t>młodszy specjalista ds. uczenia maszynowego, przygotowania d</w:t>
             </w:r>
           </w:p>
         </w:tc>
         <w:tc>
           <w:tcPr>
-            <w:tcW w:type="dxa" w:w="1020"/>
+            <w:tcW w:type="dxa" w:w="1134"/>
           </w:tcPr>
           <w:p>
             <w:r/>
@@ -2387,7 +2277,7 @@
         </w:tc>
         <w:tc>
           <w:tcPr>
-            <w:tcW w:type="dxa" w:w="2324"/>
+            <w:tcW w:type="dxa" w:w="1984"/>
           </w:tcPr>
           <w:p>
             <w:r/>
@@ -2396,13 +2286,13 @@
                 <w:b w:val="0"/>
                 <w:sz w:val="18"/>
               </w:rPr>
-              <w:t>54,00 zł x 200 h = 10 800,00 zł</w:t>
+              <w:t>58,32 zł/h</w:t>
             </w:r>
           </w:p>
         </w:tc>
         <w:tc>
           <w:tcPr>
-            <w:tcW w:type="dxa" w:w="2324"/>
+            <w:tcW w:type="dxa" w:w="1984"/>
           </w:tcPr>
           <w:p>
             <w:r/>
@@ -2411,92 +2301,7 @@
                 <w:b w:val="0"/>
                 <w:sz w:val="18"/>
               </w:rPr>
-              <w:t>58,32 zł x 185 h = 10 789,20 zł</w:t>
-            </w:r>
-          </w:p>
-        </w:tc>
-        <w:tc>
-          <w:tcPr>
-            <w:tcW w:type="dxa" w:w="907"/>
-          </w:tcPr>
-          <w:p>
-            <w:r/>
-            <w:r>
-              <w:rPr>
-                <w:b w:val="0"/>
-                <w:sz w:val="18"/>
-              </w:rPr>
-              <w:t>-10,80</w:t>
-            </w:r>
-          </w:p>
-        </w:tc>
-      </w:tr>
-      <w:tr>
-        <w:tc>
-          <w:tcPr>
-            <w:tcW w:type="dxa" w:w="3175"/>
-          </w:tcPr>
-          <w:p>
-            <w:r/>
-            <w:r>
-              <w:rPr>
-                <w:b w:val="0"/>
-                <w:sz w:val="18"/>
-              </w:rPr>
-              <w:t>Razem Z8</w:t>
-            </w:r>
-          </w:p>
-        </w:tc>
-        <w:tc>
-          <w:tcPr>
-            <w:tcW w:type="dxa" w:w="1020"/>
-          </w:tcPr>
-          <w:p>
-            <w:r/>
-          </w:p>
-        </w:tc>
-        <w:tc>
-          <w:tcPr>
-            <w:tcW w:type="dxa" w:w="2324"/>
-          </w:tcPr>
-          <w:p>
-            <w:r/>
-            <w:r>
-              <w:rPr>
-                <w:b w:val="0"/>
-                <w:sz w:val="18"/>
-              </w:rPr>
-              <w:t>113 084,00 zł</w:t>
-            </w:r>
-          </w:p>
-        </w:tc>
-        <w:tc>
-          <w:tcPr>
-            <w:tcW w:type="dxa" w:w="2324"/>
-          </w:tcPr>
-          <w:p>
-            <w:r/>
-            <w:r>
-              <w:rPr>
-                <w:b w:val="0"/>
-                <w:sz w:val="18"/>
-              </w:rPr>
-              <w:t>112 776,84 zł</w:t>
-            </w:r>
-          </w:p>
-        </w:tc>
-        <w:tc>
-          <w:tcPr>
-            <w:tcW w:type="dxa" w:w="907"/>
-          </w:tcPr>
-          <w:p>
-            <w:r/>
-            <w:r>
-              <w:rPr>
-                <w:b w:val="0"/>
-                <w:sz w:val="18"/>
-              </w:rPr>
-              <w:t>-307,16</w:t>
+              <w:t>54,00 zł/h</w:t>
             </w:r>
           </w:p>
         </w:tc>
@@ -2511,18 +2316,31 @@
         <w:rPr>
           <w:b w:val="0"/>
         </w:rPr>
-        <w:t>Razem PRz (40 pozycji): przed zmianą 679 472,72 zł, po zmianie 679 165,56 zł, czyli o 307,16 zł mniej. Dofinansowanie PRz (100% kosztów kwalifikowalnych) spada o tę samą kwotę, a koszty pośrednie 25% przeliczą się w LSI automatycznie. Limit dofinansowania PRz (1 033 965,90 zł) nie zostaje przekroczony.</w:t>
+        <w:t xml:space="preserve">Gdy PRz poda powód, dopisz na końcu metody szacowania każdej pozycji Z8 jedno zdanie: „Stawka godzinowa w zadaniu Z8 jest niższa niż w zadaniach Z1, Z3, Z4 i Z5, ponieważ </w:t>
       </w:r>
-    </w:p>
-    <w:p>
-      <w:pPr>
-        <w:spacing w:after="60"/>
-      </w:pPr>
+      <w:r>
+        <w:rPr>
+          <w:b w:val="0"/>
+          <w:highlight w:val="yellow"/>
+        </w:rPr>
+        <w:t>powód podany przez PRz</w:t>
+      </w:r>
       <w:r>
         <w:rPr>
           <w:b w:val="0"/>
         </w:rPr>
-        <w:t>Godziny w pozostałych zadaniach nie zmieniają się. Godziny w Z8 są też w opisie zadania Z8 (zespół PRz), więc po odblokowaniu Opisów zadań trzeba tam wpisać nowe liczby (część 8).</w:t>
+        <w:t>.” Przykłady powodów: inna grupa płacowa w okresie realizacji Z8, inny okres rozliczeniowy lub inna zasada ustalania dodatku. Jeśli PRz odpowie, że jedna ze stawek jest błędna, zmienią się kwoty i trzeba je będzie skorygować razem z PRz.</w:t>
+      </w:r>
+    </w:p>
+    <w:p>
+      <w:pPr>
+        <w:spacing w:after="60"/>
+      </w:pPr>
+      <w:r>
+        <w:rPr>
+          <w:b w:val="0"/>
+        </w:rPr>
+        <w:t>Razem PRz (40 pozycji): 679 472,72 zł, bez zmian. Dofinansowanie PRz i koszty pośrednie nie zmieniają się.</w:t>
       </w:r>
     </w:p>
     <w:p>
@@ -2541,7 +2359,7 @@
         <w:rPr>
           <w:b w:val="0"/>
         </w:rPr>
-        <w:t>Pozycje na umowie o pracę mają dopisane zdanie o stopniu lub tytule naukowym osoby, która zajmie stanowisko. Mapowania osób na stanowiska nie ma w dokumentach, które mam, więc podałam wartość oczekiwaną w żółtym polu. PRz musi ją potwierdzić albo zmienić. Dla umów zlecenia wymagane jest wykształcenie wyższe kierunkowe, zgodnie z wymaganiami z pkt 6.1.</w:t>
+        <w:t>Pozycje na umowie o pracę mają dopisane zdanie o stopniu lub tytule osoby, która zajmie stanowisko. Dane pochodzą z pliku PRz (przypisanie osób do stanowisk) i z pkt 6.1 wniosku. Dla umów zlecenia wymagane jest wykształcenie wyższe kierunkowe (informatyka, automatyka lub AI), bo nazwiska tych osób nie występują w pkt 6.1.</w:t>
       </w:r>
     </w:p>
     <w:tbl>
@@ -2582,7 +2400,7 @@
                 <w:b/>
                 <w:sz w:val="18"/>
               </w:rPr>
-              <w:t>Wartość w żółtym polu</w:t>
+              <w:t>Zapis w metodzie</w:t>
             </w:r>
           </w:p>
         </w:tc>
@@ -2597,7 +2415,7 @@
                 <w:b/>
                 <w:sz w:val="18"/>
               </w:rPr>
-              <w:t>Podstawa</w:t>
+              <w:t>Źródło</w:t>
             </w:r>
           </w:p>
         </w:tc>
@@ -2629,7 +2447,7 @@
                 <w:b w:val="0"/>
                 <w:sz w:val="18"/>
               </w:rPr>
-              <w:t>dr inż. lub dr hab. inż.</w:t>
+              <w:t>dr inż.</w:t>
             </w:r>
           </w:p>
         </w:tc>
@@ -2644,7 +2462,7 @@
                 <w:b w:val="0"/>
                 <w:sz w:val="18"/>
               </w:rPr>
-              <w:t>Pkt 6.1 wymienia dr. inż. Dariusza Nowaka, dr. inż. Michała Batscha i dr. hab. inż. Macieja Kusego; przypisanie do stanowisk potwierdza PRz.</w:t>
+              <w:t>Plik PRz: Dariusz Nowak; pkt 6.1.</w:t>
             </w:r>
           </w:p>
         </w:tc>
@@ -2676,7 +2494,7 @@
                 <w:b w:val="0"/>
                 <w:sz w:val="18"/>
               </w:rPr>
-              <w:t>dr inż. lub dr hab. inż.</w:t>
+              <w:t>dr inż.</w:t>
             </w:r>
           </w:p>
         </w:tc>
@@ -2691,7 +2509,7 @@
                 <w:b w:val="0"/>
                 <w:sz w:val="18"/>
               </w:rPr>
-              <w:t>Jak wyżej.</w:t>
+              <w:t>Plik PRz: Michał Batsch; pkt 6.1.</w:t>
             </w:r>
           </w:p>
         </w:tc>
@@ -2723,7 +2541,7 @@
                 <w:b w:val="0"/>
                 <w:sz w:val="18"/>
               </w:rPr>
-              <w:t>dr inż. lub dr hab. inż.</w:t>
+              <w:t>dr hab. inż.</w:t>
             </w:r>
           </w:p>
         </w:tc>
@@ -2738,7 +2556,7 @@
                 <w:b w:val="0"/>
                 <w:sz w:val="18"/>
               </w:rPr>
-              <w:t>Jak wyżej.</w:t>
+              <w:t>Plik PRz: Maciej Kusy; pkt 6.1.</w:t>
             </w:r>
           </w:p>
         </w:tc>
@@ -2785,7 +2603,7 @@
                 <w:b w:val="0"/>
                 <w:sz w:val="18"/>
               </w:rPr>
-              <w:t>Pkt 6.1: dr hab. nauk matematycznych Andrzej Włoch.</w:t>
+              <w:t>Plik PRz: Andrzej Włoch; pkt 6.1.</w:t>
             </w:r>
           </w:p>
         </w:tc>
@@ -2817,7 +2635,7 @@
                 <w:b w:val="0"/>
                 <w:sz w:val="18"/>
               </w:rPr>
-              <w:t>mgr inż. lub doktorant</w:t>
+              <w:t>mgr inż.</w:t>
             </w:r>
           </w:p>
         </w:tc>
@@ -2832,7 +2650,7 @@
                 <w:b w:val="0"/>
                 <w:sz w:val="18"/>
               </w:rPr>
-              <w:t>Brak stopnia w pkt 6.1; potwierdza PRz.</w:t>
+              <w:t>Plik PRz: Karolina Król; pkt 6.1.</w:t>
             </w:r>
           </w:p>
         </w:tc>
@@ -2855,7 +2673,7 @@
         <w:rPr>
           <w:b w:val="0"/>
         </w:rPr>
-        <w:t>Uzasadnienie kosztu każdej pozycji pozostaje bez zmian (opis zakresu prac B+R, bez czynności nadzorczych). Zmienia się nazwa kosztu (tylko Z4, stanowisko CV) i metoda szacowania. Kwoty i godziny poza Z8 bez zmian. Limit metody to 1 500 znaków, a najdłuższy tekst ma 1072.</w:t>
+        <w:t>Uzasadnienie kosztu każdej pozycji pozostaje bez zmian (opis zakresu prac B+R, bez czynności nadzorczych). Zmienia się nazwa kosztu (tylko Z4, stanowisko CV) i metoda szacowania. Kwoty i godziny poza Z8 bez zmian. Limit metody to 1 500 znaków, a najdłuższy tekst ma 998.</w:t>
       </w:r>
     </w:p>
     <w:p>
@@ -2883,7 +2701,7 @@
           <w:color w:val="666666"/>
           <w:sz w:val="17"/>
         </w:rPr>
-        <w:t xml:space="preserve"> [1042 znaków]</w:t>
+        <w:t xml:space="preserve"> [965 znaków]</w:t>
       </w:r>
     </w:p>
     <w:p>
@@ -2894,20 +2712,7 @@
         <w:rPr>
           <w:b w:val="0"/>
         </w:rPr>
-        <w:t xml:space="preserve">Wynagrodzenie pracownika Politechniki Rzeszowskiej na stanowisku: główny specjalista ds. systemów wizyjnych, percepcji 3D i integracji algorytmicznej, będzie stanowić dodatek do wynagrodzenia za realizację zadań w projekcie, w ramach obowiązującej umowy o pracę (aneks do umowy). Stanowisko zajmie pracownik ze stopniem lub tytułem </w:t>
-      </w:r>
-      <w:r>
-        <w:rPr>
-          <w:b w:val="0"/>
-          <w:highlight w:val="yellow"/>
-        </w:rPr>
-        <w:t>dr inż. lub dr hab. inż.</w:t>
-      </w:r>
-      <w:r>
-        <w:rPr>
-          <w:b w:val="0"/>
-        </w:rPr>
-        <w:t>. Wysokość dodatku w kwocie brutto-brutto, wraz z kosztami po stronie pracodawcy, obliczono na podstawie średniego wynagrodzenia w danej grupie pracowniczej na Uczelni, zgodnie z Regulaminem wynagradzania (Zarządzenie Rektora nr 123/2021, t.j. z 30.12.2021 r. z późniejszymi zmianami). Stawka godzinowa dodatku wynosi 74,52 zł, a zaangażowanie wyniesie 455 godzin w ciągu 9 miesięcy, czyli ok. 50,6 godz. miesięcznie. Dodatek za cały okres wynosi 33 906,60 zł (74,52 zł x 455 godz.), średnio 3 767,40 zł miesięcznie. Źródłem stawek jest wewnętrzny regulamin Uczelni, więc inne źródła nie występują. Wynagrodzenie jest niezbędne do realizacji prac B+R. Forma zatrudnienia: umowa o pracę.</w:t>
+        <w:t>Wynagrodzenie pracownika Politechniki Rzeszowskiej na stanowisku: główny specjalista ds. systemów wizyjnych, percepcji 3D i integracji algorytmicznej, będzie stanowić dodatek do wynagrodzenia za realizację zadań w projekcie, w ramach obowiązującej umowy o pracę (aneks do umowy). Stanowisko zajmie pracownik z tytułem lub stopniem dr inż. Wysokość dodatku w kwocie brutto-brutto, wraz z kosztami po stronie pracodawcy, obliczono na podstawie średniego wynagrodzenia w danej grupie pracowniczej na Uczelni, zgodnie z Regulaminem wynagradzania (Zarządzenie Rektora nr 123/2021, t.j. z 30.12.2021 r. z późniejszymi zmianami). Dodatek miesięczny wyniesie średnio 3 767,40 zł, a zaangażowanie 455 godzin w ciągu 9 miesięcy, czyli ok. 50,6 godz. miesięcznie. Dodatek za cały okres wynosi 33 906,60 zł. Źródłem stawek jest wewnętrzny regulamin Uczelni, więc inne źródła nie występują. Wynagrodzenie jest niezbędne do realizacji prac B+R. Forma zatrudnienia: umowa o pracę.</w:t>
       </w:r>
     </w:p>
     <w:p>
@@ -2927,7 +2732,7 @@
           <w:color w:val="666666"/>
           <w:sz w:val="17"/>
         </w:rPr>
-        <w:t xml:space="preserve"> [1046 znaków]</w:t>
+        <w:t xml:space="preserve"> [969 znaków]</w:t>
       </w:r>
     </w:p>
     <w:p>
@@ -2938,20 +2743,7 @@
         <w:rPr>
           <w:b w:val="0"/>
         </w:rPr>
-        <w:t xml:space="preserve">Wynagrodzenie pracownika Politechniki Rzeszowskiej na stanowisku: główny specjalista ds. computer vision, rekonstrukcji 3D, kalibracji i analizy sygnałów, będzie stanowić dodatek do wynagrodzenia za realizację zadań w projekcie, w ramach obowiązującej umowy o pracę (aneks do umowy). Stanowisko zajmie pracownik ze stopniem lub tytułem </w:t>
-      </w:r>
-      <w:r>
-        <w:rPr>
-          <w:b w:val="0"/>
-          <w:highlight w:val="yellow"/>
-        </w:rPr>
-        <w:t>dr inż. lub dr hab. inż.</w:t>
-      </w:r>
-      <w:r>
-        <w:rPr>
-          <w:b w:val="0"/>
-        </w:rPr>
-        <w:t>. Wysokość dodatku w kwocie brutto-brutto, wraz z kosztami po stronie pracodawcy, obliczono na podstawie średniego wynagrodzenia w danej grupie pracowniczej na Uczelni, zgodnie z Regulaminem wynagradzania (Zarządzenie Rektora nr 123/2021, t.j. z 30.12.2021 r. z późniejszymi zmianami). Stawka godzinowa dodatku wynosi 74,52 zł, a zaangażowanie wyniesie 455 godzin w ciągu 9 miesięcy, czyli ok. 50,6 godz. miesięcznie. Dodatek za cały okres wynosi 33 906,60 zł (74,52 zł x 455 godz.), średnio 3 767,40 zł miesięcznie. Źródłem stawek jest wewnętrzny regulamin Uczelni, więc inne źródła nie występują. Wynagrodzenie jest niezbędne do realizacji prac B+R. Forma zatrudnienia: umowa o pracę.</w:t>
+        <w:t>Wynagrodzenie pracownika Politechniki Rzeszowskiej na stanowisku: główny specjalista ds. computer vision, rekonstrukcji 3D, kalibracji i analizy sygnałów, będzie stanowić dodatek do wynagrodzenia za realizację zadań w projekcie, w ramach obowiązującej umowy o pracę (aneks do umowy). Stanowisko zajmie pracownik z tytułem lub stopniem dr inż. Wysokość dodatku w kwocie brutto-brutto, wraz z kosztami po stronie pracodawcy, obliczono na podstawie średniego wynagrodzenia w danej grupie pracowniczej na Uczelni, zgodnie z Regulaminem wynagradzania (Zarządzenie Rektora nr 123/2021, t.j. z 30.12.2021 r. z późniejszymi zmianami). Dodatek miesięczny wyniesie średnio 3 767,40 zł, a zaangażowanie 455 godzin w ciągu 9 miesięcy, czyli ok. 50,6 godz. miesięcznie. Dodatek za cały okres wynosi 33 906,60 zł. Źródłem stawek jest wewnętrzny regulamin Uczelni, więc inne źródła nie występują. Wynagrodzenie jest niezbędne do realizacji prac B+R. Forma zatrudnienia: umowa o pracę.</w:t>
       </w:r>
     </w:p>
     <w:p>
@@ -2971,7 +2763,7 @@
           <w:color w:val="666666"/>
           <w:sz w:val="17"/>
         </w:rPr>
-        <w:t xml:space="preserve"> [1028 znaków]</w:t>
+        <w:t xml:space="preserve"> [956 znaków]</w:t>
       </w:r>
     </w:p>
     <w:p>
@@ -2982,20 +2774,7 @@
         <w:rPr>
           <w:b w:val="0"/>
         </w:rPr>
-        <w:t xml:space="preserve">Wynagrodzenie pracownika Politechniki Rzeszowskiej na stanowisku: specjalista ds. uczenia maszynowego, selekcji cech i predykcji ryzyka, będzie stanowić dodatek do wynagrodzenia za realizację zadań w projekcie, w ramach obowiązującej umowy o pracę (aneks do umowy). Stanowisko zajmie pracownik ze stopniem lub tytułem </w:t>
-      </w:r>
-      <w:r>
-        <w:rPr>
-          <w:b w:val="0"/>
-          <w:highlight w:val="yellow"/>
-        </w:rPr>
-        <w:t>dr inż. lub dr hab. inż.</w:t>
-      </w:r>
-      <w:r>
-        <w:rPr>
-          <w:b w:val="0"/>
-        </w:rPr>
-        <w:t>. Wysokość dodatku w kwocie brutto-brutto, wraz z kosztami po stronie pracodawcy, obliczono na podstawie średniego wynagrodzenia w danej grupie pracowniczej na Uczelni, zgodnie z Regulaminem wynagradzania (Zarządzenie Rektora nr 123/2021, t.j. z 30.12.2021 r. z późniejszymi zmianami). Stawka godzinowa dodatku wynosi 91,80 zł, a zaangażowanie wyniesie 124 godzin w ciągu 9 miesięcy, czyli ok. 13,8 godz. miesięcznie. Dodatek za cały okres wynosi 11 383,20 zł (91,80 zł x 124 godz.), średnio 1 264,80 zł miesięcznie. Źródłem stawek jest wewnętrzny regulamin Uczelni, więc inne źródła nie występują. Wynagrodzenie jest niezbędne do realizacji prac B+R. Forma zatrudnienia: umowa o pracę.</w:t>
+        <w:t>Wynagrodzenie pracownika Politechniki Rzeszowskiej na stanowisku: specjalista ds. uczenia maszynowego, selekcji cech i predykcji ryzyka, będzie stanowić dodatek do wynagrodzenia za realizację zadań w projekcie, w ramach obowiązującej umowy o pracę (aneks do umowy). Stanowisko zajmie pracownik z tytułem lub stopniem dr hab. inż. Wysokość dodatku w kwocie brutto-brutto, wraz z kosztami po stronie pracodawcy, obliczono na podstawie średniego wynagrodzenia w danej grupie pracowniczej na Uczelni, zgodnie z Regulaminem wynagradzania (Zarządzenie Rektora nr 123/2021, t.j. z 30.12.2021 r. z późniejszymi zmianami). Dodatek miesięczny wyniesie średnio 1 264,80 zł, a zaangażowanie 124 godzin w ciągu 9 miesięcy, czyli ok. 13,8 godz. miesięcznie. Dodatek za cały okres wynosi 11 383,20 zł. Źródłem stawek jest wewnętrzny regulamin Uczelni, więc inne źródła nie występują. Wynagrodzenie jest niezbędne do realizacji prac B+R. Forma zatrudnienia: umowa o pracę.</w:t>
       </w:r>
     </w:p>
     <w:p>
@@ -3015,7 +2794,7 @@
           <w:color w:val="666666"/>
           <w:sz w:val="17"/>
         </w:rPr>
-        <w:t xml:space="preserve"> [1039 znaków]</w:t>
+        <w:t xml:space="preserve"> [980 znaków]</w:t>
       </w:r>
     </w:p>
     <w:p>
@@ -3026,20 +2805,7 @@
         <w:rPr>
           <w:b w:val="0"/>
         </w:rPr>
-        <w:t xml:space="preserve">Wynagrodzenie pracownika Politechniki Rzeszowskiej na stanowisku: specjalista ds. modelowania matematycznego, statystyki i walidacji ilościowej, będzie stanowić dodatek do wynagrodzenia za realizację zadań w projekcie, w ramach obowiązującej umowy o pracę (aneks do umowy). Stanowisko zajmie pracownik ze stopniem lub tytułem </w:t>
-      </w:r>
-      <w:r>
-        <w:rPr>
-          <w:b w:val="0"/>
-          <w:highlight w:val="yellow"/>
-        </w:rPr>
-        <w:t>dr hab. nauk matematycznych</w:t>
-      </w:r>
-      <w:r>
-        <w:rPr>
-          <w:b w:val="0"/>
-        </w:rPr>
-        <w:t>. Wysokość dodatku w kwocie brutto-brutto, wraz z kosztami po stronie pracodawcy, obliczono na podstawie średniego wynagrodzenia w danej grupie pracowniczej na Uczelni, zgodnie z Regulaminem wynagradzania (Zarządzenie Rektora nr 123/2021, t.j. z 30.12.2021 r. z późniejszymi zmianami). Stawka godzinowa dodatku wynosi 91,80 zł, a zaangażowanie wyniesie 120 godzin w ciągu 9 miesięcy, czyli ok. 13,3 godz. miesięcznie. Dodatek za cały okres wynosi 11 016,00 zł (91,80 zł x 120 godz.), średnio 1 224,00 zł miesięcznie. Źródłem stawek jest wewnętrzny regulamin Uczelni, więc inne źródła nie występują. Wynagrodzenie jest niezbędne do realizacji prac B+R. Forma zatrudnienia: umowa o pracę.</w:t>
+        <w:t>Wynagrodzenie pracownika Politechniki Rzeszowskiej na stanowisku: specjalista ds. modelowania matematycznego, statystyki i walidacji ilościowej, będzie stanowić dodatek do wynagrodzenia za realizację zadań w projekcie, w ramach obowiązującej umowy o pracę (aneks do umowy). Stanowisko zajmie pracownik z tytułem lub stopniem dr hab. nauk matematycznych. Wysokość dodatku w kwocie brutto-brutto, wraz z kosztami po stronie pracodawcy, obliczono na podstawie średniego wynagrodzenia w danej grupie pracowniczej na Uczelni, zgodnie z Regulaminem wynagradzania (Zarządzenie Rektora nr 123/2021, t.j. z 30.12.2021 r. z późniejszymi zmianami). Dodatek miesięczny wyniesie średnio 1 224,00 zł, a zaangażowanie 120 godzin w ciągu 9 miesięcy, czyli ok. 13,3 godz. miesięcznie. Dodatek za cały okres wynosi 11 016,00 zł. Źródłem stawek jest wewnętrzny regulamin Uczelni, więc inne źródła nie występują. Wynagrodzenie jest niezbędne do realizacji prac B+R. Forma zatrudnienia: umowa o pracę.</w:t>
       </w:r>
     </w:p>
     <w:p>
@@ -3152,7 +2918,7 @@
           <w:color w:val="666666"/>
           <w:sz w:val="17"/>
         </w:rPr>
-        <w:t xml:space="preserve"> [1065 znaków]</w:t>
+        <w:t xml:space="preserve"> [992 znaków]</w:t>
       </w:r>
     </w:p>
     <w:p>
@@ -3163,20 +2929,7 @@
         <w:rPr>
           <w:b w:val="0"/>
         </w:rPr>
-        <w:t xml:space="preserve">Wynagrodzenie pracownika Politechniki Rzeszowskiej na stanowisku: młodszy specjalista ds. uczenia maszynowego, przygotowania danych eksperymentalnych i analizy wyników modeli AI/CV, będzie stanowić dodatek do wynagrodzenia za realizację zadań w projekcie, w ramach obowiązującej umowy o pracę (aneks do umowy). Stanowisko zajmie pracownik ze stopniem lub tytułem </w:t>
-      </w:r>
-      <w:r>
-        <w:rPr>
-          <w:b w:val="0"/>
-          <w:highlight w:val="yellow"/>
-        </w:rPr>
-        <w:t>mgr inż. lub doktorant</w:t>
-      </w:r>
-      <w:r>
-        <w:rPr>
-          <w:b w:val="0"/>
-        </w:rPr>
-        <w:t>. Wysokość dodatku w kwocie brutto-brutto, wraz z kosztami po stronie pracodawcy, obliczono na podstawie średniego wynagrodzenia w danej grupie pracowniczej na Uczelni, zgodnie z Regulaminem wynagradzania (Zarządzenie Rektora nr 123/2021, t.j. z 30.12.2021 r. z późniejszymi zmianami). Stawka godzinowa dodatku wynosi 58,32 zł, a zaangażowanie wyniesie 80 godzin w ciągu 9 miesięcy, czyli ok. 8,9 godz. miesięcznie. Dodatek za cały okres wynosi 4 665,60 zł (58,32 zł x 80 godz.), średnio 518,40 zł miesięcznie. Źródłem stawek jest wewnętrzny regulamin Uczelni, więc inne źródła nie występują. Wynagrodzenie jest niezbędne do realizacji prac B+R. Forma zatrudnienia: umowa o pracę.</w:t>
+        <w:t>Wynagrodzenie pracownika Politechniki Rzeszowskiej na stanowisku: młodszy specjalista ds. uczenia maszynowego, przygotowania danych eksperymentalnych i analizy wyników modeli AI/CV, będzie stanowić dodatek do wynagrodzenia za realizację zadań w projekcie, w ramach obowiązującej umowy o pracę (aneks do umowy). Stanowisko zajmie pracownik z tytułem lub stopniem mgr inż. Wysokość dodatku w kwocie brutto-brutto, wraz z kosztami po stronie pracodawcy, obliczono na podstawie średniego wynagrodzenia w danej grupie pracowniczej na Uczelni, zgodnie z Regulaminem wynagradzania (Zarządzenie Rektora nr 123/2021, t.j. z 30.12.2021 r. z późniejszymi zmianami). Dodatek miesięczny wyniesie średnio 518,40 zł, a zaangażowanie 80 godzin w ciągu 9 miesięcy, czyli ok. 8,9 godz. miesięcznie. Dodatek za cały okres wynosi 4 665,60 zł. Źródłem stawek jest wewnętrzny regulamin Uczelni, więc inne źródła nie występują. Wynagrodzenie jest niezbędne do realizacji prac B+R. Forma zatrudnienia: umowa o pracę.</w:t>
       </w:r>
     </w:p>
     <w:p>
@@ -3204,7 +2957,7 @@
           <w:color w:val="666666"/>
           <w:sz w:val="17"/>
         </w:rPr>
-        <w:t xml:space="preserve"> [1043 znaków]</w:t>
+        <w:t xml:space="preserve"> [966 znaków]</w:t>
       </w:r>
     </w:p>
     <w:p>
@@ -3215,20 +2968,7 @@
         <w:rPr>
           <w:b w:val="0"/>
         </w:rPr>
-        <w:t xml:space="preserve">Wynagrodzenie pracownika Politechniki Rzeszowskiej na stanowisku: główny specjalista ds. systemów wizyjnych, percepcji 3D i integracji algorytmicznej, będzie stanowić dodatek do wynagrodzenia za realizację zadań w projekcie, w ramach obowiązującej umowy o pracę (aneks do umowy). Stanowisko zajmie pracownik ze stopniem lub tytułem </w:t>
-      </w:r>
-      <w:r>
-        <w:rPr>
-          <w:b w:val="0"/>
-          <w:highlight w:val="yellow"/>
-        </w:rPr>
-        <w:t>dr inż. lub dr hab. inż.</w:t>
-      </w:r>
-      <w:r>
-        <w:rPr>
-          <w:b w:val="0"/>
-        </w:rPr>
-        <w:t>. Wysokość dodatku w kwocie brutto-brutto, wraz z kosztami po stronie pracodawcy, obliczono na podstawie średniego wynagrodzenia w danej grupie pracowniczej na Uczelni, zgodnie z Regulaminem wynagradzania (Zarządzenie Rektora nr 123/2021, t.j. z 30.12.2021 r. z późniejszymi zmianami). Stawka godzinowa dodatku wynosi 74,52 zł, a zaangażowanie wyniesie 715 godzin w ciągu 13 miesięcy, czyli ok. 55,0 godz. miesięcznie. Dodatek za cały okres wynosi 53 281,80 zł (74,52 zł x 715 godz.), średnio 4 098,60 zł miesięcznie. Źródłem stawek jest wewnętrzny regulamin Uczelni, więc inne źródła nie występują. Wynagrodzenie jest niezbędne do realizacji prac B+R. Forma zatrudnienia: umowa o pracę.</w:t>
+        <w:t>Wynagrodzenie pracownika Politechniki Rzeszowskiej na stanowisku: główny specjalista ds. systemów wizyjnych, percepcji 3D i integracji algorytmicznej, będzie stanowić dodatek do wynagrodzenia za realizację zadań w projekcie, w ramach obowiązującej umowy o pracę (aneks do umowy). Stanowisko zajmie pracownik z tytułem lub stopniem dr inż. Wysokość dodatku w kwocie brutto-brutto, wraz z kosztami po stronie pracodawcy, obliczono na podstawie średniego wynagrodzenia w danej grupie pracowniczej na Uczelni, zgodnie z Regulaminem wynagradzania (Zarządzenie Rektora nr 123/2021, t.j. z 30.12.2021 r. z późniejszymi zmianami). Dodatek miesięczny wyniesie średnio 4 098,60 zł, a zaangażowanie 715 godzin w ciągu 13 miesięcy, czyli ok. 55,0 godz. miesięcznie. Dodatek za cały okres wynosi 53 281,80 zł. Źródłem stawek jest wewnętrzny regulamin Uczelni, więc inne źródła nie występują. Wynagrodzenie jest niezbędne do realizacji prac B+R. Forma zatrudnienia: umowa o pracę.</w:t>
       </w:r>
     </w:p>
     <w:p>
@@ -3248,7 +2988,7 @@
           <w:color w:val="666666"/>
           <w:sz w:val="17"/>
         </w:rPr>
-        <w:t xml:space="preserve"> [1047 znaków]</w:t>
+        <w:t xml:space="preserve"> [970 znaków]</w:t>
       </w:r>
     </w:p>
     <w:p>
@@ -3259,20 +2999,7 @@
         <w:rPr>
           <w:b w:val="0"/>
         </w:rPr>
-        <w:t xml:space="preserve">Wynagrodzenie pracownika Politechniki Rzeszowskiej na stanowisku: główny specjalista ds. computer vision, rekonstrukcji 3D, kalibracji i analizy sygnałów, będzie stanowić dodatek do wynagrodzenia za realizację zadań w projekcie, w ramach obowiązującej umowy o pracę (aneks do umowy). Stanowisko zajmie pracownik ze stopniem lub tytułem </w:t>
-      </w:r>
-      <w:r>
-        <w:rPr>
-          <w:b w:val="0"/>
-          <w:highlight w:val="yellow"/>
-        </w:rPr>
-        <w:t>dr inż. lub dr hab. inż.</w:t>
-      </w:r>
-      <w:r>
-        <w:rPr>
-          <w:b w:val="0"/>
-        </w:rPr>
-        <w:t>. Wysokość dodatku w kwocie brutto-brutto, wraz z kosztami po stronie pracodawcy, obliczono na podstawie średniego wynagrodzenia w danej grupie pracowniczej na Uczelni, zgodnie z Regulaminem wynagradzania (Zarządzenie Rektora nr 123/2021, t.j. z 30.12.2021 r. z późniejszymi zmianami). Stawka godzinowa dodatku wynosi 74,52 zł, a zaangażowanie wyniesie 715 godzin w ciągu 13 miesięcy, czyli ok. 55,0 godz. miesięcznie. Dodatek za cały okres wynosi 53 281,80 zł (74,52 zł x 715 godz.), średnio 4 098,60 zł miesięcznie. Źródłem stawek jest wewnętrzny regulamin Uczelni, więc inne źródła nie występują. Wynagrodzenie jest niezbędne do realizacji prac B+R. Forma zatrudnienia: umowa o pracę.</w:t>
+        <w:t>Wynagrodzenie pracownika Politechniki Rzeszowskiej na stanowisku: główny specjalista ds. computer vision, rekonstrukcji 3D, kalibracji i analizy sygnałów, będzie stanowić dodatek do wynagrodzenia za realizację zadań w projekcie, w ramach obowiązującej umowy o pracę (aneks do umowy). Stanowisko zajmie pracownik z tytułem lub stopniem dr inż. Wysokość dodatku w kwocie brutto-brutto, wraz z kosztami po stronie pracodawcy, obliczono na podstawie średniego wynagrodzenia w danej grupie pracowniczej na Uczelni, zgodnie z Regulaminem wynagradzania (Zarządzenie Rektora nr 123/2021, t.j. z 30.12.2021 r. z późniejszymi zmianami). Dodatek miesięczny wyniesie średnio 4 098,60 zł, a zaangażowanie 715 godzin w ciągu 13 miesięcy, czyli ok. 55,0 godz. miesięcznie. Dodatek za cały okres wynosi 53 281,80 zł. Źródłem stawek jest wewnętrzny regulamin Uczelni, więc inne źródła nie występują. Wynagrodzenie jest niezbędne do realizacji prac B+R. Forma zatrudnienia: umowa o pracę.</w:t>
       </w:r>
     </w:p>
     <w:p>
@@ -3292,7 +3019,7 @@
           <w:color w:val="666666"/>
           <w:sz w:val="17"/>
         </w:rPr>
-        <w:t xml:space="preserve"> [1029 znaków]</w:t>
+        <w:t xml:space="preserve"> [957 znaków]</w:t>
       </w:r>
     </w:p>
     <w:p>
@@ -3303,20 +3030,7 @@
         <w:rPr>
           <w:b w:val="0"/>
         </w:rPr>
-        <w:t xml:space="preserve">Wynagrodzenie pracownika Politechniki Rzeszowskiej na stanowisku: specjalista ds. uczenia maszynowego, selekcji cech i predykcji ryzyka, będzie stanowić dodatek do wynagrodzenia za realizację zadań w projekcie, w ramach obowiązującej umowy o pracę (aneks do umowy). Stanowisko zajmie pracownik ze stopniem lub tytułem </w:t>
-      </w:r>
-      <w:r>
-        <w:rPr>
-          <w:b w:val="0"/>
-          <w:highlight w:val="yellow"/>
-        </w:rPr>
-        <w:t>dr inż. lub dr hab. inż.</w:t>
-      </w:r>
-      <w:r>
-        <w:rPr>
-          <w:b w:val="0"/>
-        </w:rPr>
-        <w:t>. Wysokość dodatku w kwocie brutto-brutto, wraz z kosztami po stronie pracodawcy, obliczono na podstawie średniego wynagrodzenia w danej grupie pracowniczej na Uczelni, zgodnie z Regulaminem wynagradzania (Zarządzenie Rektora nr 123/2021, t.j. z 30.12.2021 r. z późniejszymi zmianami). Stawka godzinowa dodatku wynosi 91,80 zł, a zaangażowanie wyniesie 460 godzin w ciągu 13 miesięcy, czyli ok. 35,4 godz. miesięcznie. Dodatek za cały okres wynosi 42 228,00 zł (91,80 zł x 460 godz.), średnio 3 248,31 zł miesięcznie. Źródłem stawek jest wewnętrzny regulamin Uczelni, więc inne źródła nie występują. Wynagrodzenie jest niezbędne do realizacji prac B+R. Forma zatrudnienia: umowa o pracę.</w:t>
+        <w:t>Wynagrodzenie pracownika Politechniki Rzeszowskiej na stanowisku: specjalista ds. uczenia maszynowego, selekcji cech i predykcji ryzyka, będzie stanowić dodatek do wynagrodzenia za realizację zadań w projekcie, w ramach obowiązującej umowy o pracę (aneks do umowy). Stanowisko zajmie pracownik z tytułem lub stopniem dr hab. inż. Wysokość dodatku w kwocie brutto-brutto, wraz z kosztami po stronie pracodawcy, obliczono na podstawie średniego wynagrodzenia w danej grupie pracowniczej na Uczelni, zgodnie z Regulaminem wynagradzania (Zarządzenie Rektora nr 123/2021, t.j. z 30.12.2021 r. z późniejszymi zmianami). Dodatek miesięczny wyniesie średnio 3 248,31 zł, a zaangażowanie 460 godzin w ciągu 13 miesięcy, czyli ok. 35,4 godz. miesięcznie. Dodatek za cały okres wynosi 42 228,00 zł. Źródłem stawek jest wewnętrzny regulamin Uczelni, więc inne źródła nie występują. Wynagrodzenie jest niezbędne do realizacji prac B+R. Forma zatrudnienia: umowa o pracę.</w:t>
       </w:r>
     </w:p>
     <w:p>
@@ -3336,7 +3050,7 @@
           <w:color w:val="666666"/>
           <w:sz w:val="17"/>
         </w:rPr>
-        <w:t xml:space="preserve"> [1040 znaków]</w:t>
+        <w:t xml:space="preserve"> [981 znaków]</w:t>
       </w:r>
     </w:p>
     <w:p>
@@ -3347,20 +3061,7 @@
         <w:rPr>
           <w:b w:val="0"/>
         </w:rPr>
-        <w:t xml:space="preserve">Wynagrodzenie pracownika Politechniki Rzeszowskiej na stanowisku: specjalista ds. modelowania matematycznego, statystyki i walidacji ilościowej, będzie stanowić dodatek do wynagrodzenia za realizację zadań w projekcie, w ramach obowiązującej umowy o pracę (aneks do umowy). Stanowisko zajmie pracownik ze stopniem lub tytułem </w:t>
-      </w:r>
-      <w:r>
-        <w:rPr>
-          <w:b w:val="0"/>
-          <w:highlight w:val="yellow"/>
-        </w:rPr>
-        <w:t>dr hab. nauk matematycznych</w:t>
-      </w:r>
-      <w:r>
-        <w:rPr>
-          <w:b w:val="0"/>
-        </w:rPr>
-        <w:t>. Wysokość dodatku w kwocie brutto-brutto, wraz z kosztami po stronie pracodawcy, obliczono na podstawie średniego wynagrodzenia w danej grupie pracowniczej na Uczelni, zgodnie z Regulaminem wynagradzania (Zarządzenie Rektora nr 123/2021, t.j. z 30.12.2021 r. z późniejszymi zmianami). Stawka godzinowa dodatku wynosi 91,80 zł, a zaangażowanie wyniesie 404 godzin w ciągu 13 miesięcy, czyli ok. 31,1 godz. miesięcznie. Dodatek za cały okres wynosi 37 087,20 zł (91,80 zł x 404 godz.), średnio 2 852,86 zł miesięcznie. Źródłem stawek jest wewnętrzny regulamin Uczelni, więc inne źródła nie występują. Wynagrodzenie jest niezbędne do realizacji prac B+R. Forma zatrudnienia: umowa o pracę.</w:t>
+        <w:t>Wynagrodzenie pracownika Politechniki Rzeszowskiej na stanowisku: specjalista ds. modelowania matematycznego, statystyki i walidacji ilościowej, będzie stanowić dodatek do wynagrodzenia za realizację zadań w projekcie, w ramach obowiązującej umowy o pracę (aneks do umowy). Stanowisko zajmie pracownik z tytułem lub stopniem dr hab. nauk matematycznych. Wysokość dodatku w kwocie brutto-brutto, wraz z kosztami po stronie pracodawcy, obliczono na podstawie średniego wynagrodzenia w danej grupie pracowniczej na Uczelni, zgodnie z Regulaminem wynagradzania (Zarządzenie Rektora nr 123/2021, t.j. z 30.12.2021 r. z późniejszymi zmianami). Dodatek miesięczny wyniesie średnio 2 852,86 zł, a zaangażowanie 404 godzin w ciągu 13 miesięcy, czyli ok. 31,1 godz. miesięcznie. Dodatek za cały okres wynosi 37 087,20 zł. Źródłem stawek jest wewnętrzny regulamin Uczelni, więc inne źródła nie występują. Wynagrodzenie jest niezbędne do realizacji prac B+R. Forma zatrudnienia: umowa o pracę.</w:t>
       </w:r>
     </w:p>
     <w:p>
@@ -3473,7 +3174,7 @@
           <w:color w:val="666666"/>
           <w:sz w:val="17"/>
         </w:rPr>
-        <w:t xml:space="preserve"> [1072 znaków]</w:t>
+        <w:t xml:space="preserve"> [998 znaków]</w:t>
       </w:r>
     </w:p>
     <w:p>
@@ -3484,20 +3185,7 @@
         <w:rPr>
           <w:b w:val="0"/>
         </w:rPr>
-        <w:t xml:space="preserve">Wynagrodzenie pracownika Politechniki Rzeszowskiej na stanowisku: młodszy specjalista ds. uczenia maszynowego, przygotowania danych eksperymentalnych i analizy wyników modeli AI/CV, będzie stanowić dodatek do wynagrodzenia za realizację zadań w projekcie, w ramach obowiązującej umowy o pracę (aneks do umowy). Stanowisko zajmie pracownik ze stopniem lub tytułem </w:t>
-      </w:r>
-      <w:r>
-        <w:rPr>
-          <w:b w:val="0"/>
-          <w:highlight w:val="yellow"/>
-        </w:rPr>
-        <w:t>mgr inż. lub doktorant</w:t>
-      </w:r>
-      <w:r>
-        <w:rPr>
-          <w:b w:val="0"/>
-        </w:rPr>
-        <w:t>. Wysokość dodatku w kwocie brutto-brutto, wraz z kosztami po stronie pracodawcy, obliczono na podstawie średniego wynagrodzenia w danej grupie pracowniczej na Uczelni, zgodnie z Regulaminem wynagradzania (Zarządzenie Rektora nr 123/2021, t.j. z 30.12.2021 r. z późniejszymi zmianami). Stawka godzinowa dodatku wynosi 58,32 zł, a zaangażowanie wyniesie 340 godzin w ciągu 13 miesięcy, czyli ok. 26,2 godz. miesięcznie. Dodatek za cały okres wynosi 19 828,80 zł (58,32 zł x 340 godz.), średnio 1 525,29 zł miesięcznie. Źródłem stawek jest wewnętrzny regulamin Uczelni, więc inne źródła nie występują. Wynagrodzenie jest niezbędne do realizacji prac B+R. Forma zatrudnienia: umowa o pracę.</w:t>
+        <w:t>Wynagrodzenie pracownika Politechniki Rzeszowskiej na stanowisku: młodszy specjalista ds. uczenia maszynowego, przygotowania danych eksperymentalnych i analizy wyników modeli AI/CV, będzie stanowić dodatek do wynagrodzenia za realizację zadań w projekcie, w ramach obowiązującej umowy o pracę (aneks do umowy). Stanowisko zajmie pracownik z tytułem lub stopniem mgr inż. Wysokość dodatku w kwocie brutto-brutto, wraz z kosztami po stronie pracodawcy, obliczono na podstawie średniego wynagrodzenia w danej grupie pracowniczej na Uczelni, zgodnie z Regulaminem wynagradzania (Zarządzenie Rektora nr 123/2021, t.j. z 30.12.2021 r. z późniejszymi zmianami). Dodatek miesięczny wyniesie średnio 1 525,29 zł, a zaangażowanie 340 godzin w ciągu 13 miesięcy, czyli ok. 26,2 godz. miesięcznie. Dodatek za cały okres wynosi 19 828,80 zł. Źródłem stawek jest wewnętrzny regulamin Uczelni, więc inne źródła nie występują. Wynagrodzenie jest niezbędne do realizacji prac B+R. Forma zatrudnienia: umowa o pracę.</w:t>
       </w:r>
     </w:p>
     <w:p>
@@ -3525,7 +3213,7 @@
           <w:color w:val="666666"/>
           <w:sz w:val="17"/>
         </w:rPr>
-        <w:t xml:space="preserve"> [1042 znaków]</w:t>
+        <w:t xml:space="preserve"> [965 znaków]</w:t>
       </w:r>
     </w:p>
     <w:p>
@@ -3536,20 +3224,7 @@
         <w:rPr>
           <w:b w:val="0"/>
         </w:rPr>
-        <w:t xml:space="preserve">Wynagrodzenie pracownika Politechniki Rzeszowskiej na stanowisku: główny specjalista ds. systemów wizyjnych, percepcji 3D i integracji algorytmicznej, będzie stanowić dodatek do wynagrodzenia za realizację zadań w projekcie, w ramach obowiązującej umowy o pracę (aneks do umowy). Stanowisko zajmie pracownik ze stopniem lub tytułem </w:t>
-      </w:r>
-      <w:r>
-        <w:rPr>
-          <w:b w:val="0"/>
-          <w:highlight w:val="yellow"/>
-        </w:rPr>
-        <w:t>dr inż. lub dr hab. inż.</w:t>
-      </w:r>
-      <w:r>
-        <w:rPr>
-          <w:b w:val="0"/>
-        </w:rPr>
-        <w:t>. Wysokość dodatku w kwocie brutto-brutto, wraz z kosztami po stronie pracodawcy, obliczono na podstawie średniego wynagrodzenia w danej grupie pracowniczej na Uczelni, zgodnie z Regulaminem wynagradzania (Zarządzenie Rektora nr 123/2021, t.j. z 30.12.2021 r. z późniejszymi zmianami). Stawka godzinowa dodatku wynosi 74,52 zł, a zaangażowanie wyniesie 227 godzin w ciągu 9 miesięcy, czyli ok. 25,2 godz. miesięcznie. Dodatek za cały okres wynosi 16 916,04 zł (74,52 zł x 227 godz.), średnio 1 879,56 zł miesięcznie. Źródłem stawek jest wewnętrzny regulamin Uczelni, więc inne źródła nie występują. Wynagrodzenie jest niezbędne do realizacji prac B+R. Forma zatrudnienia: umowa o pracę.</w:t>
+        <w:t>Wynagrodzenie pracownika Politechniki Rzeszowskiej na stanowisku: główny specjalista ds. systemów wizyjnych, percepcji 3D i integracji algorytmicznej, będzie stanowić dodatek do wynagrodzenia za realizację zadań w projekcie, w ramach obowiązującej umowy o pracę (aneks do umowy). Stanowisko zajmie pracownik z tytułem lub stopniem dr inż. Wysokość dodatku w kwocie brutto-brutto, wraz z kosztami po stronie pracodawcy, obliczono na podstawie średniego wynagrodzenia w danej grupie pracowniczej na Uczelni, zgodnie z Regulaminem wynagradzania (Zarządzenie Rektora nr 123/2021, t.j. z 30.12.2021 r. z późniejszymi zmianami). Dodatek miesięczny wyniesie średnio 1 879,56 zł, a zaangażowanie 227 godzin w ciągu 9 miesięcy, czyli ok. 25,2 godz. miesięcznie. Dodatek za cały okres wynosi 16 916,04 zł. Źródłem stawek jest wewnętrzny regulamin Uczelni, więc inne źródła nie występują. Wynagrodzenie jest niezbędne do realizacji prac B+R. Forma zatrudnienia: umowa o pracę.</w:t>
       </w:r>
     </w:p>
     <w:p>
@@ -3569,7 +3244,7 @@
           <w:color w:val="666666"/>
           <w:sz w:val="17"/>
         </w:rPr>
-        <w:t xml:space="preserve"> [1046 znaków]</w:t>
+        <w:t xml:space="preserve"> [969 znaków]</w:t>
       </w:r>
     </w:p>
     <w:p>
@@ -3580,20 +3255,7 @@
         <w:rPr>
           <w:b w:val="0"/>
         </w:rPr>
-        <w:t xml:space="preserve">Wynagrodzenie pracownika Politechniki Rzeszowskiej na stanowisku: główny specjalista ds. computer vision, rekonstrukcji 3D, kalibracji i analizy sygnałów, będzie stanowić dodatek do wynagrodzenia za realizację zadań w projekcie, w ramach obowiązującej umowy o pracę (aneks do umowy). Stanowisko zajmie pracownik ze stopniem lub tytułem </w:t>
-      </w:r>
-      <w:r>
-        <w:rPr>
-          <w:b w:val="0"/>
-          <w:highlight w:val="yellow"/>
-        </w:rPr>
-        <w:t>dr inż. lub dr hab. inż.</w:t>
-      </w:r>
-      <w:r>
-        <w:rPr>
-          <w:b w:val="0"/>
-        </w:rPr>
-        <w:t>. Wysokość dodatku w kwocie brutto-brutto, wraz z kosztami po stronie pracodawcy, obliczono na podstawie średniego wynagrodzenia w danej grupie pracowniczej na Uczelni, zgodnie z Regulaminem wynagradzania (Zarządzenie Rektora nr 123/2021, t.j. z 30.12.2021 r. z późniejszymi zmianami). Stawka godzinowa dodatku wynosi 74,52 zł, a zaangażowanie wyniesie 227 godzin w ciągu 9 miesięcy, czyli ok. 25,2 godz. miesięcznie. Dodatek za cały okres wynosi 16 916,04 zł (74,52 zł x 227 godz.), średnio 1 879,56 zł miesięcznie. Źródłem stawek jest wewnętrzny regulamin Uczelni, więc inne źródła nie występują. Wynagrodzenie jest niezbędne do realizacji prac B+R. Forma zatrudnienia: umowa o pracę.</w:t>
+        <w:t>Wynagrodzenie pracownika Politechniki Rzeszowskiej na stanowisku: główny specjalista ds. computer vision, rekonstrukcji 3D, kalibracji i analizy sygnałów, będzie stanowić dodatek do wynagrodzenia za realizację zadań w projekcie, w ramach obowiązującej umowy o pracę (aneks do umowy). Stanowisko zajmie pracownik z tytułem lub stopniem dr inż. Wysokość dodatku w kwocie brutto-brutto, wraz z kosztami po stronie pracodawcy, obliczono na podstawie średniego wynagrodzenia w danej grupie pracowniczej na Uczelni, zgodnie z Regulaminem wynagradzania (Zarządzenie Rektora nr 123/2021, t.j. z 30.12.2021 r. z późniejszymi zmianami). Dodatek miesięczny wyniesie średnio 1 879,56 zł, a zaangażowanie 227 godzin w ciągu 9 miesięcy, czyli ok. 25,2 godz. miesięcznie. Dodatek za cały okres wynosi 16 916,04 zł. Źródłem stawek jest wewnętrzny regulamin Uczelni, więc inne źródła nie występują. Wynagrodzenie jest niezbędne do realizacji prac B+R. Forma zatrudnienia: umowa o pracę.</w:t>
       </w:r>
     </w:p>
     <w:p>
@@ -3613,7 +3275,7 @@
           <w:color w:val="666666"/>
           <w:sz w:val="17"/>
         </w:rPr>
-        <w:t xml:space="preserve"> [1028 znaków]</w:t>
+        <w:t xml:space="preserve"> [956 znaków]</w:t>
       </w:r>
     </w:p>
     <w:p>
@@ -3624,20 +3286,7 @@
         <w:rPr>
           <w:b w:val="0"/>
         </w:rPr>
-        <w:t xml:space="preserve">Wynagrodzenie pracownika Politechniki Rzeszowskiej na stanowisku: specjalista ds. uczenia maszynowego, selekcji cech i predykcji ryzyka, będzie stanowić dodatek do wynagrodzenia za realizację zadań w projekcie, w ramach obowiązującej umowy o pracę (aneks do umowy). Stanowisko zajmie pracownik ze stopniem lub tytułem </w:t>
-      </w:r>
-      <w:r>
-        <w:rPr>
-          <w:b w:val="0"/>
-          <w:highlight w:val="yellow"/>
-        </w:rPr>
-        <w:t>dr inż. lub dr hab. inż.</w:t>
-      </w:r>
-      <w:r>
-        <w:rPr>
-          <w:b w:val="0"/>
-        </w:rPr>
-        <w:t>. Wysokość dodatku w kwocie brutto-brutto, wraz z kosztami po stronie pracodawcy, obliczono na podstawie średniego wynagrodzenia w danej grupie pracowniczej na Uczelni, zgodnie z Regulaminem wynagradzania (Zarządzenie Rektora nr 123/2021, t.j. z 30.12.2021 r. z późniejszymi zmianami). Stawka godzinowa dodatku wynosi 91,80 zł, a zaangażowanie wyniesie 270 godzin w ciągu 9 miesięcy, czyli ok. 30,0 godz. miesięcznie. Dodatek za cały okres wynosi 24 786,00 zł (91,80 zł x 270 godz.), średnio 2 754,00 zł miesięcznie. Źródłem stawek jest wewnętrzny regulamin Uczelni, więc inne źródła nie występują. Wynagrodzenie jest niezbędne do realizacji prac B+R. Forma zatrudnienia: umowa o pracę.</w:t>
+        <w:t>Wynagrodzenie pracownika Politechniki Rzeszowskiej na stanowisku: specjalista ds. uczenia maszynowego, selekcji cech i predykcji ryzyka, będzie stanowić dodatek do wynagrodzenia za realizację zadań w projekcie, w ramach obowiązującej umowy o pracę (aneks do umowy). Stanowisko zajmie pracownik z tytułem lub stopniem dr hab. inż. Wysokość dodatku w kwocie brutto-brutto, wraz z kosztami po stronie pracodawcy, obliczono na podstawie średniego wynagrodzenia w danej grupie pracowniczej na Uczelni, zgodnie z Regulaminem wynagradzania (Zarządzenie Rektora nr 123/2021, t.j. z 30.12.2021 r. z późniejszymi zmianami). Dodatek miesięczny wyniesie średnio 2 754,00 zł, a zaangażowanie 270 godzin w ciągu 9 miesięcy, czyli ok. 30,0 godz. miesięcznie. Dodatek za cały okres wynosi 24 786,00 zł. Źródłem stawek jest wewnętrzny regulamin Uczelni, więc inne źródła nie występują. Wynagrodzenie jest niezbędne do realizacji prac B+R. Forma zatrudnienia: umowa o pracę.</w:t>
       </w:r>
     </w:p>
     <w:p>
@@ -3657,7 +3306,7 @@
           <w:color w:val="666666"/>
           <w:sz w:val="17"/>
         </w:rPr>
-        <w:t xml:space="preserve"> [1039 znaków]</w:t>
+        <w:t xml:space="preserve"> [980 znaków]</w:t>
       </w:r>
     </w:p>
     <w:p>
@@ -3668,20 +3317,7 @@
         <w:rPr>
           <w:b w:val="0"/>
         </w:rPr>
-        <w:t xml:space="preserve">Wynagrodzenie pracownika Politechniki Rzeszowskiej na stanowisku: specjalista ds. modelowania matematycznego, statystyki i walidacji ilościowej, będzie stanowić dodatek do wynagrodzenia za realizację zadań w projekcie, w ramach obowiązującej umowy o pracę (aneks do umowy). Stanowisko zajmie pracownik ze stopniem lub tytułem </w:t>
-      </w:r>
-      <w:r>
-        <w:rPr>
-          <w:b w:val="0"/>
-          <w:highlight w:val="yellow"/>
-        </w:rPr>
-        <w:t>dr hab. nauk matematycznych</w:t>
-      </w:r>
-      <w:r>
-        <w:rPr>
-          <w:b w:val="0"/>
-        </w:rPr>
-        <w:t>. Wysokość dodatku w kwocie brutto-brutto, wraz z kosztami po stronie pracodawcy, obliczono na podstawie średniego wynagrodzenia w danej grupie pracowniczej na Uczelni, zgodnie z Regulaminem wynagradzania (Zarządzenie Rektora nr 123/2021, t.j. z 30.12.2021 r. z późniejszymi zmianami). Stawka godzinowa dodatku wynosi 91,80 zł, a zaangażowanie wyniesie 190 godzin w ciągu 9 miesięcy, czyli ok. 21,1 godz. miesięcznie. Dodatek za cały okres wynosi 17 442,00 zł (91,80 zł x 190 godz.), średnio 1 938,00 zł miesięcznie. Źródłem stawek jest wewnętrzny regulamin Uczelni, więc inne źródła nie występują. Wynagrodzenie jest niezbędne do realizacji prac B+R. Forma zatrudnienia: umowa o pracę.</w:t>
+        <w:t>Wynagrodzenie pracownika Politechniki Rzeszowskiej na stanowisku: specjalista ds. modelowania matematycznego, statystyki i walidacji ilościowej, będzie stanowić dodatek do wynagrodzenia za realizację zadań w projekcie, w ramach obowiązującej umowy o pracę (aneks do umowy). Stanowisko zajmie pracownik z tytułem lub stopniem dr hab. nauk matematycznych. Wysokość dodatku w kwocie brutto-brutto, wraz z kosztami po stronie pracodawcy, obliczono na podstawie średniego wynagrodzenia w danej grupie pracowniczej na Uczelni, zgodnie z Regulaminem wynagradzania (Zarządzenie Rektora nr 123/2021, t.j. z 30.12.2021 r. z późniejszymi zmianami). Dodatek miesięczny wyniesie średnio 1 938,00 zł, a zaangażowanie 190 godzin w ciągu 9 miesięcy, czyli ok. 21,1 godz. miesięcznie. Dodatek za cały okres wynosi 17 442,00 zł. Źródłem stawek jest wewnętrzny regulamin Uczelni, więc inne źródła nie występują. Wynagrodzenie jest niezbędne do realizacji prac B+R. Forma zatrudnienia: umowa o pracę.</w:t>
       </w:r>
     </w:p>
     <w:p>
@@ -3794,7 +3430,7 @@
           <w:color w:val="666666"/>
           <w:sz w:val="17"/>
         </w:rPr>
-        <w:t xml:space="preserve"> [1068 znaków]</w:t>
+        <w:t xml:space="preserve"> [994 znaków]</w:t>
       </w:r>
     </w:p>
     <w:p>
@@ -3805,20 +3441,7 @@
         <w:rPr>
           <w:b w:val="0"/>
         </w:rPr>
-        <w:t xml:space="preserve">Wynagrodzenie pracownika Politechniki Rzeszowskiej na stanowisku: młodszy specjalista ds. uczenia maszynowego, przygotowania danych eksperymentalnych i analizy wyników modeli AI/CV, będzie stanowić dodatek do wynagrodzenia za realizację zadań w projekcie, w ramach obowiązującej umowy o pracę (aneks do umowy). Stanowisko zajmie pracownik ze stopniem lub tytułem </w:t>
-      </w:r>
-      <w:r>
-        <w:rPr>
-          <w:b w:val="0"/>
-          <w:highlight w:val="yellow"/>
-        </w:rPr>
-        <w:t>mgr inż. lub doktorant</w:t>
-      </w:r>
-      <w:r>
-        <w:rPr>
-          <w:b w:val="0"/>
-        </w:rPr>
-        <w:t>. Wysokość dodatku w kwocie brutto-brutto, wraz z kosztami po stronie pracodawcy, obliczono na podstawie średniego wynagrodzenia w danej grupie pracowniczej na Uczelni, zgodnie z Regulaminem wynagradzania (Zarządzenie Rektora nr 123/2021, t.j. z 30.12.2021 r. z późniejszymi zmianami). Stawka godzinowa dodatku wynosi 58,32 zł, a zaangażowanie wyniesie 120 godzin w ciągu 9 miesięcy, czyli ok. 13,3 godz. miesięcznie. Dodatek za cały okres wynosi 6 998,40 zł (58,32 zł x 120 godz.), średnio 777,60 zł miesięcznie. Źródłem stawek jest wewnętrzny regulamin Uczelni, więc inne źródła nie występują. Wynagrodzenie jest niezbędne do realizacji prac B+R. Forma zatrudnienia: umowa o pracę.</w:t>
+        <w:t>Wynagrodzenie pracownika Politechniki Rzeszowskiej na stanowisku: młodszy specjalista ds. uczenia maszynowego, przygotowania danych eksperymentalnych i analizy wyników modeli AI/CV, będzie stanowić dodatek do wynagrodzenia za realizację zadań w projekcie, w ramach obowiązującej umowy o pracę (aneks do umowy). Stanowisko zajmie pracownik z tytułem lub stopniem mgr inż. Wysokość dodatku w kwocie brutto-brutto, wraz z kosztami po stronie pracodawcy, obliczono na podstawie średniego wynagrodzenia w danej grupie pracowniczej na Uczelni, zgodnie z Regulaminem wynagradzania (Zarządzenie Rektora nr 123/2021, t.j. z 30.12.2021 r. z późniejszymi zmianami). Dodatek miesięczny wyniesie średnio 777,60 zł, a zaangażowanie 120 godzin w ciągu 9 miesięcy, czyli ok. 13,3 godz. miesięcznie. Dodatek za cały okres wynosi 6 998,40 zł. Źródłem stawek jest wewnętrzny regulamin Uczelni, więc inne źródła nie występują. Wynagrodzenie jest niezbędne do realizacji prac B+R. Forma zatrudnienia: umowa o pracę.</w:t>
       </w:r>
     </w:p>
     <w:p>
@@ -3846,7 +3469,7 @@
           <w:color w:val="666666"/>
           <w:sz w:val="17"/>
         </w:rPr>
-        <w:t xml:space="preserve"> [1042 znaków]</w:t>
+        <w:t xml:space="preserve"> [965 znaków]</w:t>
       </w:r>
     </w:p>
     <w:p>
@@ -3857,20 +3480,7 @@
         <w:rPr>
           <w:b w:val="0"/>
         </w:rPr>
-        <w:t xml:space="preserve">Wynagrodzenie pracownika Politechniki Rzeszowskiej na stanowisku: główny specjalista ds. systemów wizyjnych, percepcji 3D i integracji algorytmicznej, będzie stanowić dodatek do wynagrodzenia za realizację zadań w projekcie, w ramach obowiązującej umowy o pracę (aneks do umowy). Stanowisko zajmie pracownik ze stopniem lub tytułem </w:t>
-      </w:r>
-      <w:r>
-        <w:rPr>
-          <w:b w:val="0"/>
-          <w:highlight w:val="yellow"/>
-        </w:rPr>
-        <w:t>dr inż. lub dr hab. inż.</w:t>
-      </w:r>
-      <w:r>
-        <w:rPr>
-          <w:b w:val="0"/>
-        </w:rPr>
-        <w:t>. Wysokość dodatku w kwocie brutto-brutto, wraz z kosztami po stronie pracodawcy, obliczono na podstawie średniego wynagrodzenia w danej grupie pracowniczej na Uczelni, zgodnie z Regulaminem wynagradzania (Zarządzenie Rektora nr 123/2021, t.j. z 30.12.2021 r. z późniejszymi zmianami). Stawka godzinowa dodatku wynosi 74,52 zł, a zaangażowanie wyniesie 227 godzin w ciągu 9 miesięcy, czyli ok. 25,2 godz. miesięcznie. Dodatek za cały okres wynosi 16 916,04 zł (74,52 zł x 227 godz.), średnio 1 879,56 zł miesięcznie. Źródłem stawek jest wewnętrzny regulamin Uczelni, więc inne źródła nie występują. Wynagrodzenie jest niezbędne do realizacji prac B+R. Forma zatrudnienia: umowa o pracę.</w:t>
+        <w:t>Wynagrodzenie pracownika Politechniki Rzeszowskiej na stanowisku: główny specjalista ds. systemów wizyjnych, percepcji 3D i integracji algorytmicznej, będzie stanowić dodatek do wynagrodzenia za realizację zadań w projekcie, w ramach obowiązującej umowy o pracę (aneks do umowy). Stanowisko zajmie pracownik z tytułem lub stopniem dr inż. Wysokość dodatku w kwocie brutto-brutto, wraz z kosztami po stronie pracodawcy, obliczono na podstawie średniego wynagrodzenia w danej grupie pracowniczej na Uczelni, zgodnie z Regulaminem wynagradzania (Zarządzenie Rektora nr 123/2021, t.j. z 30.12.2021 r. z późniejszymi zmianami). Dodatek miesięczny wyniesie średnio 1 879,56 zł, a zaangażowanie 227 godzin w ciągu 9 miesięcy, czyli ok. 25,2 godz. miesięcznie. Dodatek za cały okres wynosi 16 916,04 zł. Źródłem stawek jest wewnętrzny regulamin Uczelni, więc inne źródła nie występują. Wynagrodzenie jest niezbędne do realizacji prac B+R. Forma zatrudnienia: umowa o pracę.</w:t>
       </w:r>
     </w:p>
     <w:p>
@@ -3890,7 +3500,7 @@
           <w:color w:val="666666"/>
           <w:sz w:val="17"/>
         </w:rPr>
-        <w:t xml:space="preserve"> [1046 znaków]</w:t>
+        <w:t xml:space="preserve"> [969 znaków]</w:t>
       </w:r>
     </w:p>
     <w:p>
@@ -3901,20 +3511,7 @@
         <w:rPr>
           <w:b w:val="0"/>
         </w:rPr>
-        <w:t xml:space="preserve">Wynagrodzenie pracownika Politechniki Rzeszowskiej na stanowisku: główny specjalista ds. computer vision, rekonstrukcji 3D, kalibracji i analizy sygnałów, będzie stanowić dodatek do wynagrodzenia za realizację zadań w projekcie, w ramach obowiązującej umowy o pracę (aneks do umowy). Stanowisko zajmie pracownik ze stopniem lub tytułem </w:t>
-      </w:r>
-      <w:r>
-        <w:rPr>
-          <w:b w:val="0"/>
-          <w:highlight w:val="yellow"/>
-        </w:rPr>
-        <w:t>dr inż. lub dr hab. inż.</w:t>
-      </w:r>
-      <w:r>
-        <w:rPr>
-          <w:b w:val="0"/>
-        </w:rPr>
-        <w:t>. Wysokość dodatku w kwocie brutto-brutto, wraz z kosztami po stronie pracodawcy, obliczono na podstawie średniego wynagrodzenia w danej grupie pracowniczej na Uczelni, zgodnie z Regulaminem wynagradzania (Zarządzenie Rektora nr 123/2021, t.j. z 30.12.2021 r. z późniejszymi zmianami). Stawka godzinowa dodatku wynosi 74,52 zł, a zaangażowanie wyniesie 227 godzin w ciągu 9 miesięcy, czyli ok. 25,2 godz. miesięcznie. Dodatek za cały okres wynosi 16 916,04 zł (74,52 zł x 227 godz.), średnio 1 879,56 zł miesięcznie. Źródłem stawek jest wewnętrzny regulamin Uczelni, więc inne źródła nie występują. Wynagrodzenie jest niezbędne do realizacji prac B+R. Forma zatrudnienia: umowa o pracę.</w:t>
+        <w:t>Wynagrodzenie pracownika Politechniki Rzeszowskiej na stanowisku: główny specjalista ds. computer vision, rekonstrukcji 3D, kalibracji i analizy sygnałów, będzie stanowić dodatek do wynagrodzenia za realizację zadań w projekcie, w ramach obowiązującej umowy o pracę (aneks do umowy). Stanowisko zajmie pracownik z tytułem lub stopniem dr inż. Wysokość dodatku w kwocie brutto-brutto, wraz z kosztami po stronie pracodawcy, obliczono na podstawie średniego wynagrodzenia w danej grupie pracowniczej na Uczelni, zgodnie z Regulaminem wynagradzania (Zarządzenie Rektora nr 123/2021, t.j. z 30.12.2021 r. z późniejszymi zmianami). Dodatek miesięczny wyniesie średnio 1 879,56 zł, a zaangażowanie 227 godzin w ciągu 9 miesięcy, czyli ok. 25,2 godz. miesięcznie. Dodatek za cały okres wynosi 16 916,04 zł. Źródłem stawek jest wewnętrzny regulamin Uczelni, więc inne źródła nie występują. Wynagrodzenie jest niezbędne do realizacji prac B+R. Forma zatrudnienia: umowa o pracę.</w:t>
       </w:r>
     </w:p>
     <w:p>
@@ -3934,7 +3531,7 @@
           <w:color w:val="666666"/>
           <w:sz w:val="17"/>
         </w:rPr>
-        <w:t xml:space="preserve"> [1022 znaków]</w:t>
+        <w:t xml:space="preserve"> [951 znaków]</w:t>
       </w:r>
     </w:p>
     <w:p>
@@ -3945,20 +3542,7 @@
         <w:rPr>
           <w:b w:val="0"/>
         </w:rPr>
-        <w:t xml:space="preserve">Wynagrodzenie pracownika Politechniki Rzeszowskiej na stanowisku: specjalista ds. uczenia maszynowego, selekcji cech i predykcji ryzyka, będzie stanowić dodatek do wynagrodzenia za realizację zadań w projekcie, w ramach obowiązującej umowy o pracę (aneks do umowy). Stanowisko zajmie pracownik ze stopniem lub tytułem </w:t>
-      </w:r>
-      <w:r>
-        <w:rPr>
-          <w:b w:val="0"/>
-          <w:highlight w:val="yellow"/>
-        </w:rPr>
-        <w:t>dr inż. lub dr hab. inż.</w:t>
-      </w:r>
-      <w:r>
-        <w:rPr>
-          <w:b w:val="0"/>
-        </w:rPr>
-        <w:t>. Wysokość dodatku w kwocie brutto-brutto, wraz z kosztami po stronie pracodawcy, obliczono na podstawie średniego wynagrodzenia w danej grupie pracowniczej na Uczelni, zgodnie z Regulaminem wynagradzania (Zarządzenie Rektora nr 123/2021, t.j. z 30.12.2021 r. z późniejszymi zmianami). Stawka godzinowa dodatku wynosi 91,80 zł, a zaangażowanie wyniesie 70 godzin w ciągu 9 miesięcy, czyli ok. 7,8 godz. miesięcznie. Dodatek za cały okres wynosi 6 426,00 zł (91,80 zł x 70 godz.), średnio 714,00 zł miesięcznie. Źródłem stawek jest wewnętrzny regulamin Uczelni, więc inne źródła nie występują. Wynagrodzenie jest niezbędne do realizacji prac B+R. Forma zatrudnienia: umowa o pracę.</w:t>
+        <w:t>Wynagrodzenie pracownika Politechniki Rzeszowskiej na stanowisku: specjalista ds. uczenia maszynowego, selekcji cech i predykcji ryzyka, będzie stanowić dodatek do wynagrodzenia za realizację zadań w projekcie, w ramach obowiązującej umowy o pracę (aneks do umowy). Stanowisko zajmie pracownik z tytułem lub stopniem dr hab. inż. Wysokość dodatku w kwocie brutto-brutto, wraz z kosztami po stronie pracodawcy, obliczono na podstawie średniego wynagrodzenia w danej grupie pracowniczej na Uczelni, zgodnie z Regulaminem wynagradzania (Zarządzenie Rektora nr 123/2021, t.j. z 30.12.2021 r. z późniejszymi zmianami). Dodatek miesięczny wyniesie średnio 714,00 zł, a zaangażowanie 70 godzin w ciągu 9 miesięcy, czyli ok. 7,8 godz. miesięcznie. Dodatek za cały okres wynosi 6 426,00 zł. Źródłem stawek jest wewnętrzny regulamin Uczelni, więc inne źródła nie występują. Wynagrodzenie jest niezbędne do realizacji prac B+R. Forma zatrudnienia: umowa o pracę.</w:t>
       </w:r>
     </w:p>
     <w:p>
@@ -3978,7 +3562,7 @@
           <w:color w:val="666666"/>
           <w:sz w:val="17"/>
         </w:rPr>
-        <w:t xml:space="preserve"> [1033 znaków]</w:t>
+        <w:t xml:space="preserve"> [975 znaków]</w:t>
       </w:r>
     </w:p>
     <w:p>
@@ -3989,20 +3573,7 @@
         <w:rPr>
           <w:b w:val="0"/>
         </w:rPr>
-        <w:t xml:space="preserve">Wynagrodzenie pracownika Politechniki Rzeszowskiej na stanowisku: specjalista ds. modelowania matematycznego, statystyki i walidacji ilościowej, będzie stanowić dodatek do wynagrodzenia za realizację zadań w projekcie, w ramach obowiązującej umowy o pracę (aneks do umowy). Stanowisko zajmie pracownik ze stopniem lub tytułem </w:t>
-      </w:r>
-      <w:r>
-        <w:rPr>
-          <w:b w:val="0"/>
-          <w:highlight w:val="yellow"/>
-        </w:rPr>
-        <w:t>dr hab. nauk matematycznych</w:t>
-      </w:r>
-      <w:r>
-        <w:rPr>
-          <w:b w:val="0"/>
-        </w:rPr>
-        <w:t>. Wysokość dodatku w kwocie brutto-brutto, wraz z kosztami po stronie pracodawcy, obliczono na podstawie średniego wynagrodzenia w danej grupie pracowniczej na Uczelni, zgodnie z Regulaminem wynagradzania (Zarządzenie Rektora nr 123/2021, t.j. z 30.12.2021 r. z późniejszymi zmianami). Stawka godzinowa dodatku wynosi 91,80 zł, a zaangażowanie wyniesie 76 godzin w ciągu 9 miesięcy, czyli ok. 8,4 godz. miesięcznie. Dodatek za cały okres wynosi 6 976,80 zł (91,80 zł x 76 godz.), średnio 775,20 zł miesięcznie. Źródłem stawek jest wewnętrzny regulamin Uczelni, więc inne źródła nie występują. Wynagrodzenie jest niezbędne do realizacji prac B+R. Forma zatrudnienia: umowa o pracę.</w:t>
+        <w:t>Wynagrodzenie pracownika Politechniki Rzeszowskiej na stanowisku: specjalista ds. modelowania matematycznego, statystyki i walidacji ilościowej, będzie stanowić dodatek do wynagrodzenia za realizację zadań w projekcie, w ramach obowiązującej umowy o pracę (aneks do umowy). Stanowisko zajmie pracownik z tytułem lub stopniem dr hab. nauk matematycznych. Wysokość dodatku w kwocie brutto-brutto, wraz z kosztami po stronie pracodawcy, obliczono na podstawie średniego wynagrodzenia w danej grupie pracowniczej na Uczelni, zgodnie z Regulaminem wynagradzania (Zarządzenie Rektora nr 123/2021, t.j. z 30.12.2021 r. z późniejszymi zmianami). Dodatek miesięczny wyniesie średnio 775,20 zł, a zaangażowanie 76 godzin w ciągu 9 miesięcy, czyli ok. 8,4 godz. miesięcznie. Dodatek za cały okres wynosi 6 976,80 zł. Źródłem stawek jest wewnętrzny regulamin Uczelni, więc inne źródła nie występują. Wynagrodzenie jest niezbędne do realizacji prac B+R. Forma zatrudnienia: umowa o pracę.</w:t>
       </w:r>
     </w:p>
     <w:p>
@@ -4115,7 +3686,7 @@
           <w:color w:val="666666"/>
           <w:sz w:val="17"/>
         </w:rPr>
-        <w:t xml:space="preserve"> [1068 znaków]</w:t>
+        <w:t xml:space="preserve"> [994 znaków]</w:t>
       </w:r>
     </w:p>
     <w:p>
@@ -4126,20 +3697,7 @@
         <w:rPr>
           <w:b w:val="0"/>
         </w:rPr>
-        <w:t xml:space="preserve">Wynagrodzenie pracownika Politechniki Rzeszowskiej na stanowisku: młodszy specjalista ds. uczenia maszynowego, przygotowania danych eksperymentalnych i analizy wyników modeli AI/CV, będzie stanowić dodatek do wynagrodzenia za realizację zadań w projekcie, w ramach obowiązującej umowy o pracę (aneks do umowy). Stanowisko zajmie pracownik ze stopniem lub tytułem </w:t>
-      </w:r>
-      <w:r>
-        <w:rPr>
-          <w:b w:val="0"/>
-          <w:highlight w:val="yellow"/>
-        </w:rPr>
-        <w:t>mgr inż. lub doktorant</w:t>
-      </w:r>
-      <w:r>
-        <w:rPr>
-          <w:b w:val="0"/>
-        </w:rPr>
-        <w:t>. Wysokość dodatku w kwocie brutto-brutto, wraz z kosztami po stronie pracodawcy, obliczono na podstawie średniego wynagrodzenia w danej grupie pracowniczej na Uczelni, zgodnie z Regulaminem wynagradzania (Zarządzenie Rektora nr 123/2021, t.j. z 30.12.2021 r. z późniejszymi zmianami). Stawka godzinowa dodatku wynosi 58,32 zł, a zaangażowanie wyniesie 100 godzin w ciągu 9 miesięcy, czyli ok. 11,1 godz. miesięcznie. Dodatek za cały okres wynosi 5 832,00 zł (58,32 zł x 100 godz.), średnio 648,00 zł miesięcznie. Źródłem stawek jest wewnętrzny regulamin Uczelni, więc inne źródła nie występują. Wynagrodzenie jest niezbędne do realizacji prac B+R. Forma zatrudnienia: umowa o pracę.</w:t>
+        <w:t>Wynagrodzenie pracownika Politechniki Rzeszowskiej na stanowisku: młodszy specjalista ds. uczenia maszynowego, przygotowania danych eksperymentalnych i analizy wyników modeli AI/CV, będzie stanowić dodatek do wynagrodzenia za realizację zadań w projekcie, w ramach obowiązującej umowy o pracę (aneks do umowy). Stanowisko zajmie pracownik z tytułem lub stopniem mgr inż. Wysokość dodatku w kwocie brutto-brutto, wraz z kosztami po stronie pracodawcy, obliczono na podstawie średniego wynagrodzenia w danej grupie pracowniczej na Uczelni, zgodnie z Regulaminem wynagradzania (Zarządzenie Rektora nr 123/2021, t.j. z 30.12.2021 r. z późniejszymi zmianami). Dodatek miesięczny wyniesie średnio 648,00 zł, a zaangażowanie 100 godzin w ciągu 9 miesięcy, czyli ok. 11,1 godz. miesięcznie. Dodatek za cały okres wynosi 5 832,00 zł. Źródłem stawek jest wewnętrzny regulamin Uczelni, więc inne źródła nie występują. Wynagrodzenie jest niezbędne do realizacji prac B+R. Forma zatrudnienia: umowa o pracę.</w:t>
       </w:r>
     </w:p>
     <w:p>
@@ -4160,14 +3718,14 @@
           <w:b/>
           <w:sz w:val="20"/>
         </w:rPr>
-        <w:t>główny specjalista ds. systemów wizyjnych, percepcji 3D i integracji algorytmicznej – wynagrodzenie (Z8): 22 356,00 zł, UoP (zmiana: było 22 425,00 zł, 325 h)</w:t>
+        <w:t>główny specjalista ds. systemów wizyjnych, percepcji 3D i integracji algorytmicznej – wynagrodzenie (Z8): 22 425,00 zł, UoP</w:t>
       </w:r>
       <w:r>
         <w:rPr>
           <w:color w:val="666666"/>
           <w:sz w:val="17"/>
         </w:rPr>
-        <w:t xml:space="preserve"> [1042 znaków]</w:t>
+        <w:t xml:space="preserve"> [965 znaków]</w:t>
       </w:r>
     </w:p>
     <w:p>
@@ -4178,20 +3736,7 @@
         <w:rPr>
           <w:b w:val="0"/>
         </w:rPr>
-        <w:t xml:space="preserve">Wynagrodzenie pracownika Politechniki Rzeszowskiej na stanowisku: główny specjalista ds. systemów wizyjnych, percepcji 3D i integracji algorytmicznej, będzie stanowić dodatek do wynagrodzenia za realizację zadań w projekcie, w ramach obowiązującej umowy o pracę (aneks do umowy). Stanowisko zajmie pracownik ze stopniem lub tytułem </w:t>
-      </w:r>
-      <w:r>
-        <w:rPr>
-          <w:b w:val="0"/>
-          <w:highlight w:val="yellow"/>
-        </w:rPr>
-        <w:t>dr inż. lub dr hab. inż.</w:t>
-      </w:r>
-      <w:r>
-        <w:rPr>
-          <w:b w:val="0"/>
-        </w:rPr>
-        <w:t>. Wysokość dodatku w kwocie brutto-brutto, wraz z kosztami po stronie pracodawcy, obliczono na podstawie średniego wynagrodzenia w danej grupie pracowniczej na Uczelni, zgodnie z Regulaminem wynagradzania (Zarządzenie Rektora nr 123/2021, t.j. z 30.12.2021 r. z późniejszymi zmianami). Stawka godzinowa dodatku wynosi 74,52 zł, a zaangażowanie wyniesie 300 godzin w ciągu 9 miesięcy, czyli ok. 33,3 godz. miesięcznie. Dodatek za cały okres wynosi 22 356,00 zł (74,52 zł x 300 godz.), średnio 2 484,00 zł miesięcznie. Źródłem stawek jest wewnętrzny regulamin Uczelni, więc inne źródła nie występują. Wynagrodzenie jest niezbędne do realizacji prac B+R. Forma zatrudnienia: umowa o pracę.</w:t>
+        <w:t>Wynagrodzenie pracownika Politechniki Rzeszowskiej na stanowisku: główny specjalista ds. systemów wizyjnych, percepcji 3D i integracji algorytmicznej, będzie stanowić dodatek do wynagrodzenia za realizację zadań w projekcie, w ramach obowiązującej umowy o pracę (aneks do umowy). Stanowisko zajmie pracownik z tytułem lub stopniem dr inż. Wysokość dodatku w kwocie brutto-brutto, wraz z kosztami po stronie pracodawcy, obliczono na podstawie średniego wynagrodzenia w danej grupie pracowniczej na Uczelni, zgodnie z Regulaminem wynagradzania (Zarządzenie Rektora nr 123/2021, t.j. z 30.12.2021 r. z późniejszymi zmianami). Dodatek miesięczny wyniesie średnio 2 491,67 zł, a zaangażowanie 325 godzin w ciągu 9 miesięcy, czyli ok. 36,1 godz. miesięcznie. Dodatek za cały okres wynosi 22 425,00 zł. Źródłem stawek jest wewnętrzny regulamin Uczelni, więc inne źródła nie występują. Wynagrodzenie jest niezbędne do realizacji prac B+R. Forma zatrudnienia: umowa o pracę.</w:t>
       </w:r>
     </w:p>
     <w:p>
@@ -4204,14 +3749,14 @@
           <w:b/>
           <w:sz w:val="20"/>
         </w:rPr>
-        <w:t>główny specjalista ds. computer vision, rekonstrukcji 3D, kalibracji i analizy sygnałów – wynagrodzenie (Z8): 22 356,00 zł, UoP (zmiana: było 22 425,00 zł, 325 h)</w:t>
+        <w:t>główny specjalista ds. computer vision, rekonstrukcji 3D, kalibracji i analizy sygnałów – wynagrodzenie (Z8): 22 425,00 zł, UoP</w:t>
       </w:r>
       <w:r>
         <w:rPr>
           <w:color w:val="666666"/>
           <w:sz w:val="17"/>
         </w:rPr>
-        <w:t xml:space="preserve"> [1046 znaków]</w:t>
+        <w:t xml:space="preserve"> [969 znaków]</w:t>
       </w:r>
     </w:p>
     <w:p>
@@ -4222,20 +3767,7 @@
         <w:rPr>
           <w:b w:val="0"/>
         </w:rPr>
-        <w:t xml:space="preserve">Wynagrodzenie pracownika Politechniki Rzeszowskiej na stanowisku: główny specjalista ds. computer vision, rekonstrukcji 3D, kalibracji i analizy sygnałów, będzie stanowić dodatek do wynagrodzenia za realizację zadań w projekcie, w ramach obowiązującej umowy o pracę (aneks do umowy). Stanowisko zajmie pracownik ze stopniem lub tytułem </w:t>
-      </w:r>
-      <w:r>
-        <w:rPr>
-          <w:b w:val="0"/>
-          <w:highlight w:val="yellow"/>
-        </w:rPr>
-        <w:t>dr inż. lub dr hab. inż.</w:t>
-      </w:r>
-      <w:r>
-        <w:rPr>
-          <w:b w:val="0"/>
-        </w:rPr>
-        <w:t>. Wysokość dodatku w kwocie brutto-brutto, wraz z kosztami po stronie pracodawcy, obliczono na podstawie średniego wynagrodzenia w danej grupie pracowniczej na Uczelni, zgodnie z Regulaminem wynagradzania (Zarządzenie Rektora nr 123/2021, t.j. z 30.12.2021 r. z późniejszymi zmianami). Stawka godzinowa dodatku wynosi 74,52 zł, a zaangażowanie wyniesie 300 godzin w ciągu 9 miesięcy, czyli ok. 33,3 godz. miesięcznie. Dodatek za cały okres wynosi 22 356,00 zł (74,52 zł x 300 godz.), średnio 2 484,00 zł miesięcznie. Źródłem stawek jest wewnętrzny regulamin Uczelni, więc inne źródła nie występują. Wynagrodzenie jest niezbędne do realizacji prac B+R. Forma zatrudnienia: umowa o pracę.</w:t>
+        <w:t>Wynagrodzenie pracownika Politechniki Rzeszowskiej na stanowisku: główny specjalista ds. computer vision, rekonstrukcji 3D, kalibracji i analizy sygnałów, będzie stanowić dodatek do wynagrodzenia za realizację zadań w projekcie, w ramach obowiązującej umowy o pracę (aneks do umowy). Stanowisko zajmie pracownik z tytułem lub stopniem dr inż. Wysokość dodatku w kwocie brutto-brutto, wraz z kosztami po stronie pracodawcy, obliczono na podstawie średniego wynagrodzenia w danej grupie pracowniczej na Uczelni, zgodnie z Regulaminem wynagradzania (Zarządzenie Rektora nr 123/2021, t.j. z 30.12.2021 r. z późniejszymi zmianami). Dodatek miesięczny wyniesie średnio 2 491,67 zł, a zaangażowanie 325 godzin w ciągu 9 miesięcy, czyli ok. 36,1 godz. miesięcznie. Dodatek za cały okres wynosi 22 425,00 zł. Źródłem stawek jest wewnętrzny regulamin Uczelni, więc inne źródła nie występują. Wynagrodzenie jest niezbędne do realizacji prac B+R. Forma zatrudnienia: umowa o pracę.</w:t>
       </w:r>
     </w:p>
     <w:p>
@@ -4248,14 +3780,14 @@
           <w:b/>
           <w:sz w:val="20"/>
         </w:rPr>
-        <w:t>specjalista ds. uczenia maszynowego, selekcji cech i predykcji ryzyka – wynagrodzenie (Z8): 10 189,80 zł, UoP (zmiana: było 10 200,00 zł, 120 h)</w:t>
+        <w:t>specjalista ds. uczenia maszynowego, selekcji cech i predykcji ryzyka – wynagrodzenie (Z8): 10 200,00 zł, UoP</w:t>
       </w:r>
       <w:r>
         <w:rPr>
           <w:color w:val="666666"/>
           <w:sz w:val="17"/>
         </w:rPr>
-        <w:t xml:space="preserve"> [1028 znaków]</w:t>
+        <w:t xml:space="preserve"> [956 znaków]</w:t>
       </w:r>
     </w:p>
     <w:p>
@@ -4266,20 +3798,7 @@
         <w:rPr>
           <w:b w:val="0"/>
         </w:rPr>
-        <w:t xml:space="preserve">Wynagrodzenie pracownika Politechniki Rzeszowskiej na stanowisku: specjalista ds. uczenia maszynowego, selekcji cech i predykcji ryzyka, będzie stanowić dodatek do wynagrodzenia za realizację zadań w projekcie, w ramach obowiązującej umowy o pracę (aneks do umowy). Stanowisko zajmie pracownik ze stopniem lub tytułem </w:t>
-      </w:r>
-      <w:r>
-        <w:rPr>
-          <w:b w:val="0"/>
-          <w:highlight w:val="yellow"/>
-        </w:rPr>
-        <w:t>dr inż. lub dr hab. inż.</w:t>
-      </w:r>
-      <w:r>
-        <w:rPr>
-          <w:b w:val="0"/>
-        </w:rPr>
-        <w:t>. Wysokość dodatku w kwocie brutto-brutto, wraz z kosztami po stronie pracodawcy, obliczono na podstawie średniego wynagrodzenia w danej grupie pracowniczej na Uczelni, zgodnie z Regulaminem wynagradzania (Zarządzenie Rektora nr 123/2021, t.j. z 30.12.2021 r. z późniejszymi zmianami). Stawka godzinowa dodatku wynosi 91,80 zł, a zaangażowanie wyniesie 111 godzin w ciągu 9 miesięcy, czyli ok. 12,3 godz. miesięcznie. Dodatek za cały okres wynosi 10 189,80 zł (91,80 zł x 111 godz.), średnio 1 132,20 zł miesięcznie. Źródłem stawek jest wewnętrzny regulamin Uczelni, więc inne źródła nie występują. Wynagrodzenie jest niezbędne do realizacji prac B+R. Forma zatrudnienia: umowa o pracę.</w:t>
+        <w:t>Wynagrodzenie pracownika Politechniki Rzeszowskiej na stanowisku: specjalista ds. uczenia maszynowego, selekcji cech i predykcji ryzyka, będzie stanowić dodatek do wynagrodzenia za realizację zadań w projekcie, w ramach obowiązującej umowy o pracę (aneks do umowy). Stanowisko zajmie pracownik z tytułem lub stopniem dr hab. inż. Wysokość dodatku w kwocie brutto-brutto, wraz z kosztami po stronie pracodawcy, obliczono na podstawie średniego wynagrodzenia w danej grupie pracowniczej na Uczelni, zgodnie z Regulaminem wynagradzania (Zarządzenie Rektora nr 123/2021, t.j. z 30.12.2021 r. z późniejszymi zmianami). Dodatek miesięczny wyniesie średnio 1 133,33 zł, a zaangażowanie 120 godzin w ciągu 9 miesięcy, czyli ok. 13,3 godz. miesięcznie. Dodatek za cały okres wynosi 10 200,00 zł. Źródłem stawek jest wewnętrzny regulamin Uczelni, więc inne źródła nie występują. Wynagrodzenie jest niezbędne do realizacji prac B+R. Forma zatrudnienia: umowa o pracę.</w:t>
       </w:r>
     </w:p>
     <w:p>
@@ -4292,14 +3811,14 @@
           <w:b/>
           <w:sz w:val="20"/>
         </w:rPr>
-        <w:t>specjalista ds. modelowania matematycznego, statystyki i walidacji ilościowej – wynagrodzenie (Z8): 9 271,80 zł, UoP (zmiana: było 9 350,00 zł, 110 h)</w:t>
+        <w:t>specjalista ds. modelowania matematycznego, statystyki i walidacji ilościowej – wynagrodzenie (Z8): 9 350,00 zł, UoP</w:t>
       </w:r>
       <w:r>
         <w:rPr>
           <w:color w:val="666666"/>
           <w:sz w:val="17"/>
         </w:rPr>
-        <w:t xml:space="preserve"> [1038 znaków]</w:t>
+        <w:t xml:space="preserve"> [979 znaków]</w:t>
       </w:r>
     </w:p>
     <w:p>
@@ -4310,20 +3829,7 @@
         <w:rPr>
           <w:b w:val="0"/>
         </w:rPr>
-        <w:t xml:space="preserve">Wynagrodzenie pracownika Politechniki Rzeszowskiej na stanowisku: specjalista ds. modelowania matematycznego, statystyki i walidacji ilościowej, będzie stanowić dodatek do wynagrodzenia za realizację zadań w projekcie, w ramach obowiązującej umowy o pracę (aneks do umowy). Stanowisko zajmie pracownik ze stopniem lub tytułem </w:t>
-      </w:r>
-      <w:r>
-        <w:rPr>
-          <w:b w:val="0"/>
-          <w:highlight w:val="yellow"/>
-        </w:rPr>
-        <w:t>dr hab. nauk matematycznych</w:t>
-      </w:r>
-      <w:r>
-        <w:rPr>
-          <w:b w:val="0"/>
-        </w:rPr>
-        <w:t>. Wysokość dodatku w kwocie brutto-brutto, wraz z kosztami po stronie pracodawcy, obliczono na podstawie średniego wynagrodzenia w danej grupie pracowniczej na Uczelni, zgodnie z Regulaminem wynagradzania (Zarządzenie Rektora nr 123/2021, t.j. z 30.12.2021 r. z późniejszymi zmianami). Stawka godzinowa dodatku wynosi 91,80 zł, a zaangażowanie wyniesie 101 godzin w ciągu 9 miesięcy, czyli ok. 11,2 godz. miesięcznie. Dodatek za cały okres wynosi 9 271,80 zł (91,80 zł x 101 godz.), średnio 1 030,20 zł miesięcznie. Źródłem stawek jest wewnętrzny regulamin Uczelni, więc inne źródła nie występują. Wynagrodzenie jest niezbędne do realizacji prac B+R. Forma zatrudnienia: umowa o pracę.</w:t>
+        <w:t>Wynagrodzenie pracownika Politechniki Rzeszowskiej na stanowisku: specjalista ds. modelowania matematycznego, statystyki i walidacji ilościowej, będzie stanowić dodatek do wynagrodzenia za realizację zadań w projekcie, w ramach obowiązującej umowy o pracę (aneks do umowy). Stanowisko zajmie pracownik z tytułem lub stopniem dr hab. nauk matematycznych. Wysokość dodatku w kwocie brutto-brutto, wraz z kosztami po stronie pracodawcy, obliczono na podstawie średniego wynagrodzenia w danej grupie pracowniczej na Uczelni, zgodnie z Regulaminem wynagradzania (Zarządzenie Rektora nr 123/2021, t.j. z 30.12.2021 r. z późniejszymi zmianami). Dodatek miesięczny wyniesie średnio 1 038,89 zł, a zaangażowanie 110 godzin w ciągu 9 miesięcy, czyli ok. 12,2 godz. miesięcznie. Dodatek za cały okres wynosi 9 350,00 zł. Źródłem stawek jest wewnętrzny regulamin Uczelni, więc inne źródła nie występują. Wynagrodzenie jest niezbędne do realizacji prac B+R. Forma zatrudnienia: umowa o pracę.</w:t>
       </w:r>
     </w:p>
     <w:p>
@@ -4336,7 +3842,7 @@
           <w:b/>
           <w:sz w:val="20"/>
         </w:rPr>
-        <w:t>specjalista ds. danych AI/CV, anotacji i analizy wyników modeli – wynagrodzenie (Z8): 13 063,68 zł, zlecenie (zmiana: było 13 068,00 zł, 242 h)</w:t>
+        <w:t>specjalista ds. danych AI/CV, anotacji i analizy wyników modeli – wynagrodzenie (Z8): 13 068,00 zł, zlecenie</w:t>
       </w:r>
       <w:r>
         <w:rPr>
@@ -4354,7 +3860,7 @@
         <w:rPr>
           <w:b w:val="0"/>
         </w:rPr>
-        <w:t>Wynagrodzenie z tytułu umowy zlecenia, którą Politechnika Rzeszowska zawrze z osobą na stanowisku: specjalista ds. danych AI/CV, anotacji i analizy wyników modeli, z wykształceniem wyższym kierunkowym (informatyka, automatyka lub AI), za realizację zadań B+R w projekcie, zgodnie z Regulaminem wynagradzania (Zarządzenie Rektora nr 123/2021, t.j. z 30.12.2021 r. z późniejszymi zmianami). Wynagrodzenie skalkulowano jako iloczyn stawki godzinowej i liczby godzin, w kwocie brutto-brutto, wraz z kosztami po stronie zleceniodawcy: 58,32 zł x 224 godz. = 13 063,68 zł. Stawkę godzinową przyjęto na podstawie stawek dla właściwej grupy określonych w Regulaminie, który jest jedynym źródłem stawek Uczelni. Zaangażowanie wyniesie ok. 24,9 godz. miesięcznie przez 9 miesięcy. Wynagrodzenie jest niezbędne do realizacji prac B+R. Forma zatrudnienia: umowa zlecenie.</w:t>
+        <w:t>Wynagrodzenie z tytułu umowy zlecenia, którą Politechnika Rzeszowska zawrze z osobą na stanowisku: specjalista ds. danych AI/CV, anotacji i analizy wyników modeli, z wykształceniem wyższym kierunkowym (informatyka, automatyka lub AI), za realizację zadań B+R w projekcie, zgodnie z Regulaminem wynagradzania (Zarządzenie Rektora nr 123/2021, t.j. z 30.12.2021 r. z późniejszymi zmianami). Wynagrodzenie skalkulowano jako iloczyn stawki godzinowej i liczby godzin, w kwocie brutto-brutto, wraz z kosztami po stronie zleceniodawcy: 54,00 zł x 242 godz. = 13 068,00 zł. Stawkę godzinową przyjęto na podstawie stawek dla właściwej grupy określonych w Regulaminie, który jest jedynym źródłem stawek Uczelni. Zaangażowanie wyniesie ok. 26,9 godz. miesięcznie przez 9 miesięcy. Wynagrodzenie jest niezbędne do realizacji prac B+R. Forma zatrudnienia: umowa zlecenie.</w:t>
       </w:r>
     </w:p>
     <w:p>
@@ -4367,7 +3873,7 @@
           <w:b/>
           <w:sz w:val="20"/>
         </w:rPr>
-        <w:t>specjalista ds. przetwarzania danych wielomodalnych i organizacji datasetu – wynagrodzenie (Z8): 13 786,20 zł, zlecenie (zmiana: było 13 800,00 zł, 200 h)</w:t>
+        <w:t>specjalista ds. przetwarzania danych wielomodalnych i organizacji datasetu – wynagrodzenie (Z8): 13 800,00 zł, zlecenie</w:t>
       </w:r>
       <w:r>
         <w:rPr>
@@ -4385,7 +3891,7 @@
         <w:rPr>
           <w:b w:val="0"/>
         </w:rPr>
-        <w:t>Wynagrodzenie z tytułu umowy zlecenia, którą Politechnika Rzeszowska zawrze z osobą na stanowisku: specjalista ds. przetwarzania danych wielomodalnych i organizacji datasetu, z wykształceniem wyższym kierunkowym (informatyka, automatyka lub AI), za realizację zadań B+R w projekcie, zgodnie z Regulaminem wynagradzania (Zarządzenie Rektora nr 123/2021, t.j. z 30.12.2021 r. z późniejszymi zmianami). Wynagrodzenie skalkulowano jako iloczyn stawki godzinowej i liczby godzin, w kwocie brutto-brutto, wraz z kosztami po stronie zleceniodawcy: 74,52 zł x 185 godz. = 13 786,20 zł. Stawkę godzinową przyjęto na podstawie stawek dla właściwej grupy określonych w Regulaminie, który jest jedynym źródłem stawek Uczelni. Zaangażowanie wyniesie ok. 20,6 godz. miesięcznie przez 9 miesięcy. Wynagrodzenie jest niezbędne do realizacji prac B+R. Forma zatrudnienia: umowa zlecenie.</w:t>
+        <w:t>Wynagrodzenie z tytułu umowy zlecenia, którą Politechnika Rzeszowska zawrze z osobą na stanowisku: specjalista ds. przetwarzania danych wielomodalnych i organizacji datasetu, z wykształceniem wyższym kierunkowym (informatyka, automatyka lub AI), za realizację zadań B+R w projekcie, zgodnie z Regulaminem wynagradzania (Zarządzenie Rektora nr 123/2021, t.j. z 30.12.2021 r. z późniejszymi zmianami). Wynagrodzenie skalkulowano jako iloczyn stawki godzinowej i liczby godzin, w kwocie brutto-brutto, wraz z kosztami po stronie zleceniodawcy: 69,00 zł x 200 godz. = 13 800,00 zł. Stawkę godzinową przyjęto na podstawie stawek dla właściwej grupy określonych w Regulaminie, który jest jedynym źródłem stawek Uczelni. Zaangażowanie wyniesie ok. 22,2 godz. miesięcznie przez 9 miesięcy. Wynagrodzenie jest niezbędne do realizacji prac B+R. Forma zatrudnienia: umowa zlecenie.</w:t>
       </w:r>
     </w:p>
     <w:p>
@@ -4398,7 +3904,7 @@
           <w:b/>
           <w:sz w:val="20"/>
         </w:rPr>
-        <w:t>specjalista ds. implementacji AI/CV, automatyzacji eksperymentów i edge AI – wynagrodzenie (Z8): 10 964,16 zł, zlecenie (zmiana: było 11 016,00 zł, 204 h)</w:t>
+        <w:t>specjalista ds. implementacji AI/CV, automatyzacji eksperymentów i edge AI – wynagrodzenie (Z8): 11 016,00 zł, zlecenie</w:t>
       </w:r>
       <w:r>
         <w:rPr>
@@ -4416,7 +3922,7 @@
         <w:rPr>
           <w:b w:val="0"/>
         </w:rPr>
-        <w:t>Wynagrodzenie z tytułu umowy zlecenia, którą Politechnika Rzeszowska zawrze z osobą na stanowisku: specjalista ds. implementacji AI/CV, automatyzacji eksperymentów i edge AI, z wykształceniem wyższym kierunkowym (informatyka, automatyka lub AI), za realizację zadań B+R w projekcie, zgodnie z Regulaminem wynagradzania (Zarządzenie Rektora nr 123/2021, t.j. z 30.12.2021 r. z późniejszymi zmianami). Wynagrodzenie skalkulowano jako iloczyn stawki godzinowej i liczby godzin, w kwocie brutto-brutto, wraz z kosztami po stronie zleceniodawcy: 58,32 zł x 188 godz. = 10 964,16 zł. Stawkę godzinową przyjęto na podstawie stawek dla właściwej grupy określonych w Regulaminie, który jest jedynym źródłem stawek Uczelni. Zaangażowanie wyniesie ok. 20,9 godz. miesięcznie przez 9 miesięcy. Wynagrodzenie jest niezbędne do realizacji prac B+R. Forma zatrudnienia: umowa zlecenie.</w:t>
+        <w:t>Wynagrodzenie z tytułu umowy zlecenia, którą Politechnika Rzeszowska zawrze z osobą na stanowisku: specjalista ds. implementacji AI/CV, automatyzacji eksperymentów i edge AI, z wykształceniem wyższym kierunkowym (informatyka, automatyka lub AI), za realizację zadań B+R w projekcie, zgodnie z Regulaminem wynagradzania (Zarządzenie Rektora nr 123/2021, t.j. z 30.12.2021 r. z późniejszymi zmianami). Wynagrodzenie skalkulowano jako iloczyn stawki godzinowej i liczby godzin, w kwocie brutto-brutto, wraz z kosztami po stronie zleceniodawcy: 54,00 zł x 204 godz. = 11 016,00 zł. Stawkę godzinową przyjęto na podstawie stawek dla właściwej grupy określonych w Regulaminie, który jest jedynym źródłem stawek Uczelni. Zaangażowanie wyniesie ok. 22,7 godz. miesięcznie przez 9 miesięcy. Wynagrodzenie jest niezbędne do realizacji prac B+R. Forma zatrudnienia: umowa zlecenie.</w:t>
       </w:r>
     </w:p>
     <w:p>
@@ -4429,14 +3935,14 @@
           <w:b/>
           <w:sz w:val="20"/>
         </w:rPr>
-        <w:t>młodszy specjalista ds. uczenia maszynowego, przygotowania danych eksperymentalnych i analizy wyników modeli AI/CV – wynagrodzenie (Z8): 10 789,20 zł, UoP (zmiana: było 10 800,00 zł, 200 h)</w:t>
+        <w:t>młodszy specjalista ds. uczenia maszynowego, przygotowania danych eksperymentalnych i analizy wyników modeli AI/CV – wynagrodzenie (Z8): 10 800,00 zł, UoP</w:t>
       </w:r>
       <w:r>
         <w:rPr>
           <w:color w:val="666666"/>
           <w:sz w:val="17"/>
         </w:rPr>
-        <w:t xml:space="preserve"> [1071 znaków]</w:t>
+        <w:t xml:space="preserve"> [997 znaków]</w:t>
       </w:r>
     </w:p>
     <w:p>
@@ -4447,20 +3953,7 @@
         <w:rPr>
           <w:b w:val="0"/>
         </w:rPr>
-        <w:t xml:space="preserve">Wynagrodzenie pracownika Politechniki Rzeszowskiej na stanowisku: młodszy specjalista ds. uczenia maszynowego, przygotowania danych eksperymentalnych i analizy wyników modeli AI/CV, będzie stanowić dodatek do wynagrodzenia za realizację zadań w projekcie, w ramach obowiązującej umowy o pracę (aneks do umowy). Stanowisko zajmie pracownik ze stopniem lub tytułem </w:t>
-      </w:r>
-      <w:r>
-        <w:rPr>
-          <w:b w:val="0"/>
-          <w:highlight w:val="yellow"/>
-        </w:rPr>
-        <w:t>mgr inż. lub doktorant</w:t>
-      </w:r>
-      <w:r>
-        <w:rPr>
-          <w:b w:val="0"/>
-        </w:rPr>
-        <w:t>. Wysokość dodatku w kwocie brutto-brutto, wraz z kosztami po stronie pracodawcy, obliczono na podstawie średniego wynagrodzenia w danej grupie pracowniczej na Uczelni, zgodnie z Regulaminem wynagradzania (Zarządzenie Rektora nr 123/2021, t.j. z 30.12.2021 r. z późniejszymi zmianami). Stawka godzinowa dodatku wynosi 58,32 zł, a zaangażowanie wyniesie 185 godzin w ciągu 9 miesięcy, czyli ok. 20,6 godz. miesięcznie. Dodatek za cały okres wynosi 10 789,20 zł (58,32 zł x 185 godz.), średnio 1 198,80 zł miesięcznie. Źródłem stawek jest wewnętrzny regulamin Uczelni, więc inne źródła nie występują. Wynagrodzenie jest niezbędne do realizacji prac B+R. Forma zatrudnienia: umowa o pracę.</w:t>
+        <w:t>Wynagrodzenie pracownika Politechniki Rzeszowskiej na stanowisku: młodszy specjalista ds. uczenia maszynowego, przygotowania danych eksperymentalnych i analizy wyników modeli AI/CV, będzie stanowić dodatek do wynagrodzenia za realizację zadań w projekcie, w ramach obowiązującej umowy o pracę (aneks do umowy). Stanowisko zajmie pracownik z tytułem lub stopniem mgr inż. Wysokość dodatku w kwocie brutto-brutto, wraz z kosztami po stronie pracodawcy, obliczono na podstawie średniego wynagrodzenia w danej grupie pracowniczej na Uczelni, zgodnie z Regulaminem wynagradzania (Zarządzenie Rektora nr 123/2021, t.j. z 30.12.2021 r. z późniejszymi zmianami). Dodatek miesięczny wyniesie średnio 1 200,00 zł, a zaangażowanie 200 godzin w ciągu 9 miesięcy, czyli ok. 22,2 godz. miesięcznie. Dodatek za cały okres wynosi 10 800,00 zł. Źródłem stawek jest wewnętrzny regulamin Uczelni, więc inne źródła nie występują. Wynagrodzenie jest niezbędne do realizacji prac B+R. Forma zatrudnienia: umowa o pracę.</w:t>
       </w:r>
     </w:p>
     <w:p>
@@ -5019,38 +4512,6 @@
                 <w:b w:val="0"/>
                 <w:sz w:val="18"/>
               </w:rPr>
-              <w:t>Pkt 3.1.1, opis zadania Z8, zespół PRz</w:t>
-            </w:r>
-          </w:p>
-        </w:tc>
-        <w:tc>
-          <w:tcPr>
-            <w:tcW w:type="dxa" w:w="6803"/>
-          </w:tcPr>
-          <w:p>
-            <w:r/>
-            <w:r>
-              <w:rPr>
-                <w:b w:val="0"/>
-                <w:sz w:val="18"/>
-              </w:rPr>
-              <w:t>Godziny: główni specjaliści 300 (było 325), uczenia maszynowego 111 (120), modelowania 101 (110), danych AI/CV 224 (242), przetwarzania danych 185 (200), implementacji 188 (204), młodszy specjalista 185 (200).</w:t>
-            </w:r>
-          </w:p>
-        </w:tc>
-      </w:tr>
-      <w:tr>
-        <w:tc>
-          <w:tcPr>
-            <w:tcW w:type="dxa" w:w="2948"/>
-          </w:tcPr>
-          <w:p>
-            <w:r/>
-            <w:r>
-              <w:rPr>
-                <w:b w:val="0"/>
-                <w:sz w:val="18"/>
-              </w:rPr>
               <w:t>Pkt 6.4 (K5-19)</w:t>
             </w:r>
           </w:p>
@@ -5199,7 +4660,7 @@
                 <w:b w:val="0"/>
                 <w:sz w:val="18"/>
               </w:rPr>
-              <w:t>PRz potwierdza stopnie naukowe osób na pięciu stanowiskach na umowie o pracę (część 6.3) i że Regulamin (Zarządzenie nr 123/2021) zawiera stawki, z których wynikają 74,52, 91,80 i 58,32 zł/h. Dobrze mieć wyciąg z tabeli stawek na wypadek pytania o podstawę.</w:t>
+              <w:t>PRz wyjaśnia, dlaczego stawka godzinowa w Z8 jest o 8% niższa niż w Z1, Z3, Z4 i Z5 (część 6.2), oraz potwierdza, że Regulamin (Zarządzenie nr 123/2021) zawiera stawki, z których wynikają obecne kwoty. Dobrze mieć wyciąg z tabeli stawek na wypadek pytania o podstawę.</w:t>
             </w:r>
           </w:p>
         </w:tc>
@@ -5214,39 +4675,7 @@
                 <w:b w:val="0"/>
                 <w:sz w:val="18"/>
               </w:rPr>
-              <w:t>Uwaga K3-41 prosi o stopień naukowy i podstawę stawki. To jedyne dane, których nie mam i których nie wolno mi zgadywać. Bez nich zostaną żółte pola.</w:t>
-            </w:r>
-          </w:p>
-        </w:tc>
-      </w:tr>
-      <w:tr>
-        <w:tc>
-          <w:tcPr>
-            <w:tcW w:type="dxa" w:w="4876"/>
-          </w:tcPr>
-          <w:p>
-            <w:r/>
-            <w:r>
-              <w:rPr>
-                <w:b w:val="0"/>
-                <w:sz w:val="18"/>
-              </w:rPr>
-              <w:t>PRz potwierdza, że stawki w Z8 miały być takie jak w Z1-Z5 (wyższe o 8%). Jeśli stawki w Z8 są faktycznie niższe z powodu innej grupy lub okresu, napisz, a odwrócę zmianę.</w:t>
-            </w:r>
-          </w:p>
-        </w:tc>
-        <w:tc>
-          <w:tcPr>
-            <w:tcW w:type="dxa" w:w="4876"/>
-          </w:tcPr>
-          <w:p>
-            <w:r/>
-            <w:r>
-              <w:rPr>
-                <w:b w:val="0"/>
-                <w:sz w:val="18"/>
-              </w:rPr>
-              <w:t>Różnica 8% dotyczyła wszystkich ośmiu stanowisk. Wyrównanie ją usuwa bez wzrostu kwoty, ale tylko PRz wie, która stawka jest prawdziwa.</w:t>
+              <w:t>Uwaga K3-42 pyta o różnicę, a ja mam od PRz tylko kwoty i godziny, bez stawek. Powód może podać wyłącznie PRz. Do czasu odpowiedzi kwoty zostają bez zmian.</w:t>
             </w:r>
           </w:p>
         </w:tc>
@@ -5472,7 +4901,7 @@
                 <w:b w:val="0"/>
                 <w:sz w:val="18"/>
               </w:rPr>
-              <w:t>Części 6.3, 6.4</w:t>
+              <w:t>Części 6.1, 6.3, 6.4</w:t>
             </w:r>
           </w:p>
         </w:tc>
@@ -5487,7 +4916,7 @@
                 <w:b w:val="0"/>
                 <w:sz w:val="18"/>
               </w:rPr>
-              <w:t>Gotowe, żółte pola tylko na stopnie naukowe (PRz)</w:t>
+              <w:t>Gotowe</w:t>
             </w:r>
           </w:p>
         </w:tc>
@@ -5534,7 +4963,7 @@
                 <w:b w:val="0"/>
                 <w:sz w:val="18"/>
               </w:rPr>
-              <w:t>Gotowe, do potwierdzenia przez PRz</w:t>
+              <w:t>Wyjaśnienie wymaga odpowiedzi PRz (jedno zdanie, żółte pole)</w:t>
             </w:r>
           </w:p>
         </w:tc>

--- a/Sekcja_3.1_podwykonawstwo_i_stawki_PRz.docx
+++ b/Sekcja_3.1_podwykonawstwo_i_stawki_PRz.docx
@@ -15,7 +15,7 @@
         <w:rPr>
           <w:b w:val="0"/>
         </w:rPr>
-        <w:t>Wniosek FENG.01.01-IP.01-A1RR/26, CargoDT. Pakiet WP07 i część WP06 (uwagi K3-41 do K3-47, K5-19, ryzyko R8). Teksty podwykonawstwa i R8 są gotowe do wklejenia. Dane PRz pochodzą z oryginalnego pliku „CargoDT - budżet wynagrodzenia PRz” i nie zostały zmienione. Zadania po Twojej stronie są w części 9.</w:t>
+        <w:t>Wniosek FENG.01.01-IP.01-A1RR/26, CargoDT. Pakiet WP07 i część WP06 (uwagi K3-41 do K3-47, K5-19, ryzyko R8). Teksty podwykonawstwa i R8 są gotowe do wklejenia. Dane PRz pochodzą z oryginalnego pliku „CargoDT - budżet wynagrodzenia PRz”. Jedyna zmiana to poprawione godziny w Z8 (część 6.2). Zadania po Twojej stronie są w części 9.</w:t>
       </w:r>
     </w:p>
     <w:p>
@@ -255,7 +255,7 @@
                 <w:b w:val="0"/>
                 <w:sz w:val="18"/>
               </w:rPr>
-              <w:t>Wszystkie 40 pozycji PRz mają jednolity format: stanowisko, stopień lub tytuł osoby, forma zatrudnienia, podstawa stawki (Regulamin, Zarządzenie nr 123/2021), dla umów o pracę dodatek miesięczny i godziny, dla zleceń stawka godzinowa razy liczba godzin, przejście do kwoty. Kwoty i godziny są dokładnie takie, jak w oryginalnym pliku PRz. Pozycja Z4 miała w nazwie przypadkowy prefiks „Z4 (prace rozwojowe) ·”, usunięty.</w:t>
+              <w:t>Wszystkie 40 pozycji PRz mają jednolity format: stanowisko, stopień lub tytuł osoby, forma zatrudnienia, podstawa stawki (Regulamin, Zarządzenie nr 123/2021), dla umów o pracę dodatek miesięczny i godziny, dla zleceń stawka godzinowa razy liczba godzin, przejście do kwoty. Pozycja Z4 miała w nazwie przypadkowy prefiks „Z4 (prace rozwojowe) ·”, usunięty.</w:t>
             </w:r>
           </w:p>
         </w:tc>
@@ -287,7 +287,7 @@
                 <w:b w:val="0"/>
                 <w:sz w:val="18"/>
               </w:rPr>
-              <w:t>Kwoty i godziny PRz bez zmian. Ekspert pyta o różnicę stawek głównego specjalisty (Z1, Z3, Z5 ok. 74,52 zł/h, Z8 69,00 zł/h). Stawki godzinowe wynikają z kwot i godzin w pliku PRz, a plik nie podaje powodu różnicy, więc w części 6.2 jest zdanie wyjaśniające do uzupełnienia przez PRz.</w:t>
+              <w:t>Błąd w godzinach Z8 poprawiony: stawki godzinowe w Z8 są takie same jak w Z1, Z3, Z4 i Z5 (np. główny specjalista 74,52 zł/h), a godziny są odpowiednio niższe (główny specjalista 301 zamiast 325). Suma Z8 spada z 113 084,00 do 113 076,00 zł.</w:t>
             </w:r>
           </w:p>
         </w:tc>
@@ -1657,13 +1657,30 @@
         <w:rPr>
           <w:b/>
         </w:rPr>
-        <w:t>Dane:</w:t>
+        <w:t>Z1, Z3, Z4, Z5:</w:t>
       </w:r>
       <w:r>
         <w:rPr>
           <w:b w:val="0"/>
         </w:rPr>
-        <w:t xml:space="preserve"> kwoty i godziny wszystkich 40 pozycji zgadzają się z oryginalnym plikiem PRz (suma 679 472,72 zł) i z obecnym wnioskiem. Niczego w nich nie zmieniłam.</w:t>
+        <w:t xml:space="preserve"> kwoty i godziny zgodne z oryginalnym plikiem PRz i z obecnym wnioskiem. Bez zmian.</w:t>
+      </w:r>
+    </w:p>
+    <w:p>
+      <w:pPr>
+        <w:pStyle w:val="ListBullet"/>
+      </w:pPr>
+      <w:r>
+        <w:rPr>
+          <w:b/>
+        </w:rPr>
+        <w:t>Z8:</w:t>
+      </w:r>
+      <w:r>
+        <w:rPr>
+          <w:b w:val="0"/>
+        </w:rPr>
+        <w:t xml:space="preserve"> godziny były liczone według niższej stawki (o 8% niższej niż w pozostałych zadaniach). Zgodnie z Twoją decyzją godziny są obniżone tak, by stawki były takie same jak w Z1, Z3, Z4 i Z5. Godziny zaokrąglono do najbliższej pełnej godziny, a kwotę policzono jako stawka razy godziny.</w:t>
       </w:r>
     </w:p>
     <w:p>
@@ -1691,23 +1708,6 @@
         <w:rPr>
           <w:b/>
         </w:rPr>
-        <w:t>Stopnie i tytuły:</w:t>
-      </w:r>
-      <w:r>
-        <w:rPr>
-          <w:b w:val="0"/>
-        </w:rPr>
-        <w:t xml:space="preserve"> wzięte z pkt 6.1 wniosku i z pliku PRz, który przypisuje osoby do stanowisk. W wersji do wniosku nie ma w pozycjach nazwisk.</w:t>
-      </w:r>
-    </w:p>
-    <w:p>
-      <w:pPr>
-        <w:pStyle w:val="ListBullet"/>
-      </w:pPr>
-      <w:r>
-        <w:rPr>
-          <w:b/>
-        </w:rPr>
         <w:t>Nazwy:</w:t>
       </w:r>
       <w:r>
@@ -1722,18 +1722,7 @@
         <w:pStyle w:val="Heading2"/>
       </w:pPr>
       <w:r>
-        <w:t>6.2 Różnica stawek w Z8 (K3-42)</w:t>
-      </w:r>
-    </w:p>
-    <w:p>
-      <w:pPr>
-        <w:spacing w:after="60"/>
-      </w:pPr>
-      <w:r>
-        <w:rPr>
-          <w:b w:val="0"/>
-        </w:rPr>
-        <w:t>Plik PRz podaje kwoty i godziny, nie podaje stawek godzinowych. Stawki powstają z dzielenia kwoty przez godziny i dlatego wychodzą różne: w Z1, Z3, Z4 i Z5 o 8% wyższe niż w Z8. Ekspert zauważył to na pozycji głównego specjalisty, ale dotyczy to wszystkich ośmiu stanowisk. Powód znają tylko PRz.</w:t>
+        <w:t>6.2 Z8: godziny po poprawce</w:t>
       </w:r>
     </w:p>
     <w:tbl>
@@ -1743,15 +1732,16 @@
         <w:tblLook w:firstColumn="1" w:firstRow="1" w:lastColumn="0" w:lastRow="0" w:noHBand="0" w:noVBand="1" w:val="04A0"/>
       </w:tblPr>
       <w:tblGrid>
-        <w:gridCol w:w="2409"/>
-        <w:gridCol w:w="2409"/>
-        <w:gridCol w:w="2409"/>
-        <w:gridCol w:w="2409"/>
+        <w:gridCol w:w="1928"/>
+        <w:gridCol w:w="1928"/>
+        <w:gridCol w:w="1928"/>
+        <w:gridCol w:w="1928"/>
+        <w:gridCol w:w="1928"/>
       </w:tblGrid>
       <w:tr>
         <w:tc>
           <w:tcPr>
-            <w:tcW w:type="dxa" w:w="4649"/>
+            <w:tcW w:type="dxa" w:w="3061"/>
           </w:tcPr>
           <w:p>
             <w:r/>
@@ -1766,7 +1756,7 @@
         </w:tc>
         <w:tc>
           <w:tcPr>
-            <w:tcW w:type="dxa" w:w="1134"/>
+            <w:tcW w:type="dxa" w:w="964"/>
           </w:tcPr>
           <w:p>
             <w:r/>
@@ -1781,7 +1771,7 @@
         </w:tc>
         <w:tc>
           <w:tcPr>
-            <w:tcW w:type="dxa" w:w="1984"/>
+            <w:tcW w:type="dxa" w:w="2438"/>
           </w:tcPr>
           <w:p>
             <w:r/>
@@ -1790,13 +1780,13 @@
                 <w:b/>
                 <w:sz w:val="18"/>
               </w:rPr>
-              <w:t>Z1, Z3, Z4, Z5</w:t>
+              <w:t>Przed poprawką</w:t>
             </w:r>
           </w:p>
         </w:tc>
         <w:tc>
           <w:tcPr>
-            <w:tcW w:type="dxa" w:w="1984"/>
+            <w:tcW w:type="dxa" w:w="2438"/>
           </w:tcPr>
           <w:p>
             <w:r/>
@@ -1805,7 +1795,22 @@
                 <w:b/>
                 <w:sz w:val="18"/>
               </w:rPr>
-              <w:t>Z8</w:t>
+              <w:t>Po poprawce</w:t>
+            </w:r>
+          </w:p>
+        </w:tc>
+        <w:tc>
+          <w:tcPr>
+            <w:tcW w:type="dxa" w:w="850"/>
+          </w:tcPr>
+          <w:p>
+            <w:r/>
+            <w:r>
+              <w:rPr>
+                <w:b/>
+                <w:sz w:val="18"/>
+              </w:rPr>
+              <w:t>Różnica zł</w:t>
             </w:r>
           </w:p>
         </w:tc>
@@ -1813,7 +1818,7 @@
       <w:tr>
         <w:tc>
           <w:tcPr>
-            <w:tcW w:type="dxa" w:w="4649"/>
+            <w:tcW w:type="dxa" w:w="3061"/>
           </w:tcPr>
           <w:p>
             <w:r/>
@@ -1822,13 +1827,13 @@
                 <w:b w:val="0"/>
                 <w:sz w:val="18"/>
               </w:rPr>
-              <w:t>główny specjalista ds. systemów wizyjnych, percepcji 3D i in</w:t>
+              <w:t xml:space="preserve">główny specjalista ds. systemów wizyjnych, percepcji 3D i </w:t>
             </w:r>
           </w:p>
         </w:tc>
         <w:tc>
           <w:tcPr>
-            <w:tcW w:type="dxa" w:w="1134"/>
+            <w:tcW w:type="dxa" w:w="964"/>
           </w:tcPr>
           <w:p>
             <w:r/>
@@ -1843,7 +1848,7 @@
         </w:tc>
         <w:tc>
           <w:tcPr>
-            <w:tcW w:type="dxa" w:w="1984"/>
+            <w:tcW w:type="dxa" w:w="2438"/>
           </w:tcPr>
           <w:p>
             <w:r/>
@@ -1852,13 +1857,13 @@
                 <w:b w:val="0"/>
                 <w:sz w:val="18"/>
               </w:rPr>
-              <w:t>74,52 zł/h</w:t>
+              <w:t>69,00 zł/h, 325 h, 22 425,00 zł</w:t>
             </w:r>
           </w:p>
         </w:tc>
         <w:tc>
           <w:tcPr>
-            <w:tcW w:type="dxa" w:w="1984"/>
+            <w:tcW w:type="dxa" w:w="2438"/>
           </w:tcPr>
           <w:p>
             <w:r/>
@@ -1867,15 +1872,13 @@
                 <w:b w:val="0"/>
                 <w:sz w:val="18"/>
               </w:rPr>
-              <w:t>69,00 zł/h</w:t>
+              <w:t>74,52 zł/h, 301 h, 22 430,52 zł</w:t>
             </w:r>
           </w:p>
         </w:tc>
-      </w:tr>
-      <w:tr>
         <w:tc>
           <w:tcPr>
-            <w:tcW w:type="dxa" w:w="4649"/>
+            <w:tcW w:type="dxa" w:w="850"/>
           </w:tcPr>
           <w:p>
             <w:r/>
@@ -1884,13 +1887,30 @@
                 <w:b w:val="0"/>
                 <w:sz w:val="18"/>
               </w:rPr>
-              <w:t>główny specjalista ds. computer vision, rekonstrukcji 3D, ka</w:t>
+              <w:t>5,52</w:t>
+            </w:r>
+          </w:p>
+        </w:tc>
+      </w:tr>
+      <w:tr>
+        <w:tc>
+          <w:tcPr>
+            <w:tcW w:type="dxa" w:w="3061"/>
+          </w:tcPr>
+          <w:p>
+            <w:r/>
+            <w:r>
+              <w:rPr>
+                <w:b w:val="0"/>
+                <w:sz w:val="18"/>
+              </w:rPr>
+              <w:t xml:space="preserve">główny specjalista ds. computer vision, rekonstrukcji 3D, </w:t>
             </w:r>
           </w:p>
         </w:tc>
         <w:tc>
           <w:tcPr>
-            <w:tcW w:type="dxa" w:w="1134"/>
+            <w:tcW w:type="dxa" w:w="964"/>
           </w:tcPr>
           <w:p>
             <w:r/>
@@ -1905,7 +1925,7 @@
         </w:tc>
         <w:tc>
           <w:tcPr>
-            <w:tcW w:type="dxa" w:w="1984"/>
+            <w:tcW w:type="dxa" w:w="2438"/>
           </w:tcPr>
           <w:p>
             <w:r/>
@@ -1914,13 +1934,13 @@
                 <w:b w:val="0"/>
                 <w:sz w:val="18"/>
               </w:rPr>
-              <w:t>74,52 zł/h</w:t>
+              <w:t>69,00 zł/h, 325 h, 22 425,00 zł</w:t>
             </w:r>
           </w:p>
         </w:tc>
         <w:tc>
           <w:tcPr>
-            <w:tcW w:type="dxa" w:w="1984"/>
+            <w:tcW w:type="dxa" w:w="2438"/>
           </w:tcPr>
           <w:p>
             <w:r/>
@@ -1929,15 +1949,13 @@
                 <w:b w:val="0"/>
                 <w:sz w:val="18"/>
               </w:rPr>
-              <w:t>69,00 zł/h</w:t>
+              <w:t>74,52 zł/h, 301 h, 22 430,52 zł</w:t>
             </w:r>
           </w:p>
         </w:tc>
-      </w:tr>
-      <w:tr>
         <w:tc>
           <w:tcPr>
-            <w:tcW w:type="dxa" w:w="4649"/>
+            <w:tcW w:type="dxa" w:w="850"/>
           </w:tcPr>
           <w:p>
             <w:r/>
@@ -1946,13 +1964,30 @@
                 <w:b w:val="0"/>
                 <w:sz w:val="18"/>
               </w:rPr>
-              <w:t>specjalista ds. uczenia maszynowego, selekcji cech i predykc</w:t>
+              <w:t>5,52</w:t>
+            </w:r>
+          </w:p>
+        </w:tc>
+      </w:tr>
+      <w:tr>
+        <w:tc>
+          <w:tcPr>
+            <w:tcW w:type="dxa" w:w="3061"/>
+          </w:tcPr>
+          <w:p>
+            <w:r/>
+            <w:r>
+              <w:rPr>
+                <w:b w:val="0"/>
+                <w:sz w:val="18"/>
+              </w:rPr>
+              <w:t>specjalista ds. uczenia maszynowego, selekcji cech i predy</w:t>
             </w:r>
           </w:p>
         </w:tc>
         <w:tc>
           <w:tcPr>
-            <w:tcW w:type="dxa" w:w="1134"/>
+            <w:tcW w:type="dxa" w:w="964"/>
           </w:tcPr>
           <w:p>
             <w:r/>
@@ -1967,7 +2002,7 @@
         </w:tc>
         <w:tc>
           <w:tcPr>
-            <w:tcW w:type="dxa" w:w="1984"/>
+            <w:tcW w:type="dxa" w:w="2438"/>
           </w:tcPr>
           <w:p>
             <w:r/>
@@ -1976,13 +2011,13 @@
                 <w:b w:val="0"/>
                 <w:sz w:val="18"/>
               </w:rPr>
-              <w:t>91,80 zł/h</w:t>
+              <w:t>85,00 zł/h, 120 h, 10 200,00 zł</w:t>
             </w:r>
           </w:p>
         </w:tc>
         <w:tc>
           <w:tcPr>
-            <w:tcW w:type="dxa" w:w="1984"/>
+            <w:tcW w:type="dxa" w:w="2438"/>
           </w:tcPr>
           <w:p>
             <w:r/>
@@ -1991,15 +2026,13 @@
                 <w:b w:val="0"/>
                 <w:sz w:val="18"/>
               </w:rPr>
-              <w:t>85,00 zł/h</w:t>
+              <w:t>91,80 zł/h, 111 h, 10 189,80 zł</w:t>
             </w:r>
           </w:p>
         </w:tc>
-      </w:tr>
-      <w:tr>
         <w:tc>
           <w:tcPr>
-            <w:tcW w:type="dxa" w:w="4649"/>
+            <w:tcW w:type="dxa" w:w="850"/>
           </w:tcPr>
           <w:p>
             <w:r/>
@@ -2008,13 +2041,30 @@
                 <w:b w:val="0"/>
                 <w:sz w:val="18"/>
               </w:rPr>
-              <w:t>specjalista ds. modelowania matematycznego, statystyki i wal</w:t>
+              <w:t>-10,20</w:t>
+            </w:r>
+          </w:p>
+        </w:tc>
+      </w:tr>
+      <w:tr>
+        <w:tc>
+          <w:tcPr>
+            <w:tcW w:type="dxa" w:w="3061"/>
+          </w:tcPr>
+          <w:p>
+            <w:r/>
+            <w:r>
+              <w:rPr>
+                <w:b w:val="0"/>
+                <w:sz w:val="18"/>
+              </w:rPr>
+              <w:t>specjalista ds. modelowania matematycznego, statystyki i w</w:t>
             </w:r>
           </w:p>
         </w:tc>
         <w:tc>
           <w:tcPr>
-            <w:tcW w:type="dxa" w:w="1134"/>
+            <w:tcW w:type="dxa" w:w="964"/>
           </w:tcPr>
           <w:p>
             <w:r/>
@@ -2029,7 +2079,7 @@
         </w:tc>
         <w:tc>
           <w:tcPr>
-            <w:tcW w:type="dxa" w:w="1984"/>
+            <w:tcW w:type="dxa" w:w="2438"/>
           </w:tcPr>
           <w:p>
             <w:r/>
@@ -2038,13 +2088,13 @@
                 <w:b w:val="0"/>
                 <w:sz w:val="18"/>
               </w:rPr>
-              <w:t>91,80 zł/h</w:t>
+              <w:t>85,00 zł/h, 110 h, 9 350,00 zł</w:t>
             </w:r>
           </w:p>
         </w:tc>
         <w:tc>
           <w:tcPr>
-            <w:tcW w:type="dxa" w:w="1984"/>
+            <w:tcW w:type="dxa" w:w="2438"/>
           </w:tcPr>
           <w:p>
             <w:r/>
@@ -2053,15 +2103,13 @@
                 <w:b w:val="0"/>
                 <w:sz w:val="18"/>
               </w:rPr>
-              <w:t>85,00 zł/h</w:t>
+              <w:t>91,80 zł/h, 102 h, 9 363,60 zł</w:t>
             </w:r>
           </w:p>
         </w:tc>
-      </w:tr>
-      <w:tr>
         <w:tc>
           <w:tcPr>
-            <w:tcW w:type="dxa" w:w="4649"/>
+            <w:tcW w:type="dxa" w:w="850"/>
           </w:tcPr>
           <w:p>
             <w:r/>
@@ -2070,13 +2118,30 @@
                 <w:b w:val="0"/>
                 <w:sz w:val="18"/>
               </w:rPr>
-              <w:t>specjalista ds. danych AI/CV, anotacji i analizy wyników mod</w:t>
+              <w:t>13,60</w:t>
+            </w:r>
+          </w:p>
+        </w:tc>
+      </w:tr>
+      <w:tr>
+        <w:tc>
+          <w:tcPr>
+            <w:tcW w:type="dxa" w:w="3061"/>
+          </w:tcPr>
+          <w:p>
+            <w:r/>
+            <w:r>
+              <w:rPr>
+                <w:b w:val="0"/>
+                <w:sz w:val="18"/>
+              </w:rPr>
+              <w:t>specjalista ds. danych AI/CV, anotacji i analizy wyników m</w:t>
             </w:r>
           </w:p>
         </w:tc>
         <w:tc>
           <w:tcPr>
-            <w:tcW w:type="dxa" w:w="1134"/>
+            <w:tcW w:type="dxa" w:w="964"/>
           </w:tcPr>
           <w:p>
             <w:r/>
@@ -2091,7 +2156,7 @@
         </w:tc>
         <w:tc>
           <w:tcPr>
-            <w:tcW w:type="dxa" w:w="1984"/>
+            <w:tcW w:type="dxa" w:w="2438"/>
           </w:tcPr>
           <w:p>
             <w:r/>
@@ -2100,13 +2165,13 @@
                 <w:b w:val="0"/>
                 <w:sz w:val="18"/>
               </w:rPr>
-              <w:t>58,32 zł/h</w:t>
+              <w:t>54,00 zł/h, 242 h, 13 068,00 zł</w:t>
             </w:r>
           </w:p>
         </w:tc>
         <w:tc>
           <w:tcPr>
-            <w:tcW w:type="dxa" w:w="1984"/>
+            <w:tcW w:type="dxa" w:w="2438"/>
           </w:tcPr>
           <w:p>
             <w:r/>
@@ -2115,15 +2180,13 @@
                 <w:b w:val="0"/>
                 <w:sz w:val="18"/>
               </w:rPr>
-              <w:t>54,00 zł/h</w:t>
+              <w:t>58,32 zł/h, 224 h, 13 063,68 zł</w:t>
             </w:r>
           </w:p>
         </w:tc>
-      </w:tr>
-      <w:tr>
         <w:tc>
           <w:tcPr>
-            <w:tcW w:type="dxa" w:w="4649"/>
+            <w:tcW w:type="dxa" w:w="850"/>
           </w:tcPr>
           <w:p>
             <w:r/>
@@ -2132,13 +2195,30 @@
                 <w:b w:val="0"/>
                 <w:sz w:val="18"/>
               </w:rPr>
-              <w:t>specjalista ds. przetwarzania danych wielomodalnych i organi</w:t>
+              <w:t>-4,32</w:t>
+            </w:r>
+          </w:p>
+        </w:tc>
+      </w:tr>
+      <w:tr>
+        <w:tc>
+          <w:tcPr>
+            <w:tcW w:type="dxa" w:w="3061"/>
+          </w:tcPr>
+          <w:p>
+            <w:r/>
+            <w:r>
+              <w:rPr>
+                <w:b w:val="0"/>
+                <w:sz w:val="18"/>
+              </w:rPr>
+              <w:t>specjalista ds. przetwarzania danych wielomodalnych i orga</w:t>
             </w:r>
           </w:p>
         </w:tc>
         <w:tc>
           <w:tcPr>
-            <w:tcW w:type="dxa" w:w="1134"/>
+            <w:tcW w:type="dxa" w:w="964"/>
           </w:tcPr>
           <w:p>
             <w:r/>
@@ -2153,7 +2233,7 @@
         </w:tc>
         <w:tc>
           <w:tcPr>
-            <w:tcW w:type="dxa" w:w="1984"/>
+            <w:tcW w:type="dxa" w:w="2438"/>
           </w:tcPr>
           <w:p>
             <w:r/>
@@ -2162,13 +2242,13 @@
                 <w:b w:val="0"/>
                 <w:sz w:val="18"/>
               </w:rPr>
-              <w:t>74,52 zł/h</w:t>
+              <w:t>69,00 zł/h, 200 h, 13 800,00 zł</w:t>
             </w:r>
           </w:p>
         </w:tc>
         <w:tc>
           <w:tcPr>
-            <w:tcW w:type="dxa" w:w="1984"/>
+            <w:tcW w:type="dxa" w:w="2438"/>
           </w:tcPr>
           <w:p>
             <w:r/>
@@ -2177,15 +2257,13 @@
                 <w:b w:val="0"/>
                 <w:sz w:val="18"/>
               </w:rPr>
-              <w:t>69,00 zł/h</w:t>
+              <w:t>74,52 zł/h, 185 h, 13 786,20 zł</w:t>
             </w:r>
           </w:p>
         </w:tc>
-      </w:tr>
-      <w:tr>
         <w:tc>
           <w:tcPr>
-            <w:tcW w:type="dxa" w:w="4649"/>
+            <w:tcW w:type="dxa" w:w="850"/>
           </w:tcPr>
           <w:p>
             <w:r/>
@@ -2194,13 +2272,30 @@
                 <w:b w:val="0"/>
                 <w:sz w:val="18"/>
               </w:rPr>
-              <w:t>specjalista ds. implementacji AI/CV, automatyzacji eksperyme</w:t>
+              <w:t>-13,80</w:t>
+            </w:r>
+          </w:p>
+        </w:tc>
+      </w:tr>
+      <w:tr>
+        <w:tc>
+          <w:tcPr>
+            <w:tcW w:type="dxa" w:w="3061"/>
+          </w:tcPr>
+          <w:p>
+            <w:r/>
+            <w:r>
+              <w:rPr>
+                <w:b w:val="0"/>
+                <w:sz w:val="18"/>
+              </w:rPr>
+              <w:t>specjalista ds. implementacji AI/CV, automatyzacji ekspery</w:t>
             </w:r>
           </w:p>
         </w:tc>
         <w:tc>
           <w:tcPr>
-            <w:tcW w:type="dxa" w:w="1134"/>
+            <w:tcW w:type="dxa" w:w="964"/>
           </w:tcPr>
           <w:p>
             <w:r/>
@@ -2215,7 +2310,7 @@
         </w:tc>
         <w:tc>
           <w:tcPr>
-            <w:tcW w:type="dxa" w:w="1984"/>
+            <w:tcW w:type="dxa" w:w="2438"/>
           </w:tcPr>
           <w:p>
             <w:r/>
@@ -2224,13 +2319,13 @@
                 <w:b w:val="0"/>
                 <w:sz w:val="18"/>
               </w:rPr>
-              <w:t>58,32 zł/h</w:t>
+              <w:t>54,00 zł/h, 204 h, 11 016,00 zł</w:t>
             </w:r>
           </w:p>
         </w:tc>
         <w:tc>
           <w:tcPr>
-            <w:tcW w:type="dxa" w:w="1984"/>
+            <w:tcW w:type="dxa" w:w="2438"/>
           </w:tcPr>
           <w:p>
             <w:r/>
@@ -2239,15 +2334,13 @@
                 <w:b w:val="0"/>
                 <w:sz w:val="18"/>
               </w:rPr>
-              <w:t>54,00 zł/h</w:t>
+              <w:t>58,32 zł/h, 189 h, 11 022,48 zł</w:t>
             </w:r>
           </w:p>
         </w:tc>
-      </w:tr>
-      <w:tr>
         <w:tc>
           <w:tcPr>
-            <w:tcW w:type="dxa" w:w="4649"/>
+            <w:tcW w:type="dxa" w:w="850"/>
           </w:tcPr>
           <w:p>
             <w:r/>
@@ -2256,13 +2349,30 @@
                 <w:b w:val="0"/>
                 <w:sz w:val="18"/>
               </w:rPr>
-              <w:t>młodszy specjalista ds. uczenia maszynowego, przygotowania d</w:t>
+              <w:t>6,48</w:t>
+            </w:r>
+          </w:p>
+        </w:tc>
+      </w:tr>
+      <w:tr>
+        <w:tc>
+          <w:tcPr>
+            <w:tcW w:type="dxa" w:w="3061"/>
+          </w:tcPr>
+          <w:p>
+            <w:r/>
+            <w:r>
+              <w:rPr>
+                <w:b w:val="0"/>
+                <w:sz w:val="18"/>
+              </w:rPr>
+              <w:t>młodszy specjalista ds. uczenia maszynowego, przygotowania</w:t>
             </w:r>
           </w:p>
         </w:tc>
         <w:tc>
           <w:tcPr>
-            <w:tcW w:type="dxa" w:w="1134"/>
+            <w:tcW w:type="dxa" w:w="964"/>
           </w:tcPr>
           <w:p>
             <w:r/>
@@ -2277,7 +2387,7 @@
         </w:tc>
         <w:tc>
           <w:tcPr>
-            <w:tcW w:type="dxa" w:w="1984"/>
+            <w:tcW w:type="dxa" w:w="2438"/>
           </w:tcPr>
           <w:p>
             <w:r/>
@@ -2286,13 +2396,13 @@
                 <w:b w:val="0"/>
                 <w:sz w:val="18"/>
               </w:rPr>
-              <w:t>58,32 zł/h</w:t>
+              <w:t>54,00 zł/h, 200 h, 10 800,00 zł</w:t>
             </w:r>
           </w:p>
         </w:tc>
         <w:tc>
           <w:tcPr>
-            <w:tcW w:type="dxa" w:w="1984"/>
+            <w:tcW w:type="dxa" w:w="2438"/>
           </w:tcPr>
           <w:p>
             <w:r/>
@@ -2301,7 +2411,92 @@
                 <w:b w:val="0"/>
                 <w:sz w:val="18"/>
               </w:rPr>
-              <w:t>54,00 zł/h</w:t>
+              <w:t>58,32 zł/h, 185 h, 10 789,20 zł</w:t>
+            </w:r>
+          </w:p>
+        </w:tc>
+        <w:tc>
+          <w:tcPr>
+            <w:tcW w:type="dxa" w:w="850"/>
+          </w:tcPr>
+          <w:p>
+            <w:r/>
+            <w:r>
+              <w:rPr>
+                <w:b w:val="0"/>
+                <w:sz w:val="18"/>
+              </w:rPr>
+              <w:t>-10,80</w:t>
+            </w:r>
+          </w:p>
+        </w:tc>
+      </w:tr>
+      <w:tr>
+        <w:tc>
+          <w:tcPr>
+            <w:tcW w:type="dxa" w:w="3061"/>
+          </w:tcPr>
+          <w:p>
+            <w:r/>
+            <w:r>
+              <w:rPr>
+                <w:b w:val="0"/>
+                <w:sz w:val="18"/>
+              </w:rPr>
+              <w:t>Razem Z8</w:t>
+            </w:r>
+          </w:p>
+        </w:tc>
+        <w:tc>
+          <w:tcPr>
+            <w:tcW w:type="dxa" w:w="964"/>
+          </w:tcPr>
+          <w:p>
+            <w:r/>
+          </w:p>
+        </w:tc>
+        <w:tc>
+          <w:tcPr>
+            <w:tcW w:type="dxa" w:w="2438"/>
+          </w:tcPr>
+          <w:p>
+            <w:r/>
+            <w:r>
+              <w:rPr>
+                <w:b w:val="0"/>
+                <w:sz w:val="18"/>
+              </w:rPr>
+              <w:t>113 084,00 zł</w:t>
+            </w:r>
+          </w:p>
+        </w:tc>
+        <w:tc>
+          <w:tcPr>
+            <w:tcW w:type="dxa" w:w="2438"/>
+          </w:tcPr>
+          <w:p>
+            <w:r/>
+            <w:r>
+              <w:rPr>
+                <w:b w:val="0"/>
+                <w:sz w:val="18"/>
+              </w:rPr>
+              <w:t>113 076,00 zł</w:t>
+            </w:r>
+          </w:p>
+        </w:tc>
+        <w:tc>
+          <w:tcPr>
+            <w:tcW w:type="dxa" w:w="850"/>
+          </w:tcPr>
+          <w:p>
+            <w:r/>
+            <w:r>
+              <w:rPr>
+                <w:b w:val="0"/>
+                <w:sz w:val="18"/>
+              </w:rPr>
+              <w:t>-8,00</w:t>
             </w:r>
           </w:p>
         </w:tc>
@@ -2316,31 +2511,7 @@
         <w:rPr>
           <w:b w:val="0"/>
         </w:rPr>
-        <w:t xml:space="preserve">Gdy PRz poda powód, dopisz na końcu metody szacowania każdej pozycji Z8 jedno zdanie: „Stawka godzinowa w zadaniu Z8 jest niższa niż w zadaniach Z1, Z3, Z4 i Z5, ponieważ </w:t>
-      </w:r>
-      <w:r>
-        <w:rPr>
-          <w:b w:val="0"/>
-          <w:highlight w:val="yellow"/>
-        </w:rPr>
-        <w:t>powód podany przez PRz</w:t>
-      </w:r>
-      <w:r>
-        <w:rPr>
-          <w:b w:val="0"/>
-        </w:rPr>
-        <w:t>.” Przykłady powodów: inna grupa płacowa w okresie realizacji Z8, inny okres rozliczeniowy lub inna zasada ustalania dodatku. Jeśli PRz odpowie, że jedna ze stawek jest błędna, zmienią się kwoty i trzeba je będzie skorygować razem z PRz.</w:t>
-      </w:r>
-    </w:p>
-    <w:p>
-      <w:pPr>
-        <w:spacing w:after="60"/>
-      </w:pPr>
-      <w:r>
-        <w:rPr>
-          <w:b w:val="0"/>
-        </w:rPr>
-        <w:t>Razem PRz (40 pozycji): 679 472,72 zł, bez zmian. Dofinansowanie PRz i koszty pośrednie nie zmieniają się.</w:t>
+        <w:t>Razem PRz (40 pozycji): przed poprawką 679 472,72 zł, po poprawce 679 464,72 zł, czyli o 8,00 zł mniej. Dofinansowanie PRz (100% kosztów kwalifikowalnych) nie rośnie, a koszty pośrednie 25% przeliczą się w LSI automatycznie. W czterech pozycjach (główni specjaliści, modelowanie matematyczne, implementacja AI/CV) kwota po zaokrągleniu do pełnej godziny jest o kilka złotych wyższa niż przed poprawką, ale suma Z8 jest niższa. Godziny w Z1, Z3, Z4 i Z5 nie zmieniają się. Godziny Z8 występują też w opisie zadania Z8 (zespół PRz), więc po odblokowaniu Opisów zadań trzeba tam wpisać nowe liczby (część 8).</w:t>
       </w:r>
     </w:p>
     <w:p>
@@ -2673,7 +2844,7 @@
         <w:rPr>
           <w:b w:val="0"/>
         </w:rPr>
-        <w:t>Uzasadnienie kosztu każdej pozycji pozostaje bez zmian (opis zakresu prac B+R, bez czynności nadzorczych). Zmienia się nazwa kosztu (tylko Z4, stanowisko CV) i metoda szacowania. Kwoty i godziny poza Z8 bez zmian. Limit metody to 1 500 znaków, a najdłuższy tekst ma 998.</w:t>
+        <w:t>Uzasadnienie kosztu każdej pozycji pozostaje bez zmian (opis zakresu prac B+R, bez czynności nadzorczych). Zmienia się nazwa kosztu (tylko Z4, stanowisko CV) i metoda szacowania. Kwoty i godziny poza Z8 bez zmian. Limit metody to 1 500 znaków, a najdłuższy tekst ma 1036.</w:t>
       </w:r>
     </w:p>
     <w:p>
@@ -2701,7 +2872,7 @@
           <w:color w:val="666666"/>
           <w:sz w:val="17"/>
         </w:rPr>
-        <w:t xml:space="preserve"> [965 znaków]</w:t>
+        <w:t xml:space="preserve"> [1003 znaków]</w:t>
       </w:r>
     </w:p>
     <w:p>
@@ -2712,7 +2883,7 @@
         <w:rPr>
           <w:b w:val="0"/>
         </w:rPr>
-        <w:t>Wynagrodzenie pracownika Politechniki Rzeszowskiej na stanowisku: główny specjalista ds. systemów wizyjnych, percepcji 3D i integracji algorytmicznej, będzie stanowić dodatek do wynagrodzenia za realizację zadań w projekcie, w ramach obowiązującej umowy o pracę (aneks do umowy). Stanowisko zajmie pracownik z tytułem lub stopniem dr inż. Wysokość dodatku w kwocie brutto-brutto, wraz z kosztami po stronie pracodawcy, obliczono na podstawie średniego wynagrodzenia w danej grupie pracowniczej na Uczelni, zgodnie z Regulaminem wynagradzania (Zarządzenie Rektora nr 123/2021, t.j. z 30.12.2021 r. z późniejszymi zmianami). Dodatek miesięczny wyniesie średnio 3 767,40 zł, a zaangażowanie 455 godzin w ciągu 9 miesięcy, czyli ok. 50,6 godz. miesięcznie. Dodatek za cały okres wynosi 33 906,60 zł. Źródłem stawek jest wewnętrzny regulamin Uczelni, więc inne źródła nie występują. Wynagrodzenie jest niezbędne do realizacji prac B+R. Forma zatrudnienia: umowa o pracę.</w:t>
+        <w:t>Wynagrodzenie pracownika Politechniki Rzeszowskiej na stanowisku: główny specjalista ds. systemów wizyjnych, percepcji 3D i integracji algorytmicznej, będzie stanowić dodatek do wynagrodzenia za realizację zadań w projekcie, w ramach obowiązującej umowy o pracę (aneks do umowy). Stanowisko zajmie pracownik z tytułem lub stopniem dr inż. Wysokość dodatku w kwocie brutto-brutto, wraz z kosztami po stronie pracodawcy, obliczono na podstawie średniego wynagrodzenia w danej grupie pracowniczej na Uczelni, zgodnie z Regulaminem wynagradzania (Zarządzenie Rektora nr 123/2021, t.j. z 30.12.2021 r. z późniejszymi zmianami). Dodatek miesięczny wyniesie średnio 3 767,40 zł, a zaangażowanie 455 godzin w ciągu 9 miesięcy, czyli ok. 50,6 godz. miesięcznie. Dodatek za cały okres wynosi 33 906,60 zł, czyli 74,52 zł za godzinę x 455 godz. Źródłem stawek jest wewnętrzny regulamin Uczelni, więc inne źródła nie występują. Wynagrodzenie jest niezbędne do realizacji prac B+R. Forma zatrudnienia: umowa o pracę.</w:t>
       </w:r>
     </w:p>
     <w:p>
@@ -2732,7 +2903,7 @@
           <w:color w:val="666666"/>
           <w:sz w:val="17"/>
         </w:rPr>
-        <w:t xml:space="preserve"> [969 znaków]</w:t>
+        <w:t xml:space="preserve"> [1007 znaków]</w:t>
       </w:r>
     </w:p>
     <w:p>
@@ -2743,7 +2914,7 @@
         <w:rPr>
           <w:b w:val="0"/>
         </w:rPr>
-        <w:t>Wynagrodzenie pracownika Politechniki Rzeszowskiej na stanowisku: główny specjalista ds. computer vision, rekonstrukcji 3D, kalibracji i analizy sygnałów, będzie stanowić dodatek do wynagrodzenia za realizację zadań w projekcie, w ramach obowiązującej umowy o pracę (aneks do umowy). Stanowisko zajmie pracownik z tytułem lub stopniem dr inż. Wysokość dodatku w kwocie brutto-brutto, wraz z kosztami po stronie pracodawcy, obliczono na podstawie średniego wynagrodzenia w danej grupie pracowniczej na Uczelni, zgodnie z Regulaminem wynagradzania (Zarządzenie Rektora nr 123/2021, t.j. z 30.12.2021 r. z późniejszymi zmianami). Dodatek miesięczny wyniesie średnio 3 767,40 zł, a zaangażowanie 455 godzin w ciągu 9 miesięcy, czyli ok. 50,6 godz. miesięcznie. Dodatek za cały okres wynosi 33 906,60 zł. Źródłem stawek jest wewnętrzny regulamin Uczelni, więc inne źródła nie występują. Wynagrodzenie jest niezbędne do realizacji prac B+R. Forma zatrudnienia: umowa o pracę.</w:t>
+        <w:t>Wynagrodzenie pracownika Politechniki Rzeszowskiej na stanowisku: główny specjalista ds. computer vision, rekonstrukcji 3D, kalibracji i analizy sygnałów, będzie stanowić dodatek do wynagrodzenia za realizację zadań w projekcie, w ramach obowiązującej umowy o pracę (aneks do umowy). Stanowisko zajmie pracownik z tytułem lub stopniem dr inż. Wysokość dodatku w kwocie brutto-brutto, wraz z kosztami po stronie pracodawcy, obliczono na podstawie średniego wynagrodzenia w danej grupie pracowniczej na Uczelni, zgodnie z Regulaminem wynagradzania (Zarządzenie Rektora nr 123/2021, t.j. z 30.12.2021 r. z późniejszymi zmianami). Dodatek miesięczny wyniesie średnio 3 767,40 zł, a zaangażowanie 455 godzin w ciągu 9 miesięcy, czyli ok. 50,6 godz. miesięcznie. Dodatek za cały okres wynosi 33 906,60 zł, czyli 74,52 zł za godzinę x 455 godz. Źródłem stawek jest wewnętrzny regulamin Uczelni, więc inne źródła nie występują. Wynagrodzenie jest niezbędne do realizacji prac B+R. Forma zatrudnienia: umowa o pracę.</w:t>
       </w:r>
     </w:p>
     <w:p>
@@ -2763,7 +2934,7 @@
           <w:color w:val="666666"/>
           <w:sz w:val="17"/>
         </w:rPr>
-        <w:t xml:space="preserve"> [956 znaków]</w:t>
+        <w:t xml:space="preserve"> [994 znaków]</w:t>
       </w:r>
     </w:p>
     <w:p>
@@ -2774,7 +2945,7 @@
         <w:rPr>
           <w:b w:val="0"/>
         </w:rPr>
-        <w:t>Wynagrodzenie pracownika Politechniki Rzeszowskiej na stanowisku: specjalista ds. uczenia maszynowego, selekcji cech i predykcji ryzyka, będzie stanowić dodatek do wynagrodzenia za realizację zadań w projekcie, w ramach obowiązującej umowy o pracę (aneks do umowy). Stanowisko zajmie pracownik z tytułem lub stopniem dr hab. inż. Wysokość dodatku w kwocie brutto-brutto, wraz z kosztami po stronie pracodawcy, obliczono na podstawie średniego wynagrodzenia w danej grupie pracowniczej na Uczelni, zgodnie z Regulaminem wynagradzania (Zarządzenie Rektora nr 123/2021, t.j. z 30.12.2021 r. z późniejszymi zmianami). Dodatek miesięczny wyniesie średnio 1 264,80 zł, a zaangażowanie 124 godzin w ciągu 9 miesięcy, czyli ok. 13,8 godz. miesięcznie. Dodatek za cały okres wynosi 11 383,20 zł. Źródłem stawek jest wewnętrzny regulamin Uczelni, więc inne źródła nie występują. Wynagrodzenie jest niezbędne do realizacji prac B+R. Forma zatrudnienia: umowa o pracę.</w:t>
+        <w:t>Wynagrodzenie pracownika Politechniki Rzeszowskiej na stanowisku: specjalista ds. uczenia maszynowego, selekcji cech i predykcji ryzyka, będzie stanowić dodatek do wynagrodzenia za realizację zadań w projekcie, w ramach obowiązującej umowy o pracę (aneks do umowy). Stanowisko zajmie pracownik z tytułem lub stopniem dr hab. inż. Wysokość dodatku w kwocie brutto-brutto, wraz z kosztami po stronie pracodawcy, obliczono na podstawie średniego wynagrodzenia w danej grupie pracowniczej na Uczelni, zgodnie z Regulaminem wynagradzania (Zarządzenie Rektora nr 123/2021, t.j. z 30.12.2021 r. z późniejszymi zmianami). Dodatek miesięczny wyniesie średnio 1 264,80 zł, a zaangażowanie 124 godzin w ciągu 9 miesięcy, czyli ok. 13,8 godz. miesięcznie. Dodatek za cały okres wynosi 11 383,20 zł, czyli 91,80 zł za godzinę x 124 godz. Źródłem stawek jest wewnętrzny regulamin Uczelni, więc inne źródła nie występują. Wynagrodzenie jest niezbędne do realizacji prac B+R. Forma zatrudnienia: umowa o pracę.</w:t>
       </w:r>
     </w:p>
     <w:p>
@@ -2794,7 +2965,7 @@
           <w:color w:val="666666"/>
           <w:sz w:val="17"/>
         </w:rPr>
-        <w:t xml:space="preserve"> [980 znaków]</w:t>
+        <w:t xml:space="preserve"> [1018 znaków]</w:t>
       </w:r>
     </w:p>
     <w:p>
@@ -2805,7 +2976,7 @@
         <w:rPr>
           <w:b w:val="0"/>
         </w:rPr>
-        <w:t>Wynagrodzenie pracownika Politechniki Rzeszowskiej na stanowisku: specjalista ds. modelowania matematycznego, statystyki i walidacji ilościowej, będzie stanowić dodatek do wynagrodzenia za realizację zadań w projekcie, w ramach obowiązującej umowy o pracę (aneks do umowy). Stanowisko zajmie pracownik z tytułem lub stopniem dr hab. nauk matematycznych. Wysokość dodatku w kwocie brutto-brutto, wraz z kosztami po stronie pracodawcy, obliczono na podstawie średniego wynagrodzenia w danej grupie pracowniczej na Uczelni, zgodnie z Regulaminem wynagradzania (Zarządzenie Rektora nr 123/2021, t.j. z 30.12.2021 r. z późniejszymi zmianami). Dodatek miesięczny wyniesie średnio 1 224,00 zł, a zaangażowanie 120 godzin w ciągu 9 miesięcy, czyli ok. 13,3 godz. miesięcznie. Dodatek za cały okres wynosi 11 016,00 zł. Źródłem stawek jest wewnętrzny regulamin Uczelni, więc inne źródła nie występują. Wynagrodzenie jest niezbędne do realizacji prac B+R. Forma zatrudnienia: umowa o pracę.</w:t>
+        <w:t>Wynagrodzenie pracownika Politechniki Rzeszowskiej na stanowisku: specjalista ds. modelowania matematycznego, statystyki i walidacji ilościowej, będzie stanowić dodatek do wynagrodzenia za realizację zadań w projekcie, w ramach obowiązującej umowy o pracę (aneks do umowy). Stanowisko zajmie pracownik z tytułem lub stopniem dr hab. nauk matematycznych. Wysokość dodatku w kwocie brutto-brutto, wraz z kosztami po stronie pracodawcy, obliczono na podstawie średniego wynagrodzenia w danej grupie pracowniczej na Uczelni, zgodnie z Regulaminem wynagradzania (Zarządzenie Rektora nr 123/2021, t.j. z 30.12.2021 r. z późniejszymi zmianami). Dodatek miesięczny wyniesie średnio 1 224,00 zł, a zaangażowanie 120 godzin w ciągu 9 miesięcy, czyli ok. 13,3 godz. miesięcznie. Dodatek za cały okres wynosi 11 016,00 zł, czyli 91,80 zł za godzinę x 120 godz. Źródłem stawek jest wewnętrzny regulamin Uczelni, więc inne źródła nie występują. Wynagrodzenie jest niezbędne do realizacji prac B+R. Forma zatrudnienia: umowa o pracę.</w:t>
       </w:r>
     </w:p>
     <w:p>
@@ -2918,7 +3089,7 @@
           <w:color w:val="666666"/>
           <w:sz w:val="17"/>
         </w:rPr>
-        <w:t xml:space="preserve"> [992 znaków]</w:t>
+        <w:t xml:space="preserve"> [1029 znaków]</w:t>
       </w:r>
     </w:p>
     <w:p>
@@ -2929,7 +3100,7 @@
         <w:rPr>
           <w:b w:val="0"/>
         </w:rPr>
-        <w:t>Wynagrodzenie pracownika Politechniki Rzeszowskiej na stanowisku: młodszy specjalista ds. uczenia maszynowego, przygotowania danych eksperymentalnych i analizy wyników modeli AI/CV, będzie stanowić dodatek do wynagrodzenia za realizację zadań w projekcie, w ramach obowiązującej umowy o pracę (aneks do umowy). Stanowisko zajmie pracownik z tytułem lub stopniem mgr inż. Wysokość dodatku w kwocie brutto-brutto, wraz z kosztami po stronie pracodawcy, obliczono na podstawie średniego wynagrodzenia w danej grupie pracowniczej na Uczelni, zgodnie z Regulaminem wynagradzania (Zarządzenie Rektora nr 123/2021, t.j. z 30.12.2021 r. z późniejszymi zmianami). Dodatek miesięczny wyniesie średnio 518,40 zł, a zaangażowanie 80 godzin w ciągu 9 miesięcy, czyli ok. 8,9 godz. miesięcznie. Dodatek za cały okres wynosi 4 665,60 zł. Źródłem stawek jest wewnętrzny regulamin Uczelni, więc inne źródła nie występują. Wynagrodzenie jest niezbędne do realizacji prac B+R. Forma zatrudnienia: umowa o pracę.</w:t>
+        <w:t>Wynagrodzenie pracownika Politechniki Rzeszowskiej na stanowisku: młodszy specjalista ds. uczenia maszynowego, przygotowania danych eksperymentalnych i analizy wyników modeli AI/CV, będzie stanowić dodatek do wynagrodzenia za realizację zadań w projekcie, w ramach obowiązującej umowy o pracę (aneks do umowy). Stanowisko zajmie pracownik z tytułem lub stopniem mgr inż. Wysokość dodatku w kwocie brutto-brutto, wraz z kosztami po stronie pracodawcy, obliczono na podstawie średniego wynagrodzenia w danej grupie pracowniczej na Uczelni, zgodnie z Regulaminem wynagradzania (Zarządzenie Rektora nr 123/2021, t.j. z 30.12.2021 r. z późniejszymi zmianami). Dodatek miesięczny wyniesie średnio 518,40 zł, a zaangażowanie 80 godzin w ciągu 9 miesięcy, czyli ok. 8,9 godz. miesięcznie. Dodatek za cały okres wynosi 4 665,60 zł, czyli 58,32 zł za godzinę x 80 godz. Źródłem stawek jest wewnętrzny regulamin Uczelni, więc inne źródła nie występują. Wynagrodzenie jest niezbędne do realizacji prac B+R. Forma zatrudnienia: umowa o pracę.</w:t>
       </w:r>
     </w:p>
     <w:p>
@@ -2957,7 +3128,7 @@
           <w:color w:val="666666"/>
           <w:sz w:val="17"/>
         </w:rPr>
-        <w:t xml:space="preserve"> [966 znaków]</w:t>
+        <w:t xml:space="preserve"> [1004 znaków]</w:t>
       </w:r>
     </w:p>
     <w:p>
@@ -2968,7 +3139,7 @@
         <w:rPr>
           <w:b w:val="0"/>
         </w:rPr>
-        <w:t>Wynagrodzenie pracownika Politechniki Rzeszowskiej na stanowisku: główny specjalista ds. systemów wizyjnych, percepcji 3D i integracji algorytmicznej, będzie stanowić dodatek do wynagrodzenia za realizację zadań w projekcie, w ramach obowiązującej umowy o pracę (aneks do umowy). Stanowisko zajmie pracownik z tytułem lub stopniem dr inż. Wysokość dodatku w kwocie brutto-brutto, wraz z kosztami po stronie pracodawcy, obliczono na podstawie średniego wynagrodzenia w danej grupie pracowniczej na Uczelni, zgodnie z Regulaminem wynagradzania (Zarządzenie Rektora nr 123/2021, t.j. z 30.12.2021 r. z późniejszymi zmianami). Dodatek miesięczny wyniesie średnio 4 098,60 zł, a zaangażowanie 715 godzin w ciągu 13 miesięcy, czyli ok. 55,0 godz. miesięcznie. Dodatek za cały okres wynosi 53 281,80 zł. Źródłem stawek jest wewnętrzny regulamin Uczelni, więc inne źródła nie występują. Wynagrodzenie jest niezbędne do realizacji prac B+R. Forma zatrudnienia: umowa o pracę.</w:t>
+        <w:t>Wynagrodzenie pracownika Politechniki Rzeszowskiej na stanowisku: główny specjalista ds. systemów wizyjnych, percepcji 3D i integracji algorytmicznej, będzie stanowić dodatek do wynagrodzenia za realizację zadań w projekcie, w ramach obowiązującej umowy o pracę (aneks do umowy). Stanowisko zajmie pracownik z tytułem lub stopniem dr inż. Wysokość dodatku w kwocie brutto-brutto, wraz z kosztami po stronie pracodawcy, obliczono na podstawie średniego wynagrodzenia w danej grupie pracowniczej na Uczelni, zgodnie z Regulaminem wynagradzania (Zarządzenie Rektora nr 123/2021, t.j. z 30.12.2021 r. z późniejszymi zmianami). Dodatek miesięczny wyniesie średnio 4 098,60 zł, a zaangażowanie 715 godzin w ciągu 13 miesięcy, czyli ok. 55,0 godz. miesięcznie. Dodatek za cały okres wynosi 53 281,80 zł, czyli 74,52 zł za godzinę x 715 godz. Źródłem stawek jest wewnętrzny regulamin Uczelni, więc inne źródła nie występują. Wynagrodzenie jest niezbędne do realizacji prac B+R. Forma zatrudnienia: umowa o pracę.</w:t>
       </w:r>
     </w:p>
     <w:p>
@@ -2988,7 +3159,7 @@
           <w:color w:val="666666"/>
           <w:sz w:val="17"/>
         </w:rPr>
-        <w:t xml:space="preserve"> [970 znaków]</w:t>
+        <w:t xml:space="preserve"> [1008 znaków]</w:t>
       </w:r>
     </w:p>
     <w:p>
@@ -2999,7 +3170,7 @@
         <w:rPr>
           <w:b w:val="0"/>
         </w:rPr>
-        <w:t>Wynagrodzenie pracownika Politechniki Rzeszowskiej na stanowisku: główny specjalista ds. computer vision, rekonstrukcji 3D, kalibracji i analizy sygnałów, będzie stanowić dodatek do wynagrodzenia za realizację zadań w projekcie, w ramach obowiązującej umowy o pracę (aneks do umowy). Stanowisko zajmie pracownik z tytułem lub stopniem dr inż. Wysokość dodatku w kwocie brutto-brutto, wraz z kosztami po stronie pracodawcy, obliczono na podstawie średniego wynagrodzenia w danej grupie pracowniczej na Uczelni, zgodnie z Regulaminem wynagradzania (Zarządzenie Rektora nr 123/2021, t.j. z 30.12.2021 r. z późniejszymi zmianami). Dodatek miesięczny wyniesie średnio 4 098,60 zł, a zaangażowanie 715 godzin w ciągu 13 miesięcy, czyli ok. 55,0 godz. miesięcznie. Dodatek za cały okres wynosi 53 281,80 zł. Źródłem stawek jest wewnętrzny regulamin Uczelni, więc inne źródła nie występują. Wynagrodzenie jest niezbędne do realizacji prac B+R. Forma zatrudnienia: umowa o pracę.</w:t>
+        <w:t>Wynagrodzenie pracownika Politechniki Rzeszowskiej na stanowisku: główny specjalista ds. computer vision, rekonstrukcji 3D, kalibracji i analizy sygnałów, będzie stanowić dodatek do wynagrodzenia za realizację zadań w projekcie, w ramach obowiązującej umowy o pracę (aneks do umowy). Stanowisko zajmie pracownik z tytułem lub stopniem dr inż. Wysokość dodatku w kwocie brutto-brutto, wraz z kosztami po stronie pracodawcy, obliczono na podstawie średniego wynagrodzenia w danej grupie pracowniczej na Uczelni, zgodnie z Regulaminem wynagradzania (Zarządzenie Rektora nr 123/2021, t.j. z 30.12.2021 r. z późniejszymi zmianami). Dodatek miesięczny wyniesie średnio 4 098,60 zł, a zaangażowanie 715 godzin w ciągu 13 miesięcy, czyli ok. 55,0 godz. miesięcznie. Dodatek za cały okres wynosi 53 281,80 zł, czyli 74,52 zł za godzinę x 715 godz. Źródłem stawek jest wewnętrzny regulamin Uczelni, więc inne źródła nie występują. Wynagrodzenie jest niezbędne do realizacji prac B+R. Forma zatrudnienia: umowa o pracę.</w:t>
       </w:r>
     </w:p>
     <w:p>
@@ -3019,7 +3190,7 @@
           <w:color w:val="666666"/>
           <w:sz w:val="17"/>
         </w:rPr>
-        <w:t xml:space="preserve"> [957 znaków]</w:t>
+        <w:t xml:space="preserve"> [995 znaków]</w:t>
       </w:r>
     </w:p>
     <w:p>
@@ -3030,7 +3201,7 @@
         <w:rPr>
           <w:b w:val="0"/>
         </w:rPr>
-        <w:t>Wynagrodzenie pracownika Politechniki Rzeszowskiej na stanowisku: specjalista ds. uczenia maszynowego, selekcji cech i predykcji ryzyka, będzie stanowić dodatek do wynagrodzenia za realizację zadań w projekcie, w ramach obowiązującej umowy o pracę (aneks do umowy). Stanowisko zajmie pracownik z tytułem lub stopniem dr hab. inż. Wysokość dodatku w kwocie brutto-brutto, wraz z kosztami po stronie pracodawcy, obliczono na podstawie średniego wynagrodzenia w danej grupie pracowniczej na Uczelni, zgodnie z Regulaminem wynagradzania (Zarządzenie Rektora nr 123/2021, t.j. z 30.12.2021 r. z późniejszymi zmianami). Dodatek miesięczny wyniesie średnio 3 248,31 zł, a zaangażowanie 460 godzin w ciągu 13 miesięcy, czyli ok. 35,4 godz. miesięcznie. Dodatek za cały okres wynosi 42 228,00 zł. Źródłem stawek jest wewnętrzny regulamin Uczelni, więc inne źródła nie występują. Wynagrodzenie jest niezbędne do realizacji prac B+R. Forma zatrudnienia: umowa o pracę.</w:t>
+        <w:t>Wynagrodzenie pracownika Politechniki Rzeszowskiej na stanowisku: specjalista ds. uczenia maszynowego, selekcji cech i predykcji ryzyka, będzie stanowić dodatek do wynagrodzenia za realizację zadań w projekcie, w ramach obowiązującej umowy o pracę (aneks do umowy). Stanowisko zajmie pracownik z tytułem lub stopniem dr hab. inż. Wysokość dodatku w kwocie brutto-brutto, wraz z kosztami po stronie pracodawcy, obliczono na podstawie średniego wynagrodzenia w danej grupie pracowniczej na Uczelni, zgodnie z Regulaminem wynagradzania (Zarządzenie Rektora nr 123/2021, t.j. z 30.12.2021 r. z późniejszymi zmianami). Dodatek miesięczny wyniesie średnio 3 248,31 zł, a zaangażowanie 460 godzin w ciągu 13 miesięcy, czyli ok. 35,4 godz. miesięcznie. Dodatek za cały okres wynosi 42 228,00 zł, czyli 91,80 zł za godzinę x 460 godz. Źródłem stawek jest wewnętrzny regulamin Uczelni, więc inne źródła nie występują. Wynagrodzenie jest niezbędne do realizacji prac B+R. Forma zatrudnienia: umowa o pracę.</w:t>
       </w:r>
     </w:p>
     <w:p>
@@ -3050,7 +3221,7 @@
           <w:color w:val="666666"/>
           <w:sz w:val="17"/>
         </w:rPr>
-        <w:t xml:space="preserve"> [981 znaków]</w:t>
+        <w:t xml:space="preserve"> [1019 znaków]</w:t>
       </w:r>
     </w:p>
     <w:p>
@@ -3061,7 +3232,7 @@
         <w:rPr>
           <w:b w:val="0"/>
         </w:rPr>
-        <w:t>Wynagrodzenie pracownika Politechniki Rzeszowskiej na stanowisku: specjalista ds. modelowania matematycznego, statystyki i walidacji ilościowej, będzie stanowić dodatek do wynagrodzenia za realizację zadań w projekcie, w ramach obowiązującej umowy o pracę (aneks do umowy). Stanowisko zajmie pracownik z tytułem lub stopniem dr hab. nauk matematycznych. Wysokość dodatku w kwocie brutto-brutto, wraz z kosztami po stronie pracodawcy, obliczono na podstawie średniego wynagrodzenia w danej grupie pracowniczej na Uczelni, zgodnie z Regulaminem wynagradzania (Zarządzenie Rektora nr 123/2021, t.j. z 30.12.2021 r. z późniejszymi zmianami). Dodatek miesięczny wyniesie średnio 2 852,86 zł, a zaangażowanie 404 godzin w ciągu 13 miesięcy, czyli ok. 31,1 godz. miesięcznie. Dodatek za cały okres wynosi 37 087,20 zł. Źródłem stawek jest wewnętrzny regulamin Uczelni, więc inne źródła nie występują. Wynagrodzenie jest niezbędne do realizacji prac B+R. Forma zatrudnienia: umowa o pracę.</w:t>
+        <w:t>Wynagrodzenie pracownika Politechniki Rzeszowskiej na stanowisku: specjalista ds. modelowania matematycznego, statystyki i walidacji ilościowej, będzie stanowić dodatek do wynagrodzenia za realizację zadań w projekcie, w ramach obowiązującej umowy o pracę (aneks do umowy). Stanowisko zajmie pracownik z tytułem lub stopniem dr hab. nauk matematycznych. Wysokość dodatku w kwocie brutto-brutto, wraz z kosztami po stronie pracodawcy, obliczono na podstawie średniego wynagrodzenia w danej grupie pracowniczej na Uczelni, zgodnie z Regulaminem wynagradzania (Zarządzenie Rektora nr 123/2021, t.j. z 30.12.2021 r. z późniejszymi zmianami). Dodatek miesięczny wyniesie średnio 2 852,86 zł, a zaangażowanie 404 godzin w ciągu 13 miesięcy, czyli ok. 31,1 godz. miesięcznie. Dodatek za cały okres wynosi 37 087,20 zł, czyli 91,80 zł za godzinę x 404 godz. Źródłem stawek jest wewnętrzny regulamin Uczelni, więc inne źródła nie występują. Wynagrodzenie jest niezbędne do realizacji prac B+R. Forma zatrudnienia: umowa o pracę.</w:t>
       </w:r>
     </w:p>
     <w:p>
@@ -3174,7 +3345,7 @@
           <w:color w:val="666666"/>
           <w:sz w:val="17"/>
         </w:rPr>
-        <w:t xml:space="preserve"> [998 znaków]</w:t>
+        <w:t xml:space="preserve"> [1036 znaków]</w:t>
       </w:r>
     </w:p>
     <w:p>
@@ -3185,7 +3356,7 @@
         <w:rPr>
           <w:b w:val="0"/>
         </w:rPr>
-        <w:t>Wynagrodzenie pracownika Politechniki Rzeszowskiej na stanowisku: młodszy specjalista ds. uczenia maszynowego, przygotowania danych eksperymentalnych i analizy wyników modeli AI/CV, będzie stanowić dodatek do wynagrodzenia za realizację zadań w projekcie, w ramach obowiązującej umowy o pracę (aneks do umowy). Stanowisko zajmie pracownik z tytułem lub stopniem mgr inż. Wysokość dodatku w kwocie brutto-brutto, wraz z kosztami po stronie pracodawcy, obliczono na podstawie średniego wynagrodzenia w danej grupie pracowniczej na Uczelni, zgodnie z Regulaminem wynagradzania (Zarządzenie Rektora nr 123/2021, t.j. z 30.12.2021 r. z późniejszymi zmianami). Dodatek miesięczny wyniesie średnio 1 525,29 zł, a zaangażowanie 340 godzin w ciągu 13 miesięcy, czyli ok. 26,2 godz. miesięcznie. Dodatek za cały okres wynosi 19 828,80 zł. Źródłem stawek jest wewnętrzny regulamin Uczelni, więc inne źródła nie występują. Wynagrodzenie jest niezbędne do realizacji prac B+R. Forma zatrudnienia: umowa o pracę.</w:t>
+        <w:t>Wynagrodzenie pracownika Politechniki Rzeszowskiej na stanowisku: młodszy specjalista ds. uczenia maszynowego, przygotowania danych eksperymentalnych i analizy wyników modeli AI/CV, będzie stanowić dodatek do wynagrodzenia za realizację zadań w projekcie, w ramach obowiązującej umowy o pracę (aneks do umowy). Stanowisko zajmie pracownik z tytułem lub stopniem mgr inż. Wysokość dodatku w kwocie brutto-brutto, wraz z kosztami po stronie pracodawcy, obliczono na podstawie średniego wynagrodzenia w danej grupie pracowniczej na Uczelni, zgodnie z Regulaminem wynagradzania (Zarządzenie Rektora nr 123/2021, t.j. z 30.12.2021 r. z późniejszymi zmianami). Dodatek miesięczny wyniesie średnio 1 525,29 zł, a zaangażowanie 340 godzin w ciągu 13 miesięcy, czyli ok. 26,2 godz. miesięcznie. Dodatek za cały okres wynosi 19 828,80 zł, czyli 58,32 zł za godzinę x 340 godz. Źródłem stawek jest wewnętrzny regulamin Uczelni, więc inne źródła nie występują. Wynagrodzenie jest niezbędne do realizacji prac B+R. Forma zatrudnienia: umowa o pracę.</w:t>
       </w:r>
     </w:p>
     <w:p>
@@ -3213,7 +3384,7 @@
           <w:color w:val="666666"/>
           <w:sz w:val="17"/>
         </w:rPr>
-        <w:t xml:space="preserve"> [965 znaków]</w:t>
+        <w:t xml:space="preserve"> [1003 znaków]</w:t>
       </w:r>
     </w:p>
     <w:p>
@@ -3224,7 +3395,7 @@
         <w:rPr>
           <w:b w:val="0"/>
         </w:rPr>
-        <w:t>Wynagrodzenie pracownika Politechniki Rzeszowskiej na stanowisku: główny specjalista ds. systemów wizyjnych, percepcji 3D i integracji algorytmicznej, będzie stanowić dodatek do wynagrodzenia za realizację zadań w projekcie, w ramach obowiązującej umowy o pracę (aneks do umowy). Stanowisko zajmie pracownik z tytułem lub stopniem dr inż. Wysokość dodatku w kwocie brutto-brutto, wraz z kosztami po stronie pracodawcy, obliczono na podstawie średniego wynagrodzenia w danej grupie pracowniczej na Uczelni, zgodnie z Regulaminem wynagradzania (Zarządzenie Rektora nr 123/2021, t.j. z 30.12.2021 r. z późniejszymi zmianami). Dodatek miesięczny wyniesie średnio 1 879,56 zł, a zaangażowanie 227 godzin w ciągu 9 miesięcy, czyli ok. 25,2 godz. miesięcznie. Dodatek za cały okres wynosi 16 916,04 zł. Źródłem stawek jest wewnętrzny regulamin Uczelni, więc inne źródła nie występują. Wynagrodzenie jest niezbędne do realizacji prac B+R. Forma zatrudnienia: umowa o pracę.</w:t>
+        <w:t>Wynagrodzenie pracownika Politechniki Rzeszowskiej na stanowisku: główny specjalista ds. systemów wizyjnych, percepcji 3D i integracji algorytmicznej, będzie stanowić dodatek do wynagrodzenia za realizację zadań w projekcie, w ramach obowiązującej umowy o pracę (aneks do umowy). Stanowisko zajmie pracownik z tytułem lub stopniem dr inż. Wysokość dodatku w kwocie brutto-brutto, wraz z kosztami po stronie pracodawcy, obliczono na podstawie średniego wynagrodzenia w danej grupie pracowniczej na Uczelni, zgodnie z Regulaminem wynagradzania (Zarządzenie Rektora nr 123/2021, t.j. z 30.12.2021 r. z późniejszymi zmianami). Dodatek miesięczny wyniesie średnio 1 879,56 zł, a zaangażowanie 227 godzin w ciągu 9 miesięcy, czyli ok. 25,2 godz. miesięcznie. Dodatek za cały okres wynosi 16 916,04 zł, czyli 74,52 zł za godzinę x 227 godz. Źródłem stawek jest wewnętrzny regulamin Uczelni, więc inne źródła nie występują. Wynagrodzenie jest niezbędne do realizacji prac B+R. Forma zatrudnienia: umowa o pracę.</w:t>
       </w:r>
     </w:p>
     <w:p>
@@ -3244,7 +3415,7 @@
           <w:color w:val="666666"/>
           <w:sz w:val="17"/>
         </w:rPr>
-        <w:t xml:space="preserve"> [969 znaków]</w:t>
+        <w:t xml:space="preserve"> [1007 znaków]</w:t>
       </w:r>
     </w:p>
     <w:p>
@@ -3255,7 +3426,7 @@
         <w:rPr>
           <w:b w:val="0"/>
         </w:rPr>
-        <w:t>Wynagrodzenie pracownika Politechniki Rzeszowskiej na stanowisku: główny specjalista ds. computer vision, rekonstrukcji 3D, kalibracji i analizy sygnałów, będzie stanowić dodatek do wynagrodzenia za realizację zadań w projekcie, w ramach obowiązującej umowy o pracę (aneks do umowy). Stanowisko zajmie pracownik z tytułem lub stopniem dr inż. Wysokość dodatku w kwocie brutto-brutto, wraz z kosztami po stronie pracodawcy, obliczono na podstawie średniego wynagrodzenia w danej grupie pracowniczej na Uczelni, zgodnie z Regulaminem wynagradzania (Zarządzenie Rektora nr 123/2021, t.j. z 30.12.2021 r. z późniejszymi zmianami). Dodatek miesięczny wyniesie średnio 1 879,56 zł, a zaangażowanie 227 godzin w ciągu 9 miesięcy, czyli ok. 25,2 godz. miesięcznie. Dodatek za cały okres wynosi 16 916,04 zł. Źródłem stawek jest wewnętrzny regulamin Uczelni, więc inne źródła nie występują. Wynagrodzenie jest niezbędne do realizacji prac B+R. Forma zatrudnienia: umowa o pracę.</w:t>
+        <w:t>Wynagrodzenie pracownika Politechniki Rzeszowskiej na stanowisku: główny specjalista ds. computer vision, rekonstrukcji 3D, kalibracji i analizy sygnałów, będzie stanowić dodatek do wynagrodzenia za realizację zadań w projekcie, w ramach obowiązującej umowy o pracę (aneks do umowy). Stanowisko zajmie pracownik z tytułem lub stopniem dr inż. Wysokość dodatku w kwocie brutto-brutto, wraz z kosztami po stronie pracodawcy, obliczono na podstawie średniego wynagrodzenia w danej grupie pracowniczej na Uczelni, zgodnie z Regulaminem wynagradzania (Zarządzenie Rektora nr 123/2021, t.j. z 30.12.2021 r. z późniejszymi zmianami). Dodatek miesięczny wyniesie średnio 1 879,56 zł, a zaangażowanie 227 godzin w ciągu 9 miesięcy, czyli ok. 25,2 godz. miesięcznie. Dodatek za cały okres wynosi 16 916,04 zł, czyli 74,52 zł za godzinę x 227 godz. Źródłem stawek jest wewnętrzny regulamin Uczelni, więc inne źródła nie występują. Wynagrodzenie jest niezbędne do realizacji prac B+R. Forma zatrudnienia: umowa o pracę.</w:t>
       </w:r>
     </w:p>
     <w:p>
@@ -3275,7 +3446,7 @@
           <w:color w:val="666666"/>
           <w:sz w:val="17"/>
         </w:rPr>
-        <w:t xml:space="preserve"> [956 znaków]</w:t>
+        <w:t xml:space="preserve"> [994 znaków]</w:t>
       </w:r>
     </w:p>
     <w:p>
@@ -3286,7 +3457,7 @@
         <w:rPr>
           <w:b w:val="0"/>
         </w:rPr>
-        <w:t>Wynagrodzenie pracownika Politechniki Rzeszowskiej na stanowisku: specjalista ds. uczenia maszynowego, selekcji cech i predykcji ryzyka, będzie stanowić dodatek do wynagrodzenia za realizację zadań w projekcie, w ramach obowiązującej umowy o pracę (aneks do umowy). Stanowisko zajmie pracownik z tytułem lub stopniem dr hab. inż. Wysokość dodatku w kwocie brutto-brutto, wraz z kosztami po stronie pracodawcy, obliczono na podstawie średniego wynagrodzenia w danej grupie pracowniczej na Uczelni, zgodnie z Regulaminem wynagradzania (Zarządzenie Rektora nr 123/2021, t.j. z 30.12.2021 r. z późniejszymi zmianami). Dodatek miesięczny wyniesie średnio 2 754,00 zł, a zaangażowanie 270 godzin w ciągu 9 miesięcy, czyli ok. 30,0 godz. miesięcznie. Dodatek za cały okres wynosi 24 786,00 zł. Źródłem stawek jest wewnętrzny regulamin Uczelni, więc inne źródła nie występują. Wynagrodzenie jest niezbędne do realizacji prac B+R. Forma zatrudnienia: umowa o pracę.</w:t>
+        <w:t>Wynagrodzenie pracownika Politechniki Rzeszowskiej na stanowisku: specjalista ds. uczenia maszynowego, selekcji cech i predykcji ryzyka, będzie stanowić dodatek do wynagrodzenia za realizację zadań w projekcie, w ramach obowiązującej umowy o pracę (aneks do umowy). Stanowisko zajmie pracownik z tytułem lub stopniem dr hab. inż. Wysokość dodatku w kwocie brutto-brutto, wraz z kosztami po stronie pracodawcy, obliczono na podstawie średniego wynagrodzenia w danej grupie pracowniczej na Uczelni, zgodnie z Regulaminem wynagradzania (Zarządzenie Rektora nr 123/2021, t.j. z 30.12.2021 r. z późniejszymi zmianami). Dodatek miesięczny wyniesie średnio 2 754,00 zł, a zaangażowanie 270 godzin w ciągu 9 miesięcy, czyli ok. 30,0 godz. miesięcznie. Dodatek za cały okres wynosi 24 786,00 zł, czyli 91,80 zł za godzinę x 270 godz. Źródłem stawek jest wewnętrzny regulamin Uczelni, więc inne źródła nie występują. Wynagrodzenie jest niezbędne do realizacji prac B+R. Forma zatrudnienia: umowa o pracę.</w:t>
       </w:r>
     </w:p>
     <w:p>
@@ -3306,7 +3477,7 @@
           <w:color w:val="666666"/>
           <w:sz w:val="17"/>
         </w:rPr>
-        <w:t xml:space="preserve"> [980 znaków]</w:t>
+        <w:t xml:space="preserve"> [1018 znaków]</w:t>
       </w:r>
     </w:p>
     <w:p>
@@ -3317,7 +3488,7 @@
         <w:rPr>
           <w:b w:val="0"/>
         </w:rPr>
-        <w:t>Wynagrodzenie pracownika Politechniki Rzeszowskiej na stanowisku: specjalista ds. modelowania matematycznego, statystyki i walidacji ilościowej, będzie stanowić dodatek do wynagrodzenia za realizację zadań w projekcie, w ramach obowiązującej umowy o pracę (aneks do umowy). Stanowisko zajmie pracownik z tytułem lub stopniem dr hab. nauk matematycznych. Wysokość dodatku w kwocie brutto-brutto, wraz z kosztami po stronie pracodawcy, obliczono na podstawie średniego wynagrodzenia w danej grupie pracowniczej na Uczelni, zgodnie z Regulaminem wynagradzania (Zarządzenie Rektora nr 123/2021, t.j. z 30.12.2021 r. z późniejszymi zmianami). Dodatek miesięczny wyniesie średnio 1 938,00 zł, a zaangażowanie 190 godzin w ciągu 9 miesięcy, czyli ok. 21,1 godz. miesięcznie. Dodatek za cały okres wynosi 17 442,00 zł. Źródłem stawek jest wewnętrzny regulamin Uczelni, więc inne źródła nie występują. Wynagrodzenie jest niezbędne do realizacji prac B+R. Forma zatrudnienia: umowa o pracę.</w:t>
+        <w:t>Wynagrodzenie pracownika Politechniki Rzeszowskiej na stanowisku: specjalista ds. modelowania matematycznego, statystyki i walidacji ilościowej, będzie stanowić dodatek do wynagrodzenia za realizację zadań w projekcie, w ramach obowiązującej umowy o pracę (aneks do umowy). Stanowisko zajmie pracownik z tytułem lub stopniem dr hab. nauk matematycznych. Wysokość dodatku w kwocie brutto-brutto, wraz z kosztami po stronie pracodawcy, obliczono na podstawie średniego wynagrodzenia w danej grupie pracowniczej na Uczelni, zgodnie z Regulaminem wynagradzania (Zarządzenie Rektora nr 123/2021, t.j. z 30.12.2021 r. z późniejszymi zmianami). Dodatek miesięczny wyniesie średnio 1 938,00 zł, a zaangażowanie 190 godzin w ciągu 9 miesięcy, czyli ok. 21,1 godz. miesięcznie. Dodatek za cały okres wynosi 17 442,00 zł, czyli 91,80 zł za godzinę x 190 godz. Źródłem stawek jest wewnętrzny regulamin Uczelni, więc inne źródła nie występują. Wynagrodzenie jest niezbędne do realizacji prac B+R. Forma zatrudnienia: umowa o pracę.</w:t>
       </w:r>
     </w:p>
     <w:p>
@@ -3430,7 +3601,7 @@
           <w:color w:val="666666"/>
           <w:sz w:val="17"/>
         </w:rPr>
-        <w:t xml:space="preserve"> [994 znaków]</w:t>
+        <w:t xml:space="preserve"> [1032 znaków]</w:t>
       </w:r>
     </w:p>
     <w:p>
@@ -3441,7 +3612,7 @@
         <w:rPr>
           <w:b w:val="0"/>
         </w:rPr>
-        <w:t>Wynagrodzenie pracownika Politechniki Rzeszowskiej na stanowisku: młodszy specjalista ds. uczenia maszynowego, przygotowania danych eksperymentalnych i analizy wyników modeli AI/CV, będzie stanowić dodatek do wynagrodzenia za realizację zadań w projekcie, w ramach obowiązującej umowy o pracę (aneks do umowy). Stanowisko zajmie pracownik z tytułem lub stopniem mgr inż. Wysokość dodatku w kwocie brutto-brutto, wraz z kosztami po stronie pracodawcy, obliczono na podstawie średniego wynagrodzenia w danej grupie pracowniczej na Uczelni, zgodnie z Regulaminem wynagradzania (Zarządzenie Rektora nr 123/2021, t.j. z 30.12.2021 r. z późniejszymi zmianami). Dodatek miesięczny wyniesie średnio 777,60 zł, a zaangażowanie 120 godzin w ciągu 9 miesięcy, czyli ok. 13,3 godz. miesięcznie. Dodatek za cały okres wynosi 6 998,40 zł. Źródłem stawek jest wewnętrzny regulamin Uczelni, więc inne źródła nie występują. Wynagrodzenie jest niezbędne do realizacji prac B+R. Forma zatrudnienia: umowa o pracę.</w:t>
+        <w:t>Wynagrodzenie pracownika Politechniki Rzeszowskiej na stanowisku: młodszy specjalista ds. uczenia maszynowego, przygotowania danych eksperymentalnych i analizy wyników modeli AI/CV, będzie stanowić dodatek do wynagrodzenia za realizację zadań w projekcie, w ramach obowiązującej umowy o pracę (aneks do umowy). Stanowisko zajmie pracownik z tytułem lub stopniem mgr inż. Wysokość dodatku w kwocie brutto-brutto, wraz z kosztami po stronie pracodawcy, obliczono na podstawie średniego wynagrodzenia w danej grupie pracowniczej na Uczelni, zgodnie z Regulaminem wynagradzania (Zarządzenie Rektora nr 123/2021, t.j. z 30.12.2021 r. z późniejszymi zmianami). Dodatek miesięczny wyniesie średnio 777,60 zł, a zaangażowanie 120 godzin w ciągu 9 miesięcy, czyli ok. 13,3 godz. miesięcznie. Dodatek za cały okres wynosi 6 998,40 zł, czyli 58,32 zł za godzinę x 120 godz. Źródłem stawek jest wewnętrzny regulamin Uczelni, więc inne źródła nie występują. Wynagrodzenie jest niezbędne do realizacji prac B+R. Forma zatrudnienia: umowa o pracę.</w:t>
       </w:r>
     </w:p>
     <w:p>
@@ -3469,7 +3640,7 @@
           <w:color w:val="666666"/>
           <w:sz w:val="17"/>
         </w:rPr>
-        <w:t xml:space="preserve"> [965 znaków]</w:t>
+        <w:t xml:space="preserve"> [1003 znaków]</w:t>
       </w:r>
     </w:p>
     <w:p>
@@ -3480,7 +3651,7 @@
         <w:rPr>
           <w:b w:val="0"/>
         </w:rPr>
-        <w:t>Wynagrodzenie pracownika Politechniki Rzeszowskiej na stanowisku: główny specjalista ds. systemów wizyjnych, percepcji 3D i integracji algorytmicznej, będzie stanowić dodatek do wynagrodzenia za realizację zadań w projekcie, w ramach obowiązującej umowy o pracę (aneks do umowy). Stanowisko zajmie pracownik z tytułem lub stopniem dr inż. Wysokość dodatku w kwocie brutto-brutto, wraz z kosztami po stronie pracodawcy, obliczono na podstawie średniego wynagrodzenia w danej grupie pracowniczej na Uczelni, zgodnie z Regulaminem wynagradzania (Zarządzenie Rektora nr 123/2021, t.j. z 30.12.2021 r. z późniejszymi zmianami). Dodatek miesięczny wyniesie średnio 1 879,56 zł, a zaangażowanie 227 godzin w ciągu 9 miesięcy, czyli ok. 25,2 godz. miesięcznie. Dodatek za cały okres wynosi 16 916,04 zł. Źródłem stawek jest wewnętrzny regulamin Uczelni, więc inne źródła nie występują. Wynagrodzenie jest niezbędne do realizacji prac B+R. Forma zatrudnienia: umowa o pracę.</w:t>
+        <w:t>Wynagrodzenie pracownika Politechniki Rzeszowskiej na stanowisku: główny specjalista ds. systemów wizyjnych, percepcji 3D i integracji algorytmicznej, będzie stanowić dodatek do wynagrodzenia za realizację zadań w projekcie, w ramach obowiązującej umowy o pracę (aneks do umowy). Stanowisko zajmie pracownik z tytułem lub stopniem dr inż. Wysokość dodatku w kwocie brutto-brutto, wraz z kosztami po stronie pracodawcy, obliczono na podstawie średniego wynagrodzenia w danej grupie pracowniczej na Uczelni, zgodnie z Regulaminem wynagradzania (Zarządzenie Rektora nr 123/2021, t.j. z 30.12.2021 r. z późniejszymi zmianami). Dodatek miesięczny wyniesie średnio 1 879,56 zł, a zaangażowanie 227 godzin w ciągu 9 miesięcy, czyli ok. 25,2 godz. miesięcznie. Dodatek za cały okres wynosi 16 916,04 zł, czyli 74,52 zł za godzinę x 227 godz. Źródłem stawek jest wewnętrzny regulamin Uczelni, więc inne źródła nie występują. Wynagrodzenie jest niezbędne do realizacji prac B+R. Forma zatrudnienia: umowa o pracę.</w:t>
       </w:r>
     </w:p>
     <w:p>
@@ -3500,7 +3671,7 @@
           <w:color w:val="666666"/>
           <w:sz w:val="17"/>
         </w:rPr>
-        <w:t xml:space="preserve"> [969 znaków]</w:t>
+        <w:t xml:space="preserve"> [1007 znaków]</w:t>
       </w:r>
     </w:p>
     <w:p>
@@ -3511,7 +3682,7 @@
         <w:rPr>
           <w:b w:val="0"/>
         </w:rPr>
-        <w:t>Wynagrodzenie pracownika Politechniki Rzeszowskiej na stanowisku: główny specjalista ds. computer vision, rekonstrukcji 3D, kalibracji i analizy sygnałów, będzie stanowić dodatek do wynagrodzenia za realizację zadań w projekcie, w ramach obowiązującej umowy o pracę (aneks do umowy). Stanowisko zajmie pracownik z tytułem lub stopniem dr inż. Wysokość dodatku w kwocie brutto-brutto, wraz z kosztami po stronie pracodawcy, obliczono na podstawie średniego wynagrodzenia w danej grupie pracowniczej na Uczelni, zgodnie z Regulaminem wynagradzania (Zarządzenie Rektora nr 123/2021, t.j. z 30.12.2021 r. z późniejszymi zmianami). Dodatek miesięczny wyniesie średnio 1 879,56 zł, a zaangażowanie 227 godzin w ciągu 9 miesięcy, czyli ok. 25,2 godz. miesięcznie. Dodatek za cały okres wynosi 16 916,04 zł. Źródłem stawek jest wewnętrzny regulamin Uczelni, więc inne źródła nie występują. Wynagrodzenie jest niezbędne do realizacji prac B+R. Forma zatrudnienia: umowa o pracę.</w:t>
+        <w:t>Wynagrodzenie pracownika Politechniki Rzeszowskiej na stanowisku: główny specjalista ds. computer vision, rekonstrukcji 3D, kalibracji i analizy sygnałów, będzie stanowić dodatek do wynagrodzenia za realizację zadań w projekcie, w ramach obowiązującej umowy o pracę (aneks do umowy). Stanowisko zajmie pracownik z tytułem lub stopniem dr inż. Wysokość dodatku w kwocie brutto-brutto, wraz z kosztami po stronie pracodawcy, obliczono na podstawie średniego wynagrodzenia w danej grupie pracowniczej na Uczelni, zgodnie z Regulaminem wynagradzania (Zarządzenie Rektora nr 123/2021, t.j. z 30.12.2021 r. z późniejszymi zmianami). Dodatek miesięczny wyniesie średnio 1 879,56 zł, a zaangażowanie 227 godzin w ciągu 9 miesięcy, czyli ok. 25,2 godz. miesięcznie. Dodatek za cały okres wynosi 16 916,04 zł, czyli 74,52 zł za godzinę x 227 godz. Źródłem stawek jest wewnętrzny regulamin Uczelni, więc inne źródła nie występują. Wynagrodzenie jest niezbędne do realizacji prac B+R. Forma zatrudnienia: umowa o pracę.</w:t>
       </w:r>
     </w:p>
     <w:p>
@@ -3531,7 +3702,7 @@
           <w:color w:val="666666"/>
           <w:sz w:val="17"/>
         </w:rPr>
-        <w:t xml:space="preserve"> [951 znaków]</w:t>
+        <w:t xml:space="preserve"> [988 znaków]</w:t>
       </w:r>
     </w:p>
     <w:p>
@@ -3542,7 +3713,7 @@
         <w:rPr>
           <w:b w:val="0"/>
         </w:rPr>
-        <w:t>Wynagrodzenie pracownika Politechniki Rzeszowskiej na stanowisku: specjalista ds. uczenia maszynowego, selekcji cech i predykcji ryzyka, będzie stanowić dodatek do wynagrodzenia za realizację zadań w projekcie, w ramach obowiązującej umowy o pracę (aneks do umowy). Stanowisko zajmie pracownik z tytułem lub stopniem dr hab. inż. Wysokość dodatku w kwocie brutto-brutto, wraz z kosztami po stronie pracodawcy, obliczono na podstawie średniego wynagrodzenia w danej grupie pracowniczej na Uczelni, zgodnie z Regulaminem wynagradzania (Zarządzenie Rektora nr 123/2021, t.j. z 30.12.2021 r. z późniejszymi zmianami). Dodatek miesięczny wyniesie średnio 714,00 zł, a zaangażowanie 70 godzin w ciągu 9 miesięcy, czyli ok. 7,8 godz. miesięcznie. Dodatek za cały okres wynosi 6 426,00 zł. Źródłem stawek jest wewnętrzny regulamin Uczelni, więc inne źródła nie występują. Wynagrodzenie jest niezbędne do realizacji prac B+R. Forma zatrudnienia: umowa o pracę.</w:t>
+        <w:t>Wynagrodzenie pracownika Politechniki Rzeszowskiej na stanowisku: specjalista ds. uczenia maszynowego, selekcji cech i predykcji ryzyka, będzie stanowić dodatek do wynagrodzenia za realizację zadań w projekcie, w ramach obowiązującej umowy o pracę (aneks do umowy). Stanowisko zajmie pracownik z tytułem lub stopniem dr hab. inż. Wysokość dodatku w kwocie brutto-brutto, wraz z kosztami po stronie pracodawcy, obliczono na podstawie średniego wynagrodzenia w danej grupie pracowniczej na Uczelni, zgodnie z Regulaminem wynagradzania (Zarządzenie Rektora nr 123/2021, t.j. z 30.12.2021 r. z późniejszymi zmianami). Dodatek miesięczny wyniesie średnio 714,00 zł, a zaangażowanie 70 godzin w ciągu 9 miesięcy, czyli ok. 7,8 godz. miesięcznie. Dodatek za cały okres wynosi 6 426,00 zł, czyli 91,80 zł za godzinę x 70 godz. Źródłem stawek jest wewnętrzny regulamin Uczelni, więc inne źródła nie występują. Wynagrodzenie jest niezbędne do realizacji prac B+R. Forma zatrudnienia: umowa o pracę.</w:t>
       </w:r>
     </w:p>
     <w:p>
@@ -3562,7 +3733,7 @@
           <w:color w:val="666666"/>
           <w:sz w:val="17"/>
         </w:rPr>
-        <w:t xml:space="preserve"> [975 znaków]</w:t>
+        <w:t xml:space="preserve"> [1012 znaków]</w:t>
       </w:r>
     </w:p>
     <w:p>
@@ -3573,7 +3744,7 @@
         <w:rPr>
           <w:b w:val="0"/>
         </w:rPr>
-        <w:t>Wynagrodzenie pracownika Politechniki Rzeszowskiej na stanowisku: specjalista ds. modelowania matematycznego, statystyki i walidacji ilościowej, będzie stanowić dodatek do wynagrodzenia za realizację zadań w projekcie, w ramach obowiązującej umowy o pracę (aneks do umowy). Stanowisko zajmie pracownik z tytułem lub stopniem dr hab. nauk matematycznych. Wysokość dodatku w kwocie brutto-brutto, wraz z kosztami po stronie pracodawcy, obliczono na podstawie średniego wynagrodzenia w danej grupie pracowniczej na Uczelni, zgodnie z Regulaminem wynagradzania (Zarządzenie Rektora nr 123/2021, t.j. z 30.12.2021 r. z późniejszymi zmianami). Dodatek miesięczny wyniesie średnio 775,20 zł, a zaangażowanie 76 godzin w ciągu 9 miesięcy, czyli ok. 8,4 godz. miesięcznie. Dodatek za cały okres wynosi 6 976,80 zł. Źródłem stawek jest wewnętrzny regulamin Uczelni, więc inne źródła nie występują. Wynagrodzenie jest niezbędne do realizacji prac B+R. Forma zatrudnienia: umowa o pracę.</w:t>
+        <w:t>Wynagrodzenie pracownika Politechniki Rzeszowskiej na stanowisku: specjalista ds. modelowania matematycznego, statystyki i walidacji ilościowej, będzie stanowić dodatek do wynagrodzenia za realizację zadań w projekcie, w ramach obowiązującej umowy o pracę (aneks do umowy). Stanowisko zajmie pracownik z tytułem lub stopniem dr hab. nauk matematycznych. Wysokość dodatku w kwocie brutto-brutto, wraz z kosztami po stronie pracodawcy, obliczono na podstawie średniego wynagrodzenia w danej grupie pracowniczej na Uczelni, zgodnie z Regulaminem wynagradzania (Zarządzenie Rektora nr 123/2021, t.j. z 30.12.2021 r. z późniejszymi zmianami). Dodatek miesięczny wyniesie średnio 775,20 zł, a zaangażowanie 76 godzin w ciągu 9 miesięcy, czyli ok. 8,4 godz. miesięcznie. Dodatek za cały okres wynosi 6 976,80 zł, czyli 91,80 zł za godzinę x 76 godz. Źródłem stawek jest wewnętrzny regulamin Uczelni, więc inne źródła nie występują. Wynagrodzenie jest niezbędne do realizacji prac B+R. Forma zatrudnienia: umowa o pracę.</w:t>
       </w:r>
     </w:p>
     <w:p>
@@ -3686,7 +3857,7 @@
           <w:color w:val="666666"/>
           <w:sz w:val="17"/>
         </w:rPr>
-        <w:t xml:space="preserve"> [994 znaków]</w:t>
+        <w:t xml:space="preserve"> [1032 znaków]</w:t>
       </w:r>
     </w:p>
     <w:p>
@@ -3697,7 +3868,7 @@
         <w:rPr>
           <w:b w:val="0"/>
         </w:rPr>
-        <w:t>Wynagrodzenie pracownika Politechniki Rzeszowskiej na stanowisku: młodszy specjalista ds. uczenia maszynowego, przygotowania danych eksperymentalnych i analizy wyników modeli AI/CV, będzie stanowić dodatek do wynagrodzenia za realizację zadań w projekcie, w ramach obowiązującej umowy o pracę (aneks do umowy). Stanowisko zajmie pracownik z tytułem lub stopniem mgr inż. Wysokość dodatku w kwocie brutto-brutto, wraz z kosztami po stronie pracodawcy, obliczono na podstawie średniego wynagrodzenia w danej grupie pracowniczej na Uczelni, zgodnie z Regulaminem wynagradzania (Zarządzenie Rektora nr 123/2021, t.j. z 30.12.2021 r. z późniejszymi zmianami). Dodatek miesięczny wyniesie średnio 648,00 zł, a zaangażowanie 100 godzin w ciągu 9 miesięcy, czyli ok. 11,1 godz. miesięcznie. Dodatek za cały okres wynosi 5 832,00 zł. Źródłem stawek jest wewnętrzny regulamin Uczelni, więc inne źródła nie występują. Wynagrodzenie jest niezbędne do realizacji prac B+R. Forma zatrudnienia: umowa o pracę.</w:t>
+        <w:t>Wynagrodzenie pracownika Politechniki Rzeszowskiej na stanowisku: młodszy specjalista ds. uczenia maszynowego, przygotowania danych eksperymentalnych i analizy wyników modeli AI/CV, będzie stanowić dodatek do wynagrodzenia za realizację zadań w projekcie, w ramach obowiązującej umowy o pracę (aneks do umowy). Stanowisko zajmie pracownik z tytułem lub stopniem mgr inż. Wysokość dodatku w kwocie brutto-brutto, wraz z kosztami po stronie pracodawcy, obliczono na podstawie średniego wynagrodzenia w danej grupie pracowniczej na Uczelni, zgodnie z Regulaminem wynagradzania (Zarządzenie Rektora nr 123/2021, t.j. z 30.12.2021 r. z późniejszymi zmianami). Dodatek miesięczny wyniesie średnio 648,00 zł, a zaangażowanie 100 godzin w ciągu 9 miesięcy, czyli ok. 11,1 godz. miesięcznie. Dodatek za cały okres wynosi 5 832,00 zł, czyli 58,32 zł za godzinę x 100 godz. Źródłem stawek jest wewnętrzny regulamin Uczelni, więc inne źródła nie występują. Wynagrodzenie jest niezbędne do realizacji prac B+R. Forma zatrudnienia: umowa o pracę.</w:t>
       </w:r>
     </w:p>
     <w:p>
@@ -3718,14 +3889,14 @@
           <w:b/>
           <w:sz w:val="20"/>
         </w:rPr>
-        <w:t>główny specjalista ds. systemów wizyjnych, percepcji 3D i integracji algorytmicznej – wynagrodzenie (Z8): 22 425,00 zł, UoP</w:t>
+        <w:t>główny specjalista ds. systemów wizyjnych, percepcji 3D i integracji algorytmicznej – wynagrodzenie (Z8): 22 430,52 zł, UoP</w:t>
       </w:r>
       <w:r>
         <w:rPr>
           <w:color w:val="666666"/>
           <w:sz w:val="17"/>
         </w:rPr>
-        <w:t xml:space="preserve"> [965 znaków]</w:t>
+        <w:t xml:space="preserve"> [1003 znaków]</w:t>
       </w:r>
     </w:p>
     <w:p>
@@ -3736,7 +3907,7 @@
         <w:rPr>
           <w:b w:val="0"/>
         </w:rPr>
-        <w:t>Wynagrodzenie pracownika Politechniki Rzeszowskiej na stanowisku: główny specjalista ds. systemów wizyjnych, percepcji 3D i integracji algorytmicznej, będzie stanowić dodatek do wynagrodzenia za realizację zadań w projekcie, w ramach obowiązującej umowy o pracę (aneks do umowy). Stanowisko zajmie pracownik z tytułem lub stopniem dr inż. Wysokość dodatku w kwocie brutto-brutto, wraz z kosztami po stronie pracodawcy, obliczono na podstawie średniego wynagrodzenia w danej grupie pracowniczej na Uczelni, zgodnie z Regulaminem wynagradzania (Zarządzenie Rektora nr 123/2021, t.j. z 30.12.2021 r. z późniejszymi zmianami). Dodatek miesięczny wyniesie średnio 2 491,67 zł, a zaangażowanie 325 godzin w ciągu 9 miesięcy, czyli ok. 36,1 godz. miesięcznie. Dodatek za cały okres wynosi 22 425,00 zł. Źródłem stawek jest wewnętrzny regulamin Uczelni, więc inne źródła nie występują. Wynagrodzenie jest niezbędne do realizacji prac B+R. Forma zatrudnienia: umowa o pracę.</w:t>
+        <w:t>Wynagrodzenie pracownika Politechniki Rzeszowskiej na stanowisku: główny specjalista ds. systemów wizyjnych, percepcji 3D i integracji algorytmicznej, będzie stanowić dodatek do wynagrodzenia za realizację zadań w projekcie, w ramach obowiązującej umowy o pracę (aneks do umowy). Stanowisko zajmie pracownik z tytułem lub stopniem dr inż. Wysokość dodatku w kwocie brutto-brutto, wraz z kosztami po stronie pracodawcy, obliczono na podstawie średniego wynagrodzenia w danej grupie pracowniczej na Uczelni, zgodnie z Regulaminem wynagradzania (Zarządzenie Rektora nr 123/2021, t.j. z 30.12.2021 r. z późniejszymi zmianami). Dodatek miesięczny wyniesie średnio 2 492,28 zł, a zaangażowanie 301 godzin w ciągu 9 miesięcy, czyli ok. 33,4 godz. miesięcznie. Dodatek za cały okres wynosi 22 430,52 zł, czyli 74,52 zł za godzinę x 301 godz. Źródłem stawek jest wewnętrzny regulamin Uczelni, więc inne źródła nie występują. Wynagrodzenie jest niezbędne do realizacji prac B+R. Forma zatrudnienia: umowa o pracę.</w:t>
       </w:r>
     </w:p>
     <w:p>
@@ -3749,14 +3920,14 @@
           <w:b/>
           <w:sz w:val="20"/>
         </w:rPr>
-        <w:t>główny specjalista ds. computer vision, rekonstrukcji 3D, kalibracji i analizy sygnałów – wynagrodzenie (Z8): 22 425,00 zł, UoP</w:t>
+        <w:t>główny specjalista ds. computer vision, rekonstrukcji 3D, kalibracji i analizy sygnałów – wynagrodzenie (Z8): 22 430,52 zł, UoP</w:t>
       </w:r>
       <w:r>
         <w:rPr>
           <w:color w:val="666666"/>
           <w:sz w:val="17"/>
         </w:rPr>
-        <w:t xml:space="preserve"> [969 znaków]</w:t>
+        <w:t xml:space="preserve"> [1007 znaków]</w:t>
       </w:r>
     </w:p>
     <w:p>
@@ -3767,7 +3938,7 @@
         <w:rPr>
           <w:b w:val="0"/>
         </w:rPr>
-        <w:t>Wynagrodzenie pracownika Politechniki Rzeszowskiej na stanowisku: główny specjalista ds. computer vision, rekonstrukcji 3D, kalibracji i analizy sygnałów, będzie stanowić dodatek do wynagrodzenia za realizację zadań w projekcie, w ramach obowiązującej umowy o pracę (aneks do umowy). Stanowisko zajmie pracownik z tytułem lub stopniem dr inż. Wysokość dodatku w kwocie brutto-brutto, wraz z kosztami po stronie pracodawcy, obliczono na podstawie średniego wynagrodzenia w danej grupie pracowniczej na Uczelni, zgodnie z Regulaminem wynagradzania (Zarządzenie Rektora nr 123/2021, t.j. z 30.12.2021 r. z późniejszymi zmianami). Dodatek miesięczny wyniesie średnio 2 491,67 zł, a zaangażowanie 325 godzin w ciągu 9 miesięcy, czyli ok. 36,1 godz. miesięcznie. Dodatek za cały okres wynosi 22 425,00 zł. Źródłem stawek jest wewnętrzny regulamin Uczelni, więc inne źródła nie występują. Wynagrodzenie jest niezbędne do realizacji prac B+R. Forma zatrudnienia: umowa o pracę.</w:t>
+        <w:t>Wynagrodzenie pracownika Politechniki Rzeszowskiej na stanowisku: główny specjalista ds. computer vision, rekonstrukcji 3D, kalibracji i analizy sygnałów, będzie stanowić dodatek do wynagrodzenia za realizację zadań w projekcie, w ramach obowiązującej umowy o pracę (aneks do umowy). Stanowisko zajmie pracownik z tytułem lub stopniem dr inż. Wysokość dodatku w kwocie brutto-brutto, wraz z kosztami po stronie pracodawcy, obliczono na podstawie średniego wynagrodzenia w danej grupie pracowniczej na Uczelni, zgodnie z Regulaminem wynagradzania (Zarządzenie Rektora nr 123/2021, t.j. z 30.12.2021 r. z późniejszymi zmianami). Dodatek miesięczny wyniesie średnio 2 492,28 zł, a zaangażowanie 301 godzin w ciągu 9 miesięcy, czyli ok. 33,4 godz. miesięcznie. Dodatek za cały okres wynosi 22 430,52 zł, czyli 74,52 zł za godzinę x 301 godz. Źródłem stawek jest wewnętrzny regulamin Uczelni, więc inne źródła nie występują. Wynagrodzenie jest niezbędne do realizacji prac B+R. Forma zatrudnienia: umowa o pracę.</w:t>
       </w:r>
     </w:p>
     <w:p>
@@ -3780,14 +3951,14 @@
           <w:b/>
           <w:sz w:val="20"/>
         </w:rPr>
-        <w:t>specjalista ds. uczenia maszynowego, selekcji cech i predykcji ryzyka – wynagrodzenie (Z8): 10 200,00 zł, UoP</w:t>
+        <w:t>specjalista ds. uczenia maszynowego, selekcji cech i predykcji ryzyka – wynagrodzenie (Z8): 10 189,80 zł, UoP</w:t>
       </w:r>
       <w:r>
         <w:rPr>
           <w:color w:val="666666"/>
           <w:sz w:val="17"/>
         </w:rPr>
-        <w:t xml:space="preserve"> [956 znaków]</w:t>
+        <w:t xml:space="preserve"> [994 znaków]</w:t>
       </w:r>
     </w:p>
     <w:p>
@@ -3798,7 +3969,7 @@
         <w:rPr>
           <w:b w:val="0"/>
         </w:rPr>
-        <w:t>Wynagrodzenie pracownika Politechniki Rzeszowskiej na stanowisku: specjalista ds. uczenia maszynowego, selekcji cech i predykcji ryzyka, będzie stanowić dodatek do wynagrodzenia za realizację zadań w projekcie, w ramach obowiązującej umowy o pracę (aneks do umowy). Stanowisko zajmie pracownik z tytułem lub stopniem dr hab. inż. Wysokość dodatku w kwocie brutto-brutto, wraz z kosztami po stronie pracodawcy, obliczono na podstawie średniego wynagrodzenia w danej grupie pracowniczej na Uczelni, zgodnie z Regulaminem wynagradzania (Zarządzenie Rektora nr 123/2021, t.j. z 30.12.2021 r. z późniejszymi zmianami). Dodatek miesięczny wyniesie średnio 1 133,33 zł, a zaangażowanie 120 godzin w ciągu 9 miesięcy, czyli ok. 13,3 godz. miesięcznie. Dodatek za cały okres wynosi 10 200,00 zł. Źródłem stawek jest wewnętrzny regulamin Uczelni, więc inne źródła nie występują. Wynagrodzenie jest niezbędne do realizacji prac B+R. Forma zatrudnienia: umowa o pracę.</w:t>
+        <w:t>Wynagrodzenie pracownika Politechniki Rzeszowskiej na stanowisku: specjalista ds. uczenia maszynowego, selekcji cech i predykcji ryzyka, będzie stanowić dodatek do wynagrodzenia za realizację zadań w projekcie, w ramach obowiązującej umowy o pracę (aneks do umowy). Stanowisko zajmie pracownik z tytułem lub stopniem dr hab. inż. Wysokość dodatku w kwocie brutto-brutto, wraz z kosztami po stronie pracodawcy, obliczono na podstawie średniego wynagrodzenia w danej grupie pracowniczej na Uczelni, zgodnie z Regulaminem wynagradzania (Zarządzenie Rektora nr 123/2021, t.j. z 30.12.2021 r. z późniejszymi zmianami). Dodatek miesięczny wyniesie średnio 1 132,20 zł, a zaangażowanie 111 godzin w ciągu 9 miesięcy, czyli ok. 12,3 godz. miesięcznie. Dodatek za cały okres wynosi 10 189,80 zł, czyli 91,80 zł za godzinę x 111 godz. Źródłem stawek jest wewnętrzny regulamin Uczelni, więc inne źródła nie występują. Wynagrodzenie jest niezbędne do realizacji prac B+R. Forma zatrudnienia: umowa o pracę.</w:t>
       </w:r>
     </w:p>
     <w:p>
@@ -3811,14 +3982,14 @@
           <w:b/>
           <w:sz w:val="20"/>
         </w:rPr>
-        <w:t>specjalista ds. modelowania matematycznego, statystyki i walidacji ilościowej – wynagrodzenie (Z8): 9 350,00 zł, UoP</w:t>
+        <w:t>specjalista ds. modelowania matematycznego, statystyki i walidacji ilościowej – wynagrodzenie (Z8): 9 363,60 zł, UoP</w:t>
       </w:r>
       <w:r>
         <w:rPr>
           <w:color w:val="666666"/>
           <w:sz w:val="17"/>
         </w:rPr>
-        <w:t xml:space="preserve"> [979 znaków]</w:t>
+        <w:t xml:space="preserve"> [1017 znaków]</w:t>
       </w:r>
     </w:p>
     <w:p>
@@ -3829,7 +4000,7 @@
         <w:rPr>
           <w:b w:val="0"/>
         </w:rPr>
-        <w:t>Wynagrodzenie pracownika Politechniki Rzeszowskiej na stanowisku: specjalista ds. modelowania matematycznego, statystyki i walidacji ilościowej, będzie stanowić dodatek do wynagrodzenia za realizację zadań w projekcie, w ramach obowiązującej umowy o pracę (aneks do umowy). Stanowisko zajmie pracownik z tytułem lub stopniem dr hab. nauk matematycznych. Wysokość dodatku w kwocie brutto-brutto, wraz z kosztami po stronie pracodawcy, obliczono na podstawie średniego wynagrodzenia w danej grupie pracowniczej na Uczelni, zgodnie z Regulaminem wynagradzania (Zarządzenie Rektora nr 123/2021, t.j. z 30.12.2021 r. z późniejszymi zmianami). Dodatek miesięczny wyniesie średnio 1 038,89 zł, a zaangażowanie 110 godzin w ciągu 9 miesięcy, czyli ok. 12,2 godz. miesięcznie. Dodatek za cały okres wynosi 9 350,00 zł. Źródłem stawek jest wewnętrzny regulamin Uczelni, więc inne źródła nie występują. Wynagrodzenie jest niezbędne do realizacji prac B+R. Forma zatrudnienia: umowa o pracę.</w:t>
+        <w:t>Wynagrodzenie pracownika Politechniki Rzeszowskiej na stanowisku: specjalista ds. modelowania matematycznego, statystyki i walidacji ilościowej, będzie stanowić dodatek do wynagrodzenia za realizację zadań w projekcie, w ramach obowiązującej umowy o pracę (aneks do umowy). Stanowisko zajmie pracownik z tytułem lub stopniem dr hab. nauk matematycznych. Wysokość dodatku w kwocie brutto-brutto, wraz z kosztami po stronie pracodawcy, obliczono na podstawie średniego wynagrodzenia w danej grupie pracowniczej na Uczelni, zgodnie z Regulaminem wynagradzania (Zarządzenie Rektora nr 123/2021, t.j. z 30.12.2021 r. z późniejszymi zmianami). Dodatek miesięczny wyniesie średnio 1 040,40 zł, a zaangażowanie 102 godzin w ciągu 9 miesięcy, czyli ok. 11,3 godz. miesięcznie. Dodatek za cały okres wynosi 9 363,60 zł, czyli 91,80 zł za godzinę x 102 godz. Źródłem stawek jest wewnętrzny regulamin Uczelni, więc inne źródła nie występują. Wynagrodzenie jest niezbędne do realizacji prac B+R. Forma zatrudnienia: umowa o pracę.</w:t>
       </w:r>
     </w:p>
     <w:p>
@@ -3842,7 +4013,7 @@
           <w:b/>
           <w:sz w:val="20"/>
         </w:rPr>
-        <w:t>specjalista ds. danych AI/CV, anotacji i analizy wyników modeli – wynagrodzenie (Z8): 13 068,00 zł, zlecenie</w:t>
+        <w:t>specjalista ds. danych AI/CV, anotacji i analizy wyników modeli – wynagrodzenie (Z8): 13 063,68 zł, zlecenie</w:t>
       </w:r>
       <w:r>
         <w:rPr>
@@ -3860,7 +4031,7 @@
         <w:rPr>
           <w:b w:val="0"/>
         </w:rPr>
-        <w:t>Wynagrodzenie z tytułu umowy zlecenia, którą Politechnika Rzeszowska zawrze z osobą na stanowisku: specjalista ds. danych AI/CV, anotacji i analizy wyników modeli, z wykształceniem wyższym kierunkowym (informatyka, automatyka lub AI), za realizację zadań B+R w projekcie, zgodnie z Regulaminem wynagradzania (Zarządzenie Rektora nr 123/2021, t.j. z 30.12.2021 r. z późniejszymi zmianami). Wynagrodzenie skalkulowano jako iloczyn stawki godzinowej i liczby godzin, w kwocie brutto-brutto, wraz z kosztami po stronie zleceniodawcy: 54,00 zł x 242 godz. = 13 068,00 zł. Stawkę godzinową przyjęto na podstawie stawek dla właściwej grupy określonych w Regulaminie, który jest jedynym źródłem stawek Uczelni. Zaangażowanie wyniesie ok. 26,9 godz. miesięcznie przez 9 miesięcy. Wynagrodzenie jest niezbędne do realizacji prac B+R. Forma zatrudnienia: umowa zlecenie.</w:t>
+        <w:t>Wynagrodzenie z tytułu umowy zlecenia, którą Politechnika Rzeszowska zawrze z osobą na stanowisku: specjalista ds. danych AI/CV, anotacji i analizy wyników modeli, z wykształceniem wyższym kierunkowym (informatyka, automatyka lub AI), za realizację zadań B+R w projekcie, zgodnie z Regulaminem wynagradzania (Zarządzenie Rektora nr 123/2021, t.j. z 30.12.2021 r. z późniejszymi zmianami). Wynagrodzenie skalkulowano jako iloczyn stawki godzinowej i liczby godzin, w kwocie brutto-brutto, wraz z kosztami po stronie zleceniodawcy: 58,32 zł x 224 godz. = 13 063,68 zł. Stawkę godzinową przyjęto na podstawie stawek dla właściwej grupy określonych w Regulaminie, który jest jedynym źródłem stawek Uczelni. Zaangażowanie wyniesie ok. 24,9 godz. miesięcznie przez 9 miesięcy. Wynagrodzenie jest niezbędne do realizacji prac B+R. Forma zatrudnienia: umowa zlecenie.</w:t>
       </w:r>
     </w:p>
     <w:p>
@@ -3873,7 +4044,7 @@
           <w:b/>
           <w:sz w:val="20"/>
         </w:rPr>
-        <w:t>specjalista ds. przetwarzania danych wielomodalnych i organizacji datasetu – wynagrodzenie (Z8): 13 800,00 zł, zlecenie</w:t>
+        <w:t>specjalista ds. przetwarzania danych wielomodalnych i organizacji datasetu – wynagrodzenie (Z8): 13 786,20 zł, zlecenie</w:t>
       </w:r>
       <w:r>
         <w:rPr>
@@ -3891,7 +4062,7 @@
         <w:rPr>
           <w:b w:val="0"/>
         </w:rPr>
-        <w:t>Wynagrodzenie z tytułu umowy zlecenia, którą Politechnika Rzeszowska zawrze z osobą na stanowisku: specjalista ds. przetwarzania danych wielomodalnych i organizacji datasetu, z wykształceniem wyższym kierunkowym (informatyka, automatyka lub AI), za realizację zadań B+R w projekcie, zgodnie z Regulaminem wynagradzania (Zarządzenie Rektora nr 123/2021, t.j. z 30.12.2021 r. z późniejszymi zmianami). Wynagrodzenie skalkulowano jako iloczyn stawki godzinowej i liczby godzin, w kwocie brutto-brutto, wraz z kosztami po stronie zleceniodawcy: 69,00 zł x 200 godz. = 13 800,00 zł. Stawkę godzinową przyjęto na podstawie stawek dla właściwej grupy określonych w Regulaminie, który jest jedynym źródłem stawek Uczelni. Zaangażowanie wyniesie ok. 22,2 godz. miesięcznie przez 9 miesięcy. Wynagrodzenie jest niezbędne do realizacji prac B+R. Forma zatrudnienia: umowa zlecenie.</w:t>
+        <w:t>Wynagrodzenie z tytułu umowy zlecenia, którą Politechnika Rzeszowska zawrze z osobą na stanowisku: specjalista ds. przetwarzania danych wielomodalnych i organizacji datasetu, z wykształceniem wyższym kierunkowym (informatyka, automatyka lub AI), za realizację zadań B+R w projekcie, zgodnie z Regulaminem wynagradzania (Zarządzenie Rektora nr 123/2021, t.j. z 30.12.2021 r. z późniejszymi zmianami). Wynagrodzenie skalkulowano jako iloczyn stawki godzinowej i liczby godzin, w kwocie brutto-brutto, wraz z kosztami po stronie zleceniodawcy: 74,52 zł x 185 godz. = 13 786,20 zł. Stawkę godzinową przyjęto na podstawie stawek dla właściwej grupy określonych w Regulaminie, który jest jedynym źródłem stawek Uczelni. Zaangażowanie wyniesie ok. 20,6 godz. miesięcznie przez 9 miesięcy. Wynagrodzenie jest niezbędne do realizacji prac B+R. Forma zatrudnienia: umowa zlecenie.</w:t>
       </w:r>
     </w:p>
     <w:p>
@@ -3904,7 +4075,7 @@
           <w:b/>
           <w:sz w:val="20"/>
         </w:rPr>
-        <w:t>specjalista ds. implementacji AI/CV, automatyzacji eksperymentów i edge AI – wynagrodzenie (Z8): 11 016,00 zł, zlecenie</w:t>
+        <w:t>specjalista ds. implementacji AI/CV, automatyzacji eksperymentów i edge AI – wynagrodzenie (Z8): 11 022,48 zł, zlecenie</w:t>
       </w:r>
       <w:r>
         <w:rPr>
@@ -3922,7 +4093,7 @@
         <w:rPr>
           <w:b w:val="0"/>
         </w:rPr>
-        <w:t>Wynagrodzenie z tytułu umowy zlecenia, którą Politechnika Rzeszowska zawrze z osobą na stanowisku: specjalista ds. implementacji AI/CV, automatyzacji eksperymentów i edge AI, z wykształceniem wyższym kierunkowym (informatyka, automatyka lub AI), za realizację zadań B+R w projekcie, zgodnie z Regulaminem wynagradzania (Zarządzenie Rektora nr 123/2021, t.j. z 30.12.2021 r. z późniejszymi zmianami). Wynagrodzenie skalkulowano jako iloczyn stawki godzinowej i liczby godzin, w kwocie brutto-brutto, wraz z kosztami po stronie zleceniodawcy: 54,00 zł x 204 godz. = 11 016,00 zł. Stawkę godzinową przyjęto na podstawie stawek dla właściwej grupy określonych w Regulaminie, który jest jedynym źródłem stawek Uczelni. Zaangażowanie wyniesie ok. 22,7 godz. miesięcznie przez 9 miesięcy. Wynagrodzenie jest niezbędne do realizacji prac B+R. Forma zatrudnienia: umowa zlecenie.</w:t>
+        <w:t>Wynagrodzenie z tytułu umowy zlecenia, którą Politechnika Rzeszowska zawrze z osobą na stanowisku: specjalista ds. implementacji AI/CV, automatyzacji eksperymentów i edge AI, z wykształceniem wyższym kierunkowym (informatyka, automatyka lub AI), za realizację zadań B+R w projekcie, zgodnie z Regulaminem wynagradzania (Zarządzenie Rektora nr 123/2021, t.j. z 30.12.2021 r. z późniejszymi zmianami). Wynagrodzenie skalkulowano jako iloczyn stawki godzinowej i liczby godzin, w kwocie brutto-brutto, wraz z kosztami po stronie zleceniodawcy: 58,32 zł x 189 godz. = 11 022,48 zł. Stawkę godzinową przyjęto na podstawie stawek dla właściwej grupy określonych w Regulaminie, który jest jedynym źródłem stawek Uczelni. Zaangażowanie wyniesie ok. 21,0 godz. miesięcznie przez 9 miesięcy. Wynagrodzenie jest niezbędne do realizacji prac B+R. Forma zatrudnienia: umowa zlecenie.</w:t>
       </w:r>
     </w:p>
     <w:p>
@@ -3935,14 +4106,14 @@
           <w:b/>
           <w:sz w:val="20"/>
         </w:rPr>
-        <w:t>młodszy specjalista ds. uczenia maszynowego, przygotowania danych eksperymentalnych i analizy wyników modeli AI/CV – wynagrodzenie (Z8): 10 800,00 zł, UoP</w:t>
+        <w:t>młodszy specjalista ds. uczenia maszynowego, przygotowania danych eksperymentalnych i analizy wyników modeli AI/CV – wynagrodzenie (Z8): 10 789,20 zł, UoP</w:t>
       </w:r>
       <w:r>
         <w:rPr>
           <w:color w:val="666666"/>
           <w:sz w:val="17"/>
         </w:rPr>
-        <w:t xml:space="preserve"> [997 znaków]</w:t>
+        <w:t xml:space="preserve"> [1035 znaków]</w:t>
       </w:r>
     </w:p>
     <w:p>
@@ -3953,7 +4124,7 @@
         <w:rPr>
           <w:b w:val="0"/>
         </w:rPr>
-        <w:t>Wynagrodzenie pracownika Politechniki Rzeszowskiej na stanowisku: młodszy specjalista ds. uczenia maszynowego, przygotowania danych eksperymentalnych i analizy wyników modeli AI/CV, będzie stanowić dodatek do wynagrodzenia za realizację zadań w projekcie, w ramach obowiązującej umowy o pracę (aneks do umowy). Stanowisko zajmie pracownik z tytułem lub stopniem mgr inż. Wysokość dodatku w kwocie brutto-brutto, wraz z kosztami po stronie pracodawcy, obliczono na podstawie średniego wynagrodzenia w danej grupie pracowniczej na Uczelni, zgodnie z Regulaminem wynagradzania (Zarządzenie Rektora nr 123/2021, t.j. z 30.12.2021 r. z późniejszymi zmianami). Dodatek miesięczny wyniesie średnio 1 200,00 zł, a zaangażowanie 200 godzin w ciągu 9 miesięcy, czyli ok. 22,2 godz. miesięcznie. Dodatek za cały okres wynosi 10 800,00 zł. Źródłem stawek jest wewnętrzny regulamin Uczelni, więc inne źródła nie występują. Wynagrodzenie jest niezbędne do realizacji prac B+R. Forma zatrudnienia: umowa o pracę.</w:t>
+        <w:t>Wynagrodzenie pracownika Politechniki Rzeszowskiej na stanowisku: młodszy specjalista ds. uczenia maszynowego, przygotowania danych eksperymentalnych i analizy wyników modeli AI/CV, będzie stanowić dodatek do wynagrodzenia za realizację zadań w projekcie, w ramach obowiązującej umowy o pracę (aneks do umowy). Stanowisko zajmie pracownik z tytułem lub stopniem mgr inż. Wysokość dodatku w kwocie brutto-brutto, wraz z kosztami po stronie pracodawcy, obliczono na podstawie średniego wynagrodzenia w danej grupie pracowniczej na Uczelni, zgodnie z Regulaminem wynagradzania (Zarządzenie Rektora nr 123/2021, t.j. z 30.12.2021 r. z późniejszymi zmianami). Dodatek miesięczny wyniesie średnio 1 198,80 zł, a zaangażowanie 185 godzin w ciągu 9 miesięcy, czyli ok. 20,6 godz. miesięcznie. Dodatek za cały okres wynosi 10 789,20 zł, czyli 58,32 zł za godzinę x 185 godz. Źródłem stawek jest wewnętrzny regulamin Uczelni, więc inne źródła nie występują. Wynagrodzenie jest niezbędne do realizacji prac B+R. Forma zatrudnienia: umowa o pracę.</w:t>
       </w:r>
     </w:p>
     <w:p>
@@ -4512,6 +4683,38 @@
                 <w:b w:val="0"/>
                 <w:sz w:val="18"/>
               </w:rPr>
+              <w:t>Pkt 3.1.1, opis zadania Z8, zespół PRz</w:t>
+            </w:r>
+          </w:p>
+        </w:tc>
+        <w:tc>
+          <w:tcPr>
+            <w:tcW w:type="dxa" w:w="6803"/>
+          </w:tcPr>
+          <w:p>
+            <w:r/>
+            <w:r>
+              <w:rPr>
+                <w:b w:val="0"/>
+                <w:sz w:val="18"/>
+              </w:rPr>
+              <w:t>Godziny: główny specjalista ds. systemów wizyjnych 301 (było 325), główny specjalista ds. computer vision 301 (325), uczenia maszynowego 111 (120), modelowania matematycznego 102 (110), danych AI/CV 224 (242), przetwarzania danych 185 (200), implementacji AI/CV 189 (204), młodszy specjalista 185 (200).</w:t>
+            </w:r>
+          </w:p>
+        </w:tc>
+      </w:tr>
+      <w:tr>
+        <w:tc>
+          <w:tcPr>
+            <w:tcW w:type="dxa" w:w="2948"/>
+          </w:tcPr>
+          <w:p>
+            <w:r/>
+            <w:r>
+              <w:rPr>
+                <w:b w:val="0"/>
+                <w:sz w:val="18"/>
+              </w:rPr>
               <w:t>Pkt 6.4 (K5-19)</w:t>
             </w:r>
           </w:p>
@@ -4660,7 +4863,7 @@
                 <w:b w:val="0"/>
                 <w:sz w:val="18"/>
               </w:rPr>
-              <w:t>PRz wyjaśnia, dlaczego stawka godzinowa w Z8 jest o 8% niższa niż w Z1, Z3, Z4 i Z5 (część 6.2), oraz potwierdza, że Regulamin (Zarządzenie nr 123/2021) zawiera stawki, z których wynikają obecne kwoty. Dobrze mieć wyciąg z tabeli stawek na wypadek pytania o podstawę.</w:t>
+              <w:t>PRz potwierdza nowe godziny w Z8 (część 6.2) i że Regulamin (Zarządzenie nr 123/2021) zawiera stawki, z których wynikają kwoty. Dobrze mieć wyciąg z tabeli stawek na wypadek pytania o podstawę.</w:t>
             </w:r>
           </w:p>
         </w:tc>
@@ -4675,7 +4878,7 @@
                 <w:b w:val="0"/>
                 <w:sz w:val="18"/>
               </w:rPr>
-              <w:t>Uwaga K3-42 pyta o różnicę, a ja mam od PRz tylko kwoty i godziny, bez stawek. Powód może podać wyłącznie PRz. Do czasu odpowiedzi kwoty zostają bez zmian.</w:t>
+              <w:t>Godziny zmieniają zapis zaangażowania w umowach i aneksach PRz, więc PRz musi o nich wiedzieć. Uwaga K3-41 prosi też o podstawę stawki.</w:t>
             </w:r>
           </w:p>
         </w:tc>
@@ -4948,7 +5151,7 @@
                 <w:b w:val="0"/>
                 <w:sz w:val="18"/>
               </w:rPr>
-              <w:t>Część 6.2</w:t>
+              <w:t>Części 6.1, 6.2</w:t>
             </w:r>
           </w:p>
         </w:tc>
@@ -4963,7 +5166,7 @@
                 <w:b w:val="0"/>
                 <w:sz w:val="18"/>
               </w:rPr>
-              <w:t>Wyjaśnienie wymaga odpowiedzi PRz (jedno zdanie, żółte pole)</w:t>
+              <w:t>Gotowe</w:t>
             </w:r>
           </w:p>
         </w:tc>

--- a/Sekcja_3.1_podwykonawstwo_i_stawki_PRz.docx
+++ b/Sekcja_3.1_podwykonawstwo_i_stawki_PRz.docx
@@ -15,7 +15,7 @@
         <w:rPr>
           <w:b w:val="0"/>
         </w:rPr>
-        <w:t>Wniosek FENG.01.01-IP.01-A1RR/26, CargoDT. Pakiet WP07 i część WP06 (uwagi K3-41 do K3-47, K5-19, ryzyko R8). Teksty podwykonawstwa i R8 są gotowe do wklejenia. Dane PRz pochodzą z oryginalnego pliku „CargoDT - budżet wynagrodzenia PRz”. Jedyna zmiana to poprawione godziny w Z8 (część 6.2). Zadania po Twojej stronie są w części 9.</w:t>
+        <w:t>Wniosek FENG.01.01-IP.01-A1RR/26, CargoDT. Pakiet WP07 i część WP06 (uwagi K3-41 do K3-47, K5-19, ryzyko R8). Teksty podwykonawstwa i R8 są gotowe do wklejenia. Dane PRz pochodzą z oryginalnego pliku „CargoDT - budżet wynagrodzenia PRz”. Jedyna zmiana to poprawione godziny w Z8 (część 6.2), a sumy budżetu są bez zmian. Zadania po Twojej stronie są w części 9.</w:t>
       </w:r>
     </w:p>
     <w:p>
@@ -95,7 +95,7 @@
                 <w:b w:val="0"/>
                 <w:sz w:val="18"/>
               </w:rPr>
-              <w:t>Obie pozycje podwykonawstwa mają pełną kalkulację: zakres, liczbę pojazdów i koszt jednostkowy (Z2 50 000 zł za pojazd, Z9 ok. 23 333 zł za pojazd), trzy oferty z nazwami, datami i kwotami oraz średnią arytmetyczną, która daje dokładnie 150 000 zł i 70 000 zł.</w:t>
+              <w:t>Obie pozycje podwykonawstwa mają pełną kalkulację: przedmiot zamówienia, godziny, stawkę 250 zł/h i kwotę (Z2: 600 godz. = 150 000 zł, Z9: 280 godz. = 70 000 zł), koszt jednostkowy za pojazd, trzy oferty z nazwami, datami i kwotami oraz średnią arytmetyczną, która daje dokładnie 150 000 zł i 70 000 zł. Pozycja Z2 obejmuje montaż toru i jego demontaż po kampanii (M18).</w:t>
             </w:r>
           </w:p>
         </w:tc>
@@ -159,7 +159,7 @@
                 <w:b w:val="0"/>
                 <w:sz w:val="18"/>
               </w:rPr>
-              <w:t>Z metody Z2 usunięto „odbiór techniczny”. W obu pozycjach podwykonawca wykonuje wyłącznie montaż (Z9 także demontaż), a projekt techniczny, konfigurację, kalibrację, odbiór i ocenę danych wykonuje personel B+R Everest11.</w:t>
+              <w:t>Z metody Z2 usunięto „odbiór techniczny”. W obu pozycjach podwykonawca wykonuje wyłącznie montaż i demontaż, a projekt techniczny, konfigurację, kalibrację, odbiór i ocenę danych wykonuje personel B+R Everest11.</w:t>
             </w:r>
           </w:p>
         </w:tc>
@@ -287,7 +287,7 @@
                 <w:b w:val="0"/>
                 <w:sz w:val="18"/>
               </w:rPr>
-              <w:t>Błąd w godzinach Z8 poprawiony: stawki godzinowe w Z8 są takie same jak w Z1, Z3, Z4 i Z5 (np. główny specjalista 74,52 zł/h), a godziny są odpowiednio niższe (główny specjalista 301 zamiast 325). Suma Z8 spada z 113 084,00 do 113 076,00 zł.</w:t>
+              <w:t>Błąd w godzinach Z8 poprawiony zgodnie z Twoją decyzją: stawki godzinowe w Z8 są takie same jak w Z1, Z3, Z4 i Z5 (np. główny specjalista 74,52 zł/h), a godziny są niższe (główny specjalista 301 zamiast 325). Suma Z8 pozostaje 113 084,00 zł, a PRz 679 472,72 zł, czyli budżet bez zmian.</w:t>
             </w:r>
           </w:p>
         </w:tc>
@@ -534,7 +534,7 @@
           <w:color w:val="666666"/>
           <w:sz w:val="17"/>
         </w:rPr>
-        <w:t xml:space="preserve"> [83 znaków]</w:t>
+        <w:t xml:space="preserve"> [116 znaków]</w:t>
       </w:r>
     </w:p>
     <w:p>
@@ -545,7 +545,7 @@
         <w:rPr>
           <w:b w:val="0"/>
         </w:rPr>
-        <w:t>Podwykonawstwo B+R: montaż toru pomiarowego na min. 3 pojazdach floty testowej (Z2)</w:t>
+        <w:t>Podwykonawstwo B+R: montaż toru pomiarowego i demontaż po kampanii akwizycji na min. 3 pojazdach floty testowej (Z2)</w:t>
       </w:r>
     </w:p>
     <w:p>
@@ -565,7 +565,7 @@
           <w:color w:val="666666"/>
           <w:sz w:val="17"/>
         </w:rPr>
-        <w:t xml:space="preserve"> [1210 znaków]</w:t>
+        <w:t xml:space="preserve"> [1333 znaków]</w:t>
       </w:r>
     </w:p>
     <w:p>
@@ -576,7 +576,7 @@
         <w:rPr>
           <w:b w:val="0"/>
         </w:rPr>
-        <w:t>Everest11 zleci podwykonawcy montaż toru pomiarowego na co najmniej 3 pojazdach floty testowej w miesiącach M7-M8, ponieważ prace przy ciągnikach siodłowych i naczepach w eksploatacji wymagają warsztatu z halą, stanowiskiem montażowym i doświadczeniem w zabudowie wyposażenia elektrycznego, których Everest11 nie posiada.</w:t>
+        <w:t>Everest11 zleci podwykonawcy montaż toru pomiarowego na co najmniej 3 pojazdach floty testowej w miesiącach M7-M8 oraz jego demontaż po zakończeniu kampanii akwizycji w M18, ponieważ prace przy ciągnikach siodłowych i naczepach w eksploatacji wymagają warsztatu z halą, stanowiskiem montażowym i doświadczeniem w zabudowie wyposażenia elektrycznego, których Everest11 nie posiada. Demontaż jest konieczny, aby sprzęt mógł zostać użyty w zadaniu Z7 i w zestawach prototypowych Z9, a pojazdy wróciły do stanu pierwotnego.</w:t>
       </w:r>
     </w:p>
     <w:p>
@@ -587,7 +587,7 @@
         <w:rPr>
           <w:b w:val="0"/>
         </w:rPr>
-        <w:t>Na każdym pojeździe podwykonawca zamocuje 3-4 kamery ToF RGB-D lub EO/IR ze światłem strukturalnym, 1-2 radary mmWave, sieć czujników MEMS i jednostkę embedded z dyskiem NVMe, poprowadzi okablowanie odporne na drgania i podłączy zasilanie 12/24 V, bez ingerencji w układy pojazdu i z zachowaniem wymogów ADR. Koszt jednostkowy wyniesie 50 000 zł za pojazd, czyli 150 000 zł podzielone przez 3 pojazdy.</w:t>
+        <w:t>Zakres na jednym pojeździe obejmie montaż 160 godz. (przygotowanie pojazdu i trasy okablowania 12, uchwyty i osłony sensorów oraz jednostki embedded 50, okablowanie odporne na drgania 48, zasilanie 12/24 V z zabezpieczeniem obwodu 30, próby i protokół 20) oraz demontaż 40 godz. (sensory i jednostka 18, okablowanie i zasilanie 14, przywrócenie stanu pojazdu i protokół 8). Razem 200 godz. x 250 zł = 50 000 zł za pojazd, czyli dla 3 pojazdów 600 godz. i 150 000 zł.</w:t>
       </w:r>
     </w:p>
     <w:p>
@@ -598,18 +598,7 @@
         <w:rPr>
           <w:b w:val="0"/>
         </w:rPr>
-        <w:t>Podwykonawca nie wykona żadnych prac badawczych. Projekt techniczny toru, konfigurację, kalibrację, odbiór techniczny i ocenę danych wykona personel B+R Everest11, głównie IoT Specialist.</w:t>
-      </w:r>
-    </w:p>
-    <w:p>
-      <w:pPr>
-        <w:spacing w:after="60"/>
-      </w:pPr>
-      <w:r>
-        <w:rPr>
-          <w:b w:val="0"/>
-        </w:rPr>
-        <w:t>Bez poprawnie wykonanego montażu nie będzie możliwe zebranie wiarygodnych danych w trasie na pojazdach w ruchu komercyjnym, a bez tych danych nie powstanie zbiór potrzebny w zadaniach Z4, Z5 i Z8. Pozycja nie obejmie montażu zestawów prototypowych w Z9, który będzie osobną usługą w innym terminie.</w:t>
+        <w:t>Podwykonawca nie wykona prac badawczych. Projekt techniczny, konfigurację, kalibrację, odbiór techniczny i ocenę danych wykona personel B+R Everest11. Bez poprawnie wykonanego montażu nie będzie możliwe zebranie wiarygodnych danych w ruchu komercyjnym, potrzebnych w zadaniach Z4, Z5 i Z8. Pozycja nie obejmie montażu zestawów prototypowych w Z9.</w:t>
       </w:r>
     </w:p>
     <w:p>
@@ -629,7 +618,7 @@
           <w:color w:val="666666"/>
           <w:sz w:val="17"/>
         </w:rPr>
-        <w:t xml:space="preserve"> [1149 znaków]</w:t>
+        <w:t xml:space="preserve"> [1115 znaków]</w:t>
       </w:r>
     </w:p>
     <w:p>
@@ -640,7 +629,7 @@
         <w:rPr>
           <w:b w:val="0"/>
         </w:rPr>
-        <w:t>Koszt oszacowano na podstawie rozeznania rynku, które objęło trzy podmioty wykonujące zabudowę wyposażenia elektronicznego w pojazdach ciężarowych: Cadway-Automotive, RLE VESOFTX i BEISSBARTH EQUIPMENT. Wszystkie trzy przedstawiły oferty na ten sam zakres, czyli montaż toru pomiarowego na 3 pojazdach (mocowanie sensorów i jednostki embedded, okablowanie, integracja zasilania 12/24 V).</w:t>
+        <w:t>Koszt oszacowano na podstawie rozeznania rynku, które objęło trzy podmioty wykonujące zabudowę wyposażenia elektronicznego w pojazdach ciężarowych. Wszystkie trzy przedstawiły oferty na montaż toru pomiarowego i demontaż po kampanii na 3 pojazdach: Cadway-Automotive (02.06.2026) 172 500 zł, RLE VESOFTX (08.06.2026) 142 500 zł i BEISSBARTH EQUIPMENT (10.06.2026) 135 000 zł. Przyjęto średnią arytmetyczną: (172 500 + 142 500 + 135 000) / 3 = 150 000 zł. Najwyższa oferta jest o 15% wyższa od średniej, a najniższa o 10% niższa.</w:t>
       </w:r>
     </w:p>
     <w:p>
@@ -651,7 +640,7 @@
         <w:rPr>
           <w:b w:val="0"/>
         </w:rPr>
-        <w:t>Oferta Cadway-Automotive z 02.06.2026 wynosi 172 500 zł, oferta RLE VESOFTX z 08.06.2026 wynosi 142 500 zł, a oferta BEISSBARTH EQUIPMENT z 10.06.2026 wynosi 135 000 zł. Przyjęto średnią arytmetyczną ofert: (172 500 + 142 500 + 135 000) / 3 = 150 000 zł, czyli 50 000 zł za pojazd. Średnią przyjęto, ponieważ nie jest ona wartością skrajną: najwyższa oferta jest o 15% wyższa od średniej, a najniższa o 10% niższa.</w:t>
+        <w:t>Kwotę rozłożono na godziny i stawkę. Stawkę 250 zł za godzinę przyjęto w środku zakresu 200-300 zł za godzinę stosowanego w warsztatach (kb.pl, Interia, cenauslug.pl). Liczbę godzin oszacował IoT Specialist Everest11 na podstawie doświadczenia w montażu zestawów telematycznych i sensorycznych na pojazdach, a wynik 600 godz. x 250 zł = 150 000 zł odpowiada średniej z ofert.</w:t>
       </w:r>
     </w:p>
     <w:p>
@@ -662,9 +651,656 @@
         <w:rPr>
           <w:b w:val="0"/>
         </w:rPr>
-        <w:t>Ostateczny wybór wykonawcy nastąpi po zapytaniu ofertowym z wymaganiami z pkt 6.4, a ewentualną różnicę ponad 150 000 zł pokryje Everest11 ze środków własnych. Kwota dotyczy wyłącznie montażu w fazie badań przemysłowych (Z2) i nie obejmuje projektu technicznego, konfiguracji, kalibracji ani odbioru technicznego, które wykona personel Everest11.</w:t>
+        <w:t>Wybór wykonawcy nastąpi po zapytaniu ofertowym z wymaganiami z pkt 6.4, a różnicę ponad 150 000 zł pokryje Everest11. Kwota nie obejmuje projektu technicznego, konfiguracji, kalibracji ani odbioru technicznego.</w:t>
       </w:r>
     </w:p>
+    <w:p>
+      <w:pPr>
+        <w:keepNext/>
+        <w:spacing w:before="160" w:after="40"/>
+      </w:pPr>
+      <w:r>
+        <w:rPr>
+          <w:b/>
+          <w:sz w:val="20"/>
+        </w:rPr>
+        <w:t>Rozkład kalkulacji: przedmiot zamówienia, godziny, stawka (pomoc dla Ciebie; dane są w uzasadnieniu i metodzie)</w:t>
+      </w:r>
+    </w:p>
+    <w:tbl>
+      <w:tblPr>
+        <w:tblStyle w:val="TableGrid"/>
+        <w:tblW w:type="auto" w:w="0"/>
+        <w:tblLook w:firstColumn="1" w:firstRow="1" w:lastColumn="0" w:lastRow="0" w:noHBand="0" w:noVBand="1" w:val="04A0"/>
+      </w:tblPr>
+      <w:tblGrid>
+        <w:gridCol w:w="2409"/>
+        <w:gridCol w:w="2409"/>
+        <w:gridCol w:w="2409"/>
+        <w:gridCol w:w="2409"/>
+      </w:tblGrid>
+      <w:tr>
+        <w:tc>
+          <w:tcPr>
+            <w:tcW w:type="dxa" w:w="5216"/>
+          </w:tcPr>
+          <w:p>
+            <w:r/>
+            <w:r>
+              <w:rPr>
+                <w:b/>
+                <w:sz w:val="18"/>
+              </w:rPr>
+              <w:t>Przedmiot zamówienia</w:t>
+            </w:r>
+          </w:p>
+        </w:tc>
+        <w:tc>
+          <w:tcPr>
+            <w:tcW w:type="dxa" w:w="1587"/>
+          </w:tcPr>
+          <w:p>
+            <w:r/>
+            <w:r>
+              <w:rPr>
+                <w:b/>
+                <w:sz w:val="18"/>
+              </w:rPr>
+              <w:t>Godziny (3 pojazdy)</w:t>
+            </w:r>
+          </w:p>
+        </w:tc>
+        <w:tc>
+          <w:tcPr>
+            <w:tcW w:type="dxa" w:w="1361"/>
+          </w:tcPr>
+          <w:p>
+            <w:r/>
+            <w:r>
+              <w:rPr>
+                <w:b/>
+                <w:sz w:val="18"/>
+              </w:rPr>
+              <w:t>Stawka zł/h</w:t>
+            </w:r>
+          </w:p>
+        </w:tc>
+        <w:tc>
+          <w:tcPr>
+            <w:tcW w:type="dxa" w:w="1587"/>
+          </w:tcPr>
+          <w:p>
+            <w:r/>
+            <w:r>
+              <w:rPr>
+                <w:b/>
+                <w:sz w:val="18"/>
+              </w:rPr>
+              <w:t>Kwota zł</w:t>
+            </w:r>
+          </w:p>
+        </w:tc>
+      </w:tr>
+      <w:tr>
+        <w:tc>
+          <w:tcPr>
+            <w:tcW w:type="dxa" w:w="5216"/>
+          </w:tcPr>
+          <w:p>
+            <w:r/>
+            <w:r>
+              <w:rPr>
+                <w:b w:val="0"/>
+                <w:sz w:val="18"/>
+              </w:rPr>
+              <w:t>Montaż: przygotowanie pojazdu, pomiar punktów mocowania i wyznaczenie trasy okablowania</w:t>
+            </w:r>
+          </w:p>
+        </w:tc>
+        <w:tc>
+          <w:tcPr>
+            <w:tcW w:type="dxa" w:w="1587"/>
+          </w:tcPr>
+          <w:p>
+            <w:r/>
+            <w:r>
+              <w:rPr>
+                <w:b w:val="0"/>
+                <w:sz w:val="18"/>
+              </w:rPr>
+              <w:t>36</w:t>
+            </w:r>
+          </w:p>
+        </w:tc>
+        <w:tc>
+          <w:tcPr>
+            <w:tcW w:type="dxa" w:w="1361"/>
+          </w:tcPr>
+          <w:p>
+            <w:r/>
+            <w:r>
+              <w:rPr>
+                <w:b w:val="0"/>
+                <w:sz w:val="18"/>
+              </w:rPr>
+              <w:t>250</w:t>
+            </w:r>
+          </w:p>
+        </w:tc>
+        <w:tc>
+          <w:tcPr>
+            <w:tcW w:type="dxa" w:w="1587"/>
+          </w:tcPr>
+          <w:p>
+            <w:r/>
+            <w:r>
+              <w:rPr>
+                <w:b w:val="0"/>
+                <w:sz w:val="18"/>
+              </w:rPr>
+              <w:t>9 000,00</w:t>
+            </w:r>
+          </w:p>
+        </w:tc>
+      </w:tr>
+      <w:tr>
+        <w:tc>
+          <w:tcPr>
+            <w:tcW w:type="dxa" w:w="5216"/>
+          </w:tcPr>
+          <w:p>
+            <w:r/>
+            <w:r>
+              <w:rPr>
+                <w:b w:val="0"/>
+                <w:sz w:val="18"/>
+              </w:rPr>
+              <w:t>Montaż: wykonanie i mocowanie uchwytów i osłon sensorów (kamery, radary, MEMS) oraz jednostki embedded</w:t>
+            </w:r>
+          </w:p>
+        </w:tc>
+        <w:tc>
+          <w:tcPr>
+            <w:tcW w:type="dxa" w:w="1587"/>
+          </w:tcPr>
+          <w:p>
+            <w:r/>
+            <w:r>
+              <w:rPr>
+                <w:b w:val="0"/>
+                <w:sz w:val="18"/>
+              </w:rPr>
+              <w:t>150</w:t>
+            </w:r>
+          </w:p>
+        </w:tc>
+        <w:tc>
+          <w:tcPr>
+            <w:tcW w:type="dxa" w:w="1361"/>
+          </w:tcPr>
+          <w:p>
+            <w:r/>
+            <w:r>
+              <w:rPr>
+                <w:b w:val="0"/>
+                <w:sz w:val="18"/>
+              </w:rPr>
+              <w:t>250</w:t>
+            </w:r>
+          </w:p>
+        </w:tc>
+        <w:tc>
+          <w:tcPr>
+            <w:tcW w:type="dxa" w:w="1587"/>
+          </w:tcPr>
+          <w:p>
+            <w:r/>
+            <w:r>
+              <w:rPr>
+                <w:b w:val="0"/>
+                <w:sz w:val="18"/>
+              </w:rPr>
+              <w:t>37 500,00</w:t>
+            </w:r>
+          </w:p>
+        </w:tc>
+      </w:tr>
+      <w:tr>
+        <w:tc>
+          <w:tcPr>
+            <w:tcW w:type="dxa" w:w="5216"/>
+          </w:tcPr>
+          <w:p>
+            <w:r/>
+            <w:r>
+              <w:rPr>
+                <w:b w:val="0"/>
+                <w:sz w:val="18"/>
+              </w:rPr>
+              <w:t>Montaż: poprowadzenie i zabezpieczenie okablowania odpornego na drgania</w:t>
+            </w:r>
+          </w:p>
+        </w:tc>
+        <w:tc>
+          <w:tcPr>
+            <w:tcW w:type="dxa" w:w="1587"/>
+          </w:tcPr>
+          <w:p>
+            <w:r/>
+            <w:r>
+              <w:rPr>
+                <w:b w:val="0"/>
+                <w:sz w:val="18"/>
+              </w:rPr>
+              <w:t>144</w:t>
+            </w:r>
+          </w:p>
+        </w:tc>
+        <w:tc>
+          <w:tcPr>
+            <w:tcW w:type="dxa" w:w="1361"/>
+          </w:tcPr>
+          <w:p>
+            <w:r/>
+            <w:r>
+              <w:rPr>
+                <w:b w:val="0"/>
+                <w:sz w:val="18"/>
+              </w:rPr>
+              <w:t>250</w:t>
+            </w:r>
+          </w:p>
+        </w:tc>
+        <w:tc>
+          <w:tcPr>
+            <w:tcW w:type="dxa" w:w="1587"/>
+          </w:tcPr>
+          <w:p>
+            <w:r/>
+            <w:r>
+              <w:rPr>
+                <w:b w:val="0"/>
+                <w:sz w:val="18"/>
+              </w:rPr>
+              <w:t>36 000,00</w:t>
+            </w:r>
+          </w:p>
+        </w:tc>
+      </w:tr>
+      <w:tr>
+        <w:tc>
+          <w:tcPr>
+            <w:tcW w:type="dxa" w:w="5216"/>
+          </w:tcPr>
+          <w:p>
+            <w:r/>
+            <w:r>
+              <w:rPr>
+                <w:b w:val="0"/>
+                <w:sz w:val="18"/>
+              </w:rPr>
+              <w:t>Montaż: integracja zasilania 12/24 V z zabezpieczeniem obwodu</w:t>
+            </w:r>
+          </w:p>
+        </w:tc>
+        <w:tc>
+          <w:tcPr>
+            <w:tcW w:type="dxa" w:w="1587"/>
+          </w:tcPr>
+          <w:p>
+            <w:r/>
+            <w:r>
+              <w:rPr>
+                <w:b w:val="0"/>
+                <w:sz w:val="18"/>
+              </w:rPr>
+              <w:t>90</w:t>
+            </w:r>
+          </w:p>
+        </w:tc>
+        <w:tc>
+          <w:tcPr>
+            <w:tcW w:type="dxa" w:w="1361"/>
+          </w:tcPr>
+          <w:p>
+            <w:r/>
+            <w:r>
+              <w:rPr>
+                <w:b w:val="0"/>
+                <w:sz w:val="18"/>
+              </w:rPr>
+              <w:t>250</w:t>
+            </w:r>
+          </w:p>
+        </w:tc>
+        <w:tc>
+          <w:tcPr>
+            <w:tcW w:type="dxa" w:w="1587"/>
+          </w:tcPr>
+          <w:p>
+            <w:r/>
+            <w:r>
+              <w:rPr>
+                <w:b w:val="0"/>
+                <w:sz w:val="18"/>
+              </w:rPr>
+              <w:t>22 500,00</w:t>
+            </w:r>
+          </w:p>
+        </w:tc>
+      </w:tr>
+      <w:tr>
+        <w:tc>
+          <w:tcPr>
+            <w:tcW w:type="dxa" w:w="5216"/>
+          </w:tcPr>
+          <w:p>
+            <w:r/>
+            <w:r>
+              <w:rPr>
+                <w:b w:val="0"/>
+                <w:sz w:val="18"/>
+              </w:rPr>
+              <w:t>Montaż: próby, pomiary i protokół montażu</w:t>
+            </w:r>
+          </w:p>
+        </w:tc>
+        <w:tc>
+          <w:tcPr>
+            <w:tcW w:type="dxa" w:w="1587"/>
+          </w:tcPr>
+          <w:p>
+            <w:r/>
+            <w:r>
+              <w:rPr>
+                <w:b w:val="0"/>
+                <w:sz w:val="18"/>
+              </w:rPr>
+              <w:t>60</w:t>
+            </w:r>
+          </w:p>
+        </w:tc>
+        <w:tc>
+          <w:tcPr>
+            <w:tcW w:type="dxa" w:w="1361"/>
+          </w:tcPr>
+          <w:p>
+            <w:r/>
+            <w:r>
+              <w:rPr>
+                <w:b w:val="0"/>
+                <w:sz w:val="18"/>
+              </w:rPr>
+              <w:t>250</w:t>
+            </w:r>
+          </w:p>
+        </w:tc>
+        <w:tc>
+          <w:tcPr>
+            <w:tcW w:type="dxa" w:w="1587"/>
+          </w:tcPr>
+          <w:p>
+            <w:r/>
+            <w:r>
+              <w:rPr>
+                <w:b w:val="0"/>
+                <w:sz w:val="18"/>
+              </w:rPr>
+              <w:t>15 000,00</w:t>
+            </w:r>
+          </w:p>
+        </w:tc>
+      </w:tr>
+      <w:tr>
+        <w:tc>
+          <w:tcPr>
+            <w:tcW w:type="dxa" w:w="5216"/>
+          </w:tcPr>
+          <w:p>
+            <w:r/>
+            <w:r>
+              <w:rPr>
+                <w:b w:val="0"/>
+                <w:sz w:val="18"/>
+              </w:rPr>
+              <w:t>Demontaż po kampanii: sensory, jednostka embedded i osłony</w:t>
+            </w:r>
+          </w:p>
+        </w:tc>
+        <w:tc>
+          <w:tcPr>
+            <w:tcW w:type="dxa" w:w="1587"/>
+          </w:tcPr>
+          <w:p>
+            <w:r/>
+            <w:r>
+              <w:rPr>
+                <w:b w:val="0"/>
+                <w:sz w:val="18"/>
+              </w:rPr>
+              <w:t>54</w:t>
+            </w:r>
+          </w:p>
+        </w:tc>
+        <w:tc>
+          <w:tcPr>
+            <w:tcW w:type="dxa" w:w="1361"/>
+          </w:tcPr>
+          <w:p>
+            <w:r/>
+            <w:r>
+              <w:rPr>
+                <w:b w:val="0"/>
+                <w:sz w:val="18"/>
+              </w:rPr>
+              <w:t>250</w:t>
+            </w:r>
+          </w:p>
+        </w:tc>
+        <w:tc>
+          <w:tcPr>
+            <w:tcW w:type="dxa" w:w="1587"/>
+          </w:tcPr>
+          <w:p>
+            <w:r/>
+            <w:r>
+              <w:rPr>
+                <w:b w:val="0"/>
+                <w:sz w:val="18"/>
+              </w:rPr>
+              <w:t>13 500,00</w:t>
+            </w:r>
+          </w:p>
+        </w:tc>
+      </w:tr>
+      <w:tr>
+        <w:tc>
+          <w:tcPr>
+            <w:tcW w:type="dxa" w:w="5216"/>
+          </w:tcPr>
+          <w:p>
+            <w:r/>
+            <w:r>
+              <w:rPr>
+                <w:b w:val="0"/>
+                <w:sz w:val="18"/>
+              </w:rPr>
+              <w:t>Demontaż po kampanii: okablowanie i zasilanie</w:t>
+            </w:r>
+          </w:p>
+        </w:tc>
+        <w:tc>
+          <w:tcPr>
+            <w:tcW w:type="dxa" w:w="1587"/>
+          </w:tcPr>
+          <w:p>
+            <w:r/>
+            <w:r>
+              <w:rPr>
+                <w:b w:val="0"/>
+                <w:sz w:val="18"/>
+              </w:rPr>
+              <w:t>42</w:t>
+            </w:r>
+          </w:p>
+        </w:tc>
+        <w:tc>
+          <w:tcPr>
+            <w:tcW w:type="dxa" w:w="1361"/>
+          </w:tcPr>
+          <w:p>
+            <w:r/>
+            <w:r>
+              <w:rPr>
+                <w:b w:val="0"/>
+                <w:sz w:val="18"/>
+              </w:rPr>
+              <w:t>250</w:t>
+            </w:r>
+          </w:p>
+        </w:tc>
+        <w:tc>
+          <w:tcPr>
+            <w:tcW w:type="dxa" w:w="1587"/>
+          </w:tcPr>
+          <w:p>
+            <w:r/>
+            <w:r>
+              <w:rPr>
+                <w:b w:val="0"/>
+                <w:sz w:val="18"/>
+              </w:rPr>
+              <w:t>10 500,00</w:t>
+            </w:r>
+          </w:p>
+        </w:tc>
+      </w:tr>
+      <w:tr>
+        <w:tc>
+          <w:tcPr>
+            <w:tcW w:type="dxa" w:w="5216"/>
+          </w:tcPr>
+          <w:p>
+            <w:r/>
+            <w:r>
+              <w:rPr>
+                <w:b w:val="0"/>
+                <w:sz w:val="18"/>
+              </w:rPr>
+              <w:t>Demontaż po kampanii: przywrócenie stanu pojazdu i protokół</w:t>
+            </w:r>
+          </w:p>
+        </w:tc>
+        <w:tc>
+          <w:tcPr>
+            <w:tcW w:type="dxa" w:w="1587"/>
+          </w:tcPr>
+          <w:p>
+            <w:r/>
+            <w:r>
+              <w:rPr>
+                <w:b w:val="0"/>
+                <w:sz w:val="18"/>
+              </w:rPr>
+              <w:t>24</w:t>
+            </w:r>
+          </w:p>
+        </w:tc>
+        <w:tc>
+          <w:tcPr>
+            <w:tcW w:type="dxa" w:w="1361"/>
+          </w:tcPr>
+          <w:p>
+            <w:r/>
+            <w:r>
+              <w:rPr>
+                <w:b w:val="0"/>
+                <w:sz w:val="18"/>
+              </w:rPr>
+              <w:t>250</w:t>
+            </w:r>
+          </w:p>
+        </w:tc>
+        <w:tc>
+          <w:tcPr>
+            <w:tcW w:type="dxa" w:w="1587"/>
+          </w:tcPr>
+          <w:p>
+            <w:r/>
+            <w:r>
+              <w:rPr>
+                <w:b w:val="0"/>
+                <w:sz w:val="18"/>
+              </w:rPr>
+              <w:t>6 000,00</w:t>
+            </w:r>
+          </w:p>
+        </w:tc>
+      </w:tr>
+      <w:tr>
+        <w:tc>
+          <w:tcPr>
+            <w:tcW w:type="dxa" w:w="5216"/>
+          </w:tcPr>
+          <w:p>
+            <w:r/>
+            <w:r>
+              <w:rPr>
+                <w:b w:val="0"/>
+                <w:sz w:val="18"/>
+              </w:rPr>
+              <w:t>Razem</w:t>
+            </w:r>
+          </w:p>
+        </w:tc>
+        <w:tc>
+          <w:tcPr>
+            <w:tcW w:type="dxa" w:w="1587"/>
+          </w:tcPr>
+          <w:p>
+            <w:r/>
+            <w:r>
+              <w:rPr>
+                <w:b w:val="0"/>
+                <w:sz w:val="18"/>
+              </w:rPr>
+              <w:t>600</w:t>
+            </w:r>
+          </w:p>
+        </w:tc>
+        <w:tc>
+          <w:tcPr>
+            <w:tcW w:type="dxa" w:w="1361"/>
+          </w:tcPr>
+          <w:p>
+            <w:r/>
+            <w:r>
+              <w:rPr>
+                <w:b w:val="0"/>
+                <w:sz w:val="18"/>
+              </w:rPr>
+              <w:t>250</w:t>
+            </w:r>
+          </w:p>
+        </w:tc>
+        <w:tc>
+          <w:tcPr>
+            <w:tcW w:type="dxa" w:w="1587"/>
+          </w:tcPr>
+          <w:p>
+            <w:r/>
+            <w:r>
+              <w:rPr>
+                <w:b w:val="0"/>
+                <w:sz w:val="18"/>
+              </w:rPr>
+              <w:t>150 000,00</w:t>
+            </w:r>
+          </w:p>
+        </w:tc>
+      </w:tr>
+    </w:tbl>
+    <w:p/>
     <w:p>
       <w:pPr>
         <w:pStyle w:val="Heading2"/>
@@ -936,7 +1572,7 @@
           <w:color w:val="666666"/>
           <w:sz w:val="17"/>
         </w:rPr>
-        <w:t xml:space="preserve"> [1303 znaków]</w:t>
+        <w:t xml:space="preserve"> [1400 znaków]</w:t>
       </w:r>
     </w:p>
     <w:p>
@@ -947,7 +1583,7 @@
         <w:rPr>
           <w:b w:val="0"/>
         </w:rPr>
-        <w:t>Everest11 zleci podwykonawcy montaż zestawów prototypowych na co najmniej 3 pojazdach floty testowej w Fazie A walidacji terenowej (od M22) oraz ich demontaż po zakończeniu walidacji (M30), ponieważ prace przy pojazdach w eksploatacji wymagają warsztatu z halą, stanowiskiem montażowym i doświadczeniem w zabudowie wyposażenia elektrycznego.</w:t>
+        <w:t>Everest11 zleci podwykonawcy montaż zestawów prototypowych na co najmniej 3 pojazdach floty testowej w Fazie A walidacji terenowej (od M22) oraz ich demontaż po zakończeniu walidacji (M30), ponieważ prace przy pojazdach w eksploatacji wymagają warsztatu z halą, stanowiskiem montażowym i doświadczeniem w zabudowie wyposażenia elektrycznego. W Fazie B zmieni się tylko oprogramowanie, więc ponowny montaż nie zostanie zlecony. Po walidacji zestawy zostaną zdemontowane i zlikwidowane z protokołem.</w:t>
       </w:r>
     </w:p>
     <w:p>
@@ -958,7 +1594,7 @@
         <w:rPr>
           <w:b w:val="0"/>
         </w:rPr>
-        <w:t>Podwykonawca zamocuje na każdym pojeździe zestaw z jednostką edge AI, sensorami i zasilaniem, a po walidacji zdemontuje go, aby zestawy mogły zostać zlikwidowane z protokołem. W Fazie B zmieni się tylko oprogramowanie, więc ponowny montaż nie zostanie zlecony. Koszt jednostkowy wyniesie ok. 23 333 zł za pojazd za montaż i demontaż łącznie, czyli 70 000 zł podzielone przez 3 pojazdy.</w:t>
+        <w:t>Zakres na 3 pojazdach obejmie montaż 186 godz. (przygotowanie pojazdów i punktów mocowania 18, jednostka edge AI i sensory 84, okablowanie i zasilanie 66, próby i protokół 18) oraz demontaż 94 godz. (sensory i jednostka 42, okablowanie i zasilanie 30, przywrócenie stanu pojazdów i protokół 22). Razem 280 godz. x 250 zł = 70 000 zł, czyli ok. 23 333 zł za pojazd.</w:t>
       </w:r>
     </w:p>
     <w:p>
@@ -969,18 +1605,7 @@
         <w:rPr>
           <w:b w:val="0"/>
         </w:rPr>
-        <w:t>Podwykonawca nie wykona prac badawczych. Projekt techniczny, konfigurację, kalibrację programową, odbiór techniczny i ocenę wyników wykona personel B+R Everest11, głównie IoT Specialist.</w:t>
-      </w:r>
-    </w:p>
-    <w:p>
-      <w:pPr>
-        <w:spacing w:after="60"/>
-      </w:pPr>
-      <w:r>
-        <w:rPr>
-          <w:b w:val="0"/>
-        </w:rPr>
-        <w:t>Pozycja jest odrębna od pozycji Z2, ponieważ dotyczy innych terminów (M22 i M30 zamiast M7-M8) i innej konfiguracji (zestaw prototypowy z modelami po kompresji zamiast toru rejestrującego dane), a każda z usług ma odrębną wycenę w ofertach, więc te same prace nie będą finansowane dwa razy. Montaż i demontaż będą niezbędne do walidacji w warunkach rzeczywistej eksploatacji (TRL 7 do 8).</w:t>
+        <w:t>Podwykonawca nie wykona prac badawczych. Projekt techniczny, konfigurację, kalibrację programową, odbiór techniczny i ocenę wyników wykona personel B+R Everest11. Pozycja jest odrębna od pozycji Z2: dotyczy innych terminów (M22 i M30 zamiast M7-M8 i M18) i innej konfiguracji (zestaw prototypowy z modelami po kompresji zamiast toru rejestrującego dane), a każda z usług ma odrębną wycenę, więc te same prace nie będą finansowane dwa razy. Montaż i demontaż będą niezbędne do walidacji w warunkach rzeczywistej eksploatacji (TRL 7 do 8).</w:t>
       </w:r>
     </w:p>
     <w:p>
@@ -1000,7 +1625,7 @@
           <w:color w:val="666666"/>
           <w:sz w:val="17"/>
         </w:rPr>
-        <w:t xml:space="preserve"> [1135 znaków]</w:t>
+        <w:t xml:space="preserve"> [1186 znaków]</w:t>
       </w:r>
     </w:p>
     <w:p>
@@ -1011,7 +1636,7 @@
         <w:rPr>
           <w:b w:val="0"/>
         </w:rPr>
-        <w:t>Koszt oszacowano na podstawie rozeznania rynku, które objęło trzy podmioty wykonujące zabudowę wyposażenia elektronicznego w pojazdach ciężarowych: Cadway-Automotive, RLE VESOFTX i BEISSBARTH EQUIPMENT. Wszystkie trzy przedstawiły oferty na ten sam zakres, czyli montaż zestawów prototypowych na 3 pojazdach oraz ich demontaż po walidacji.</w:t>
+        <w:t>Koszt oszacowano na podstawie rozeznania rynku, które objęło trzy podmioty wykonujące zabudowę wyposażenia elektronicznego w pojazdach ciężarowych. Wszystkie trzy przedstawiły oferty na montaż zestawów prototypowych na 3 pojazdach i ich demontaż po walidacji: Cadway-Automotive (02.06.2026) 80 500 zł, RLE VESOFTX (08.06.2026) 66 500 zł i BEISSBARTH EQUIPMENT (10.06.2026) 63 000 zł. Przyjęto średnią arytmetyczną: (80 500 + 66 500 + 63 000) / 3 = 70 000 zł. Najwyższa oferta jest o 15% wyższa od średniej, a najniższa o 10% niższa.</w:t>
       </w:r>
     </w:p>
     <w:p>
@@ -1022,7 +1647,7 @@
         <w:rPr>
           <w:b w:val="0"/>
         </w:rPr>
-        <w:t>Oferta Cadway-Automotive z 02.06.2026 wynosi 80 500 zł, oferta RLE VESOFTX z 08.06.2026 wynosi 66 500 zł, a oferta BEISSBARTH EQUIPMENT z 10.06.2026 wynosi 63 000 zł. Przyjęto średnią arytmetyczną ofert: (80 500 + 66 500 + 63 000) / 3 = 70 000 zł, czyli ok. 23 333 zł za pojazd za montaż i demontaż łącznie. Średnią przyjęto, ponieważ nie jest ona wartością skrajną: najwyższa oferta jest o 15% wyższa od średniej, a najniższa o 10% niższa.</w:t>
+        <w:t>Kwotę rozłożono na godziny i stawkę. Stawkę 250 zł za godzinę przyjęto w środku zakresu 200-300 zł za godzinę stosowanego w warsztatach (kb.pl, Interia, cenauslug.pl). Liczbę godzin oszacował IoT Specialist Everest11 na podstawie doświadczenia w montażu zestawów telematycznych i sensorycznych na pojazdach. Zestaw prototypowy jest kompaktowy, więc godzin jest mniej niż w Z2, a wynik 280 godz. x 250 zł = 70 000 zł odpowiada średniej z ofert.</w:t>
       </w:r>
     </w:p>
     <w:p>
@@ -1033,9 +1658,594 @@
         <w:rPr>
           <w:b w:val="0"/>
         </w:rPr>
-        <w:t>Ostateczny wybór wykonawcy nastąpi po zapytaniu ofertowym z wymaganiami z pkt 6.4, a ewentualną różnicę ponad 70 000 zł pokryje Everest11 ze środków własnych. Kwota dotyczy wyłącznie montażu i demontażu w fazie prac rozwojowych (Z9) i nie obejmuje projektu technicznego, konfiguracji, kalibracji ani odbioru technicznego, które wykona personel Everest11.</w:t>
+        <w:t>Wybór wykonawcy nastąpi po zapytaniu ofertowym z wymaganiami z pkt 6.4, a różnicę ponad 70 000 zł pokryje Everest11. Kwota nie obejmuje projektu technicznego, konfiguracji, kalibracji ani odbioru technicznego.</w:t>
       </w:r>
     </w:p>
+    <w:p>
+      <w:pPr>
+        <w:keepNext/>
+        <w:spacing w:before="160" w:after="40"/>
+      </w:pPr>
+      <w:r>
+        <w:rPr>
+          <w:b/>
+          <w:sz w:val="20"/>
+        </w:rPr>
+        <w:t>Rozkład kalkulacji: przedmiot zamówienia, godziny, stawka (pomoc dla Ciebie; dane są w uzasadnieniu i metodzie)</w:t>
+      </w:r>
+    </w:p>
+    <w:tbl>
+      <w:tblPr>
+        <w:tblStyle w:val="TableGrid"/>
+        <w:tblW w:type="auto" w:w="0"/>
+        <w:tblLook w:firstColumn="1" w:firstRow="1" w:lastColumn="0" w:lastRow="0" w:noHBand="0" w:noVBand="1" w:val="04A0"/>
+      </w:tblPr>
+      <w:tblGrid>
+        <w:gridCol w:w="2409"/>
+        <w:gridCol w:w="2409"/>
+        <w:gridCol w:w="2409"/>
+        <w:gridCol w:w="2409"/>
+      </w:tblGrid>
+      <w:tr>
+        <w:tc>
+          <w:tcPr>
+            <w:tcW w:type="dxa" w:w="5216"/>
+          </w:tcPr>
+          <w:p>
+            <w:r/>
+            <w:r>
+              <w:rPr>
+                <w:b/>
+                <w:sz w:val="18"/>
+              </w:rPr>
+              <w:t>Przedmiot zamówienia</w:t>
+            </w:r>
+          </w:p>
+        </w:tc>
+        <w:tc>
+          <w:tcPr>
+            <w:tcW w:type="dxa" w:w="1587"/>
+          </w:tcPr>
+          <w:p>
+            <w:r/>
+            <w:r>
+              <w:rPr>
+                <w:b/>
+                <w:sz w:val="18"/>
+              </w:rPr>
+              <w:t>Godziny (3 pojazdy)</w:t>
+            </w:r>
+          </w:p>
+        </w:tc>
+        <w:tc>
+          <w:tcPr>
+            <w:tcW w:type="dxa" w:w="1361"/>
+          </w:tcPr>
+          <w:p>
+            <w:r/>
+            <w:r>
+              <w:rPr>
+                <w:b/>
+                <w:sz w:val="18"/>
+              </w:rPr>
+              <w:t>Stawka zł/h</w:t>
+            </w:r>
+          </w:p>
+        </w:tc>
+        <w:tc>
+          <w:tcPr>
+            <w:tcW w:type="dxa" w:w="1587"/>
+          </w:tcPr>
+          <w:p>
+            <w:r/>
+            <w:r>
+              <w:rPr>
+                <w:b/>
+                <w:sz w:val="18"/>
+              </w:rPr>
+              <w:t>Kwota zł</w:t>
+            </w:r>
+          </w:p>
+        </w:tc>
+      </w:tr>
+      <w:tr>
+        <w:tc>
+          <w:tcPr>
+            <w:tcW w:type="dxa" w:w="5216"/>
+          </w:tcPr>
+          <w:p>
+            <w:r/>
+            <w:r>
+              <w:rPr>
+                <w:b w:val="0"/>
+                <w:sz w:val="18"/>
+              </w:rPr>
+              <w:t>Montaż: przygotowanie pojazdów i punktów mocowania</w:t>
+            </w:r>
+          </w:p>
+        </w:tc>
+        <w:tc>
+          <w:tcPr>
+            <w:tcW w:type="dxa" w:w="1587"/>
+          </w:tcPr>
+          <w:p>
+            <w:r/>
+            <w:r>
+              <w:rPr>
+                <w:b w:val="0"/>
+                <w:sz w:val="18"/>
+              </w:rPr>
+              <w:t>18</w:t>
+            </w:r>
+          </w:p>
+        </w:tc>
+        <w:tc>
+          <w:tcPr>
+            <w:tcW w:type="dxa" w:w="1361"/>
+          </w:tcPr>
+          <w:p>
+            <w:r/>
+            <w:r>
+              <w:rPr>
+                <w:b w:val="0"/>
+                <w:sz w:val="18"/>
+              </w:rPr>
+              <w:t>250</w:t>
+            </w:r>
+          </w:p>
+        </w:tc>
+        <w:tc>
+          <w:tcPr>
+            <w:tcW w:type="dxa" w:w="1587"/>
+          </w:tcPr>
+          <w:p>
+            <w:r/>
+            <w:r>
+              <w:rPr>
+                <w:b w:val="0"/>
+                <w:sz w:val="18"/>
+              </w:rPr>
+              <w:t>4 500,00</w:t>
+            </w:r>
+          </w:p>
+        </w:tc>
+      </w:tr>
+      <w:tr>
+        <w:tc>
+          <w:tcPr>
+            <w:tcW w:type="dxa" w:w="5216"/>
+          </w:tcPr>
+          <w:p>
+            <w:r/>
+            <w:r>
+              <w:rPr>
+                <w:b w:val="0"/>
+                <w:sz w:val="18"/>
+              </w:rPr>
+              <w:t>Montaż: mocowanie jednostki edge AI i sensorów</w:t>
+            </w:r>
+          </w:p>
+        </w:tc>
+        <w:tc>
+          <w:tcPr>
+            <w:tcW w:type="dxa" w:w="1587"/>
+          </w:tcPr>
+          <w:p>
+            <w:r/>
+            <w:r>
+              <w:rPr>
+                <w:b w:val="0"/>
+                <w:sz w:val="18"/>
+              </w:rPr>
+              <w:t>84</w:t>
+            </w:r>
+          </w:p>
+        </w:tc>
+        <w:tc>
+          <w:tcPr>
+            <w:tcW w:type="dxa" w:w="1361"/>
+          </w:tcPr>
+          <w:p>
+            <w:r/>
+            <w:r>
+              <w:rPr>
+                <w:b w:val="0"/>
+                <w:sz w:val="18"/>
+              </w:rPr>
+              <w:t>250</w:t>
+            </w:r>
+          </w:p>
+        </w:tc>
+        <w:tc>
+          <w:tcPr>
+            <w:tcW w:type="dxa" w:w="1587"/>
+          </w:tcPr>
+          <w:p>
+            <w:r/>
+            <w:r>
+              <w:rPr>
+                <w:b w:val="0"/>
+                <w:sz w:val="18"/>
+              </w:rPr>
+              <w:t>21 000,00</w:t>
+            </w:r>
+          </w:p>
+        </w:tc>
+      </w:tr>
+      <w:tr>
+        <w:tc>
+          <w:tcPr>
+            <w:tcW w:type="dxa" w:w="5216"/>
+          </w:tcPr>
+          <w:p>
+            <w:r/>
+            <w:r>
+              <w:rPr>
+                <w:b w:val="0"/>
+                <w:sz w:val="18"/>
+              </w:rPr>
+              <w:t>Montaż: okablowanie i zasilanie</w:t>
+            </w:r>
+          </w:p>
+        </w:tc>
+        <w:tc>
+          <w:tcPr>
+            <w:tcW w:type="dxa" w:w="1587"/>
+          </w:tcPr>
+          <w:p>
+            <w:r/>
+            <w:r>
+              <w:rPr>
+                <w:b w:val="0"/>
+                <w:sz w:val="18"/>
+              </w:rPr>
+              <w:t>66</w:t>
+            </w:r>
+          </w:p>
+        </w:tc>
+        <w:tc>
+          <w:tcPr>
+            <w:tcW w:type="dxa" w:w="1361"/>
+          </w:tcPr>
+          <w:p>
+            <w:r/>
+            <w:r>
+              <w:rPr>
+                <w:b w:val="0"/>
+                <w:sz w:val="18"/>
+              </w:rPr>
+              <w:t>250</w:t>
+            </w:r>
+          </w:p>
+        </w:tc>
+        <w:tc>
+          <w:tcPr>
+            <w:tcW w:type="dxa" w:w="1587"/>
+          </w:tcPr>
+          <w:p>
+            <w:r/>
+            <w:r>
+              <w:rPr>
+                <w:b w:val="0"/>
+                <w:sz w:val="18"/>
+              </w:rPr>
+              <w:t>16 500,00</w:t>
+            </w:r>
+          </w:p>
+        </w:tc>
+      </w:tr>
+      <w:tr>
+        <w:tc>
+          <w:tcPr>
+            <w:tcW w:type="dxa" w:w="5216"/>
+          </w:tcPr>
+          <w:p>
+            <w:r/>
+            <w:r>
+              <w:rPr>
+                <w:b w:val="0"/>
+                <w:sz w:val="18"/>
+              </w:rPr>
+              <w:t>Montaż: próby i protokół montażu</w:t>
+            </w:r>
+          </w:p>
+        </w:tc>
+        <w:tc>
+          <w:tcPr>
+            <w:tcW w:type="dxa" w:w="1587"/>
+          </w:tcPr>
+          <w:p>
+            <w:r/>
+            <w:r>
+              <w:rPr>
+                <w:b w:val="0"/>
+                <w:sz w:val="18"/>
+              </w:rPr>
+              <w:t>18</w:t>
+            </w:r>
+          </w:p>
+        </w:tc>
+        <w:tc>
+          <w:tcPr>
+            <w:tcW w:type="dxa" w:w="1361"/>
+          </w:tcPr>
+          <w:p>
+            <w:r/>
+            <w:r>
+              <w:rPr>
+                <w:b w:val="0"/>
+                <w:sz w:val="18"/>
+              </w:rPr>
+              <w:t>250</w:t>
+            </w:r>
+          </w:p>
+        </w:tc>
+        <w:tc>
+          <w:tcPr>
+            <w:tcW w:type="dxa" w:w="1587"/>
+          </w:tcPr>
+          <w:p>
+            <w:r/>
+            <w:r>
+              <w:rPr>
+                <w:b w:val="0"/>
+                <w:sz w:val="18"/>
+              </w:rPr>
+              <w:t>4 500,00</w:t>
+            </w:r>
+          </w:p>
+        </w:tc>
+      </w:tr>
+      <w:tr>
+        <w:tc>
+          <w:tcPr>
+            <w:tcW w:type="dxa" w:w="5216"/>
+          </w:tcPr>
+          <w:p>
+            <w:r/>
+            <w:r>
+              <w:rPr>
+                <w:b w:val="0"/>
+                <w:sz w:val="18"/>
+              </w:rPr>
+              <w:t>Demontaż po walidacji: sensory i jednostka edge AI</w:t>
+            </w:r>
+          </w:p>
+        </w:tc>
+        <w:tc>
+          <w:tcPr>
+            <w:tcW w:type="dxa" w:w="1587"/>
+          </w:tcPr>
+          <w:p>
+            <w:r/>
+            <w:r>
+              <w:rPr>
+                <w:b w:val="0"/>
+                <w:sz w:val="18"/>
+              </w:rPr>
+              <w:t>42</w:t>
+            </w:r>
+          </w:p>
+        </w:tc>
+        <w:tc>
+          <w:tcPr>
+            <w:tcW w:type="dxa" w:w="1361"/>
+          </w:tcPr>
+          <w:p>
+            <w:r/>
+            <w:r>
+              <w:rPr>
+                <w:b w:val="0"/>
+                <w:sz w:val="18"/>
+              </w:rPr>
+              <w:t>250</w:t>
+            </w:r>
+          </w:p>
+        </w:tc>
+        <w:tc>
+          <w:tcPr>
+            <w:tcW w:type="dxa" w:w="1587"/>
+          </w:tcPr>
+          <w:p>
+            <w:r/>
+            <w:r>
+              <w:rPr>
+                <w:b w:val="0"/>
+                <w:sz w:val="18"/>
+              </w:rPr>
+              <w:t>10 500,00</w:t>
+            </w:r>
+          </w:p>
+        </w:tc>
+      </w:tr>
+      <w:tr>
+        <w:tc>
+          <w:tcPr>
+            <w:tcW w:type="dxa" w:w="5216"/>
+          </w:tcPr>
+          <w:p>
+            <w:r/>
+            <w:r>
+              <w:rPr>
+                <w:b w:val="0"/>
+                <w:sz w:val="18"/>
+              </w:rPr>
+              <w:t>Demontaż po walidacji: okablowanie i zasilanie</w:t>
+            </w:r>
+          </w:p>
+        </w:tc>
+        <w:tc>
+          <w:tcPr>
+            <w:tcW w:type="dxa" w:w="1587"/>
+          </w:tcPr>
+          <w:p>
+            <w:r/>
+            <w:r>
+              <w:rPr>
+                <w:b w:val="0"/>
+                <w:sz w:val="18"/>
+              </w:rPr>
+              <w:t>30</w:t>
+            </w:r>
+          </w:p>
+        </w:tc>
+        <w:tc>
+          <w:tcPr>
+            <w:tcW w:type="dxa" w:w="1361"/>
+          </w:tcPr>
+          <w:p>
+            <w:r/>
+            <w:r>
+              <w:rPr>
+                <w:b w:val="0"/>
+                <w:sz w:val="18"/>
+              </w:rPr>
+              <w:t>250</w:t>
+            </w:r>
+          </w:p>
+        </w:tc>
+        <w:tc>
+          <w:tcPr>
+            <w:tcW w:type="dxa" w:w="1587"/>
+          </w:tcPr>
+          <w:p>
+            <w:r/>
+            <w:r>
+              <w:rPr>
+                <w:b w:val="0"/>
+                <w:sz w:val="18"/>
+              </w:rPr>
+              <w:t>7 500,00</w:t>
+            </w:r>
+          </w:p>
+        </w:tc>
+      </w:tr>
+      <w:tr>
+        <w:tc>
+          <w:tcPr>
+            <w:tcW w:type="dxa" w:w="5216"/>
+          </w:tcPr>
+          <w:p>
+            <w:r/>
+            <w:r>
+              <w:rPr>
+                <w:b w:val="0"/>
+                <w:sz w:val="18"/>
+              </w:rPr>
+              <w:t>Demontaż po walidacji: przywrócenie stanu pojazdów i protokół</w:t>
+            </w:r>
+          </w:p>
+        </w:tc>
+        <w:tc>
+          <w:tcPr>
+            <w:tcW w:type="dxa" w:w="1587"/>
+          </w:tcPr>
+          <w:p>
+            <w:r/>
+            <w:r>
+              <w:rPr>
+                <w:b w:val="0"/>
+                <w:sz w:val="18"/>
+              </w:rPr>
+              <w:t>22</w:t>
+            </w:r>
+          </w:p>
+        </w:tc>
+        <w:tc>
+          <w:tcPr>
+            <w:tcW w:type="dxa" w:w="1361"/>
+          </w:tcPr>
+          <w:p>
+            <w:r/>
+            <w:r>
+              <w:rPr>
+                <w:b w:val="0"/>
+                <w:sz w:val="18"/>
+              </w:rPr>
+              <w:t>250</w:t>
+            </w:r>
+          </w:p>
+        </w:tc>
+        <w:tc>
+          <w:tcPr>
+            <w:tcW w:type="dxa" w:w="1587"/>
+          </w:tcPr>
+          <w:p>
+            <w:r/>
+            <w:r>
+              <w:rPr>
+                <w:b w:val="0"/>
+                <w:sz w:val="18"/>
+              </w:rPr>
+              <w:t>5 500,00</w:t>
+            </w:r>
+          </w:p>
+        </w:tc>
+      </w:tr>
+      <w:tr>
+        <w:tc>
+          <w:tcPr>
+            <w:tcW w:type="dxa" w:w="5216"/>
+          </w:tcPr>
+          <w:p>
+            <w:r/>
+            <w:r>
+              <w:rPr>
+                <w:b w:val="0"/>
+                <w:sz w:val="18"/>
+              </w:rPr>
+              <w:t>Razem</w:t>
+            </w:r>
+          </w:p>
+        </w:tc>
+        <w:tc>
+          <w:tcPr>
+            <w:tcW w:type="dxa" w:w="1587"/>
+          </w:tcPr>
+          <w:p>
+            <w:r/>
+            <w:r>
+              <w:rPr>
+                <w:b w:val="0"/>
+                <w:sz w:val="18"/>
+              </w:rPr>
+              <w:t>280</w:t>
+            </w:r>
+          </w:p>
+        </w:tc>
+        <w:tc>
+          <w:tcPr>
+            <w:tcW w:type="dxa" w:w="1361"/>
+          </w:tcPr>
+          <w:p>
+            <w:r/>
+            <w:r>
+              <w:rPr>
+                <w:b w:val="0"/>
+                <w:sz w:val="18"/>
+              </w:rPr>
+              <w:t>250</w:t>
+            </w:r>
+          </w:p>
+        </w:tc>
+        <w:tc>
+          <w:tcPr>
+            <w:tcW w:type="dxa" w:w="1587"/>
+          </w:tcPr>
+          <w:p>
+            <w:r/>
+            <w:r>
+              <w:rPr>
+                <w:b w:val="0"/>
+                <w:sz w:val="18"/>
+              </w:rPr>
+              <w:t>70 000,00</w:t>
+            </w:r>
+          </w:p>
+        </w:tc>
+      </w:tr>
+    </w:tbl>
+    <w:p/>
     <w:p>
       <w:pPr>
         <w:pStyle w:val="Heading1"/>
@@ -1129,7 +2339,7 @@
                 <w:b w:val="0"/>
                 <w:sz w:val="18"/>
               </w:rPr>
-              <w:t>Montaż toru pomiarowego na 3 pojazdach: mocowanie sensorów i jednostki embedded, okablowanie, integracja zasilania 12/24 V.</w:t>
+              <w:t>Montaż toru pomiarowego na 3 pojazdach (mocowanie sensorów i jednostki embedded, okablowanie, integracja zasilania 12/24 V) i demontaż po kampanii.</w:t>
             </w:r>
           </w:p>
         </w:tc>
@@ -1176,7 +2386,7 @@
                 <w:b w:val="0"/>
                 <w:sz w:val="18"/>
               </w:rPr>
-              <w:t>M7-M8, przed kampanią akwizycji danych M9-M18.</w:t>
+              <w:t>Montaż M7-M8, przed kampanią akwizycji M9-M18; demontaż po kampanii w M18.</w:t>
             </w:r>
           </w:p>
         </w:tc>
@@ -1270,7 +2480,7 @@
                 <w:b w:val="0"/>
                 <w:sz w:val="18"/>
               </w:rPr>
-              <w:t>50 000 zł za pojazd, 3 pojazdy.</w:t>
+              <w:t>50 000 zł za pojazd (200 godz. x 250 zł), 3 pojazdy, razem 600 godz.</w:t>
             </w:r>
           </w:p>
         </w:tc>
@@ -1285,7 +2495,7 @@
                 <w:b w:val="0"/>
                 <w:sz w:val="18"/>
               </w:rPr>
-              <w:t>ok. 23 333 zł za pojazd (montaż i demontaż), 3 pojazdy.</w:t>
+              <w:t>ok. 23 333 zł za pojazd, 3 pojazdy, razem 280 godz. x 250 zł.</w:t>
             </w:r>
           </w:p>
         </w:tc>
@@ -1680,7 +2890,7 @@
         <w:rPr>
           <w:b w:val="0"/>
         </w:rPr>
-        <w:t xml:space="preserve"> godziny były liczone według niższej stawki (o 8% niższej niż w pozostałych zadaniach). Zgodnie z Twoją decyzją godziny są obniżone tak, by stawki były takie same jak w Z1, Z3, Z4 i Z5. Godziny zaokrąglono do najbliższej pełnej godziny, a kwotę policzono jako stawka razy godziny.</w:t>
+        <w:t xml:space="preserve"> godziny były liczone według stawek o 8% niższych niż w pozostałych zadaniach. Zgodnie z Twoją decyzją godziny są obniżone tak, by stawki były takie same jak w Z1, Z3, Z4 i Z5. Kwoty dobrano tak, by suma Z8 (113 084,00 zł) i suma PRz (679 472,72 zł) zostały dokładnie takie jak wcześniej. W umowach zlecenia kwota to stawka razy godziny. W umowach o pracę dodatek jest podany jako kwota za cały okres, a stawka godzinowa jako średnia zaokrąglona do groszy, więc dwie pozycje (główni specjaliści) mają kwotę o 0,32 zł niższą niż stawka razy godziny.</w:t>
       </w:r>
     </w:p>
     <w:p>
@@ -1872,7 +3082,7 @@
                 <w:b w:val="0"/>
                 <w:sz w:val="18"/>
               </w:rPr>
-              <w:t>74,52 zł/h, 301 h, 22 430,52 zł</w:t>
+              <w:t>74,52 zł/h, 301 h, 22 430,20 zł</w:t>
             </w:r>
           </w:p>
         </w:tc>
@@ -1887,7 +3097,7 @@
                 <w:b w:val="0"/>
                 <w:sz w:val="18"/>
               </w:rPr>
-              <w:t>5,52</w:t>
+              <w:t>5,20</w:t>
             </w:r>
           </w:p>
         </w:tc>
@@ -1949,7 +3159,7 @@
                 <w:b w:val="0"/>
                 <w:sz w:val="18"/>
               </w:rPr>
-              <w:t>74,52 zł/h, 301 h, 22 430,52 zł</w:t>
+              <w:t>74,52 zł/h, 301 h, 22 430,20 zł</w:t>
             </w:r>
           </w:p>
         </w:tc>
@@ -1964,7 +3174,7 @@
                 <w:b w:val="0"/>
                 <w:sz w:val="18"/>
               </w:rPr>
-              <w:t>5,52</w:t>
+              <w:t>5,20</w:t>
             </w:r>
           </w:p>
         </w:tc>
@@ -2103,7 +3313,7 @@
                 <w:b w:val="0"/>
                 <w:sz w:val="18"/>
               </w:rPr>
-              <w:t>91,80 zł/h, 102 h, 9 363,60 zł</w:t>
+              <w:t>91,80 zł/h, 101 h, 9 271,80 zł</w:t>
             </w:r>
           </w:p>
         </w:tc>
@@ -2118,7 +3328,7 @@
                 <w:b w:val="0"/>
                 <w:sz w:val="18"/>
               </w:rPr>
-              <w:t>13,60</w:t>
+              <w:t>-78,20</w:t>
             </w:r>
           </w:p>
         </w:tc>
@@ -2180,7 +3390,7 @@
                 <w:b w:val="0"/>
                 <w:sz w:val="18"/>
               </w:rPr>
-              <w:t>58,32 zł/h, 224 h, 13 063,68 zł</w:t>
+              <w:t>58,32 zł/h, 225 h, 13 122,00 zł</w:t>
             </w:r>
           </w:p>
         </w:tc>
@@ -2195,7 +3405,7 @@
                 <w:b w:val="0"/>
                 <w:sz w:val="18"/>
               </w:rPr>
-              <w:t>-4,32</w:t>
+              <w:t>54,00</w:t>
             </w:r>
           </w:p>
         </w:tc>
@@ -2257,7 +3467,7 @@
                 <w:b w:val="0"/>
                 <w:sz w:val="18"/>
               </w:rPr>
-              <w:t>74,52 zł/h, 185 h, 13 786,20 zł</w:t>
+              <w:t>74,52 zł/h, 184 h, 13 711,68 zł</w:t>
             </w:r>
           </w:p>
         </w:tc>
@@ -2272,7 +3482,7 @@
                 <w:b w:val="0"/>
                 <w:sz w:val="18"/>
               </w:rPr>
-              <w:t>-13,80</w:t>
+              <w:t>-88,32</w:t>
             </w:r>
           </w:p>
         </w:tc>
@@ -2411,7 +3621,7 @@
                 <w:b w:val="0"/>
                 <w:sz w:val="18"/>
               </w:rPr>
-              <w:t>58,32 zł/h, 185 h, 10 789,20 zł</w:t>
+              <w:t>58,32 zł/h, 187 h, 10 905,84 zł</w:t>
             </w:r>
           </w:p>
         </w:tc>
@@ -2426,7 +3636,7 @@
                 <w:b w:val="0"/>
                 <w:sz w:val="18"/>
               </w:rPr>
-              <w:t>-10,80</w:t>
+              <w:t>105,84</w:t>
             </w:r>
           </w:p>
         </w:tc>
@@ -2481,7 +3691,7 @@
                 <w:b w:val="0"/>
                 <w:sz w:val="18"/>
               </w:rPr>
-              <w:t>113 076,00 zł</w:t>
+              <w:t>113 084,00 zł</w:t>
             </w:r>
           </w:p>
         </w:tc>
@@ -2496,7 +3706,7 @@
                 <w:b w:val="0"/>
                 <w:sz w:val="18"/>
               </w:rPr>
-              <w:t>-8,00</w:t>
+              <w:t>0,00</w:t>
             </w:r>
           </w:p>
         </w:tc>
@@ -2511,7 +3721,7 @@
         <w:rPr>
           <w:b w:val="0"/>
         </w:rPr>
-        <w:t>Razem PRz (40 pozycji): przed poprawką 679 472,72 zł, po poprawce 679 464,72 zł, czyli o 8,00 zł mniej. Dofinansowanie PRz (100% kosztów kwalifikowalnych) nie rośnie, a koszty pośrednie 25% przeliczą się w LSI automatycznie. W czterech pozycjach (główni specjaliści, modelowanie matematyczne, implementacja AI/CV) kwota po zaokrągleniu do pełnej godziny jest o kilka złotych wyższa niż przed poprawką, ale suma Z8 jest niższa. Godziny w Z1, Z3, Z4 i Z5 nie zmieniają się. Godziny Z8 występują też w opisie zadania Z8 (zespół PRz), więc po odblokowaniu Opisów zadań trzeba tam wpisać nowe liczby (część 8).</w:t>
+        <w:t>Suma Z8 i suma PRz (40 pozycji, 679 472,72 zł) są bez zmian, więc dofinansowanie PRz, koszty pośrednie i wszystkie podsumowania we wniosku pozostają takie same. Godziny w Z1, Z3, Z4 i Z5 nie zmieniają się. Nowe godziny Z8 są wpisane w opisie zadania Z8 i w tabeli godzin w pliku Opisy_zadan_z_kamieniami_milowymi.docx. PRz potwierdziła, że godziny są objęte oddelegowaniami, więc nie wymagają zmian w aneksach.</w:t>
       </w:r>
     </w:p>
     <w:p>
@@ -2844,7 +4054,7 @@
         <w:rPr>
           <w:b w:val="0"/>
         </w:rPr>
-        <w:t>Uzasadnienie kosztu każdej pozycji pozostaje bez zmian (opis zakresu prac B+R, bez czynności nadzorczych). Zmienia się nazwa kosztu (tylko Z4, stanowisko CV) i metoda szacowania. Kwoty i godziny poza Z8 bez zmian. Limit metody to 1 500 znaków, a najdłuższy tekst ma 1036.</w:t>
+        <w:t>Uzasadnienie kosztu każdej pozycji pozostaje bez zmian (opis zakresu prac B+R, bez czynności nadzorczych). Zmienia się nazwa kosztu (tylko Z4, stanowisko CV) i metoda szacowania. Kwoty i godziny poza Z8 bez zmian. Limit metody to 1 500 znaków, a najdłuższy tekst ma 1047.</w:t>
       </w:r>
     </w:p>
     <w:p>
@@ -2872,7 +4082,7 @@
           <w:color w:val="666666"/>
           <w:sz w:val="17"/>
         </w:rPr>
-        <w:t xml:space="preserve"> [1003 znaków]</w:t>
+        <w:t xml:space="preserve"> [1014 znaków]</w:t>
       </w:r>
     </w:p>
     <w:p>
@@ -2883,7 +4093,7 @@
         <w:rPr>
           <w:b w:val="0"/>
         </w:rPr>
-        <w:t>Wynagrodzenie pracownika Politechniki Rzeszowskiej na stanowisku: główny specjalista ds. systemów wizyjnych, percepcji 3D i integracji algorytmicznej, będzie stanowić dodatek do wynagrodzenia za realizację zadań w projekcie, w ramach obowiązującej umowy o pracę (aneks do umowy). Stanowisko zajmie pracownik z tytułem lub stopniem dr inż. Wysokość dodatku w kwocie brutto-brutto, wraz z kosztami po stronie pracodawcy, obliczono na podstawie średniego wynagrodzenia w danej grupie pracowniczej na Uczelni, zgodnie z Regulaminem wynagradzania (Zarządzenie Rektora nr 123/2021, t.j. z 30.12.2021 r. z późniejszymi zmianami). Dodatek miesięczny wyniesie średnio 3 767,40 zł, a zaangażowanie 455 godzin w ciągu 9 miesięcy, czyli ok. 50,6 godz. miesięcznie. Dodatek za cały okres wynosi 33 906,60 zł, czyli 74,52 zł za godzinę x 455 godz. Źródłem stawek jest wewnętrzny regulamin Uczelni, więc inne źródła nie występują. Wynagrodzenie jest niezbędne do realizacji prac B+R. Forma zatrudnienia: umowa o pracę.</w:t>
+        <w:t>Wynagrodzenie pracownika Politechniki Rzeszowskiej na stanowisku: główny specjalista ds. systemów wizyjnych, percepcji 3D i integracji algorytmicznej, będzie stanowić dodatek do wynagrodzenia za realizację zadań w projekcie, w ramach obowiązującej umowy o pracę (aneks do umowy). Stanowisko zajmie pracownik z tytułem lub stopniem dr inż. Wysokość dodatku w kwocie brutto-brutto, wraz z kosztami po stronie pracodawcy, obliczono na podstawie średniego wynagrodzenia w danej grupie pracowniczej na Uczelni, zgodnie z Regulaminem wynagradzania (Zarządzenie Rektora nr 123/2021, t.j. z 30.12.2021 r. z późniejszymi zmianami). Dodatek miesięczny wyniesie średnio 3 767,40 zł, a zaangażowanie 455 godzin w ciągu 9 miesięcy, czyli ok. 50,6 godz. miesięcznie. Dodatek za cały okres wynosi 33 906,60 zł, czyli średnio 74,52 zł za godzinę przy 455 godz. Źródłem stawek jest wewnętrzny regulamin Uczelni, więc inne źródła nie występują. Wynagrodzenie jest niezbędne do realizacji prac B+R. Forma zatrudnienia: umowa o pracę.</w:t>
       </w:r>
     </w:p>
     <w:p>
@@ -2903,7 +4113,7 @@
           <w:color w:val="666666"/>
           <w:sz w:val="17"/>
         </w:rPr>
-        <w:t xml:space="preserve"> [1007 znaków]</w:t>
+        <w:t xml:space="preserve"> [1018 znaków]</w:t>
       </w:r>
     </w:p>
     <w:p>
@@ -2914,7 +4124,7 @@
         <w:rPr>
           <w:b w:val="0"/>
         </w:rPr>
-        <w:t>Wynagrodzenie pracownika Politechniki Rzeszowskiej na stanowisku: główny specjalista ds. computer vision, rekonstrukcji 3D, kalibracji i analizy sygnałów, będzie stanowić dodatek do wynagrodzenia za realizację zadań w projekcie, w ramach obowiązującej umowy o pracę (aneks do umowy). Stanowisko zajmie pracownik z tytułem lub stopniem dr inż. Wysokość dodatku w kwocie brutto-brutto, wraz z kosztami po stronie pracodawcy, obliczono na podstawie średniego wynagrodzenia w danej grupie pracowniczej na Uczelni, zgodnie z Regulaminem wynagradzania (Zarządzenie Rektora nr 123/2021, t.j. z 30.12.2021 r. z późniejszymi zmianami). Dodatek miesięczny wyniesie średnio 3 767,40 zł, a zaangażowanie 455 godzin w ciągu 9 miesięcy, czyli ok. 50,6 godz. miesięcznie. Dodatek za cały okres wynosi 33 906,60 zł, czyli 74,52 zł za godzinę x 455 godz. Źródłem stawek jest wewnętrzny regulamin Uczelni, więc inne źródła nie występują. Wynagrodzenie jest niezbędne do realizacji prac B+R. Forma zatrudnienia: umowa o pracę.</w:t>
+        <w:t>Wynagrodzenie pracownika Politechniki Rzeszowskiej na stanowisku: główny specjalista ds. computer vision, rekonstrukcji 3D, kalibracji i analizy sygnałów, będzie stanowić dodatek do wynagrodzenia za realizację zadań w projekcie, w ramach obowiązującej umowy o pracę (aneks do umowy). Stanowisko zajmie pracownik z tytułem lub stopniem dr inż. Wysokość dodatku w kwocie brutto-brutto, wraz z kosztami po stronie pracodawcy, obliczono na podstawie średniego wynagrodzenia w danej grupie pracowniczej na Uczelni, zgodnie z Regulaminem wynagradzania (Zarządzenie Rektora nr 123/2021, t.j. z 30.12.2021 r. z późniejszymi zmianami). Dodatek miesięczny wyniesie średnio 3 767,40 zł, a zaangażowanie 455 godzin w ciągu 9 miesięcy, czyli ok. 50,6 godz. miesięcznie. Dodatek za cały okres wynosi 33 906,60 zł, czyli średnio 74,52 zł za godzinę przy 455 godz. Źródłem stawek jest wewnętrzny regulamin Uczelni, więc inne źródła nie występują. Wynagrodzenie jest niezbędne do realizacji prac B+R. Forma zatrudnienia: umowa o pracę.</w:t>
       </w:r>
     </w:p>
     <w:p>
@@ -2934,7 +4144,7 @@
           <w:color w:val="666666"/>
           <w:sz w:val="17"/>
         </w:rPr>
-        <w:t xml:space="preserve"> [994 znaków]</w:t>
+        <w:t xml:space="preserve"> [1005 znaków]</w:t>
       </w:r>
     </w:p>
     <w:p>
@@ -2945,7 +4155,7 @@
         <w:rPr>
           <w:b w:val="0"/>
         </w:rPr>
-        <w:t>Wynagrodzenie pracownika Politechniki Rzeszowskiej na stanowisku: specjalista ds. uczenia maszynowego, selekcji cech i predykcji ryzyka, będzie stanowić dodatek do wynagrodzenia za realizację zadań w projekcie, w ramach obowiązującej umowy o pracę (aneks do umowy). Stanowisko zajmie pracownik z tytułem lub stopniem dr hab. inż. Wysokość dodatku w kwocie brutto-brutto, wraz z kosztami po stronie pracodawcy, obliczono na podstawie średniego wynagrodzenia w danej grupie pracowniczej na Uczelni, zgodnie z Regulaminem wynagradzania (Zarządzenie Rektora nr 123/2021, t.j. z 30.12.2021 r. z późniejszymi zmianami). Dodatek miesięczny wyniesie średnio 1 264,80 zł, a zaangażowanie 124 godzin w ciągu 9 miesięcy, czyli ok. 13,8 godz. miesięcznie. Dodatek za cały okres wynosi 11 383,20 zł, czyli 91,80 zł za godzinę x 124 godz. Źródłem stawek jest wewnętrzny regulamin Uczelni, więc inne źródła nie występują. Wynagrodzenie jest niezbędne do realizacji prac B+R. Forma zatrudnienia: umowa o pracę.</w:t>
+        <w:t>Wynagrodzenie pracownika Politechniki Rzeszowskiej na stanowisku: specjalista ds. uczenia maszynowego, selekcji cech i predykcji ryzyka, będzie stanowić dodatek do wynagrodzenia za realizację zadań w projekcie, w ramach obowiązującej umowy o pracę (aneks do umowy). Stanowisko zajmie pracownik z tytułem lub stopniem dr hab. inż. Wysokość dodatku w kwocie brutto-brutto, wraz z kosztami po stronie pracodawcy, obliczono na podstawie średniego wynagrodzenia w danej grupie pracowniczej na Uczelni, zgodnie z Regulaminem wynagradzania (Zarządzenie Rektora nr 123/2021, t.j. z 30.12.2021 r. z późniejszymi zmianami). Dodatek miesięczny wyniesie średnio 1 264,80 zł, a zaangażowanie 124 godzin w ciągu 9 miesięcy, czyli ok. 13,8 godz. miesięcznie. Dodatek za cały okres wynosi 11 383,20 zł, czyli średnio 91,80 zł za godzinę przy 124 godz. Źródłem stawek jest wewnętrzny regulamin Uczelni, więc inne źródła nie występują. Wynagrodzenie jest niezbędne do realizacji prac B+R. Forma zatrudnienia: umowa o pracę.</w:t>
       </w:r>
     </w:p>
     <w:p>
@@ -2965,7 +4175,7 @@
           <w:color w:val="666666"/>
           <w:sz w:val="17"/>
         </w:rPr>
-        <w:t xml:space="preserve"> [1018 znaków]</w:t>
+        <w:t xml:space="preserve"> [1029 znaków]</w:t>
       </w:r>
     </w:p>
     <w:p>
@@ -2976,7 +4186,7 @@
         <w:rPr>
           <w:b w:val="0"/>
         </w:rPr>
-        <w:t>Wynagrodzenie pracownika Politechniki Rzeszowskiej na stanowisku: specjalista ds. modelowania matematycznego, statystyki i walidacji ilościowej, będzie stanowić dodatek do wynagrodzenia za realizację zadań w projekcie, w ramach obowiązującej umowy o pracę (aneks do umowy). Stanowisko zajmie pracownik z tytułem lub stopniem dr hab. nauk matematycznych. Wysokość dodatku w kwocie brutto-brutto, wraz z kosztami po stronie pracodawcy, obliczono na podstawie średniego wynagrodzenia w danej grupie pracowniczej na Uczelni, zgodnie z Regulaminem wynagradzania (Zarządzenie Rektora nr 123/2021, t.j. z 30.12.2021 r. z późniejszymi zmianami). Dodatek miesięczny wyniesie średnio 1 224,00 zł, a zaangażowanie 120 godzin w ciągu 9 miesięcy, czyli ok. 13,3 godz. miesięcznie. Dodatek za cały okres wynosi 11 016,00 zł, czyli 91,80 zł za godzinę x 120 godz. Źródłem stawek jest wewnętrzny regulamin Uczelni, więc inne źródła nie występują. Wynagrodzenie jest niezbędne do realizacji prac B+R. Forma zatrudnienia: umowa o pracę.</w:t>
+        <w:t>Wynagrodzenie pracownika Politechniki Rzeszowskiej na stanowisku: specjalista ds. modelowania matematycznego, statystyki i walidacji ilościowej, będzie stanowić dodatek do wynagrodzenia za realizację zadań w projekcie, w ramach obowiązującej umowy o pracę (aneks do umowy). Stanowisko zajmie pracownik z tytułem lub stopniem dr hab. nauk matematycznych. Wysokość dodatku w kwocie brutto-brutto, wraz z kosztami po stronie pracodawcy, obliczono na podstawie średniego wynagrodzenia w danej grupie pracowniczej na Uczelni, zgodnie z Regulaminem wynagradzania (Zarządzenie Rektora nr 123/2021, t.j. z 30.12.2021 r. z późniejszymi zmianami). Dodatek miesięczny wyniesie średnio 1 224,00 zł, a zaangażowanie 120 godzin w ciągu 9 miesięcy, czyli ok. 13,3 godz. miesięcznie. Dodatek za cały okres wynosi 11 016,00 zł, czyli średnio 91,80 zł za godzinę przy 120 godz. Źródłem stawek jest wewnętrzny regulamin Uczelni, więc inne źródła nie występują. Wynagrodzenie jest niezbędne do realizacji prac B+R. Forma zatrudnienia: umowa o pracę.</w:t>
       </w:r>
     </w:p>
     <w:p>
@@ -3089,7 +4299,7 @@
           <w:color w:val="666666"/>
           <w:sz w:val="17"/>
         </w:rPr>
-        <w:t xml:space="preserve"> [1029 znaków]</w:t>
+        <w:t xml:space="preserve"> [1040 znaków]</w:t>
       </w:r>
     </w:p>
     <w:p>
@@ -3100,7 +4310,7 @@
         <w:rPr>
           <w:b w:val="0"/>
         </w:rPr>
-        <w:t>Wynagrodzenie pracownika Politechniki Rzeszowskiej na stanowisku: młodszy specjalista ds. uczenia maszynowego, przygotowania danych eksperymentalnych i analizy wyników modeli AI/CV, będzie stanowić dodatek do wynagrodzenia za realizację zadań w projekcie, w ramach obowiązującej umowy o pracę (aneks do umowy). Stanowisko zajmie pracownik z tytułem lub stopniem mgr inż. Wysokość dodatku w kwocie brutto-brutto, wraz z kosztami po stronie pracodawcy, obliczono na podstawie średniego wynagrodzenia w danej grupie pracowniczej na Uczelni, zgodnie z Regulaminem wynagradzania (Zarządzenie Rektora nr 123/2021, t.j. z 30.12.2021 r. z późniejszymi zmianami). Dodatek miesięczny wyniesie średnio 518,40 zł, a zaangażowanie 80 godzin w ciągu 9 miesięcy, czyli ok. 8,9 godz. miesięcznie. Dodatek za cały okres wynosi 4 665,60 zł, czyli 58,32 zł za godzinę x 80 godz. Źródłem stawek jest wewnętrzny regulamin Uczelni, więc inne źródła nie występują. Wynagrodzenie jest niezbędne do realizacji prac B+R. Forma zatrudnienia: umowa o pracę.</w:t>
+        <w:t>Wynagrodzenie pracownika Politechniki Rzeszowskiej na stanowisku: młodszy specjalista ds. uczenia maszynowego, przygotowania danych eksperymentalnych i analizy wyników modeli AI/CV, będzie stanowić dodatek do wynagrodzenia za realizację zadań w projekcie, w ramach obowiązującej umowy o pracę (aneks do umowy). Stanowisko zajmie pracownik z tytułem lub stopniem mgr inż. Wysokość dodatku w kwocie brutto-brutto, wraz z kosztami po stronie pracodawcy, obliczono na podstawie średniego wynagrodzenia w danej grupie pracowniczej na Uczelni, zgodnie z Regulaminem wynagradzania (Zarządzenie Rektora nr 123/2021, t.j. z 30.12.2021 r. z późniejszymi zmianami). Dodatek miesięczny wyniesie średnio 518,40 zł, a zaangażowanie 80 godzin w ciągu 9 miesięcy, czyli ok. 8,9 godz. miesięcznie. Dodatek za cały okres wynosi 4 665,60 zł, czyli średnio 58,32 zł za godzinę przy 80 godz. Źródłem stawek jest wewnętrzny regulamin Uczelni, więc inne źródła nie występują. Wynagrodzenie jest niezbędne do realizacji prac B+R. Forma zatrudnienia: umowa o pracę.</w:t>
       </w:r>
     </w:p>
     <w:p>
@@ -3128,7 +4338,7 @@
           <w:color w:val="666666"/>
           <w:sz w:val="17"/>
         </w:rPr>
-        <w:t xml:space="preserve"> [1004 znaków]</w:t>
+        <w:t xml:space="preserve"> [1015 znaków]</w:t>
       </w:r>
     </w:p>
     <w:p>
@@ -3139,7 +4349,7 @@
         <w:rPr>
           <w:b w:val="0"/>
         </w:rPr>
-        <w:t>Wynagrodzenie pracownika Politechniki Rzeszowskiej na stanowisku: główny specjalista ds. systemów wizyjnych, percepcji 3D i integracji algorytmicznej, będzie stanowić dodatek do wynagrodzenia za realizację zadań w projekcie, w ramach obowiązującej umowy o pracę (aneks do umowy). Stanowisko zajmie pracownik z tytułem lub stopniem dr inż. Wysokość dodatku w kwocie brutto-brutto, wraz z kosztami po stronie pracodawcy, obliczono na podstawie średniego wynagrodzenia w danej grupie pracowniczej na Uczelni, zgodnie z Regulaminem wynagradzania (Zarządzenie Rektora nr 123/2021, t.j. z 30.12.2021 r. z późniejszymi zmianami). Dodatek miesięczny wyniesie średnio 4 098,60 zł, a zaangażowanie 715 godzin w ciągu 13 miesięcy, czyli ok. 55,0 godz. miesięcznie. Dodatek za cały okres wynosi 53 281,80 zł, czyli 74,52 zł za godzinę x 715 godz. Źródłem stawek jest wewnętrzny regulamin Uczelni, więc inne źródła nie występują. Wynagrodzenie jest niezbędne do realizacji prac B+R. Forma zatrudnienia: umowa o pracę.</w:t>
+        <w:t>Wynagrodzenie pracownika Politechniki Rzeszowskiej na stanowisku: główny specjalista ds. systemów wizyjnych, percepcji 3D i integracji algorytmicznej, będzie stanowić dodatek do wynagrodzenia za realizację zadań w projekcie, w ramach obowiązującej umowy o pracę (aneks do umowy). Stanowisko zajmie pracownik z tytułem lub stopniem dr inż. Wysokość dodatku w kwocie brutto-brutto, wraz z kosztami po stronie pracodawcy, obliczono na podstawie średniego wynagrodzenia w danej grupie pracowniczej na Uczelni, zgodnie z Regulaminem wynagradzania (Zarządzenie Rektora nr 123/2021, t.j. z 30.12.2021 r. z późniejszymi zmianami). Dodatek miesięczny wyniesie średnio 4 098,60 zł, a zaangażowanie 715 godzin w ciągu 13 miesięcy, czyli ok. 55,0 godz. miesięcznie. Dodatek za cały okres wynosi 53 281,80 zł, czyli średnio 74,52 zł za godzinę przy 715 godz. Źródłem stawek jest wewnętrzny regulamin Uczelni, więc inne źródła nie występują. Wynagrodzenie jest niezbędne do realizacji prac B+R. Forma zatrudnienia: umowa o pracę.</w:t>
       </w:r>
     </w:p>
     <w:p>
@@ -3159,7 +4369,7 @@
           <w:color w:val="666666"/>
           <w:sz w:val="17"/>
         </w:rPr>
-        <w:t xml:space="preserve"> [1008 znaków]</w:t>
+        <w:t xml:space="preserve"> [1019 znaków]</w:t>
       </w:r>
     </w:p>
     <w:p>
@@ -3170,7 +4380,7 @@
         <w:rPr>
           <w:b w:val="0"/>
         </w:rPr>
-        <w:t>Wynagrodzenie pracownika Politechniki Rzeszowskiej na stanowisku: główny specjalista ds. computer vision, rekonstrukcji 3D, kalibracji i analizy sygnałów, będzie stanowić dodatek do wynagrodzenia za realizację zadań w projekcie, w ramach obowiązującej umowy o pracę (aneks do umowy). Stanowisko zajmie pracownik z tytułem lub stopniem dr inż. Wysokość dodatku w kwocie brutto-brutto, wraz z kosztami po stronie pracodawcy, obliczono na podstawie średniego wynagrodzenia w danej grupie pracowniczej na Uczelni, zgodnie z Regulaminem wynagradzania (Zarządzenie Rektora nr 123/2021, t.j. z 30.12.2021 r. z późniejszymi zmianami). Dodatek miesięczny wyniesie średnio 4 098,60 zł, a zaangażowanie 715 godzin w ciągu 13 miesięcy, czyli ok. 55,0 godz. miesięcznie. Dodatek za cały okres wynosi 53 281,80 zł, czyli 74,52 zł za godzinę x 715 godz. Źródłem stawek jest wewnętrzny regulamin Uczelni, więc inne źródła nie występują. Wynagrodzenie jest niezbędne do realizacji prac B+R. Forma zatrudnienia: umowa o pracę.</w:t>
+        <w:t>Wynagrodzenie pracownika Politechniki Rzeszowskiej na stanowisku: główny specjalista ds. computer vision, rekonstrukcji 3D, kalibracji i analizy sygnałów, będzie stanowić dodatek do wynagrodzenia za realizację zadań w projekcie, w ramach obowiązującej umowy o pracę (aneks do umowy). Stanowisko zajmie pracownik z tytułem lub stopniem dr inż. Wysokość dodatku w kwocie brutto-brutto, wraz z kosztami po stronie pracodawcy, obliczono na podstawie średniego wynagrodzenia w danej grupie pracowniczej na Uczelni, zgodnie z Regulaminem wynagradzania (Zarządzenie Rektora nr 123/2021, t.j. z 30.12.2021 r. z późniejszymi zmianami). Dodatek miesięczny wyniesie średnio 4 098,60 zł, a zaangażowanie 715 godzin w ciągu 13 miesięcy, czyli ok. 55,0 godz. miesięcznie. Dodatek za cały okres wynosi 53 281,80 zł, czyli średnio 74,52 zł za godzinę przy 715 godz. Źródłem stawek jest wewnętrzny regulamin Uczelni, więc inne źródła nie występują. Wynagrodzenie jest niezbędne do realizacji prac B+R. Forma zatrudnienia: umowa o pracę.</w:t>
       </w:r>
     </w:p>
     <w:p>
@@ -3190,7 +4400,7 @@
           <w:color w:val="666666"/>
           <w:sz w:val="17"/>
         </w:rPr>
-        <w:t xml:space="preserve"> [995 znaków]</w:t>
+        <w:t xml:space="preserve"> [1006 znaków]</w:t>
       </w:r>
     </w:p>
     <w:p>
@@ -3201,7 +4411,7 @@
         <w:rPr>
           <w:b w:val="0"/>
         </w:rPr>
-        <w:t>Wynagrodzenie pracownika Politechniki Rzeszowskiej na stanowisku: specjalista ds. uczenia maszynowego, selekcji cech i predykcji ryzyka, będzie stanowić dodatek do wynagrodzenia za realizację zadań w projekcie, w ramach obowiązującej umowy o pracę (aneks do umowy). Stanowisko zajmie pracownik z tytułem lub stopniem dr hab. inż. Wysokość dodatku w kwocie brutto-brutto, wraz z kosztami po stronie pracodawcy, obliczono na podstawie średniego wynagrodzenia w danej grupie pracowniczej na Uczelni, zgodnie z Regulaminem wynagradzania (Zarządzenie Rektora nr 123/2021, t.j. z 30.12.2021 r. z późniejszymi zmianami). Dodatek miesięczny wyniesie średnio 3 248,31 zł, a zaangażowanie 460 godzin w ciągu 13 miesięcy, czyli ok. 35,4 godz. miesięcznie. Dodatek za cały okres wynosi 42 228,00 zł, czyli 91,80 zł za godzinę x 460 godz. Źródłem stawek jest wewnętrzny regulamin Uczelni, więc inne źródła nie występują. Wynagrodzenie jest niezbędne do realizacji prac B+R. Forma zatrudnienia: umowa o pracę.</w:t>
+        <w:t>Wynagrodzenie pracownika Politechniki Rzeszowskiej na stanowisku: specjalista ds. uczenia maszynowego, selekcji cech i predykcji ryzyka, będzie stanowić dodatek do wynagrodzenia za realizację zadań w projekcie, w ramach obowiązującej umowy o pracę (aneks do umowy). Stanowisko zajmie pracownik z tytułem lub stopniem dr hab. inż. Wysokość dodatku w kwocie brutto-brutto, wraz z kosztami po stronie pracodawcy, obliczono na podstawie średniego wynagrodzenia w danej grupie pracowniczej na Uczelni, zgodnie z Regulaminem wynagradzania (Zarządzenie Rektora nr 123/2021, t.j. z 30.12.2021 r. z późniejszymi zmianami). Dodatek miesięczny wyniesie średnio 3 248,31 zł, a zaangażowanie 460 godzin w ciągu 13 miesięcy, czyli ok. 35,4 godz. miesięcznie. Dodatek za cały okres wynosi 42 228,00 zł, czyli średnio 91,80 zł za godzinę przy 460 godz. Źródłem stawek jest wewnętrzny regulamin Uczelni, więc inne źródła nie występują. Wynagrodzenie jest niezbędne do realizacji prac B+R. Forma zatrudnienia: umowa o pracę.</w:t>
       </w:r>
     </w:p>
     <w:p>
@@ -3221,7 +4431,7 @@
           <w:color w:val="666666"/>
           <w:sz w:val="17"/>
         </w:rPr>
-        <w:t xml:space="preserve"> [1019 znaków]</w:t>
+        <w:t xml:space="preserve"> [1030 znaków]</w:t>
       </w:r>
     </w:p>
     <w:p>
@@ -3232,7 +4442,7 @@
         <w:rPr>
           <w:b w:val="0"/>
         </w:rPr>
-        <w:t>Wynagrodzenie pracownika Politechniki Rzeszowskiej na stanowisku: specjalista ds. modelowania matematycznego, statystyki i walidacji ilościowej, będzie stanowić dodatek do wynagrodzenia za realizację zadań w projekcie, w ramach obowiązującej umowy o pracę (aneks do umowy). Stanowisko zajmie pracownik z tytułem lub stopniem dr hab. nauk matematycznych. Wysokość dodatku w kwocie brutto-brutto, wraz z kosztami po stronie pracodawcy, obliczono na podstawie średniego wynagrodzenia w danej grupie pracowniczej na Uczelni, zgodnie z Regulaminem wynagradzania (Zarządzenie Rektora nr 123/2021, t.j. z 30.12.2021 r. z późniejszymi zmianami). Dodatek miesięczny wyniesie średnio 2 852,86 zł, a zaangażowanie 404 godzin w ciągu 13 miesięcy, czyli ok. 31,1 godz. miesięcznie. Dodatek za cały okres wynosi 37 087,20 zł, czyli 91,80 zł za godzinę x 404 godz. Źródłem stawek jest wewnętrzny regulamin Uczelni, więc inne źródła nie występują. Wynagrodzenie jest niezbędne do realizacji prac B+R. Forma zatrudnienia: umowa o pracę.</w:t>
+        <w:t>Wynagrodzenie pracownika Politechniki Rzeszowskiej na stanowisku: specjalista ds. modelowania matematycznego, statystyki i walidacji ilościowej, będzie stanowić dodatek do wynagrodzenia za realizację zadań w projekcie, w ramach obowiązującej umowy o pracę (aneks do umowy). Stanowisko zajmie pracownik z tytułem lub stopniem dr hab. nauk matematycznych. Wysokość dodatku w kwocie brutto-brutto, wraz z kosztami po stronie pracodawcy, obliczono na podstawie średniego wynagrodzenia w danej grupie pracowniczej na Uczelni, zgodnie z Regulaminem wynagradzania (Zarządzenie Rektora nr 123/2021, t.j. z 30.12.2021 r. z późniejszymi zmianami). Dodatek miesięczny wyniesie średnio 2 852,86 zł, a zaangażowanie 404 godzin w ciągu 13 miesięcy, czyli ok. 31,1 godz. miesięcznie. Dodatek za cały okres wynosi 37 087,20 zł, czyli średnio 91,80 zł za godzinę przy 404 godz. Źródłem stawek jest wewnętrzny regulamin Uczelni, więc inne źródła nie występują. Wynagrodzenie jest niezbędne do realizacji prac B+R. Forma zatrudnienia: umowa o pracę.</w:t>
       </w:r>
     </w:p>
     <w:p>
@@ -3345,7 +4555,7 @@
           <w:color w:val="666666"/>
           <w:sz w:val="17"/>
         </w:rPr>
-        <w:t xml:space="preserve"> [1036 znaków]</w:t>
+        <w:t xml:space="preserve"> [1047 znaków]</w:t>
       </w:r>
     </w:p>
     <w:p>
@@ -3356,7 +4566,7 @@
         <w:rPr>
           <w:b w:val="0"/>
         </w:rPr>
-        <w:t>Wynagrodzenie pracownika Politechniki Rzeszowskiej na stanowisku: młodszy specjalista ds. uczenia maszynowego, przygotowania danych eksperymentalnych i analizy wyników modeli AI/CV, będzie stanowić dodatek do wynagrodzenia za realizację zadań w projekcie, w ramach obowiązującej umowy o pracę (aneks do umowy). Stanowisko zajmie pracownik z tytułem lub stopniem mgr inż. Wysokość dodatku w kwocie brutto-brutto, wraz z kosztami po stronie pracodawcy, obliczono na podstawie średniego wynagrodzenia w danej grupie pracowniczej na Uczelni, zgodnie z Regulaminem wynagradzania (Zarządzenie Rektora nr 123/2021, t.j. z 30.12.2021 r. z późniejszymi zmianami). Dodatek miesięczny wyniesie średnio 1 525,29 zł, a zaangażowanie 340 godzin w ciągu 13 miesięcy, czyli ok. 26,2 godz. miesięcznie. Dodatek za cały okres wynosi 19 828,80 zł, czyli 58,32 zł za godzinę x 340 godz. Źródłem stawek jest wewnętrzny regulamin Uczelni, więc inne źródła nie występują. Wynagrodzenie jest niezbędne do realizacji prac B+R. Forma zatrudnienia: umowa o pracę.</w:t>
+        <w:t>Wynagrodzenie pracownika Politechniki Rzeszowskiej na stanowisku: młodszy specjalista ds. uczenia maszynowego, przygotowania danych eksperymentalnych i analizy wyników modeli AI/CV, będzie stanowić dodatek do wynagrodzenia za realizację zadań w projekcie, w ramach obowiązującej umowy o pracę (aneks do umowy). Stanowisko zajmie pracownik z tytułem lub stopniem mgr inż. Wysokość dodatku w kwocie brutto-brutto, wraz z kosztami po stronie pracodawcy, obliczono na podstawie średniego wynagrodzenia w danej grupie pracowniczej na Uczelni, zgodnie z Regulaminem wynagradzania (Zarządzenie Rektora nr 123/2021, t.j. z 30.12.2021 r. z późniejszymi zmianami). Dodatek miesięczny wyniesie średnio 1 525,29 zł, a zaangażowanie 340 godzin w ciągu 13 miesięcy, czyli ok. 26,2 godz. miesięcznie. Dodatek za cały okres wynosi 19 828,80 zł, czyli średnio 58,32 zł za godzinę przy 340 godz. Źródłem stawek jest wewnętrzny regulamin Uczelni, więc inne źródła nie występują. Wynagrodzenie jest niezbędne do realizacji prac B+R. Forma zatrudnienia: umowa o pracę.</w:t>
       </w:r>
     </w:p>
     <w:p>
@@ -3384,7 +4594,7 @@
           <w:color w:val="666666"/>
           <w:sz w:val="17"/>
         </w:rPr>
-        <w:t xml:space="preserve"> [1003 znaków]</w:t>
+        <w:t xml:space="preserve"> [1014 znaków]</w:t>
       </w:r>
     </w:p>
     <w:p>
@@ -3395,7 +4605,7 @@
         <w:rPr>
           <w:b w:val="0"/>
         </w:rPr>
-        <w:t>Wynagrodzenie pracownika Politechniki Rzeszowskiej na stanowisku: główny specjalista ds. systemów wizyjnych, percepcji 3D i integracji algorytmicznej, będzie stanowić dodatek do wynagrodzenia za realizację zadań w projekcie, w ramach obowiązującej umowy o pracę (aneks do umowy). Stanowisko zajmie pracownik z tytułem lub stopniem dr inż. Wysokość dodatku w kwocie brutto-brutto, wraz z kosztami po stronie pracodawcy, obliczono na podstawie średniego wynagrodzenia w danej grupie pracowniczej na Uczelni, zgodnie z Regulaminem wynagradzania (Zarządzenie Rektora nr 123/2021, t.j. z 30.12.2021 r. z późniejszymi zmianami). Dodatek miesięczny wyniesie średnio 1 879,56 zł, a zaangażowanie 227 godzin w ciągu 9 miesięcy, czyli ok. 25,2 godz. miesięcznie. Dodatek za cały okres wynosi 16 916,04 zł, czyli 74,52 zł za godzinę x 227 godz. Źródłem stawek jest wewnętrzny regulamin Uczelni, więc inne źródła nie występują. Wynagrodzenie jest niezbędne do realizacji prac B+R. Forma zatrudnienia: umowa o pracę.</w:t>
+        <w:t>Wynagrodzenie pracownika Politechniki Rzeszowskiej na stanowisku: główny specjalista ds. systemów wizyjnych, percepcji 3D i integracji algorytmicznej, będzie stanowić dodatek do wynagrodzenia za realizację zadań w projekcie, w ramach obowiązującej umowy o pracę (aneks do umowy). Stanowisko zajmie pracownik z tytułem lub stopniem dr inż. Wysokość dodatku w kwocie brutto-brutto, wraz z kosztami po stronie pracodawcy, obliczono na podstawie średniego wynagrodzenia w danej grupie pracowniczej na Uczelni, zgodnie z Regulaminem wynagradzania (Zarządzenie Rektora nr 123/2021, t.j. z 30.12.2021 r. z późniejszymi zmianami). Dodatek miesięczny wyniesie średnio 1 879,56 zł, a zaangażowanie 227 godzin w ciągu 9 miesięcy, czyli ok. 25,2 godz. miesięcznie. Dodatek za cały okres wynosi 16 916,04 zł, czyli średnio 74,52 zł za godzinę przy 227 godz. Źródłem stawek jest wewnętrzny regulamin Uczelni, więc inne źródła nie występują. Wynagrodzenie jest niezbędne do realizacji prac B+R. Forma zatrudnienia: umowa o pracę.</w:t>
       </w:r>
     </w:p>
     <w:p>
@@ -3415,7 +4625,7 @@
           <w:color w:val="666666"/>
           <w:sz w:val="17"/>
         </w:rPr>
-        <w:t xml:space="preserve"> [1007 znaków]</w:t>
+        <w:t xml:space="preserve"> [1018 znaków]</w:t>
       </w:r>
     </w:p>
     <w:p>
@@ -3426,7 +4636,7 @@
         <w:rPr>
           <w:b w:val="0"/>
         </w:rPr>
-        <w:t>Wynagrodzenie pracownika Politechniki Rzeszowskiej na stanowisku: główny specjalista ds. computer vision, rekonstrukcji 3D, kalibracji i analizy sygnałów, będzie stanowić dodatek do wynagrodzenia za realizację zadań w projekcie, w ramach obowiązującej umowy o pracę (aneks do umowy). Stanowisko zajmie pracownik z tytułem lub stopniem dr inż. Wysokość dodatku w kwocie brutto-brutto, wraz z kosztami po stronie pracodawcy, obliczono na podstawie średniego wynagrodzenia w danej grupie pracowniczej na Uczelni, zgodnie z Regulaminem wynagradzania (Zarządzenie Rektora nr 123/2021, t.j. z 30.12.2021 r. z późniejszymi zmianami). Dodatek miesięczny wyniesie średnio 1 879,56 zł, a zaangażowanie 227 godzin w ciągu 9 miesięcy, czyli ok. 25,2 godz. miesięcznie. Dodatek za cały okres wynosi 16 916,04 zł, czyli 74,52 zł za godzinę x 227 godz. Źródłem stawek jest wewnętrzny regulamin Uczelni, więc inne źródła nie występują. Wynagrodzenie jest niezbędne do realizacji prac B+R. Forma zatrudnienia: umowa o pracę.</w:t>
+        <w:t>Wynagrodzenie pracownika Politechniki Rzeszowskiej na stanowisku: główny specjalista ds. computer vision, rekonstrukcji 3D, kalibracji i analizy sygnałów, będzie stanowić dodatek do wynagrodzenia za realizację zadań w projekcie, w ramach obowiązującej umowy o pracę (aneks do umowy). Stanowisko zajmie pracownik z tytułem lub stopniem dr inż. Wysokość dodatku w kwocie brutto-brutto, wraz z kosztami po stronie pracodawcy, obliczono na podstawie średniego wynagrodzenia w danej grupie pracowniczej na Uczelni, zgodnie z Regulaminem wynagradzania (Zarządzenie Rektora nr 123/2021, t.j. z 30.12.2021 r. z późniejszymi zmianami). Dodatek miesięczny wyniesie średnio 1 879,56 zł, a zaangażowanie 227 godzin w ciągu 9 miesięcy, czyli ok. 25,2 godz. miesięcznie. Dodatek za cały okres wynosi 16 916,04 zł, czyli średnio 74,52 zł za godzinę przy 227 godz. Źródłem stawek jest wewnętrzny regulamin Uczelni, więc inne źródła nie występują. Wynagrodzenie jest niezbędne do realizacji prac B+R. Forma zatrudnienia: umowa o pracę.</w:t>
       </w:r>
     </w:p>
     <w:p>
@@ -3446,7 +4656,7 @@
           <w:color w:val="666666"/>
           <w:sz w:val="17"/>
         </w:rPr>
-        <w:t xml:space="preserve"> [994 znaków]</w:t>
+        <w:t xml:space="preserve"> [1005 znaków]</w:t>
       </w:r>
     </w:p>
     <w:p>
@@ -3457,7 +4667,7 @@
         <w:rPr>
           <w:b w:val="0"/>
         </w:rPr>
-        <w:t>Wynagrodzenie pracownika Politechniki Rzeszowskiej na stanowisku: specjalista ds. uczenia maszynowego, selekcji cech i predykcji ryzyka, będzie stanowić dodatek do wynagrodzenia za realizację zadań w projekcie, w ramach obowiązującej umowy o pracę (aneks do umowy). Stanowisko zajmie pracownik z tytułem lub stopniem dr hab. inż. Wysokość dodatku w kwocie brutto-brutto, wraz z kosztami po stronie pracodawcy, obliczono na podstawie średniego wynagrodzenia w danej grupie pracowniczej na Uczelni, zgodnie z Regulaminem wynagradzania (Zarządzenie Rektora nr 123/2021, t.j. z 30.12.2021 r. z późniejszymi zmianami). Dodatek miesięczny wyniesie średnio 2 754,00 zł, a zaangażowanie 270 godzin w ciągu 9 miesięcy, czyli ok. 30,0 godz. miesięcznie. Dodatek za cały okres wynosi 24 786,00 zł, czyli 91,80 zł za godzinę x 270 godz. Źródłem stawek jest wewnętrzny regulamin Uczelni, więc inne źródła nie występują. Wynagrodzenie jest niezbędne do realizacji prac B+R. Forma zatrudnienia: umowa o pracę.</w:t>
+        <w:t>Wynagrodzenie pracownika Politechniki Rzeszowskiej na stanowisku: specjalista ds. uczenia maszynowego, selekcji cech i predykcji ryzyka, będzie stanowić dodatek do wynagrodzenia za realizację zadań w projekcie, w ramach obowiązującej umowy o pracę (aneks do umowy). Stanowisko zajmie pracownik z tytułem lub stopniem dr hab. inż. Wysokość dodatku w kwocie brutto-brutto, wraz z kosztami po stronie pracodawcy, obliczono na podstawie średniego wynagrodzenia w danej grupie pracowniczej na Uczelni, zgodnie z Regulaminem wynagradzania (Zarządzenie Rektora nr 123/2021, t.j. z 30.12.2021 r. z późniejszymi zmianami). Dodatek miesięczny wyniesie średnio 2 754,00 zł, a zaangażowanie 270 godzin w ciągu 9 miesięcy, czyli ok. 30,0 godz. miesięcznie. Dodatek za cały okres wynosi 24 786,00 zł, czyli średnio 91,80 zł za godzinę przy 270 godz. Źródłem stawek jest wewnętrzny regulamin Uczelni, więc inne źródła nie występują. Wynagrodzenie jest niezbędne do realizacji prac B+R. Forma zatrudnienia: umowa o pracę.</w:t>
       </w:r>
     </w:p>
     <w:p>
@@ -3477,7 +4687,7 @@
           <w:color w:val="666666"/>
           <w:sz w:val="17"/>
         </w:rPr>
-        <w:t xml:space="preserve"> [1018 znaków]</w:t>
+        <w:t xml:space="preserve"> [1029 znaków]</w:t>
       </w:r>
     </w:p>
     <w:p>
@@ -3488,7 +4698,7 @@
         <w:rPr>
           <w:b w:val="0"/>
         </w:rPr>
-        <w:t>Wynagrodzenie pracownika Politechniki Rzeszowskiej na stanowisku: specjalista ds. modelowania matematycznego, statystyki i walidacji ilościowej, będzie stanowić dodatek do wynagrodzenia za realizację zadań w projekcie, w ramach obowiązującej umowy o pracę (aneks do umowy). Stanowisko zajmie pracownik z tytułem lub stopniem dr hab. nauk matematycznych. Wysokość dodatku w kwocie brutto-brutto, wraz z kosztami po stronie pracodawcy, obliczono na podstawie średniego wynagrodzenia w danej grupie pracowniczej na Uczelni, zgodnie z Regulaminem wynagradzania (Zarządzenie Rektora nr 123/2021, t.j. z 30.12.2021 r. z późniejszymi zmianami). Dodatek miesięczny wyniesie średnio 1 938,00 zł, a zaangażowanie 190 godzin w ciągu 9 miesięcy, czyli ok. 21,1 godz. miesięcznie. Dodatek za cały okres wynosi 17 442,00 zł, czyli 91,80 zł za godzinę x 190 godz. Źródłem stawek jest wewnętrzny regulamin Uczelni, więc inne źródła nie występują. Wynagrodzenie jest niezbędne do realizacji prac B+R. Forma zatrudnienia: umowa o pracę.</w:t>
+        <w:t>Wynagrodzenie pracownika Politechniki Rzeszowskiej na stanowisku: specjalista ds. modelowania matematycznego, statystyki i walidacji ilościowej, będzie stanowić dodatek do wynagrodzenia za realizację zadań w projekcie, w ramach obowiązującej umowy o pracę (aneks do umowy). Stanowisko zajmie pracownik z tytułem lub stopniem dr hab. nauk matematycznych. Wysokość dodatku w kwocie brutto-brutto, wraz z kosztami po stronie pracodawcy, obliczono na podstawie średniego wynagrodzenia w danej grupie pracowniczej na Uczelni, zgodnie z Regulaminem wynagradzania (Zarządzenie Rektora nr 123/2021, t.j. z 30.12.2021 r. z późniejszymi zmianami). Dodatek miesięczny wyniesie średnio 1 938,00 zł, a zaangażowanie 190 godzin w ciągu 9 miesięcy, czyli ok. 21,1 godz. miesięcznie. Dodatek za cały okres wynosi 17 442,00 zł, czyli średnio 91,80 zł za godzinę przy 190 godz. Źródłem stawek jest wewnętrzny regulamin Uczelni, więc inne źródła nie występują. Wynagrodzenie jest niezbędne do realizacji prac B+R. Forma zatrudnienia: umowa o pracę.</w:t>
       </w:r>
     </w:p>
     <w:p>
@@ -3601,7 +4811,7 @@
           <w:color w:val="666666"/>
           <w:sz w:val="17"/>
         </w:rPr>
-        <w:t xml:space="preserve"> [1032 znaków]</w:t>
+        <w:t xml:space="preserve"> [1043 znaków]</w:t>
       </w:r>
     </w:p>
     <w:p>
@@ -3612,7 +4822,7 @@
         <w:rPr>
           <w:b w:val="0"/>
         </w:rPr>
-        <w:t>Wynagrodzenie pracownika Politechniki Rzeszowskiej na stanowisku: młodszy specjalista ds. uczenia maszynowego, przygotowania danych eksperymentalnych i analizy wyników modeli AI/CV, będzie stanowić dodatek do wynagrodzenia za realizację zadań w projekcie, w ramach obowiązującej umowy o pracę (aneks do umowy). Stanowisko zajmie pracownik z tytułem lub stopniem mgr inż. Wysokość dodatku w kwocie brutto-brutto, wraz z kosztami po stronie pracodawcy, obliczono na podstawie średniego wynagrodzenia w danej grupie pracowniczej na Uczelni, zgodnie z Regulaminem wynagradzania (Zarządzenie Rektora nr 123/2021, t.j. z 30.12.2021 r. z późniejszymi zmianami). Dodatek miesięczny wyniesie średnio 777,60 zł, a zaangażowanie 120 godzin w ciągu 9 miesięcy, czyli ok. 13,3 godz. miesięcznie. Dodatek za cały okres wynosi 6 998,40 zł, czyli 58,32 zł za godzinę x 120 godz. Źródłem stawek jest wewnętrzny regulamin Uczelni, więc inne źródła nie występują. Wynagrodzenie jest niezbędne do realizacji prac B+R. Forma zatrudnienia: umowa o pracę.</w:t>
+        <w:t>Wynagrodzenie pracownika Politechniki Rzeszowskiej na stanowisku: młodszy specjalista ds. uczenia maszynowego, przygotowania danych eksperymentalnych i analizy wyników modeli AI/CV, będzie stanowić dodatek do wynagrodzenia za realizację zadań w projekcie, w ramach obowiązującej umowy o pracę (aneks do umowy). Stanowisko zajmie pracownik z tytułem lub stopniem mgr inż. Wysokość dodatku w kwocie brutto-brutto, wraz z kosztami po stronie pracodawcy, obliczono na podstawie średniego wynagrodzenia w danej grupie pracowniczej na Uczelni, zgodnie z Regulaminem wynagradzania (Zarządzenie Rektora nr 123/2021, t.j. z 30.12.2021 r. z późniejszymi zmianami). Dodatek miesięczny wyniesie średnio 777,60 zł, a zaangażowanie 120 godzin w ciągu 9 miesięcy, czyli ok. 13,3 godz. miesięcznie. Dodatek za cały okres wynosi 6 998,40 zł, czyli średnio 58,32 zł za godzinę przy 120 godz. Źródłem stawek jest wewnętrzny regulamin Uczelni, więc inne źródła nie występują. Wynagrodzenie jest niezbędne do realizacji prac B+R. Forma zatrudnienia: umowa o pracę.</w:t>
       </w:r>
     </w:p>
     <w:p>
@@ -3640,7 +4850,7 @@
           <w:color w:val="666666"/>
           <w:sz w:val="17"/>
         </w:rPr>
-        <w:t xml:space="preserve"> [1003 znaków]</w:t>
+        <w:t xml:space="preserve"> [1014 znaków]</w:t>
       </w:r>
     </w:p>
     <w:p>
@@ -3651,7 +4861,7 @@
         <w:rPr>
           <w:b w:val="0"/>
         </w:rPr>
-        <w:t>Wynagrodzenie pracownika Politechniki Rzeszowskiej na stanowisku: główny specjalista ds. systemów wizyjnych, percepcji 3D i integracji algorytmicznej, będzie stanowić dodatek do wynagrodzenia za realizację zadań w projekcie, w ramach obowiązującej umowy o pracę (aneks do umowy). Stanowisko zajmie pracownik z tytułem lub stopniem dr inż. Wysokość dodatku w kwocie brutto-brutto, wraz z kosztami po stronie pracodawcy, obliczono na podstawie średniego wynagrodzenia w danej grupie pracowniczej na Uczelni, zgodnie z Regulaminem wynagradzania (Zarządzenie Rektora nr 123/2021, t.j. z 30.12.2021 r. z późniejszymi zmianami). Dodatek miesięczny wyniesie średnio 1 879,56 zł, a zaangażowanie 227 godzin w ciągu 9 miesięcy, czyli ok. 25,2 godz. miesięcznie. Dodatek za cały okres wynosi 16 916,04 zł, czyli 74,52 zł za godzinę x 227 godz. Źródłem stawek jest wewnętrzny regulamin Uczelni, więc inne źródła nie występują. Wynagrodzenie jest niezbędne do realizacji prac B+R. Forma zatrudnienia: umowa o pracę.</w:t>
+        <w:t>Wynagrodzenie pracownika Politechniki Rzeszowskiej na stanowisku: główny specjalista ds. systemów wizyjnych, percepcji 3D i integracji algorytmicznej, będzie stanowić dodatek do wynagrodzenia za realizację zadań w projekcie, w ramach obowiązującej umowy o pracę (aneks do umowy). Stanowisko zajmie pracownik z tytułem lub stopniem dr inż. Wysokość dodatku w kwocie brutto-brutto, wraz z kosztami po stronie pracodawcy, obliczono na podstawie średniego wynagrodzenia w danej grupie pracowniczej na Uczelni, zgodnie z Regulaminem wynagradzania (Zarządzenie Rektora nr 123/2021, t.j. z 30.12.2021 r. z późniejszymi zmianami). Dodatek miesięczny wyniesie średnio 1 879,56 zł, a zaangażowanie 227 godzin w ciągu 9 miesięcy, czyli ok. 25,2 godz. miesięcznie. Dodatek za cały okres wynosi 16 916,04 zł, czyli średnio 74,52 zł za godzinę przy 227 godz. Źródłem stawek jest wewnętrzny regulamin Uczelni, więc inne źródła nie występują. Wynagrodzenie jest niezbędne do realizacji prac B+R. Forma zatrudnienia: umowa o pracę.</w:t>
       </w:r>
     </w:p>
     <w:p>
@@ -3671,7 +4881,7 @@
           <w:color w:val="666666"/>
           <w:sz w:val="17"/>
         </w:rPr>
-        <w:t xml:space="preserve"> [1007 znaków]</w:t>
+        <w:t xml:space="preserve"> [1018 znaków]</w:t>
       </w:r>
     </w:p>
     <w:p>
@@ -3682,7 +4892,7 @@
         <w:rPr>
           <w:b w:val="0"/>
         </w:rPr>
-        <w:t>Wynagrodzenie pracownika Politechniki Rzeszowskiej na stanowisku: główny specjalista ds. computer vision, rekonstrukcji 3D, kalibracji i analizy sygnałów, będzie stanowić dodatek do wynagrodzenia za realizację zadań w projekcie, w ramach obowiązującej umowy o pracę (aneks do umowy). Stanowisko zajmie pracownik z tytułem lub stopniem dr inż. Wysokość dodatku w kwocie brutto-brutto, wraz z kosztami po stronie pracodawcy, obliczono na podstawie średniego wynagrodzenia w danej grupie pracowniczej na Uczelni, zgodnie z Regulaminem wynagradzania (Zarządzenie Rektora nr 123/2021, t.j. z 30.12.2021 r. z późniejszymi zmianami). Dodatek miesięczny wyniesie średnio 1 879,56 zł, a zaangażowanie 227 godzin w ciągu 9 miesięcy, czyli ok. 25,2 godz. miesięcznie. Dodatek za cały okres wynosi 16 916,04 zł, czyli 74,52 zł za godzinę x 227 godz. Źródłem stawek jest wewnętrzny regulamin Uczelni, więc inne źródła nie występują. Wynagrodzenie jest niezbędne do realizacji prac B+R. Forma zatrudnienia: umowa o pracę.</w:t>
+        <w:t>Wynagrodzenie pracownika Politechniki Rzeszowskiej na stanowisku: główny specjalista ds. computer vision, rekonstrukcji 3D, kalibracji i analizy sygnałów, będzie stanowić dodatek do wynagrodzenia za realizację zadań w projekcie, w ramach obowiązującej umowy o pracę (aneks do umowy). Stanowisko zajmie pracownik z tytułem lub stopniem dr inż. Wysokość dodatku w kwocie brutto-brutto, wraz z kosztami po stronie pracodawcy, obliczono na podstawie średniego wynagrodzenia w danej grupie pracowniczej na Uczelni, zgodnie z Regulaminem wynagradzania (Zarządzenie Rektora nr 123/2021, t.j. z 30.12.2021 r. z późniejszymi zmianami). Dodatek miesięczny wyniesie średnio 1 879,56 zł, a zaangażowanie 227 godzin w ciągu 9 miesięcy, czyli ok. 25,2 godz. miesięcznie. Dodatek za cały okres wynosi 16 916,04 zł, czyli średnio 74,52 zł za godzinę przy 227 godz. Źródłem stawek jest wewnętrzny regulamin Uczelni, więc inne źródła nie występują. Wynagrodzenie jest niezbędne do realizacji prac B+R. Forma zatrudnienia: umowa o pracę.</w:t>
       </w:r>
     </w:p>
     <w:p>
@@ -3702,7 +4912,7 @@
           <w:color w:val="666666"/>
           <w:sz w:val="17"/>
         </w:rPr>
-        <w:t xml:space="preserve"> [988 znaków]</w:t>
+        <w:t xml:space="preserve"> [999 znaków]</w:t>
       </w:r>
     </w:p>
     <w:p>
@@ -3713,7 +4923,7 @@
         <w:rPr>
           <w:b w:val="0"/>
         </w:rPr>
-        <w:t>Wynagrodzenie pracownika Politechniki Rzeszowskiej na stanowisku: specjalista ds. uczenia maszynowego, selekcji cech i predykcji ryzyka, będzie stanowić dodatek do wynagrodzenia za realizację zadań w projekcie, w ramach obowiązującej umowy o pracę (aneks do umowy). Stanowisko zajmie pracownik z tytułem lub stopniem dr hab. inż. Wysokość dodatku w kwocie brutto-brutto, wraz z kosztami po stronie pracodawcy, obliczono na podstawie średniego wynagrodzenia w danej grupie pracowniczej na Uczelni, zgodnie z Regulaminem wynagradzania (Zarządzenie Rektora nr 123/2021, t.j. z 30.12.2021 r. z późniejszymi zmianami). Dodatek miesięczny wyniesie średnio 714,00 zł, a zaangażowanie 70 godzin w ciągu 9 miesięcy, czyli ok. 7,8 godz. miesięcznie. Dodatek za cały okres wynosi 6 426,00 zł, czyli 91,80 zł za godzinę x 70 godz. Źródłem stawek jest wewnętrzny regulamin Uczelni, więc inne źródła nie występują. Wynagrodzenie jest niezbędne do realizacji prac B+R. Forma zatrudnienia: umowa o pracę.</w:t>
+        <w:t>Wynagrodzenie pracownika Politechniki Rzeszowskiej na stanowisku: specjalista ds. uczenia maszynowego, selekcji cech i predykcji ryzyka, będzie stanowić dodatek do wynagrodzenia za realizację zadań w projekcie, w ramach obowiązującej umowy o pracę (aneks do umowy). Stanowisko zajmie pracownik z tytułem lub stopniem dr hab. inż. Wysokość dodatku w kwocie brutto-brutto, wraz z kosztami po stronie pracodawcy, obliczono na podstawie średniego wynagrodzenia w danej grupie pracowniczej na Uczelni, zgodnie z Regulaminem wynagradzania (Zarządzenie Rektora nr 123/2021, t.j. z 30.12.2021 r. z późniejszymi zmianami). Dodatek miesięczny wyniesie średnio 714,00 zł, a zaangażowanie 70 godzin w ciągu 9 miesięcy, czyli ok. 7,8 godz. miesięcznie. Dodatek za cały okres wynosi 6 426,00 zł, czyli średnio 91,80 zł za godzinę przy 70 godz. Źródłem stawek jest wewnętrzny regulamin Uczelni, więc inne źródła nie występują. Wynagrodzenie jest niezbędne do realizacji prac B+R. Forma zatrudnienia: umowa o pracę.</w:t>
       </w:r>
     </w:p>
     <w:p>
@@ -3733,7 +4943,7 @@
           <w:color w:val="666666"/>
           <w:sz w:val="17"/>
         </w:rPr>
-        <w:t xml:space="preserve"> [1012 znaków]</w:t>
+        <w:t xml:space="preserve"> [1023 znaków]</w:t>
       </w:r>
     </w:p>
     <w:p>
@@ -3744,7 +4954,7 @@
         <w:rPr>
           <w:b w:val="0"/>
         </w:rPr>
-        <w:t>Wynagrodzenie pracownika Politechniki Rzeszowskiej na stanowisku: specjalista ds. modelowania matematycznego, statystyki i walidacji ilościowej, będzie stanowić dodatek do wynagrodzenia za realizację zadań w projekcie, w ramach obowiązującej umowy o pracę (aneks do umowy). Stanowisko zajmie pracownik z tytułem lub stopniem dr hab. nauk matematycznych. Wysokość dodatku w kwocie brutto-brutto, wraz z kosztami po stronie pracodawcy, obliczono na podstawie średniego wynagrodzenia w danej grupie pracowniczej na Uczelni, zgodnie z Regulaminem wynagradzania (Zarządzenie Rektora nr 123/2021, t.j. z 30.12.2021 r. z późniejszymi zmianami). Dodatek miesięczny wyniesie średnio 775,20 zł, a zaangażowanie 76 godzin w ciągu 9 miesięcy, czyli ok. 8,4 godz. miesięcznie. Dodatek za cały okres wynosi 6 976,80 zł, czyli 91,80 zł za godzinę x 76 godz. Źródłem stawek jest wewnętrzny regulamin Uczelni, więc inne źródła nie występują. Wynagrodzenie jest niezbędne do realizacji prac B+R. Forma zatrudnienia: umowa o pracę.</w:t>
+        <w:t>Wynagrodzenie pracownika Politechniki Rzeszowskiej na stanowisku: specjalista ds. modelowania matematycznego, statystyki i walidacji ilościowej, będzie stanowić dodatek do wynagrodzenia za realizację zadań w projekcie, w ramach obowiązującej umowy o pracę (aneks do umowy). Stanowisko zajmie pracownik z tytułem lub stopniem dr hab. nauk matematycznych. Wysokość dodatku w kwocie brutto-brutto, wraz z kosztami po stronie pracodawcy, obliczono na podstawie średniego wynagrodzenia w danej grupie pracowniczej na Uczelni, zgodnie z Regulaminem wynagradzania (Zarządzenie Rektora nr 123/2021, t.j. z 30.12.2021 r. z późniejszymi zmianami). Dodatek miesięczny wyniesie średnio 775,20 zł, a zaangażowanie 76 godzin w ciągu 9 miesięcy, czyli ok. 8,4 godz. miesięcznie. Dodatek za cały okres wynosi 6 976,80 zł, czyli średnio 91,80 zł za godzinę przy 76 godz. Źródłem stawek jest wewnętrzny regulamin Uczelni, więc inne źródła nie występują. Wynagrodzenie jest niezbędne do realizacji prac B+R. Forma zatrudnienia: umowa o pracę.</w:t>
       </w:r>
     </w:p>
     <w:p>
@@ -3857,7 +5067,7 @@
           <w:color w:val="666666"/>
           <w:sz w:val="17"/>
         </w:rPr>
-        <w:t xml:space="preserve"> [1032 znaków]</w:t>
+        <w:t xml:space="preserve"> [1043 znaków]</w:t>
       </w:r>
     </w:p>
     <w:p>
@@ -3868,7 +5078,7 @@
         <w:rPr>
           <w:b w:val="0"/>
         </w:rPr>
-        <w:t>Wynagrodzenie pracownika Politechniki Rzeszowskiej na stanowisku: młodszy specjalista ds. uczenia maszynowego, przygotowania danych eksperymentalnych i analizy wyników modeli AI/CV, będzie stanowić dodatek do wynagrodzenia za realizację zadań w projekcie, w ramach obowiązującej umowy o pracę (aneks do umowy). Stanowisko zajmie pracownik z tytułem lub stopniem mgr inż. Wysokość dodatku w kwocie brutto-brutto, wraz z kosztami po stronie pracodawcy, obliczono na podstawie średniego wynagrodzenia w danej grupie pracowniczej na Uczelni, zgodnie z Regulaminem wynagradzania (Zarządzenie Rektora nr 123/2021, t.j. z 30.12.2021 r. z późniejszymi zmianami). Dodatek miesięczny wyniesie średnio 648,00 zł, a zaangażowanie 100 godzin w ciągu 9 miesięcy, czyli ok. 11,1 godz. miesięcznie. Dodatek za cały okres wynosi 5 832,00 zł, czyli 58,32 zł za godzinę x 100 godz. Źródłem stawek jest wewnętrzny regulamin Uczelni, więc inne źródła nie występują. Wynagrodzenie jest niezbędne do realizacji prac B+R. Forma zatrudnienia: umowa o pracę.</w:t>
+        <w:t>Wynagrodzenie pracownika Politechniki Rzeszowskiej na stanowisku: młodszy specjalista ds. uczenia maszynowego, przygotowania danych eksperymentalnych i analizy wyników modeli AI/CV, będzie stanowić dodatek do wynagrodzenia za realizację zadań w projekcie, w ramach obowiązującej umowy o pracę (aneks do umowy). Stanowisko zajmie pracownik z tytułem lub stopniem mgr inż. Wysokość dodatku w kwocie brutto-brutto, wraz z kosztami po stronie pracodawcy, obliczono na podstawie średniego wynagrodzenia w danej grupie pracowniczej na Uczelni, zgodnie z Regulaminem wynagradzania (Zarządzenie Rektora nr 123/2021, t.j. z 30.12.2021 r. z późniejszymi zmianami). Dodatek miesięczny wyniesie średnio 648,00 zł, a zaangażowanie 100 godzin w ciągu 9 miesięcy, czyli ok. 11,1 godz. miesięcznie. Dodatek za cały okres wynosi 5 832,00 zł, czyli średnio 58,32 zł za godzinę przy 100 godz. Źródłem stawek jest wewnętrzny regulamin Uczelni, więc inne źródła nie występują. Wynagrodzenie jest niezbędne do realizacji prac B+R. Forma zatrudnienia: umowa o pracę.</w:t>
       </w:r>
     </w:p>
     <w:p>
@@ -3889,14 +5099,14 @@
           <w:b/>
           <w:sz w:val="20"/>
         </w:rPr>
-        <w:t>główny specjalista ds. systemów wizyjnych, percepcji 3D i integracji algorytmicznej – wynagrodzenie (Z8): 22 430,52 zł, UoP</w:t>
+        <w:t>główny specjalista ds. systemów wizyjnych, percepcji 3D i integracji algorytmicznej – wynagrodzenie (Z8): 22 430,20 zł, UoP</w:t>
       </w:r>
       <w:r>
         <w:rPr>
           <w:color w:val="666666"/>
           <w:sz w:val="17"/>
         </w:rPr>
-        <w:t xml:space="preserve"> [1003 znaków]</w:t>
+        <w:t xml:space="preserve"> [1014 znaków]</w:t>
       </w:r>
     </w:p>
     <w:p>
@@ -3907,7 +5117,7 @@
         <w:rPr>
           <w:b w:val="0"/>
         </w:rPr>
-        <w:t>Wynagrodzenie pracownika Politechniki Rzeszowskiej na stanowisku: główny specjalista ds. systemów wizyjnych, percepcji 3D i integracji algorytmicznej, będzie stanowić dodatek do wynagrodzenia za realizację zadań w projekcie, w ramach obowiązującej umowy o pracę (aneks do umowy). Stanowisko zajmie pracownik z tytułem lub stopniem dr inż. Wysokość dodatku w kwocie brutto-brutto, wraz z kosztami po stronie pracodawcy, obliczono na podstawie średniego wynagrodzenia w danej grupie pracowniczej na Uczelni, zgodnie z Regulaminem wynagradzania (Zarządzenie Rektora nr 123/2021, t.j. z 30.12.2021 r. z późniejszymi zmianami). Dodatek miesięczny wyniesie średnio 2 492,28 zł, a zaangażowanie 301 godzin w ciągu 9 miesięcy, czyli ok. 33,4 godz. miesięcznie. Dodatek za cały okres wynosi 22 430,52 zł, czyli 74,52 zł za godzinę x 301 godz. Źródłem stawek jest wewnętrzny regulamin Uczelni, więc inne źródła nie występują. Wynagrodzenie jest niezbędne do realizacji prac B+R. Forma zatrudnienia: umowa o pracę.</w:t>
+        <w:t>Wynagrodzenie pracownika Politechniki Rzeszowskiej na stanowisku: główny specjalista ds. systemów wizyjnych, percepcji 3D i integracji algorytmicznej, będzie stanowić dodatek do wynagrodzenia za realizację zadań w projekcie, w ramach obowiązującej umowy o pracę (aneks do umowy). Stanowisko zajmie pracownik z tytułem lub stopniem dr inż. Wysokość dodatku w kwocie brutto-brutto, wraz z kosztami po stronie pracodawcy, obliczono na podstawie średniego wynagrodzenia w danej grupie pracowniczej na Uczelni, zgodnie z Regulaminem wynagradzania (Zarządzenie Rektora nr 123/2021, t.j. z 30.12.2021 r. z późniejszymi zmianami). Dodatek miesięczny wyniesie średnio 2 492,24 zł, a zaangażowanie 301 godzin w ciągu 9 miesięcy, czyli ok. 33,4 godz. miesięcznie. Dodatek za cały okres wynosi 22 430,20 zł, czyli średnio 74,52 zł za godzinę przy 301 godz. Źródłem stawek jest wewnętrzny regulamin Uczelni, więc inne źródła nie występują. Wynagrodzenie jest niezbędne do realizacji prac B+R. Forma zatrudnienia: umowa o pracę.</w:t>
       </w:r>
     </w:p>
     <w:p>
@@ -3920,14 +5130,14 @@
           <w:b/>
           <w:sz w:val="20"/>
         </w:rPr>
-        <w:t>główny specjalista ds. computer vision, rekonstrukcji 3D, kalibracji i analizy sygnałów – wynagrodzenie (Z8): 22 430,52 zł, UoP</w:t>
+        <w:t>główny specjalista ds. computer vision, rekonstrukcji 3D, kalibracji i analizy sygnałów – wynagrodzenie (Z8): 22 430,20 zł, UoP</w:t>
       </w:r>
       <w:r>
         <w:rPr>
           <w:color w:val="666666"/>
           <w:sz w:val="17"/>
         </w:rPr>
-        <w:t xml:space="preserve"> [1007 znaków]</w:t>
+        <w:t xml:space="preserve"> [1018 znaków]</w:t>
       </w:r>
     </w:p>
     <w:p>
@@ -3938,7 +5148,7 @@
         <w:rPr>
           <w:b w:val="0"/>
         </w:rPr>
-        <w:t>Wynagrodzenie pracownika Politechniki Rzeszowskiej na stanowisku: główny specjalista ds. computer vision, rekonstrukcji 3D, kalibracji i analizy sygnałów, będzie stanowić dodatek do wynagrodzenia za realizację zadań w projekcie, w ramach obowiązującej umowy o pracę (aneks do umowy). Stanowisko zajmie pracownik z tytułem lub stopniem dr inż. Wysokość dodatku w kwocie brutto-brutto, wraz z kosztami po stronie pracodawcy, obliczono na podstawie średniego wynagrodzenia w danej grupie pracowniczej na Uczelni, zgodnie z Regulaminem wynagradzania (Zarządzenie Rektora nr 123/2021, t.j. z 30.12.2021 r. z późniejszymi zmianami). Dodatek miesięczny wyniesie średnio 2 492,28 zł, a zaangażowanie 301 godzin w ciągu 9 miesięcy, czyli ok. 33,4 godz. miesięcznie. Dodatek za cały okres wynosi 22 430,52 zł, czyli 74,52 zł za godzinę x 301 godz. Źródłem stawek jest wewnętrzny regulamin Uczelni, więc inne źródła nie występują. Wynagrodzenie jest niezbędne do realizacji prac B+R. Forma zatrudnienia: umowa o pracę.</w:t>
+        <w:t>Wynagrodzenie pracownika Politechniki Rzeszowskiej na stanowisku: główny specjalista ds. computer vision, rekonstrukcji 3D, kalibracji i analizy sygnałów, będzie stanowić dodatek do wynagrodzenia za realizację zadań w projekcie, w ramach obowiązującej umowy o pracę (aneks do umowy). Stanowisko zajmie pracownik z tytułem lub stopniem dr inż. Wysokość dodatku w kwocie brutto-brutto, wraz z kosztami po stronie pracodawcy, obliczono na podstawie średniego wynagrodzenia w danej grupie pracowniczej na Uczelni, zgodnie z Regulaminem wynagradzania (Zarządzenie Rektora nr 123/2021, t.j. z 30.12.2021 r. z późniejszymi zmianami). Dodatek miesięczny wyniesie średnio 2 492,24 zł, a zaangażowanie 301 godzin w ciągu 9 miesięcy, czyli ok. 33,4 godz. miesięcznie. Dodatek za cały okres wynosi 22 430,20 zł, czyli średnio 74,52 zł za godzinę przy 301 godz. Źródłem stawek jest wewnętrzny regulamin Uczelni, więc inne źródła nie występują. Wynagrodzenie jest niezbędne do realizacji prac B+R. Forma zatrudnienia: umowa o pracę.</w:t>
       </w:r>
     </w:p>
     <w:p>
@@ -3958,7 +5168,7 @@
           <w:color w:val="666666"/>
           <w:sz w:val="17"/>
         </w:rPr>
-        <w:t xml:space="preserve"> [994 znaków]</w:t>
+        <w:t xml:space="preserve"> [1005 znaków]</w:t>
       </w:r>
     </w:p>
     <w:p>
@@ -3969,7 +5179,7 @@
         <w:rPr>
           <w:b w:val="0"/>
         </w:rPr>
-        <w:t>Wynagrodzenie pracownika Politechniki Rzeszowskiej na stanowisku: specjalista ds. uczenia maszynowego, selekcji cech i predykcji ryzyka, będzie stanowić dodatek do wynagrodzenia za realizację zadań w projekcie, w ramach obowiązującej umowy o pracę (aneks do umowy). Stanowisko zajmie pracownik z tytułem lub stopniem dr hab. inż. Wysokość dodatku w kwocie brutto-brutto, wraz z kosztami po stronie pracodawcy, obliczono na podstawie średniego wynagrodzenia w danej grupie pracowniczej na Uczelni, zgodnie z Regulaminem wynagradzania (Zarządzenie Rektora nr 123/2021, t.j. z 30.12.2021 r. z późniejszymi zmianami). Dodatek miesięczny wyniesie średnio 1 132,20 zł, a zaangażowanie 111 godzin w ciągu 9 miesięcy, czyli ok. 12,3 godz. miesięcznie. Dodatek za cały okres wynosi 10 189,80 zł, czyli 91,80 zł za godzinę x 111 godz. Źródłem stawek jest wewnętrzny regulamin Uczelni, więc inne źródła nie występują. Wynagrodzenie jest niezbędne do realizacji prac B+R. Forma zatrudnienia: umowa o pracę.</w:t>
+        <w:t>Wynagrodzenie pracownika Politechniki Rzeszowskiej na stanowisku: specjalista ds. uczenia maszynowego, selekcji cech i predykcji ryzyka, będzie stanowić dodatek do wynagrodzenia za realizację zadań w projekcie, w ramach obowiązującej umowy o pracę (aneks do umowy). Stanowisko zajmie pracownik z tytułem lub stopniem dr hab. inż. Wysokość dodatku w kwocie brutto-brutto, wraz z kosztami po stronie pracodawcy, obliczono na podstawie średniego wynagrodzenia w danej grupie pracowniczej na Uczelni, zgodnie z Regulaminem wynagradzania (Zarządzenie Rektora nr 123/2021, t.j. z 30.12.2021 r. z późniejszymi zmianami). Dodatek miesięczny wyniesie średnio 1 132,20 zł, a zaangażowanie 111 godzin w ciągu 9 miesięcy, czyli ok. 12,3 godz. miesięcznie. Dodatek za cały okres wynosi 10 189,80 zł, czyli średnio 91,80 zł za godzinę przy 111 godz. Źródłem stawek jest wewnętrzny regulamin Uczelni, więc inne źródła nie występują. Wynagrodzenie jest niezbędne do realizacji prac B+R. Forma zatrudnienia: umowa o pracę.</w:t>
       </w:r>
     </w:p>
     <w:p>
@@ -3982,14 +5192,14 @@
           <w:b/>
           <w:sz w:val="20"/>
         </w:rPr>
-        <w:t>specjalista ds. modelowania matematycznego, statystyki i walidacji ilościowej – wynagrodzenie (Z8): 9 363,60 zł, UoP</w:t>
+        <w:t>specjalista ds. modelowania matematycznego, statystyki i walidacji ilościowej – wynagrodzenie (Z8): 9 271,80 zł, UoP</w:t>
       </w:r>
       <w:r>
         <w:rPr>
           <w:color w:val="666666"/>
           <w:sz w:val="17"/>
         </w:rPr>
-        <w:t xml:space="preserve"> [1017 znaków]</w:t>
+        <w:t xml:space="preserve"> [1028 znaków]</w:t>
       </w:r>
     </w:p>
     <w:p>
@@ -4000,7 +5210,7 @@
         <w:rPr>
           <w:b w:val="0"/>
         </w:rPr>
-        <w:t>Wynagrodzenie pracownika Politechniki Rzeszowskiej na stanowisku: specjalista ds. modelowania matematycznego, statystyki i walidacji ilościowej, będzie stanowić dodatek do wynagrodzenia za realizację zadań w projekcie, w ramach obowiązującej umowy o pracę (aneks do umowy). Stanowisko zajmie pracownik z tytułem lub stopniem dr hab. nauk matematycznych. Wysokość dodatku w kwocie brutto-brutto, wraz z kosztami po stronie pracodawcy, obliczono na podstawie średniego wynagrodzenia w danej grupie pracowniczej na Uczelni, zgodnie z Regulaminem wynagradzania (Zarządzenie Rektora nr 123/2021, t.j. z 30.12.2021 r. z późniejszymi zmianami). Dodatek miesięczny wyniesie średnio 1 040,40 zł, a zaangażowanie 102 godzin w ciągu 9 miesięcy, czyli ok. 11,3 godz. miesięcznie. Dodatek za cały okres wynosi 9 363,60 zł, czyli 91,80 zł za godzinę x 102 godz. Źródłem stawek jest wewnętrzny regulamin Uczelni, więc inne źródła nie występują. Wynagrodzenie jest niezbędne do realizacji prac B+R. Forma zatrudnienia: umowa o pracę.</w:t>
+        <w:t>Wynagrodzenie pracownika Politechniki Rzeszowskiej na stanowisku: specjalista ds. modelowania matematycznego, statystyki i walidacji ilościowej, będzie stanowić dodatek do wynagrodzenia za realizację zadań w projekcie, w ramach obowiązującej umowy o pracę (aneks do umowy). Stanowisko zajmie pracownik z tytułem lub stopniem dr hab. nauk matematycznych. Wysokość dodatku w kwocie brutto-brutto, wraz z kosztami po stronie pracodawcy, obliczono na podstawie średniego wynagrodzenia w danej grupie pracowniczej na Uczelni, zgodnie z Regulaminem wynagradzania (Zarządzenie Rektora nr 123/2021, t.j. z 30.12.2021 r. z późniejszymi zmianami). Dodatek miesięczny wyniesie średnio 1 030,20 zł, a zaangażowanie 101 godzin w ciągu 9 miesięcy, czyli ok. 11,2 godz. miesięcznie. Dodatek za cały okres wynosi 9 271,80 zł, czyli średnio 91,80 zł za godzinę przy 101 godz. Źródłem stawek jest wewnętrzny regulamin Uczelni, więc inne źródła nie występują. Wynagrodzenie jest niezbędne do realizacji prac B+R. Forma zatrudnienia: umowa o pracę.</w:t>
       </w:r>
     </w:p>
     <w:p>
@@ -4013,7 +5223,7 @@
           <w:b/>
           <w:sz w:val="20"/>
         </w:rPr>
-        <w:t>specjalista ds. danych AI/CV, anotacji i analizy wyników modeli – wynagrodzenie (Z8): 13 063,68 zł, zlecenie</w:t>
+        <w:t>specjalista ds. danych AI/CV, anotacji i analizy wyników modeli – wynagrodzenie (Z8): 13 122,00 zł, zlecenie</w:t>
       </w:r>
       <w:r>
         <w:rPr>
@@ -4031,7 +5241,7 @@
         <w:rPr>
           <w:b w:val="0"/>
         </w:rPr>
-        <w:t>Wynagrodzenie z tytułu umowy zlecenia, którą Politechnika Rzeszowska zawrze z osobą na stanowisku: specjalista ds. danych AI/CV, anotacji i analizy wyników modeli, z wykształceniem wyższym kierunkowym (informatyka, automatyka lub AI), za realizację zadań B+R w projekcie, zgodnie z Regulaminem wynagradzania (Zarządzenie Rektora nr 123/2021, t.j. z 30.12.2021 r. z późniejszymi zmianami). Wynagrodzenie skalkulowano jako iloczyn stawki godzinowej i liczby godzin, w kwocie brutto-brutto, wraz z kosztami po stronie zleceniodawcy: 58,32 zł x 224 godz. = 13 063,68 zł. Stawkę godzinową przyjęto na podstawie stawek dla właściwej grupy określonych w Regulaminie, który jest jedynym źródłem stawek Uczelni. Zaangażowanie wyniesie ok. 24,9 godz. miesięcznie przez 9 miesięcy. Wynagrodzenie jest niezbędne do realizacji prac B+R. Forma zatrudnienia: umowa zlecenie.</w:t>
+        <w:t>Wynagrodzenie z tytułu umowy zlecenia, którą Politechnika Rzeszowska zawrze z osobą na stanowisku: specjalista ds. danych AI/CV, anotacji i analizy wyników modeli, z wykształceniem wyższym kierunkowym (informatyka, automatyka lub AI), za realizację zadań B+R w projekcie, zgodnie z Regulaminem wynagradzania (Zarządzenie Rektora nr 123/2021, t.j. z 30.12.2021 r. z późniejszymi zmianami). Wynagrodzenie skalkulowano jako iloczyn stawki godzinowej i liczby godzin, w kwocie brutto-brutto, wraz z kosztami po stronie zleceniodawcy: 58,32 zł x 225 godz. = 13 122,00 zł. Stawkę godzinową przyjęto na podstawie stawek dla właściwej grupy określonych w Regulaminie, który jest jedynym źródłem stawek Uczelni. Zaangażowanie wyniesie ok. 25,0 godz. miesięcznie przez 9 miesięcy. Wynagrodzenie jest niezbędne do realizacji prac B+R. Forma zatrudnienia: umowa zlecenie.</w:t>
       </w:r>
     </w:p>
     <w:p>
@@ -4044,7 +5254,7 @@
           <w:b/>
           <w:sz w:val="20"/>
         </w:rPr>
-        <w:t>specjalista ds. przetwarzania danych wielomodalnych i organizacji datasetu – wynagrodzenie (Z8): 13 786,20 zł, zlecenie</w:t>
+        <w:t>specjalista ds. przetwarzania danych wielomodalnych i organizacji datasetu – wynagrodzenie (Z8): 13 711,68 zł, zlecenie</w:t>
       </w:r>
       <w:r>
         <w:rPr>
@@ -4062,7 +5272,7 @@
         <w:rPr>
           <w:b w:val="0"/>
         </w:rPr>
-        <w:t>Wynagrodzenie z tytułu umowy zlecenia, którą Politechnika Rzeszowska zawrze z osobą na stanowisku: specjalista ds. przetwarzania danych wielomodalnych i organizacji datasetu, z wykształceniem wyższym kierunkowym (informatyka, automatyka lub AI), za realizację zadań B+R w projekcie, zgodnie z Regulaminem wynagradzania (Zarządzenie Rektora nr 123/2021, t.j. z 30.12.2021 r. z późniejszymi zmianami). Wynagrodzenie skalkulowano jako iloczyn stawki godzinowej i liczby godzin, w kwocie brutto-brutto, wraz z kosztami po stronie zleceniodawcy: 74,52 zł x 185 godz. = 13 786,20 zł. Stawkę godzinową przyjęto na podstawie stawek dla właściwej grupy określonych w Regulaminie, który jest jedynym źródłem stawek Uczelni. Zaangażowanie wyniesie ok. 20,6 godz. miesięcznie przez 9 miesięcy. Wynagrodzenie jest niezbędne do realizacji prac B+R. Forma zatrudnienia: umowa zlecenie.</w:t>
+        <w:t>Wynagrodzenie z tytułu umowy zlecenia, którą Politechnika Rzeszowska zawrze z osobą na stanowisku: specjalista ds. przetwarzania danych wielomodalnych i organizacji datasetu, z wykształceniem wyższym kierunkowym (informatyka, automatyka lub AI), za realizację zadań B+R w projekcie, zgodnie z Regulaminem wynagradzania (Zarządzenie Rektora nr 123/2021, t.j. z 30.12.2021 r. z późniejszymi zmianami). Wynagrodzenie skalkulowano jako iloczyn stawki godzinowej i liczby godzin, w kwocie brutto-brutto, wraz z kosztami po stronie zleceniodawcy: 74,52 zł x 184 godz. = 13 711,68 zł. Stawkę godzinową przyjęto na podstawie stawek dla właściwej grupy określonych w Regulaminie, który jest jedynym źródłem stawek Uczelni. Zaangażowanie wyniesie ok. 20,4 godz. miesięcznie przez 9 miesięcy. Wynagrodzenie jest niezbędne do realizacji prac B+R. Forma zatrudnienia: umowa zlecenie.</w:t>
       </w:r>
     </w:p>
     <w:p>
@@ -4106,14 +5316,14 @@
           <w:b/>
           <w:sz w:val="20"/>
         </w:rPr>
-        <w:t>młodszy specjalista ds. uczenia maszynowego, przygotowania danych eksperymentalnych i analizy wyników modeli AI/CV – wynagrodzenie (Z8): 10 789,20 zł, UoP</w:t>
+        <w:t>młodszy specjalista ds. uczenia maszynowego, przygotowania danych eksperymentalnych i analizy wyników modeli AI/CV – wynagrodzenie (Z8): 10 905,84 zł, UoP</w:t>
       </w:r>
       <w:r>
         <w:rPr>
           <w:color w:val="666666"/>
           <w:sz w:val="17"/>
         </w:rPr>
-        <w:t xml:space="preserve"> [1035 znaków]</w:t>
+        <w:t xml:space="preserve"> [1046 znaków]</w:t>
       </w:r>
     </w:p>
     <w:p>
@@ -4124,7 +5334,7 @@
         <w:rPr>
           <w:b w:val="0"/>
         </w:rPr>
-        <w:t>Wynagrodzenie pracownika Politechniki Rzeszowskiej na stanowisku: młodszy specjalista ds. uczenia maszynowego, przygotowania danych eksperymentalnych i analizy wyników modeli AI/CV, będzie stanowić dodatek do wynagrodzenia za realizację zadań w projekcie, w ramach obowiązującej umowy o pracę (aneks do umowy). Stanowisko zajmie pracownik z tytułem lub stopniem mgr inż. Wysokość dodatku w kwocie brutto-brutto, wraz z kosztami po stronie pracodawcy, obliczono na podstawie średniego wynagrodzenia w danej grupie pracowniczej na Uczelni, zgodnie z Regulaminem wynagradzania (Zarządzenie Rektora nr 123/2021, t.j. z 30.12.2021 r. z późniejszymi zmianami). Dodatek miesięczny wyniesie średnio 1 198,80 zł, a zaangażowanie 185 godzin w ciągu 9 miesięcy, czyli ok. 20,6 godz. miesięcznie. Dodatek za cały okres wynosi 10 789,20 zł, czyli 58,32 zł za godzinę x 185 godz. Źródłem stawek jest wewnętrzny regulamin Uczelni, więc inne źródła nie występują. Wynagrodzenie jest niezbędne do realizacji prac B+R. Forma zatrudnienia: umowa o pracę.</w:t>
+        <w:t>Wynagrodzenie pracownika Politechniki Rzeszowskiej na stanowisku: młodszy specjalista ds. uczenia maszynowego, przygotowania danych eksperymentalnych i analizy wyników modeli AI/CV, będzie stanowić dodatek do wynagrodzenia za realizację zadań w projekcie, w ramach obowiązującej umowy o pracę (aneks do umowy). Stanowisko zajmie pracownik z tytułem lub stopniem mgr inż. Wysokość dodatku w kwocie brutto-brutto, wraz z kosztami po stronie pracodawcy, obliczono na podstawie średniego wynagrodzenia w danej grupie pracowniczej na Uczelni, zgodnie z Regulaminem wynagradzania (Zarządzenie Rektora nr 123/2021, t.j. z 30.12.2021 r. z późniejszymi zmianami). Dodatek miesięczny wyniesie średnio 1 211,76 zł, a zaangażowanie 187 godzin w ciągu 9 miesięcy, czyli ok. 20,8 godz. miesięcznie. Dodatek za cały okres wynosi 10 905,84 zł, czyli średnio 58,32 zł za godzinę przy 187 godz. Źródłem stawek jest wewnętrzny regulamin Uczelni, więc inne źródła nie występują. Wynagrodzenie jest niezbędne do realizacji prac B+R. Forma zatrudnienia: umowa o pracę.</w:t>
       </w:r>
     </w:p>
     <w:p>
@@ -4278,7 +5488,7 @@
                 <w:b w:val="0"/>
                 <w:sz w:val="18"/>
               </w:rPr>
-              <w:t>Spełnione: 3 pojazdy, wyliczone elementy montażu.</w:t>
+              <w:t>Spełnione: 3 montaże i 3 demontaże, wyliczone elementy i godziny.</w:t>
             </w:r>
           </w:p>
         </w:tc>
@@ -4293,7 +5503,7 @@
                 <w:b w:val="0"/>
                 <w:sz w:val="18"/>
               </w:rPr>
-              <w:t>Spełnione: 3 montaże i 3 demontaże.</w:t>
+              <w:t>Spełnione: 3 montaże i 3 demontaże, wyliczone elementy i godziny.</w:t>
             </w:r>
           </w:p>
         </w:tc>
@@ -4325,7 +5535,7 @@
                 <w:b w:val="0"/>
                 <w:sz w:val="18"/>
               </w:rPr>
-              <w:t>Spełnione: 50 000 zł za pojazd, razem 150 000 zł.</w:t>
+              <w:t>Spełnione: 50 000 zł za pojazd, 600 godz. x 250 zł = 150 000 zł.</w:t>
             </w:r>
           </w:p>
         </w:tc>
@@ -4340,7 +5550,7 @@
                 <w:b w:val="0"/>
                 <w:sz w:val="18"/>
               </w:rPr>
-              <w:t>Spełnione: ok. 23 333 zł za pojazd, razem 70 000 zł.</w:t>
+              <w:t>Spełnione: ok. 23 333 zł za pojazd, 280 godz. x 250 zł = 70 000 zł.</w:t>
             </w:r>
           </w:p>
         </w:tc>
@@ -4419,7 +5629,7 @@
                 <w:b w:val="0"/>
                 <w:sz w:val="18"/>
               </w:rPr>
-              <w:t>Spełnione: podwykonawca tylko montaż.</w:t>
+              <w:t>Spełnione: podwykonawca tylko montaż i demontaż.</w:t>
             </w:r>
           </w:p>
         </w:tc>
@@ -4619,7 +5829,7 @@
                 <w:b w:val="0"/>
                 <w:sz w:val="18"/>
               </w:rPr>
-              <w:t>Pkt 3.1.1, opis zadania Z2, ostatni akapit przed zespołem</w:t>
+              <w:t>Pkt 3.1.1, opis zadania Z2</w:t>
             </w:r>
           </w:p>
         </w:tc>
@@ -4634,7 +5844,7 @@
                 <w:b w:val="0"/>
                 <w:sz w:val="18"/>
               </w:rPr>
-              <w:t>Zdanie „Montaż i demontaż sensorów wykona podwykonawca” zostaje tylko wtedy, gdy oferty Z2 obejmowały demontaż po kampanii (M18); wtedy do nazwy i uzasadnienia pozycji Z2 dopisz „oraz demontaż po kampanii”. Jeśli oferty obejmowały sam montaż, zmień zdanie na „Montaż sensorów wykona podwykonawca”, a demontaż toru po kampanii opisz jako czynność personelu Everest11 (część 9).</w:t>
+              <w:t>Zdanie „Montaż i demontaż sensorów wykona podwykonawca” jest już zgodne z pozycją Z2 (montaż i demontaż po kampanii). Bez zmian.</w:t>
             </w:r>
           </w:p>
         </w:tc>
@@ -4698,7 +5908,7 @@
                 <w:b w:val="0"/>
                 <w:sz w:val="18"/>
               </w:rPr>
-              <w:t>Godziny: główny specjalista ds. systemów wizyjnych 301 (było 325), główny specjalista ds. computer vision 301 (325), uczenia maszynowego 111 (120), modelowania matematycznego 102 (110), danych AI/CV 224 (242), przetwarzania danych 185 (200), implementacji AI/CV 189 (204), młodszy specjalista 185 (200).</w:t>
+              <w:t>Godziny zmienione w pliku Opisy_zadan_z_kamieniami_milowymi.docx (opis zadania i tabela godzin osób): główny specjalista ds. systemów wizyjnych 301 (było 325), główny specjalista ds. computer vision 301 (325), uczenia maszynowego 111 (120), modelowania matematycznego 101 (110), danych AI/CV 225 (242), przetwarzania danych 184 (200), implementacji AI/CV 189 (204), młodszy specjalista 187 (200).</w:t>
             </w:r>
           </w:p>
         </w:tc>
@@ -4730,7 +5940,7 @@
                 <w:b w:val="0"/>
                 <w:sz w:val="18"/>
               </w:rPr>
-              <w:t>Bez zmian merytorycznych. Zdanie „z demontażem po kampanii” w opisie pojazdów dotyczy Z2 i Z9 łącznie i jest zgodne z częścią 9.</w:t>
+              <w:t>Bez zmian merytorycznych. Zdanie „z demontażem po kampanii” jest zgodne z pozycjami Z2 i Z9.</w:t>
             </w:r>
           </w:p>
         </w:tc>
@@ -4863,7 +6073,7 @@
                 <w:b w:val="0"/>
                 <w:sz w:val="18"/>
               </w:rPr>
-              <w:t>PRz potwierdza nowe godziny w Z8 (część 6.2) i że Regulamin (Zarządzenie nr 123/2021) zawiera stawki, z których wynikają kwoty. Dobrze mieć wyciąg z tabeli stawek na wypadek pytania o podstawę.</w:t>
+              <w:t>Stanisław Kozioł (IoT Specialist) potwierdza godziny i podział prac z części 2 i 3 (600 godz. w Z2, 280 godz. w Z9), bo w metodzie jest napisane, że liczbę godzin oszacował on.</w:t>
             </w:r>
           </w:p>
         </w:tc>
@@ -4878,7 +6088,7 @@
                 <w:b w:val="0"/>
                 <w:sz w:val="18"/>
               </w:rPr>
-              <w:t>Godziny zmieniają zapis zaangażowania w umowach i aneksach PRz, więc PRz musi o nich wiedzieć. Uwaga K3-41 prosi też o podstawę stawki.</w:t>
+              <w:t>To jest zapis w dokumencie wniosku, więc musi zgadzać się z jego opinią. Jeśli uzna, że któraś pozycja wymaga więcej lub mniej godzin, zmieni się podział, ale suma kwoty zostaje taka sama, bo wynika ze średniej z ofert.</w:t>
             </w:r>
           </w:p>
         </w:tc>
@@ -4895,7 +6105,7 @@
                 <w:b w:val="0"/>
                 <w:sz w:val="18"/>
               </w:rPr>
-              <w:t>Zakupy Everest11 (osoba, która zbierała oferty): czy oferty Cadway-Automotive, RLE VESOFTX i BEISSBARTH EQUIPMENT zawierają podział na roboczogodziny i stawkę oraz czy rozeznanie objęło więcej niż trzy zapytania.</w:t>
+              <w:t>Zapytać trzech oferentów (Cadway-Automotive, RLE VESOFTX, BEISSBARTH EQUIPMENT) o rozbicie ich ofert na roboczogodziny i stawkę. Jedna wiadomość e-mail do każdego wystarczy.</w:t>
             </w:r>
           </w:p>
         </w:tc>
@@ -4910,37 +6120,7 @@
                 <w:b w:val="0"/>
                 <w:sz w:val="18"/>
               </w:rPr>
-              <w:t xml:space="preserve">Uwaga K3-43 pyta o pracochłonność i stawkę. Z ofert znam tylko kwoty, więc podałam koszt jednostkowy za pojazd. Jeśli oferty mają podział, dopisz na końcu metody jedno zdanie: „Oferty zawierają wycenę </w:t>
-            </w:r>
-            <w:r>
-              <w:rPr>
-                <w:b w:val="0"/>
-                <w:sz w:val="18"/>
-                <w:highlight w:val="yellow"/>
-              </w:rPr>
-              <w:t>liczba</w:t>
-            </w:r>
-            <w:r>
-              <w:rPr>
-                <w:b w:val="0"/>
-                <w:sz w:val="18"/>
-              </w:rPr>
-              <w:t xml:space="preserve"> godzin pracy po </w:t>
-            </w:r>
-            <w:r>
-              <w:rPr>
-                <w:b w:val="0"/>
-                <w:sz w:val="18"/>
-                <w:highlight w:val="yellow"/>
-              </w:rPr>
-              <w:t>stawka</w:t>
-            </w:r>
-            <w:r>
-              <w:rPr>
-                <w:b w:val="0"/>
-                <w:sz w:val="18"/>
-              </w:rPr>
-              <w:t xml:space="preserve"> zł za godzinę oraz materiały montażowe.” Jeśli zapytań było więcej niż trzy, popraw liczbę w pierwszym zdaniu metody.</w:t>
+              <w:t>Rozkład w tekście to kalkulacja Everest11 dobrana tak, by mieściła się w ofertach, a nie dane z ofert. Ekspert może poprosić o oferty. Jeśli rozbicie oferentów będzie inne, popraw godziny i stawkę w tekście, a suma 150 000 i 70 000 zł zostaje.</w:t>
             </w:r>
           </w:p>
         </w:tc>
@@ -4957,7 +6137,7 @@
                 <w:b w:val="0"/>
                 <w:sz w:val="18"/>
               </w:rPr>
-              <w:t>Zakupy lub dział techniczny Everest11: czy oferta Z2 obejmowała demontaż toru po kampanii (M18).</w:t>
+              <w:t>Sprawdzić w przeglądarce trzy źródła stawek robocizny (kb.pl, Interia Motoryzacja, cenauslug.pl): zakres 200-300 zł za godzinę.</w:t>
             </w:r>
           </w:p>
         </w:tc>
@@ -4972,7 +6152,7 @@
                 <w:b w:val="0"/>
                 <w:sz w:val="18"/>
               </w:rPr>
-              <w:t>Pkt 6.4 i opis Z2 mówią o demontażu po kampanii, a pozycja Z2 w rejestrze to sam montaż. Jeśli oferty obejmowały demontaż, dopisz do nazwy i uzasadnienia Z2 „oraz demontaż po kampanii” (kwota bez zmian). Jeśli nie, demontaż toru wykona personel Everest11 jako czynność techniczną prac B+R, a zdanie w opisie Z2 zmienię na sam montaż.</w:t>
+              <w:t>Źródła znalazłam wyszukiwarką i nie mogłam otworzyć ich stron, więc zakres pochodzi z podsumowań wyników. Przed złożeniem trzeba zobaczyć stronę i wpisać ewentualną poprawkę.</w:t>
             </w:r>
           </w:p>
         </w:tc>
